--- a/article/Etnomat_Rumah_Adat_Mandar_Revisi.docx
+++ b/article/Etnomat_Rumah_Adat_Mandar_Revisi.docx
@@ -1035,6 +1035,7 @@
         <w:jc w:val="both"/>
       </w:pPr>
       <w:r>
+        <w:lastRenderedPageBreak/>
         <w:t xml:space="preserve"> Tujuan utama dari etnomatematika adalah mengakui keragaman cara manusia dalam menerapkan matematika, yang meliputi berbagai metode perhitungan, pengukuran, serta pemecahan masalah yang dikembangkan oleh beragam budaya di seluruh dunia</w:t>
       </w:r>
       <w:r>
@@ -1663,6 +1664,7 @@
         <w:rPr>
           <w:spacing w:val="-2"/>
         </w:rPr>
+        <w:lastRenderedPageBreak/>
         <w:t>Tujuan</w:t>
       </w:r>
     </w:p>
@@ -2489,11 +2491,90 @@
         <w:ind w:right="136" w:firstLine="567"/>
         <w:jc w:val="both"/>
       </w:pPr>
-      <w:r>
-        <w:rPr>
-          <w:lang w:val="en-ID"/>
-        </w:rPr>
-        <w:t>atau dinyatakan dalam bentuk gradien (m) sebagai:</w:t>
+      <w:proofErr w:type="spellStart"/>
+      <w:r>
+        <w:rPr>
+          <w:lang w:val="en-ID"/>
+        </w:rPr>
+        <w:lastRenderedPageBreak/>
+        <w:t>atau</w:t>
+      </w:r>
+      <w:proofErr w:type="spellEnd"/>
+      <w:r>
+        <w:rPr>
+          <w:lang w:val="en-ID"/>
+        </w:rPr>
+        <w:t xml:space="preserve"> </w:t>
+      </w:r>
+      <w:proofErr w:type="spellStart"/>
+      <w:r>
+        <w:rPr>
+          <w:lang w:val="en-ID"/>
+        </w:rPr>
+        <w:t>dinyatakan</w:t>
+      </w:r>
+      <w:proofErr w:type="spellEnd"/>
+      <w:r>
+        <w:rPr>
+          <w:lang w:val="en-ID"/>
+        </w:rPr>
+        <w:t xml:space="preserve"> </w:t>
+      </w:r>
+      <w:proofErr w:type="spellStart"/>
+      <w:r>
+        <w:rPr>
+          <w:lang w:val="en-ID"/>
+        </w:rPr>
+        <w:t>dalam</w:t>
+      </w:r>
+      <w:proofErr w:type="spellEnd"/>
+      <w:r>
+        <w:rPr>
+          <w:lang w:val="en-ID"/>
+        </w:rPr>
+        <w:t xml:space="preserve"> </w:t>
+      </w:r>
+      <w:proofErr w:type="spellStart"/>
+      <w:r>
+        <w:rPr>
+          <w:lang w:val="en-ID"/>
+        </w:rPr>
+        <w:t>bentuk</w:t>
+      </w:r>
+      <w:proofErr w:type="spellEnd"/>
+      <w:r>
+        <w:rPr>
+          <w:lang w:val="en-ID"/>
+        </w:rPr>
+        <w:t xml:space="preserve"> </w:t>
+      </w:r>
+      <w:proofErr w:type="spellStart"/>
+      <w:r>
+        <w:rPr>
+          <w:lang w:val="en-ID"/>
+        </w:rPr>
+        <w:t>gradien</w:t>
+      </w:r>
+      <w:proofErr w:type="spellEnd"/>
+      <w:r>
+        <w:rPr>
+          <w:lang w:val="en-ID"/>
+        </w:rPr>
+        <w:t xml:space="preserve"> (m) </w:t>
+      </w:r>
+      <w:proofErr w:type="spellStart"/>
+      <w:r>
+        <w:rPr>
+          <w:lang w:val="en-ID"/>
+        </w:rPr>
+        <w:t>sebagai</w:t>
+      </w:r>
+      <w:proofErr w:type="spellEnd"/>
+      <w:r>
+        <w:rPr>
+          <w:lang w:val="en-ID"/>
+        </w:rPr>
+        <w:t>:</w:t>
       </w:r>
     </w:p>
     <w:p>
@@ -2966,7 +3047,11 @@
         <w:jc w:val="both"/>
       </w:pPr>
       <w:r>
-        <w:t xml:space="preserve"> Pada bagian tumbaq layar sering terdapat ornamen ukiran bunga melati, yang melambangkan kesucian, keindahan, dan keharuman nama baik keluarga. Sementara pada ujung bawah atap bagian kanan dan kiri, terdapat ukiran berbentuk burung atau ayam jantan, simbol semangat, kewaspadaan, dan tanggung jawab laki-laki Mandar terhadap keluarganya. Di bagian puncak bubungan depan dan belakang, terdapat ornamen tegak ke atas yang disebut “teppang”, melambangkan doa, harapan, dan hubungan vertikal manusia dengan Tuhan Yang Maha Kuasa.</w:t>
+        <w:t xml:space="preserve"> Pada bagian tumbaq layar sering terdapat ornamen ukiran bunga melati, yang melambangkan kesucian, keindahan, dan keharuman nama baik keluarga. </w:t>
+      </w:r>
+      <w:r>
+        <w:lastRenderedPageBreak/>
+        <w:t>Sementara pada ujung bawah atap bagian kanan dan kiri, terdapat ukiran berbentuk burung atau ayam jantan, simbol semangat, kewaspadaan, dan tanggung jawab laki-laki Mandar terhadap keluarganya. Di bagian puncak bubungan depan dan belakang, terdapat ornamen tegak ke atas yang disebut “teppang”, melambangkan doa, harapan, dan hubungan vertikal manusia dengan Tuhan Yang Maha Kuasa.</w:t>
       </w:r>
     </w:p>
     <w:p>
@@ -3401,6 +3486,7 @@
         <w:jc w:val="both"/>
       </w:pPr>
       <w:r>
+        <w:lastRenderedPageBreak/>
         <w:t>Dua susun tangga ini melambangkan tingkatan sosial pemilik rumah dan menggambarkan tata nilai dalam kehidupan masyarakat Mandar yang sangat menjunjung tinggi kehormatan dan status adat. Tangga pertama digunakan sebagai jalur masuk umum bagi tamu biasa, sedangkan tangga kedua diperuntukkan bagi tamu kehormatan, tokoh masyarakat, atau upacara adat tertentu. Dengan demikian, struktur fisik tangga menjadi cerminan dari sistem sosial yang tertata dan berlapis, di mana setiap orang memiliki kedudukan dan penghormatan sesuai dengan perannya di tengah masyarakat.</w:t>
       </w:r>
     </w:p>
@@ -3465,6 +3551,7 @@
         <w:jc w:val="both"/>
       </w:pPr>
       <w:r>
+        <w:lastRenderedPageBreak/>
         <w:t>Dua tak terpisahkan melambangkan dua prinsip dasar kehidupan, yaitu hukum dan demokrasi, yang saling melengkapi dan tidak dapat dipisahkan. Sementara tiga saling membutuhkan menggambarkan tiga unsur penting lainnya, yakni ekonomi, keadilan, dan persatuan. Seperti halnya segitiga pada struktur tangga, ketiga sisi ini saling berhubungan dan menopang satu sama lain. Jika salah satu sisi tidak proporsional, keseimbangan akan hilang, begitu pula dalam kehidupan sosial yang harus dijaga agar tetap selaras dan harmonis.</w:t>
       </w:r>
     </w:p>
@@ -3515,35 +3602,13 @@
         <w:rPr>
           <w:rFonts w:asciiTheme="majorBidi" w:hAnsiTheme="majorBidi" w:cstheme="majorBidi"/>
         </w:rPr>
-        <w:t xml:space="preserve">Dalam arsitektur rumah adat Mandar atau </w:t>
-      </w:r>
-      <w:r>
-        <w:rPr>
-          <w:rFonts w:asciiTheme="majorBidi" w:hAnsiTheme="majorBidi" w:cstheme="majorBidi"/>
-          <w:i/>
-          <w:iCs/>
-        </w:rPr>
-        <w:t>Boyang</w:t>
-      </w:r>
-      <w:r>
-        <w:rPr>
-          <w:rFonts w:asciiTheme="majorBidi" w:hAnsiTheme="majorBidi" w:cstheme="majorBidi"/>
-        </w:rPr>
-        <w:t>, tiang penyangga (</w:t>
-      </w:r>
-      <w:r>
-        <w:rPr>
-          <w:rFonts w:asciiTheme="majorBidi" w:hAnsiTheme="majorBidi" w:cstheme="majorBidi"/>
-          <w:i/>
-          <w:iCs/>
-        </w:rPr>
-        <w:t>alliriang</w:t>
-      </w:r>
-      <w:r>
-        <w:rPr>
-          <w:rFonts w:asciiTheme="majorBidi" w:hAnsiTheme="majorBidi" w:cstheme="majorBidi"/>
-        </w:rPr>
-        <w:t xml:space="preserve">) merupakan elemen struktural utama yang menopang keseluruhan bangunan. Rumah Boyang dibangun dalam bentuk rumah panggung, sehingga keberadaan tiang menjadi pusat kekuatan dan keseimbangan bangunan. </w:t>
+        <w:t xml:space="preserve"> </w:t>
+      </w:r>
+      <w:r>
+        <w:rPr>
+          <w:rFonts w:asciiTheme="majorBidi" w:hAnsiTheme="majorBidi" w:cstheme="majorBidi"/>
+        </w:rPr>
+        <w:t>Tiang-tiang disusun sejajar dalam dua arah — depan ke belakang dan kanan ke kiri — sehingga membentuk bidang persegi panjang yang terdiri atas titik-titik koordinat beraturan. Jika dilihat dari atas, susunan tiang ini menyerupai pola kisi (grid) yang dapat direpresentasikan secara matematis sebagai himpunan titik-titik berjarak sama di bidang dua dimensi. Setiap deret tiang membentuk garis sejajar (parallel lines) yang memiliki arah sama dan tidak pernah berpotongan, menegaskan prinsip geometri bahwa keseimbangan dapat tercapai bila jarak antar garis sejajar dijaga konstan.</w:t>
       </w:r>
     </w:p>
     <w:p>
@@ -3554,42 +3619,831 @@
         <w:jc w:val="both"/>
         <w:rPr>
           <w:rFonts w:asciiTheme="majorBidi" w:hAnsiTheme="majorBidi" w:cstheme="majorBidi"/>
-        </w:rPr>
-      </w:pPr>
-      <w:r>
-        <w:rPr>
-          <w:rFonts w:asciiTheme="majorBidi" w:hAnsiTheme="majorBidi" w:cstheme="majorBidi"/>
-        </w:rPr>
-        <w:t xml:space="preserve">Berdasarkan hasil penelitian Nurmiati Zamad &amp; Alfiah (2017) dalam artikel </w:t>
-      </w:r>
-      <w:r>
-        <w:rPr>
-          <w:rFonts w:asciiTheme="majorBidi" w:hAnsiTheme="majorBidi" w:cstheme="majorBidi"/>
-          <w:i/>
-          <w:iCs/>
-        </w:rPr>
-        <w:t>“Identitas Arsitektur Mandar pada Bangunan Tradisional di Kabupaten Majene”</w:t>
-      </w:r>
-      <w:r>
-        <w:rPr>
-          <w:rFonts w:asciiTheme="majorBidi" w:hAnsiTheme="majorBidi" w:cstheme="majorBidi"/>
-        </w:rPr>
-        <w:t>, struktur tiang rumah Mandar tersusun secara teratur dan simetris, membentuk pola grid sejajar yang tidak hanya memperkuat konstruksi fisik, tetapi juga mencerminkan nilai keteraturan, keseimbangan, dan kebersamaan dalam budaya masyarakat Mandar.</w:t>
-      </w:r>
-    </w:p>
-    <w:p>
-      <w:pPr>
-        <w:rPr>
-          <w:rFonts w:asciiTheme="majorBidi" w:hAnsiTheme="majorBidi" w:cstheme="majorBidi"/>
-          <w:sz w:val="24"/>
-          <w:szCs w:val="24"/>
-        </w:rPr>
-      </w:pPr>
-      <w:r>
-        <w:rPr>
-          <w:rFonts w:asciiTheme="majorBidi" w:hAnsiTheme="majorBidi" w:cstheme="majorBidi"/>
-        </w:rPr>
-        <w:br w:type="page"/>
+          <w:lang w:val="en-ID"/>
+        </w:rPr>
+      </w:pPr>
+      <w:r>
+        <w:rPr>
+          <w:rFonts w:asciiTheme="majorBidi" w:hAnsiTheme="majorBidi" w:cstheme="majorBidi"/>
+          <w:lang w:val="en-ID"/>
+        </w:rPr>
+        <w:t xml:space="preserve">Selain </w:t>
+      </w:r>
+      <w:proofErr w:type="spellStart"/>
+      <w:r>
+        <w:rPr>
+          <w:rFonts w:asciiTheme="majorBidi" w:hAnsiTheme="majorBidi" w:cstheme="majorBidi"/>
+          <w:lang w:val="en-ID"/>
+        </w:rPr>
+        <w:t>keteraturan</w:t>
+      </w:r>
+      <w:proofErr w:type="spellEnd"/>
+      <w:r>
+        <w:rPr>
+          <w:rFonts w:asciiTheme="majorBidi" w:hAnsiTheme="majorBidi" w:cstheme="majorBidi"/>
+          <w:lang w:val="en-ID"/>
+        </w:rPr>
+        <w:t xml:space="preserve"> garis, </w:t>
+      </w:r>
+      <w:proofErr w:type="spellStart"/>
+      <w:r>
+        <w:rPr>
+          <w:rFonts w:asciiTheme="majorBidi" w:hAnsiTheme="majorBidi" w:cstheme="majorBidi"/>
+          <w:lang w:val="en-ID"/>
+        </w:rPr>
+        <w:t>jarak</w:t>
+      </w:r>
+      <w:proofErr w:type="spellEnd"/>
+      <w:r>
+        <w:rPr>
+          <w:rFonts w:asciiTheme="majorBidi" w:hAnsiTheme="majorBidi" w:cstheme="majorBidi"/>
+          <w:lang w:val="en-ID"/>
+        </w:rPr>
+        <w:t xml:space="preserve"> </w:t>
+      </w:r>
+      <w:proofErr w:type="spellStart"/>
+      <w:r>
+        <w:rPr>
+          <w:rFonts w:asciiTheme="majorBidi" w:hAnsiTheme="majorBidi" w:cstheme="majorBidi"/>
+          <w:lang w:val="en-ID"/>
+        </w:rPr>
+        <w:t>antar</w:t>
+      </w:r>
+      <w:proofErr w:type="spellEnd"/>
+      <w:r>
+        <w:rPr>
+          <w:rFonts w:asciiTheme="majorBidi" w:hAnsiTheme="majorBidi" w:cstheme="majorBidi"/>
+          <w:lang w:val="en-ID"/>
+        </w:rPr>
+        <w:t xml:space="preserve"> </w:t>
+      </w:r>
+      <w:proofErr w:type="spellStart"/>
+      <w:r>
+        <w:rPr>
+          <w:rFonts w:asciiTheme="majorBidi" w:hAnsiTheme="majorBidi" w:cstheme="majorBidi"/>
+          <w:lang w:val="en-ID"/>
+        </w:rPr>
+        <w:t>tiang</w:t>
+      </w:r>
+      <w:proofErr w:type="spellEnd"/>
+      <w:r>
+        <w:rPr>
+          <w:rFonts w:asciiTheme="majorBidi" w:hAnsiTheme="majorBidi" w:cstheme="majorBidi"/>
+          <w:lang w:val="en-ID"/>
+        </w:rPr>
+        <w:t xml:space="preserve"> </w:t>
+      </w:r>
+      <w:proofErr w:type="spellStart"/>
+      <w:r>
+        <w:rPr>
+          <w:rFonts w:asciiTheme="majorBidi" w:hAnsiTheme="majorBidi" w:cstheme="majorBidi"/>
+          <w:lang w:val="en-ID"/>
+        </w:rPr>
+        <w:t>atau</w:t>
+      </w:r>
+      <w:proofErr w:type="spellEnd"/>
+      <w:r>
+        <w:rPr>
+          <w:rFonts w:asciiTheme="majorBidi" w:hAnsiTheme="majorBidi" w:cstheme="majorBidi"/>
+          <w:lang w:val="en-ID"/>
+        </w:rPr>
+        <w:t xml:space="preserve"> interval juga </w:t>
+      </w:r>
+      <w:proofErr w:type="spellStart"/>
+      <w:r>
+        <w:rPr>
+          <w:rFonts w:asciiTheme="majorBidi" w:hAnsiTheme="majorBidi" w:cstheme="majorBidi"/>
+          <w:lang w:val="en-ID"/>
+        </w:rPr>
+        <w:t>menjadi</w:t>
+      </w:r>
+      <w:proofErr w:type="spellEnd"/>
+      <w:r>
+        <w:rPr>
+          <w:rFonts w:asciiTheme="majorBidi" w:hAnsiTheme="majorBidi" w:cstheme="majorBidi"/>
+          <w:lang w:val="en-ID"/>
+        </w:rPr>
+        <w:t xml:space="preserve"> </w:t>
+      </w:r>
+      <w:proofErr w:type="spellStart"/>
+      <w:r>
+        <w:rPr>
+          <w:rFonts w:asciiTheme="majorBidi" w:hAnsiTheme="majorBidi" w:cstheme="majorBidi"/>
+          <w:lang w:val="en-ID"/>
+        </w:rPr>
+        <w:t>unsur</w:t>
+      </w:r>
+      <w:proofErr w:type="spellEnd"/>
+      <w:r>
+        <w:rPr>
+          <w:rFonts w:asciiTheme="majorBidi" w:hAnsiTheme="majorBidi" w:cstheme="majorBidi"/>
+          <w:lang w:val="en-ID"/>
+        </w:rPr>
+        <w:t xml:space="preserve"> </w:t>
+      </w:r>
+      <w:proofErr w:type="spellStart"/>
+      <w:r>
+        <w:rPr>
+          <w:rFonts w:asciiTheme="majorBidi" w:hAnsiTheme="majorBidi" w:cstheme="majorBidi"/>
+          <w:lang w:val="en-ID"/>
+        </w:rPr>
+        <w:t>penting</w:t>
+      </w:r>
+      <w:proofErr w:type="spellEnd"/>
+      <w:r>
+        <w:rPr>
+          <w:rFonts w:asciiTheme="majorBidi" w:hAnsiTheme="majorBidi" w:cstheme="majorBidi"/>
+          <w:lang w:val="en-ID"/>
+        </w:rPr>
+        <w:t xml:space="preserve"> </w:t>
+      </w:r>
+      <w:proofErr w:type="spellStart"/>
+      <w:r>
+        <w:rPr>
+          <w:rFonts w:asciiTheme="majorBidi" w:hAnsiTheme="majorBidi" w:cstheme="majorBidi"/>
+          <w:lang w:val="en-ID"/>
+        </w:rPr>
+        <w:t>dalam</w:t>
+      </w:r>
+      <w:proofErr w:type="spellEnd"/>
+      <w:r>
+        <w:rPr>
+          <w:rFonts w:asciiTheme="majorBidi" w:hAnsiTheme="majorBidi" w:cstheme="majorBidi"/>
+          <w:lang w:val="en-ID"/>
+        </w:rPr>
+        <w:t xml:space="preserve"> </w:t>
+      </w:r>
+      <w:proofErr w:type="spellStart"/>
+      <w:r>
+        <w:rPr>
+          <w:rFonts w:asciiTheme="majorBidi" w:hAnsiTheme="majorBidi" w:cstheme="majorBidi"/>
+          <w:lang w:val="en-ID"/>
+        </w:rPr>
+        <w:t>penerapan</w:t>
+      </w:r>
+      <w:proofErr w:type="spellEnd"/>
+      <w:r>
+        <w:rPr>
+          <w:rFonts w:asciiTheme="majorBidi" w:hAnsiTheme="majorBidi" w:cstheme="majorBidi"/>
+          <w:lang w:val="en-ID"/>
+        </w:rPr>
+        <w:t xml:space="preserve"> </w:t>
+      </w:r>
+      <w:proofErr w:type="spellStart"/>
+      <w:r>
+        <w:rPr>
+          <w:rFonts w:asciiTheme="majorBidi" w:hAnsiTheme="majorBidi" w:cstheme="majorBidi"/>
+          <w:lang w:val="en-ID"/>
+        </w:rPr>
+        <w:t>konsep</w:t>
+      </w:r>
+      <w:proofErr w:type="spellEnd"/>
+      <w:r>
+        <w:rPr>
+          <w:rFonts w:asciiTheme="majorBidi" w:hAnsiTheme="majorBidi" w:cstheme="majorBidi"/>
+          <w:lang w:val="en-ID"/>
+        </w:rPr>
+        <w:t xml:space="preserve"> </w:t>
+      </w:r>
+      <w:proofErr w:type="spellStart"/>
+      <w:r>
+        <w:rPr>
+          <w:rFonts w:asciiTheme="majorBidi" w:hAnsiTheme="majorBidi" w:cstheme="majorBidi"/>
+          <w:lang w:val="en-ID"/>
+        </w:rPr>
+        <w:t>jarak</w:t>
+      </w:r>
+      <w:proofErr w:type="spellEnd"/>
+      <w:r>
+        <w:rPr>
+          <w:rFonts w:asciiTheme="majorBidi" w:hAnsiTheme="majorBidi" w:cstheme="majorBidi"/>
+          <w:lang w:val="en-ID"/>
+        </w:rPr>
+        <w:t xml:space="preserve"> </w:t>
+      </w:r>
+      <w:proofErr w:type="spellStart"/>
+      <w:r>
+        <w:rPr>
+          <w:rFonts w:asciiTheme="majorBidi" w:hAnsiTheme="majorBidi" w:cstheme="majorBidi"/>
+          <w:lang w:val="en-ID"/>
+        </w:rPr>
+        <w:t>antar</w:t>
+      </w:r>
+      <w:proofErr w:type="spellEnd"/>
+      <w:r>
+        <w:rPr>
+          <w:rFonts w:asciiTheme="majorBidi" w:hAnsiTheme="majorBidi" w:cstheme="majorBidi"/>
+          <w:lang w:val="en-ID"/>
+        </w:rPr>
+        <w:t xml:space="preserve"> garis </w:t>
+      </w:r>
+      <w:proofErr w:type="spellStart"/>
+      <w:r>
+        <w:rPr>
+          <w:rFonts w:asciiTheme="majorBidi" w:hAnsiTheme="majorBidi" w:cstheme="majorBidi"/>
+          <w:lang w:val="en-ID"/>
+        </w:rPr>
+        <w:t>sejajar</w:t>
+      </w:r>
+      <w:proofErr w:type="spellEnd"/>
+      <w:r>
+        <w:rPr>
+          <w:rFonts w:asciiTheme="majorBidi" w:hAnsiTheme="majorBidi" w:cstheme="majorBidi"/>
+          <w:lang w:val="en-ID"/>
+        </w:rPr>
+        <w:t xml:space="preserve"> (distance between parallels). Dalam </w:t>
+      </w:r>
+      <w:proofErr w:type="spellStart"/>
+      <w:r>
+        <w:rPr>
+          <w:rFonts w:asciiTheme="majorBidi" w:hAnsiTheme="majorBidi" w:cstheme="majorBidi"/>
+          <w:lang w:val="en-ID"/>
+        </w:rPr>
+        <w:t>konstruksi</w:t>
+      </w:r>
+      <w:proofErr w:type="spellEnd"/>
+      <w:r>
+        <w:rPr>
+          <w:rFonts w:asciiTheme="majorBidi" w:hAnsiTheme="majorBidi" w:cstheme="majorBidi"/>
+          <w:lang w:val="en-ID"/>
+        </w:rPr>
+        <w:t xml:space="preserve"> </w:t>
+      </w:r>
+      <w:proofErr w:type="spellStart"/>
+      <w:r>
+        <w:rPr>
+          <w:rFonts w:asciiTheme="majorBidi" w:hAnsiTheme="majorBidi" w:cstheme="majorBidi"/>
+          <w:lang w:val="en-ID"/>
+        </w:rPr>
+        <w:t>rumah</w:t>
+      </w:r>
+      <w:proofErr w:type="spellEnd"/>
+      <w:r>
+        <w:rPr>
+          <w:rFonts w:asciiTheme="majorBidi" w:hAnsiTheme="majorBidi" w:cstheme="majorBidi"/>
+          <w:lang w:val="en-ID"/>
+        </w:rPr>
+        <w:t xml:space="preserve"> Boyang, </w:t>
+      </w:r>
+      <w:proofErr w:type="spellStart"/>
+      <w:r>
+        <w:rPr>
+          <w:rFonts w:asciiTheme="majorBidi" w:hAnsiTheme="majorBidi" w:cstheme="majorBidi"/>
+          <w:lang w:val="en-ID"/>
+        </w:rPr>
+        <w:t>jarak</w:t>
+      </w:r>
+      <w:proofErr w:type="spellEnd"/>
+      <w:r>
+        <w:rPr>
+          <w:rFonts w:asciiTheme="majorBidi" w:hAnsiTheme="majorBidi" w:cstheme="majorBidi"/>
+          <w:lang w:val="en-ID"/>
+        </w:rPr>
+        <w:t xml:space="preserve"> </w:t>
+      </w:r>
+      <w:proofErr w:type="spellStart"/>
+      <w:r>
+        <w:rPr>
+          <w:rFonts w:asciiTheme="majorBidi" w:hAnsiTheme="majorBidi" w:cstheme="majorBidi"/>
+          <w:lang w:val="en-ID"/>
+        </w:rPr>
+        <w:t>antar</w:t>
+      </w:r>
+      <w:proofErr w:type="spellEnd"/>
+      <w:r>
+        <w:rPr>
+          <w:rFonts w:asciiTheme="majorBidi" w:hAnsiTheme="majorBidi" w:cstheme="majorBidi"/>
+          <w:lang w:val="en-ID"/>
+        </w:rPr>
+        <w:t xml:space="preserve"> </w:t>
+      </w:r>
+      <w:proofErr w:type="spellStart"/>
+      <w:r>
+        <w:rPr>
+          <w:rFonts w:asciiTheme="majorBidi" w:hAnsiTheme="majorBidi" w:cstheme="majorBidi"/>
+          <w:lang w:val="en-ID"/>
+        </w:rPr>
+        <w:t>tiang</w:t>
+      </w:r>
+      <w:proofErr w:type="spellEnd"/>
+      <w:r>
+        <w:rPr>
+          <w:rFonts w:asciiTheme="majorBidi" w:hAnsiTheme="majorBidi" w:cstheme="majorBidi"/>
+          <w:lang w:val="en-ID"/>
+        </w:rPr>
+        <w:t xml:space="preserve"> </w:t>
+      </w:r>
+      <w:proofErr w:type="spellStart"/>
+      <w:r>
+        <w:rPr>
+          <w:rFonts w:asciiTheme="majorBidi" w:hAnsiTheme="majorBidi" w:cstheme="majorBidi"/>
+          <w:lang w:val="en-ID"/>
+        </w:rPr>
+        <w:t>dibuat</w:t>
+      </w:r>
+      <w:proofErr w:type="spellEnd"/>
+      <w:r>
+        <w:rPr>
+          <w:rFonts w:asciiTheme="majorBidi" w:hAnsiTheme="majorBidi" w:cstheme="majorBidi"/>
+          <w:lang w:val="en-ID"/>
+        </w:rPr>
+        <w:t xml:space="preserve"> </w:t>
+      </w:r>
+      <w:proofErr w:type="spellStart"/>
+      <w:r>
+        <w:rPr>
+          <w:rFonts w:asciiTheme="majorBidi" w:hAnsiTheme="majorBidi" w:cstheme="majorBidi"/>
+          <w:lang w:val="en-ID"/>
+        </w:rPr>
+        <w:t>seragam</w:t>
+      </w:r>
+      <w:proofErr w:type="spellEnd"/>
+      <w:r>
+        <w:rPr>
+          <w:rFonts w:asciiTheme="majorBidi" w:hAnsiTheme="majorBidi" w:cstheme="majorBidi"/>
+          <w:lang w:val="en-ID"/>
+        </w:rPr>
+        <w:t xml:space="preserve"> agar </w:t>
+      </w:r>
+      <w:proofErr w:type="spellStart"/>
+      <w:r>
+        <w:rPr>
+          <w:rFonts w:asciiTheme="majorBidi" w:hAnsiTheme="majorBidi" w:cstheme="majorBidi"/>
+          <w:lang w:val="en-ID"/>
+        </w:rPr>
+        <w:t>beban</w:t>
+      </w:r>
+      <w:proofErr w:type="spellEnd"/>
+      <w:r>
+        <w:rPr>
+          <w:rFonts w:asciiTheme="majorBidi" w:hAnsiTheme="majorBidi" w:cstheme="majorBidi"/>
+          <w:lang w:val="en-ID"/>
+        </w:rPr>
+        <w:t xml:space="preserve"> </w:t>
+      </w:r>
+      <w:proofErr w:type="spellStart"/>
+      <w:r>
+        <w:rPr>
+          <w:rFonts w:asciiTheme="majorBidi" w:hAnsiTheme="majorBidi" w:cstheme="majorBidi"/>
+          <w:lang w:val="en-ID"/>
+        </w:rPr>
+        <w:t>bangunan</w:t>
+      </w:r>
+      <w:proofErr w:type="spellEnd"/>
+      <w:r>
+        <w:rPr>
+          <w:rFonts w:asciiTheme="majorBidi" w:hAnsiTheme="majorBidi" w:cstheme="majorBidi"/>
+          <w:lang w:val="en-ID"/>
+        </w:rPr>
+        <w:t xml:space="preserve"> </w:t>
+      </w:r>
+      <w:proofErr w:type="spellStart"/>
+      <w:r>
+        <w:rPr>
+          <w:rFonts w:asciiTheme="majorBidi" w:hAnsiTheme="majorBidi" w:cstheme="majorBidi"/>
+          <w:lang w:val="en-ID"/>
+        </w:rPr>
+        <w:t>dapat</w:t>
+      </w:r>
+      <w:proofErr w:type="spellEnd"/>
+      <w:r>
+        <w:rPr>
+          <w:rFonts w:asciiTheme="majorBidi" w:hAnsiTheme="majorBidi" w:cstheme="majorBidi"/>
+          <w:lang w:val="en-ID"/>
+        </w:rPr>
+        <w:t xml:space="preserve"> </w:t>
+      </w:r>
+      <w:proofErr w:type="spellStart"/>
+      <w:r>
+        <w:rPr>
+          <w:rFonts w:asciiTheme="majorBidi" w:hAnsiTheme="majorBidi" w:cstheme="majorBidi"/>
+          <w:lang w:val="en-ID"/>
+        </w:rPr>
+        <w:t>terdistribusi</w:t>
+      </w:r>
+      <w:proofErr w:type="spellEnd"/>
+      <w:r>
+        <w:rPr>
+          <w:rFonts w:asciiTheme="majorBidi" w:hAnsiTheme="majorBidi" w:cstheme="majorBidi"/>
+          <w:lang w:val="en-ID"/>
+        </w:rPr>
+        <w:t xml:space="preserve"> </w:t>
+      </w:r>
+      <w:proofErr w:type="spellStart"/>
+      <w:r>
+        <w:rPr>
+          <w:rFonts w:asciiTheme="majorBidi" w:hAnsiTheme="majorBidi" w:cstheme="majorBidi"/>
+          <w:lang w:val="en-ID"/>
+        </w:rPr>
+        <w:t>secara</w:t>
+      </w:r>
+      <w:proofErr w:type="spellEnd"/>
+      <w:r>
+        <w:rPr>
+          <w:rFonts w:asciiTheme="majorBidi" w:hAnsiTheme="majorBidi" w:cstheme="majorBidi"/>
+          <w:lang w:val="en-ID"/>
+        </w:rPr>
+        <w:t xml:space="preserve"> </w:t>
+      </w:r>
+      <w:proofErr w:type="spellStart"/>
+      <w:r>
+        <w:rPr>
+          <w:rFonts w:asciiTheme="majorBidi" w:hAnsiTheme="majorBidi" w:cstheme="majorBidi"/>
+          <w:lang w:val="en-ID"/>
+        </w:rPr>
+        <w:t>merata</w:t>
+      </w:r>
+      <w:proofErr w:type="spellEnd"/>
+      <w:r>
+        <w:rPr>
+          <w:rFonts w:asciiTheme="majorBidi" w:hAnsiTheme="majorBidi" w:cstheme="majorBidi"/>
+          <w:lang w:val="en-ID"/>
+        </w:rPr>
+        <w:t xml:space="preserve"> </w:t>
+      </w:r>
+      <w:proofErr w:type="spellStart"/>
+      <w:r>
+        <w:rPr>
+          <w:rFonts w:asciiTheme="majorBidi" w:hAnsiTheme="majorBidi" w:cstheme="majorBidi"/>
+          <w:lang w:val="en-ID"/>
+        </w:rPr>
+        <w:t>ke</w:t>
+      </w:r>
+      <w:proofErr w:type="spellEnd"/>
+      <w:r>
+        <w:rPr>
+          <w:rFonts w:asciiTheme="majorBidi" w:hAnsiTheme="majorBidi" w:cstheme="majorBidi"/>
+          <w:lang w:val="en-ID"/>
+        </w:rPr>
+        <w:t xml:space="preserve"> </w:t>
+      </w:r>
+      <w:proofErr w:type="spellStart"/>
+      <w:r>
+        <w:rPr>
+          <w:rFonts w:asciiTheme="majorBidi" w:hAnsiTheme="majorBidi" w:cstheme="majorBidi"/>
+          <w:lang w:val="en-ID"/>
+        </w:rPr>
+        <w:t>seluruh</w:t>
+      </w:r>
+      <w:proofErr w:type="spellEnd"/>
+      <w:r>
+        <w:rPr>
+          <w:rFonts w:asciiTheme="majorBidi" w:hAnsiTheme="majorBidi" w:cstheme="majorBidi"/>
+          <w:lang w:val="en-ID"/>
+        </w:rPr>
+        <w:t xml:space="preserve"> </w:t>
+      </w:r>
+      <w:proofErr w:type="spellStart"/>
+      <w:r>
+        <w:rPr>
+          <w:rFonts w:asciiTheme="majorBidi" w:hAnsiTheme="majorBidi" w:cstheme="majorBidi"/>
+          <w:lang w:val="en-ID"/>
+        </w:rPr>
+        <w:t>struktur</w:t>
+      </w:r>
+      <w:proofErr w:type="spellEnd"/>
+      <w:r>
+        <w:rPr>
+          <w:rFonts w:asciiTheme="majorBidi" w:hAnsiTheme="majorBidi" w:cstheme="majorBidi"/>
+          <w:lang w:val="en-ID"/>
+        </w:rPr>
+        <w:t xml:space="preserve"> </w:t>
+      </w:r>
+      <w:proofErr w:type="spellStart"/>
+      <w:r>
+        <w:rPr>
+          <w:rFonts w:asciiTheme="majorBidi" w:hAnsiTheme="majorBidi" w:cstheme="majorBidi"/>
+          <w:lang w:val="en-ID"/>
+        </w:rPr>
+        <w:t>bawah</w:t>
+      </w:r>
+      <w:proofErr w:type="spellEnd"/>
+      <w:r>
+        <w:rPr>
+          <w:rFonts w:asciiTheme="majorBidi" w:hAnsiTheme="majorBidi" w:cstheme="majorBidi"/>
+          <w:lang w:val="en-ID"/>
+        </w:rPr>
+        <w:t xml:space="preserve"> </w:t>
+      </w:r>
+      <w:proofErr w:type="spellStart"/>
+      <w:r>
+        <w:rPr>
+          <w:rFonts w:asciiTheme="majorBidi" w:hAnsiTheme="majorBidi" w:cstheme="majorBidi"/>
+          <w:lang w:val="en-ID"/>
+        </w:rPr>
+        <w:t>rumah</w:t>
+      </w:r>
+      <w:proofErr w:type="spellEnd"/>
+      <w:r>
+        <w:rPr>
+          <w:rFonts w:asciiTheme="majorBidi" w:hAnsiTheme="majorBidi" w:cstheme="majorBidi"/>
+          <w:lang w:val="en-ID"/>
+        </w:rPr>
+        <w:t xml:space="preserve">. </w:t>
+      </w:r>
+      <w:proofErr w:type="spellStart"/>
+      <w:r>
+        <w:rPr>
+          <w:rFonts w:asciiTheme="majorBidi" w:hAnsiTheme="majorBidi" w:cstheme="majorBidi"/>
+          <w:lang w:val="en-ID"/>
+        </w:rPr>
+        <w:t>Keseragaman</w:t>
+      </w:r>
+      <w:proofErr w:type="spellEnd"/>
+      <w:r>
+        <w:rPr>
+          <w:rFonts w:asciiTheme="majorBidi" w:hAnsiTheme="majorBidi" w:cstheme="majorBidi"/>
+          <w:lang w:val="en-ID"/>
+        </w:rPr>
+        <w:t xml:space="preserve"> </w:t>
+      </w:r>
+      <w:proofErr w:type="spellStart"/>
+      <w:r>
+        <w:rPr>
+          <w:rFonts w:asciiTheme="majorBidi" w:hAnsiTheme="majorBidi" w:cstheme="majorBidi"/>
+          <w:lang w:val="en-ID"/>
+        </w:rPr>
+        <w:t>jarak</w:t>
+      </w:r>
+      <w:proofErr w:type="spellEnd"/>
+      <w:r>
+        <w:rPr>
+          <w:rFonts w:asciiTheme="majorBidi" w:hAnsiTheme="majorBidi" w:cstheme="majorBidi"/>
+          <w:lang w:val="en-ID"/>
+        </w:rPr>
+        <w:t xml:space="preserve"> </w:t>
+      </w:r>
+      <w:proofErr w:type="spellStart"/>
+      <w:r>
+        <w:rPr>
+          <w:rFonts w:asciiTheme="majorBidi" w:hAnsiTheme="majorBidi" w:cstheme="majorBidi"/>
+          <w:lang w:val="en-ID"/>
+        </w:rPr>
+        <w:t>ini</w:t>
+      </w:r>
+      <w:proofErr w:type="spellEnd"/>
+      <w:r>
+        <w:rPr>
+          <w:rFonts w:asciiTheme="majorBidi" w:hAnsiTheme="majorBidi" w:cstheme="majorBidi"/>
+          <w:lang w:val="en-ID"/>
+        </w:rPr>
+        <w:t xml:space="preserve"> </w:t>
+      </w:r>
+      <w:proofErr w:type="spellStart"/>
+      <w:r>
+        <w:rPr>
+          <w:rFonts w:asciiTheme="majorBidi" w:hAnsiTheme="majorBidi" w:cstheme="majorBidi"/>
+          <w:lang w:val="en-ID"/>
+        </w:rPr>
+        <w:t>merupakan</w:t>
+      </w:r>
+      <w:proofErr w:type="spellEnd"/>
+      <w:r>
+        <w:rPr>
+          <w:rFonts w:asciiTheme="majorBidi" w:hAnsiTheme="majorBidi" w:cstheme="majorBidi"/>
+          <w:lang w:val="en-ID"/>
+        </w:rPr>
+        <w:t xml:space="preserve"> </w:t>
+      </w:r>
+      <w:proofErr w:type="spellStart"/>
+      <w:r>
+        <w:rPr>
+          <w:rFonts w:asciiTheme="majorBidi" w:hAnsiTheme="majorBidi" w:cstheme="majorBidi"/>
+          <w:lang w:val="en-ID"/>
+        </w:rPr>
+        <w:t>wujud</w:t>
+      </w:r>
+      <w:proofErr w:type="spellEnd"/>
+      <w:r>
+        <w:rPr>
+          <w:rFonts w:asciiTheme="majorBidi" w:hAnsiTheme="majorBidi" w:cstheme="majorBidi"/>
+          <w:lang w:val="en-ID"/>
+        </w:rPr>
+        <w:t xml:space="preserve"> </w:t>
+      </w:r>
+      <w:proofErr w:type="spellStart"/>
+      <w:r>
+        <w:rPr>
+          <w:rFonts w:asciiTheme="majorBidi" w:hAnsiTheme="majorBidi" w:cstheme="majorBidi"/>
+          <w:lang w:val="en-ID"/>
+        </w:rPr>
+        <w:t>penerapan</w:t>
+      </w:r>
+      <w:proofErr w:type="spellEnd"/>
+      <w:r>
+        <w:rPr>
+          <w:rFonts w:asciiTheme="majorBidi" w:hAnsiTheme="majorBidi" w:cstheme="majorBidi"/>
+          <w:lang w:val="en-ID"/>
+        </w:rPr>
+        <w:t xml:space="preserve"> </w:t>
+      </w:r>
+      <w:proofErr w:type="spellStart"/>
+      <w:r>
+        <w:rPr>
+          <w:rFonts w:asciiTheme="majorBidi" w:hAnsiTheme="majorBidi" w:cstheme="majorBidi"/>
+          <w:lang w:val="en-ID"/>
+        </w:rPr>
+        <w:t>proporsi</w:t>
+      </w:r>
+      <w:proofErr w:type="spellEnd"/>
+      <w:r>
+        <w:rPr>
+          <w:rFonts w:asciiTheme="majorBidi" w:hAnsiTheme="majorBidi" w:cstheme="majorBidi"/>
+          <w:lang w:val="en-ID"/>
+        </w:rPr>
+        <w:t xml:space="preserve"> dan </w:t>
+      </w:r>
+      <w:proofErr w:type="spellStart"/>
+      <w:r>
+        <w:rPr>
+          <w:rFonts w:asciiTheme="majorBidi" w:hAnsiTheme="majorBidi" w:cstheme="majorBidi"/>
+          <w:lang w:val="en-ID"/>
+        </w:rPr>
+        <w:t>simetri</w:t>
+      </w:r>
+      <w:proofErr w:type="spellEnd"/>
+      <w:r>
+        <w:rPr>
+          <w:rFonts w:asciiTheme="majorBidi" w:hAnsiTheme="majorBidi" w:cstheme="majorBidi"/>
+          <w:lang w:val="en-ID"/>
+        </w:rPr>
+        <w:t xml:space="preserve"> </w:t>
+      </w:r>
+      <w:proofErr w:type="spellStart"/>
+      <w:r>
+        <w:rPr>
+          <w:rFonts w:asciiTheme="majorBidi" w:hAnsiTheme="majorBidi" w:cstheme="majorBidi"/>
+          <w:lang w:val="en-ID"/>
+        </w:rPr>
+        <w:t>ruang</w:t>
+      </w:r>
+      <w:proofErr w:type="spellEnd"/>
+      <w:r>
+        <w:rPr>
+          <w:rFonts w:asciiTheme="majorBidi" w:hAnsiTheme="majorBidi" w:cstheme="majorBidi"/>
+          <w:lang w:val="en-ID"/>
+        </w:rPr>
+        <w:t xml:space="preserve">, di mana </w:t>
+      </w:r>
+      <w:proofErr w:type="spellStart"/>
+      <w:r>
+        <w:rPr>
+          <w:rFonts w:asciiTheme="majorBidi" w:hAnsiTheme="majorBidi" w:cstheme="majorBidi"/>
+          <w:lang w:val="en-ID"/>
+        </w:rPr>
+        <w:t>setiap</w:t>
+      </w:r>
+      <w:proofErr w:type="spellEnd"/>
+      <w:r>
+        <w:rPr>
+          <w:rFonts w:asciiTheme="majorBidi" w:hAnsiTheme="majorBidi" w:cstheme="majorBidi"/>
+          <w:lang w:val="en-ID"/>
+        </w:rPr>
+        <w:t xml:space="preserve"> </w:t>
+      </w:r>
+      <w:proofErr w:type="spellStart"/>
+      <w:r>
+        <w:rPr>
+          <w:rFonts w:asciiTheme="majorBidi" w:hAnsiTheme="majorBidi" w:cstheme="majorBidi"/>
+          <w:lang w:val="en-ID"/>
+        </w:rPr>
+        <w:t>bagian</w:t>
+      </w:r>
+      <w:proofErr w:type="spellEnd"/>
+      <w:r>
+        <w:rPr>
+          <w:rFonts w:asciiTheme="majorBidi" w:hAnsiTheme="majorBidi" w:cstheme="majorBidi"/>
+          <w:lang w:val="en-ID"/>
+        </w:rPr>
+        <w:t xml:space="preserve"> </w:t>
+      </w:r>
+      <w:proofErr w:type="spellStart"/>
+      <w:r>
+        <w:rPr>
+          <w:rFonts w:asciiTheme="majorBidi" w:hAnsiTheme="majorBidi" w:cstheme="majorBidi"/>
+          <w:lang w:val="en-ID"/>
+        </w:rPr>
+        <w:t>rumah</w:t>
+      </w:r>
+      <w:proofErr w:type="spellEnd"/>
+      <w:r>
+        <w:rPr>
+          <w:rFonts w:asciiTheme="majorBidi" w:hAnsiTheme="majorBidi" w:cstheme="majorBidi"/>
+          <w:lang w:val="en-ID"/>
+        </w:rPr>
+        <w:t xml:space="preserve"> </w:t>
+      </w:r>
+      <w:proofErr w:type="spellStart"/>
+      <w:r>
+        <w:rPr>
+          <w:rFonts w:asciiTheme="majorBidi" w:hAnsiTheme="majorBidi" w:cstheme="majorBidi"/>
+          <w:lang w:val="en-ID"/>
+        </w:rPr>
+        <w:t>memiliki</w:t>
+      </w:r>
+      <w:proofErr w:type="spellEnd"/>
+      <w:r>
+        <w:rPr>
+          <w:rFonts w:asciiTheme="majorBidi" w:hAnsiTheme="majorBidi" w:cstheme="majorBidi"/>
+          <w:lang w:val="en-ID"/>
+        </w:rPr>
+        <w:t xml:space="preserve"> </w:t>
+      </w:r>
+      <w:proofErr w:type="spellStart"/>
+      <w:r>
+        <w:rPr>
+          <w:rFonts w:asciiTheme="majorBidi" w:hAnsiTheme="majorBidi" w:cstheme="majorBidi"/>
+          <w:lang w:val="en-ID"/>
+        </w:rPr>
+        <w:t>ukuran</w:t>
+      </w:r>
+      <w:proofErr w:type="spellEnd"/>
+      <w:r>
+        <w:rPr>
+          <w:rFonts w:asciiTheme="majorBidi" w:hAnsiTheme="majorBidi" w:cstheme="majorBidi"/>
+          <w:lang w:val="en-ID"/>
+        </w:rPr>
+        <w:t xml:space="preserve"> dan </w:t>
+      </w:r>
+      <w:proofErr w:type="spellStart"/>
+      <w:r>
+        <w:rPr>
+          <w:rFonts w:asciiTheme="majorBidi" w:hAnsiTheme="majorBidi" w:cstheme="majorBidi"/>
+          <w:lang w:val="en-ID"/>
+        </w:rPr>
+        <w:t>posisi</w:t>
+      </w:r>
+      <w:proofErr w:type="spellEnd"/>
+      <w:r>
+        <w:rPr>
+          <w:rFonts w:asciiTheme="majorBidi" w:hAnsiTheme="majorBidi" w:cstheme="majorBidi"/>
+          <w:lang w:val="en-ID"/>
+        </w:rPr>
+        <w:t xml:space="preserve"> yang </w:t>
+      </w:r>
+      <w:proofErr w:type="spellStart"/>
+      <w:r>
+        <w:rPr>
+          <w:rFonts w:asciiTheme="majorBidi" w:hAnsiTheme="majorBidi" w:cstheme="majorBidi"/>
+          <w:lang w:val="en-ID"/>
+        </w:rPr>
+        <w:t>seimbang</w:t>
+      </w:r>
+      <w:proofErr w:type="spellEnd"/>
+      <w:r>
+        <w:rPr>
+          <w:rFonts w:asciiTheme="majorBidi" w:hAnsiTheme="majorBidi" w:cstheme="majorBidi"/>
+          <w:lang w:val="en-ID"/>
+        </w:rPr>
+        <w:t xml:space="preserve"> </w:t>
+      </w:r>
+      <w:proofErr w:type="spellStart"/>
+      <w:r>
+        <w:rPr>
+          <w:rFonts w:asciiTheme="majorBidi" w:hAnsiTheme="majorBidi" w:cstheme="majorBidi"/>
+          <w:lang w:val="en-ID"/>
+        </w:rPr>
+        <w:t>terhadap</w:t>
+      </w:r>
+      <w:proofErr w:type="spellEnd"/>
+      <w:r>
+        <w:rPr>
+          <w:rFonts w:asciiTheme="majorBidi" w:hAnsiTheme="majorBidi" w:cstheme="majorBidi"/>
+          <w:lang w:val="en-ID"/>
+        </w:rPr>
+        <w:t xml:space="preserve"> </w:t>
+      </w:r>
+      <w:proofErr w:type="spellStart"/>
+      <w:r>
+        <w:rPr>
+          <w:rFonts w:asciiTheme="majorBidi" w:hAnsiTheme="majorBidi" w:cstheme="majorBidi"/>
+          <w:lang w:val="en-ID"/>
+        </w:rPr>
+        <w:t>pusat</w:t>
+      </w:r>
+      <w:proofErr w:type="spellEnd"/>
+      <w:r>
+        <w:rPr>
+          <w:rFonts w:asciiTheme="majorBidi" w:hAnsiTheme="majorBidi" w:cstheme="majorBidi"/>
+          <w:lang w:val="en-ID"/>
+        </w:rPr>
+        <w:t xml:space="preserve"> </w:t>
+      </w:r>
+      <w:proofErr w:type="spellStart"/>
+      <w:r>
+        <w:rPr>
+          <w:rFonts w:asciiTheme="majorBidi" w:hAnsiTheme="majorBidi" w:cstheme="majorBidi"/>
+          <w:lang w:val="en-ID"/>
+        </w:rPr>
+        <w:t>bangunan</w:t>
+      </w:r>
+      <w:proofErr w:type="spellEnd"/>
+      <w:r>
+        <w:rPr>
+          <w:rFonts w:asciiTheme="majorBidi" w:hAnsiTheme="majorBidi" w:cstheme="majorBidi"/>
+          <w:lang w:val="en-ID"/>
+        </w:rPr>
+        <w:t>.</w:t>
       </w:r>
     </w:p>
     <w:p>
@@ -3600,51 +4454,528 @@
         <w:jc w:val="both"/>
         <w:rPr>
           <w:rFonts w:asciiTheme="majorBidi" w:hAnsiTheme="majorBidi" w:cstheme="majorBidi"/>
-        </w:rPr>
-      </w:pPr>
-      <w:r>
-        <w:rPr>
-          <w:rFonts w:asciiTheme="majorBidi" w:hAnsiTheme="majorBidi" w:cstheme="majorBidi"/>
-        </w:rPr>
-        <w:t>Secara matematis, susunan tiang pada rumah Boyang mencerminkan penerapan konsep geometri bidang dan ruang, khususnya pada garis sejajar, jarak antar titik, serta bentuk balok tiga dimensi. Tiang-tiang disusun sejajar dalam dua arah — depan ke belakang dan kanan ke kiri — sehingga membentuk bidang persegi panjang yang terdiri atas titik-titik koordinat beraturan. Jika dilihat dari atas, susunan tiang ini menyerupai pola kisi (grid) yang dapat direpresentasikan secara matematis sebagai himpunan titik-titik berjarak sama di bidang dua dimensi. Setiap deret tiang membentuk garis sejajar (parallel lines) yang memiliki arah sama dan tidak pernah berpotongan, menegaskan prinsip geometri bahwa keseimbangan dapat tercapai bila jarak antar garis sejajar dijaga konstan.</w:t>
-      </w:r>
-    </w:p>
-    <w:p>
-      <w:pPr>
-        <w:pStyle w:val="BodyText"/>
-        <w:spacing w:line="480" w:lineRule="auto"/>
-        <w:ind w:left="568" w:firstLine="708"/>
-        <w:jc w:val="both"/>
-        <w:rPr>
-          <w:rFonts w:asciiTheme="majorBidi" w:hAnsiTheme="majorBidi" w:cstheme="majorBidi"/>
-          <w:lang w:val="en-ID"/>
-        </w:rPr>
-      </w:pPr>
-      <w:r>
-        <w:rPr>
-          <w:rFonts w:asciiTheme="majorBidi" w:hAnsiTheme="majorBidi" w:cstheme="majorBidi"/>
-          <w:lang w:val="en-ID"/>
-        </w:rPr>
-        <w:t>Selain keteraturan garis, jarak antar tiang atau interval juga menjadi unsur penting dalam penerapan konsep jarak antar garis sejajar (distance between parallels). Dalam konstruksi rumah Boyang, jarak antar tiang dibuat seragam agar beban bangunan dapat terdistribusi secara merata ke seluruh struktur bawah rumah. Keseragaman jarak ini merupakan wujud penerapan proporsi dan simetri ruang, di mana setiap bagian rumah memiliki ukuran dan posisi yang seimbang terhadap pusat bangunan.</w:t>
-      </w:r>
-    </w:p>
-    <w:p>
-      <w:pPr>
-        <w:pStyle w:val="BodyText"/>
-        <w:spacing w:line="480" w:lineRule="auto"/>
-        <w:ind w:left="568" w:firstLine="708"/>
-        <w:jc w:val="both"/>
-        <w:rPr>
-          <w:rFonts w:asciiTheme="majorBidi" w:hAnsiTheme="majorBidi" w:cstheme="majorBidi"/>
-          <w:lang w:val="en-ID"/>
-        </w:rPr>
-      </w:pPr>
-      <w:r>
-        <w:rPr>
-          <w:rFonts w:asciiTheme="majorBidi" w:hAnsiTheme="majorBidi" w:cstheme="majorBidi"/>
-          <w:lang w:val="en-ID"/>
-        </w:rPr>
-        <w:t xml:space="preserve">Dari sudut pandang geometri ruang, rangkaian tiang Boyang dapat dimodelkan sebagai bentuk balok (rectangular prism) yang tersusun dari enam bidang persegi panjang: dua bidang pada sisi depan-belakang, dua di sisi kanan-kiri, dan dua bidang horizontal yang menghubungkan bagian atas dan bawah tiang. Jika panjang rumah dilambangkan dengan </w:t>
+          <w:lang w:val="en-ID"/>
+        </w:rPr>
+      </w:pPr>
+      <w:r>
+        <w:rPr>
+          <w:rFonts w:asciiTheme="majorBidi" w:hAnsiTheme="majorBidi" w:cstheme="majorBidi"/>
+          <w:lang w:val="en-ID"/>
+        </w:rPr>
+        <w:t xml:space="preserve">Dari </w:t>
+      </w:r>
+      <w:proofErr w:type="spellStart"/>
+      <w:r>
+        <w:rPr>
+          <w:rFonts w:asciiTheme="majorBidi" w:hAnsiTheme="majorBidi" w:cstheme="majorBidi"/>
+          <w:lang w:val="en-ID"/>
+        </w:rPr>
+        <w:t>sudut</w:t>
+      </w:r>
+      <w:proofErr w:type="spellEnd"/>
+      <w:r>
+        <w:rPr>
+          <w:rFonts w:asciiTheme="majorBidi" w:hAnsiTheme="majorBidi" w:cstheme="majorBidi"/>
+          <w:lang w:val="en-ID"/>
+        </w:rPr>
+        <w:t xml:space="preserve"> </w:t>
+      </w:r>
+      <w:proofErr w:type="spellStart"/>
+      <w:r>
+        <w:rPr>
+          <w:rFonts w:asciiTheme="majorBidi" w:hAnsiTheme="majorBidi" w:cstheme="majorBidi"/>
+          <w:lang w:val="en-ID"/>
+        </w:rPr>
+        <w:t>pandang</w:t>
+      </w:r>
+      <w:proofErr w:type="spellEnd"/>
+      <w:r>
+        <w:rPr>
+          <w:rFonts w:asciiTheme="majorBidi" w:hAnsiTheme="majorBidi" w:cstheme="majorBidi"/>
+          <w:lang w:val="en-ID"/>
+        </w:rPr>
+        <w:t xml:space="preserve"> </w:t>
+      </w:r>
+      <w:proofErr w:type="spellStart"/>
+      <w:r>
+        <w:rPr>
+          <w:rFonts w:asciiTheme="majorBidi" w:hAnsiTheme="majorBidi" w:cstheme="majorBidi"/>
+          <w:lang w:val="en-ID"/>
+        </w:rPr>
+        <w:t>geometri</w:t>
+      </w:r>
+      <w:proofErr w:type="spellEnd"/>
+      <w:r>
+        <w:rPr>
+          <w:rFonts w:asciiTheme="majorBidi" w:hAnsiTheme="majorBidi" w:cstheme="majorBidi"/>
+          <w:lang w:val="en-ID"/>
+        </w:rPr>
+        <w:t xml:space="preserve"> </w:t>
+      </w:r>
+      <w:proofErr w:type="spellStart"/>
+      <w:r>
+        <w:rPr>
+          <w:rFonts w:asciiTheme="majorBidi" w:hAnsiTheme="majorBidi" w:cstheme="majorBidi"/>
+          <w:lang w:val="en-ID"/>
+        </w:rPr>
+        <w:t>ruang</w:t>
+      </w:r>
+      <w:proofErr w:type="spellEnd"/>
+      <w:r>
+        <w:rPr>
+          <w:rFonts w:asciiTheme="majorBidi" w:hAnsiTheme="majorBidi" w:cstheme="majorBidi"/>
+          <w:lang w:val="en-ID"/>
+        </w:rPr>
+        <w:t xml:space="preserve">, </w:t>
+      </w:r>
+      <w:proofErr w:type="spellStart"/>
+      <w:r>
+        <w:rPr>
+          <w:rFonts w:asciiTheme="majorBidi" w:hAnsiTheme="majorBidi" w:cstheme="majorBidi"/>
+          <w:lang w:val="en-ID"/>
+        </w:rPr>
+        <w:t>rangkaian</w:t>
+      </w:r>
+      <w:proofErr w:type="spellEnd"/>
+      <w:r>
+        <w:rPr>
+          <w:rFonts w:asciiTheme="majorBidi" w:hAnsiTheme="majorBidi" w:cstheme="majorBidi"/>
+          <w:lang w:val="en-ID"/>
+        </w:rPr>
+        <w:t xml:space="preserve"> </w:t>
+      </w:r>
+      <w:proofErr w:type="spellStart"/>
+      <w:r>
+        <w:rPr>
+          <w:rFonts w:asciiTheme="majorBidi" w:hAnsiTheme="majorBidi" w:cstheme="majorBidi"/>
+          <w:lang w:val="en-ID"/>
+        </w:rPr>
+        <w:t>tiang</w:t>
+      </w:r>
+      <w:proofErr w:type="spellEnd"/>
+      <w:r>
+        <w:rPr>
+          <w:rFonts w:asciiTheme="majorBidi" w:hAnsiTheme="majorBidi" w:cstheme="majorBidi"/>
+          <w:lang w:val="en-ID"/>
+        </w:rPr>
+        <w:t xml:space="preserve"> Boyang </w:t>
+      </w:r>
+      <w:proofErr w:type="spellStart"/>
+      <w:r>
+        <w:rPr>
+          <w:rFonts w:asciiTheme="majorBidi" w:hAnsiTheme="majorBidi" w:cstheme="majorBidi"/>
+          <w:lang w:val="en-ID"/>
+        </w:rPr>
+        <w:t>dapat</w:t>
+      </w:r>
+      <w:proofErr w:type="spellEnd"/>
+      <w:r>
+        <w:rPr>
+          <w:rFonts w:asciiTheme="majorBidi" w:hAnsiTheme="majorBidi" w:cstheme="majorBidi"/>
+          <w:lang w:val="en-ID"/>
+        </w:rPr>
+        <w:t xml:space="preserve"> </w:t>
+      </w:r>
+      <w:proofErr w:type="spellStart"/>
+      <w:r>
+        <w:rPr>
+          <w:rFonts w:asciiTheme="majorBidi" w:hAnsiTheme="majorBidi" w:cstheme="majorBidi"/>
+          <w:lang w:val="en-ID"/>
+        </w:rPr>
+        <w:t>dimodelkan</w:t>
+      </w:r>
+      <w:proofErr w:type="spellEnd"/>
+      <w:r>
+        <w:rPr>
+          <w:rFonts w:asciiTheme="majorBidi" w:hAnsiTheme="majorBidi" w:cstheme="majorBidi"/>
+          <w:lang w:val="en-ID"/>
+        </w:rPr>
+        <w:t xml:space="preserve"> </w:t>
+      </w:r>
+      <w:proofErr w:type="spellStart"/>
+      <w:r>
+        <w:rPr>
+          <w:rFonts w:asciiTheme="majorBidi" w:hAnsiTheme="majorBidi" w:cstheme="majorBidi"/>
+          <w:lang w:val="en-ID"/>
+        </w:rPr>
+        <w:t>sebagai</w:t>
+      </w:r>
+      <w:proofErr w:type="spellEnd"/>
+      <w:r>
+        <w:rPr>
+          <w:rFonts w:asciiTheme="majorBidi" w:hAnsiTheme="majorBidi" w:cstheme="majorBidi"/>
+          <w:lang w:val="en-ID"/>
+        </w:rPr>
+        <w:t xml:space="preserve"> </w:t>
+      </w:r>
+      <w:proofErr w:type="spellStart"/>
+      <w:r>
+        <w:rPr>
+          <w:rFonts w:asciiTheme="majorBidi" w:hAnsiTheme="majorBidi" w:cstheme="majorBidi"/>
+          <w:lang w:val="en-ID"/>
+        </w:rPr>
+        <w:t>bentuk</w:t>
+      </w:r>
+      <w:proofErr w:type="spellEnd"/>
+      <w:r>
+        <w:rPr>
+          <w:rFonts w:asciiTheme="majorBidi" w:hAnsiTheme="majorBidi" w:cstheme="majorBidi"/>
+          <w:lang w:val="en-ID"/>
+        </w:rPr>
+        <w:t xml:space="preserve"> </w:t>
+      </w:r>
+      <w:proofErr w:type="spellStart"/>
+      <w:r>
+        <w:rPr>
+          <w:rFonts w:asciiTheme="majorBidi" w:hAnsiTheme="majorBidi" w:cstheme="majorBidi"/>
+          <w:lang w:val="en-ID"/>
+        </w:rPr>
+        <w:t>balok</w:t>
+      </w:r>
+      <w:proofErr w:type="spellEnd"/>
+      <w:r>
+        <w:rPr>
+          <w:rFonts w:asciiTheme="majorBidi" w:hAnsiTheme="majorBidi" w:cstheme="majorBidi"/>
+          <w:lang w:val="en-ID"/>
+        </w:rPr>
+        <w:t xml:space="preserve"> (rectangular prism) yang </w:t>
+      </w:r>
+      <w:proofErr w:type="spellStart"/>
+      <w:r>
+        <w:rPr>
+          <w:rFonts w:asciiTheme="majorBidi" w:hAnsiTheme="majorBidi" w:cstheme="majorBidi"/>
+          <w:lang w:val="en-ID"/>
+        </w:rPr>
+        <w:t>tersusun</w:t>
+      </w:r>
+      <w:proofErr w:type="spellEnd"/>
+      <w:r>
+        <w:rPr>
+          <w:rFonts w:asciiTheme="majorBidi" w:hAnsiTheme="majorBidi" w:cstheme="majorBidi"/>
+          <w:lang w:val="en-ID"/>
+        </w:rPr>
+        <w:t xml:space="preserve"> </w:t>
+      </w:r>
+      <w:proofErr w:type="spellStart"/>
+      <w:r>
+        <w:rPr>
+          <w:rFonts w:asciiTheme="majorBidi" w:hAnsiTheme="majorBidi" w:cstheme="majorBidi"/>
+          <w:lang w:val="en-ID"/>
+        </w:rPr>
+        <w:t>dari</w:t>
+      </w:r>
+      <w:proofErr w:type="spellEnd"/>
+      <w:r>
+        <w:rPr>
+          <w:rFonts w:asciiTheme="majorBidi" w:hAnsiTheme="majorBidi" w:cstheme="majorBidi"/>
+          <w:lang w:val="en-ID"/>
+        </w:rPr>
+        <w:t xml:space="preserve"> </w:t>
+      </w:r>
+      <w:proofErr w:type="spellStart"/>
+      <w:r>
+        <w:rPr>
+          <w:rFonts w:asciiTheme="majorBidi" w:hAnsiTheme="majorBidi" w:cstheme="majorBidi"/>
+          <w:lang w:val="en-ID"/>
+        </w:rPr>
+        <w:t>enam</w:t>
+      </w:r>
+      <w:proofErr w:type="spellEnd"/>
+      <w:r>
+        <w:rPr>
+          <w:rFonts w:asciiTheme="majorBidi" w:hAnsiTheme="majorBidi" w:cstheme="majorBidi"/>
+          <w:lang w:val="en-ID"/>
+        </w:rPr>
+        <w:t xml:space="preserve"> </w:t>
+      </w:r>
+      <w:proofErr w:type="spellStart"/>
+      <w:r>
+        <w:rPr>
+          <w:rFonts w:asciiTheme="majorBidi" w:hAnsiTheme="majorBidi" w:cstheme="majorBidi"/>
+          <w:lang w:val="en-ID"/>
+        </w:rPr>
+        <w:lastRenderedPageBreak/>
+        <w:t>bidang</w:t>
+      </w:r>
+      <w:proofErr w:type="spellEnd"/>
+      <w:r>
+        <w:rPr>
+          <w:rFonts w:asciiTheme="majorBidi" w:hAnsiTheme="majorBidi" w:cstheme="majorBidi"/>
+          <w:lang w:val="en-ID"/>
+        </w:rPr>
+        <w:t xml:space="preserve"> </w:t>
+      </w:r>
+      <w:proofErr w:type="spellStart"/>
+      <w:r>
+        <w:rPr>
+          <w:rFonts w:asciiTheme="majorBidi" w:hAnsiTheme="majorBidi" w:cstheme="majorBidi"/>
+          <w:lang w:val="en-ID"/>
+        </w:rPr>
+        <w:t>persegi</w:t>
+      </w:r>
+      <w:proofErr w:type="spellEnd"/>
+      <w:r>
+        <w:rPr>
+          <w:rFonts w:asciiTheme="majorBidi" w:hAnsiTheme="majorBidi" w:cstheme="majorBidi"/>
+          <w:lang w:val="en-ID"/>
+        </w:rPr>
+        <w:t xml:space="preserve"> </w:t>
+      </w:r>
+      <w:proofErr w:type="spellStart"/>
+      <w:r>
+        <w:rPr>
+          <w:rFonts w:asciiTheme="majorBidi" w:hAnsiTheme="majorBidi" w:cstheme="majorBidi"/>
+          <w:lang w:val="en-ID"/>
+        </w:rPr>
+        <w:t>panjang</w:t>
+      </w:r>
+      <w:proofErr w:type="spellEnd"/>
+      <w:r>
+        <w:rPr>
+          <w:rFonts w:asciiTheme="majorBidi" w:hAnsiTheme="majorBidi" w:cstheme="majorBidi"/>
+          <w:lang w:val="en-ID"/>
+        </w:rPr>
+        <w:t xml:space="preserve">: dua </w:t>
+      </w:r>
+      <w:proofErr w:type="spellStart"/>
+      <w:r>
+        <w:rPr>
+          <w:rFonts w:asciiTheme="majorBidi" w:hAnsiTheme="majorBidi" w:cstheme="majorBidi"/>
+          <w:lang w:val="en-ID"/>
+        </w:rPr>
+        <w:t>bidang</w:t>
+      </w:r>
+      <w:proofErr w:type="spellEnd"/>
+      <w:r>
+        <w:rPr>
+          <w:rFonts w:asciiTheme="majorBidi" w:hAnsiTheme="majorBidi" w:cstheme="majorBidi"/>
+          <w:lang w:val="en-ID"/>
+        </w:rPr>
+        <w:t xml:space="preserve"> pada </w:t>
+      </w:r>
+      <w:proofErr w:type="spellStart"/>
+      <w:r>
+        <w:rPr>
+          <w:rFonts w:asciiTheme="majorBidi" w:hAnsiTheme="majorBidi" w:cstheme="majorBidi"/>
+          <w:lang w:val="en-ID"/>
+        </w:rPr>
+        <w:t>sisi</w:t>
+      </w:r>
+      <w:proofErr w:type="spellEnd"/>
+      <w:r>
+        <w:rPr>
+          <w:rFonts w:asciiTheme="majorBidi" w:hAnsiTheme="majorBidi" w:cstheme="majorBidi"/>
+          <w:lang w:val="en-ID"/>
+        </w:rPr>
+        <w:t xml:space="preserve"> </w:t>
+      </w:r>
+      <w:proofErr w:type="spellStart"/>
+      <w:r>
+        <w:rPr>
+          <w:rFonts w:asciiTheme="majorBidi" w:hAnsiTheme="majorBidi" w:cstheme="majorBidi"/>
+          <w:lang w:val="en-ID"/>
+        </w:rPr>
+        <w:t>depan-belakang</w:t>
+      </w:r>
+      <w:proofErr w:type="spellEnd"/>
+      <w:r>
+        <w:rPr>
+          <w:rFonts w:asciiTheme="majorBidi" w:hAnsiTheme="majorBidi" w:cstheme="majorBidi"/>
+          <w:lang w:val="en-ID"/>
+        </w:rPr>
+        <w:t xml:space="preserve">, dua di </w:t>
+      </w:r>
+      <w:proofErr w:type="spellStart"/>
+      <w:r>
+        <w:rPr>
+          <w:rFonts w:asciiTheme="majorBidi" w:hAnsiTheme="majorBidi" w:cstheme="majorBidi"/>
+          <w:lang w:val="en-ID"/>
+        </w:rPr>
+        <w:t>sisi</w:t>
+      </w:r>
+      <w:proofErr w:type="spellEnd"/>
+      <w:r>
+        <w:rPr>
+          <w:rFonts w:asciiTheme="majorBidi" w:hAnsiTheme="majorBidi" w:cstheme="majorBidi"/>
+          <w:lang w:val="en-ID"/>
+        </w:rPr>
+        <w:t xml:space="preserve"> </w:t>
+      </w:r>
+      <w:proofErr w:type="spellStart"/>
+      <w:r>
+        <w:rPr>
+          <w:rFonts w:asciiTheme="majorBidi" w:hAnsiTheme="majorBidi" w:cstheme="majorBidi"/>
+          <w:lang w:val="en-ID"/>
+        </w:rPr>
+        <w:t>kanan</w:t>
+      </w:r>
+      <w:proofErr w:type="spellEnd"/>
+      <w:r>
+        <w:rPr>
+          <w:rFonts w:asciiTheme="majorBidi" w:hAnsiTheme="majorBidi" w:cstheme="majorBidi"/>
+          <w:lang w:val="en-ID"/>
+        </w:rPr>
+        <w:t xml:space="preserve">-kiri, dan dua </w:t>
+      </w:r>
+      <w:proofErr w:type="spellStart"/>
+      <w:r>
+        <w:rPr>
+          <w:rFonts w:asciiTheme="majorBidi" w:hAnsiTheme="majorBidi" w:cstheme="majorBidi"/>
+          <w:lang w:val="en-ID"/>
+        </w:rPr>
+        <w:t>bidang</w:t>
+      </w:r>
+      <w:proofErr w:type="spellEnd"/>
+      <w:r>
+        <w:rPr>
+          <w:rFonts w:asciiTheme="majorBidi" w:hAnsiTheme="majorBidi" w:cstheme="majorBidi"/>
+          <w:lang w:val="en-ID"/>
+        </w:rPr>
+        <w:t xml:space="preserve"> horizontal yang </w:t>
+      </w:r>
+      <w:proofErr w:type="spellStart"/>
+      <w:r>
+        <w:rPr>
+          <w:rFonts w:asciiTheme="majorBidi" w:hAnsiTheme="majorBidi" w:cstheme="majorBidi"/>
+          <w:lang w:val="en-ID"/>
+        </w:rPr>
+        <w:t>menghubungkan</w:t>
+      </w:r>
+      <w:proofErr w:type="spellEnd"/>
+      <w:r>
+        <w:rPr>
+          <w:rFonts w:asciiTheme="majorBidi" w:hAnsiTheme="majorBidi" w:cstheme="majorBidi"/>
+          <w:lang w:val="en-ID"/>
+        </w:rPr>
+        <w:t xml:space="preserve"> </w:t>
+      </w:r>
+      <w:proofErr w:type="spellStart"/>
+      <w:r>
+        <w:rPr>
+          <w:rFonts w:asciiTheme="majorBidi" w:hAnsiTheme="majorBidi" w:cstheme="majorBidi"/>
+          <w:lang w:val="en-ID"/>
+        </w:rPr>
+        <w:t>bagian</w:t>
+      </w:r>
+      <w:proofErr w:type="spellEnd"/>
+      <w:r>
+        <w:rPr>
+          <w:rFonts w:asciiTheme="majorBidi" w:hAnsiTheme="majorBidi" w:cstheme="majorBidi"/>
+          <w:lang w:val="en-ID"/>
+        </w:rPr>
+        <w:t xml:space="preserve"> </w:t>
+      </w:r>
+      <w:proofErr w:type="spellStart"/>
+      <w:r>
+        <w:rPr>
+          <w:rFonts w:asciiTheme="majorBidi" w:hAnsiTheme="majorBidi" w:cstheme="majorBidi"/>
+          <w:lang w:val="en-ID"/>
+        </w:rPr>
+        <w:t>atas</w:t>
+      </w:r>
+      <w:proofErr w:type="spellEnd"/>
+      <w:r>
+        <w:rPr>
+          <w:rFonts w:asciiTheme="majorBidi" w:hAnsiTheme="majorBidi" w:cstheme="majorBidi"/>
+          <w:lang w:val="en-ID"/>
+        </w:rPr>
+        <w:t xml:space="preserve"> dan </w:t>
+      </w:r>
+      <w:proofErr w:type="spellStart"/>
+      <w:r>
+        <w:rPr>
+          <w:rFonts w:asciiTheme="majorBidi" w:hAnsiTheme="majorBidi" w:cstheme="majorBidi"/>
+          <w:lang w:val="en-ID"/>
+        </w:rPr>
+        <w:t>bawah</w:t>
+      </w:r>
+      <w:proofErr w:type="spellEnd"/>
+      <w:r>
+        <w:rPr>
+          <w:rFonts w:asciiTheme="majorBidi" w:hAnsiTheme="majorBidi" w:cstheme="majorBidi"/>
+          <w:lang w:val="en-ID"/>
+        </w:rPr>
+        <w:t xml:space="preserve"> </w:t>
+      </w:r>
+      <w:proofErr w:type="spellStart"/>
+      <w:r>
+        <w:rPr>
+          <w:rFonts w:asciiTheme="majorBidi" w:hAnsiTheme="majorBidi" w:cstheme="majorBidi"/>
+          <w:lang w:val="en-ID"/>
+        </w:rPr>
+        <w:t>tiang</w:t>
+      </w:r>
+      <w:proofErr w:type="spellEnd"/>
+      <w:r>
+        <w:rPr>
+          <w:rFonts w:asciiTheme="majorBidi" w:hAnsiTheme="majorBidi" w:cstheme="majorBidi"/>
+          <w:lang w:val="en-ID"/>
+        </w:rPr>
+        <w:t xml:space="preserve">. Jika </w:t>
+      </w:r>
+      <w:proofErr w:type="spellStart"/>
+      <w:r>
+        <w:rPr>
+          <w:rFonts w:asciiTheme="majorBidi" w:hAnsiTheme="majorBidi" w:cstheme="majorBidi"/>
+          <w:lang w:val="en-ID"/>
+        </w:rPr>
+        <w:t>panjang</w:t>
+      </w:r>
+      <w:proofErr w:type="spellEnd"/>
+      <w:r>
+        <w:rPr>
+          <w:rFonts w:asciiTheme="majorBidi" w:hAnsiTheme="majorBidi" w:cstheme="majorBidi"/>
+          <w:lang w:val="en-ID"/>
+        </w:rPr>
+        <w:t xml:space="preserve"> </w:t>
+      </w:r>
+      <w:proofErr w:type="spellStart"/>
+      <w:r>
+        <w:rPr>
+          <w:rFonts w:asciiTheme="majorBidi" w:hAnsiTheme="majorBidi" w:cstheme="majorBidi"/>
+          <w:lang w:val="en-ID"/>
+        </w:rPr>
+        <w:t>rumah</w:t>
+      </w:r>
+      <w:proofErr w:type="spellEnd"/>
+      <w:r>
+        <w:rPr>
+          <w:rFonts w:asciiTheme="majorBidi" w:hAnsiTheme="majorBidi" w:cstheme="majorBidi"/>
+          <w:lang w:val="en-ID"/>
+        </w:rPr>
+        <w:t xml:space="preserve"> </w:t>
+      </w:r>
+      <w:proofErr w:type="spellStart"/>
+      <w:r>
+        <w:rPr>
+          <w:rFonts w:asciiTheme="majorBidi" w:hAnsiTheme="majorBidi" w:cstheme="majorBidi"/>
+          <w:lang w:val="en-ID"/>
+        </w:rPr>
+        <w:t>dilambangkan</w:t>
+      </w:r>
+      <w:proofErr w:type="spellEnd"/>
+      <w:r>
+        <w:rPr>
+          <w:rFonts w:asciiTheme="majorBidi" w:hAnsiTheme="majorBidi" w:cstheme="majorBidi"/>
+          <w:lang w:val="en-ID"/>
+        </w:rPr>
+        <w:t xml:space="preserve"> </w:t>
+      </w:r>
+      <w:proofErr w:type="spellStart"/>
+      <w:r>
+        <w:rPr>
+          <w:rFonts w:asciiTheme="majorBidi" w:hAnsiTheme="majorBidi" w:cstheme="majorBidi"/>
+          <w:lang w:val="en-ID"/>
+        </w:rPr>
+        <w:t>dengan</w:t>
+      </w:r>
+      <w:proofErr w:type="spellEnd"/>
+      <w:r>
+        <w:rPr>
+          <w:rFonts w:asciiTheme="majorBidi" w:hAnsiTheme="majorBidi" w:cstheme="majorBidi"/>
+          <w:lang w:val="en-ID"/>
+        </w:rPr>
+        <w:t xml:space="preserve"> </w:t>
       </w:r>
       <m:oMath>
         <m:r>
@@ -3729,12 +5060,149 @@
           <w:lang w:val="en-ID"/>
         </w:rPr>
       </w:pPr>
-      <w:r>
-        <w:rPr>
-          <w:rFonts w:asciiTheme="majorBidi" w:hAnsiTheme="majorBidi" w:cstheme="majorBidi"/>
-          <w:lang w:val="en-ID"/>
-        </w:rPr>
-        <w:t>Sedangkan luas keseluruhan bidang penopang dapat ditentukan dengan rumus:</w:t>
+      <w:proofErr w:type="spellStart"/>
+      <w:r>
+        <w:rPr>
+          <w:rFonts w:asciiTheme="majorBidi" w:hAnsiTheme="majorBidi" w:cstheme="majorBidi"/>
+          <w:lang w:val="en-ID"/>
+        </w:rPr>
+        <w:t>Sedangkan</w:t>
+      </w:r>
+      <w:proofErr w:type="spellEnd"/>
+      <w:r>
+        <w:rPr>
+          <w:rFonts w:asciiTheme="majorBidi" w:hAnsiTheme="majorBidi" w:cstheme="majorBidi"/>
+          <w:lang w:val="en-ID"/>
+        </w:rPr>
+        <w:t xml:space="preserve"> </w:t>
+      </w:r>
+      <w:proofErr w:type="spellStart"/>
+      <w:r>
+        <w:rPr>
+          <w:rFonts w:asciiTheme="majorBidi" w:hAnsiTheme="majorBidi" w:cstheme="majorBidi"/>
+          <w:lang w:val="en-ID"/>
+        </w:rPr>
+        <w:t>luas</w:t>
+      </w:r>
+      <w:proofErr w:type="spellEnd"/>
+      <w:r>
+        <w:rPr>
+          <w:rFonts w:asciiTheme="majorBidi" w:hAnsiTheme="majorBidi" w:cstheme="majorBidi"/>
+          <w:lang w:val="en-ID"/>
+        </w:rPr>
+        <w:t xml:space="preserve"> </w:t>
+      </w:r>
+      <w:proofErr w:type="spellStart"/>
+      <w:r>
+        <w:rPr>
+          <w:rFonts w:asciiTheme="majorBidi" w:hAnsiTheme="majorBidi" w:cstheme="majorBidi"/>
+          <w:lang w:val="en-ID"/>
+        </w:rPr>
+        <w:t>keseluruhan</w:t>
+      </w:r>
+      <w:proofErr w:type="spellEnd"/>
+      <w:r>
+        <w:rPr>
+          <w:rFonts w:asciiTheme="majorBidi" w:hAnsiTheme="majorBidi" w:cstheme="majorBidi"/>
+          <w:lang w:val="en-ID"/>
+        </w:rPr>
+        <w:t xml:space="preserve"> </w:t>
+      </w:r>
+      <w:proofErr w:type="spellStart"/>
+      <w:r>
+        <w:rPr>
+          <w:rFonts w:asciiTheme="majorBidi" w:hAnsiTheme="majorBidi" w:cstheme="majorBidi"/>
+          <w:lang w:val="en-ID"/>
+        </w:rPr>
+        <w:t>bidang</w:t>
+      </w:r>
+      <w:proofErr w:type="spellEnd"/>
+      <w:r>
+        <w:rPr>
+          <w:rFonts w:asciiTheme="majorBidi" w:hAnsiTheme="majorBidi" w:cstheme="majorBidi"/>
+          <w:lang w:val="en-ID"/>
+        </w:rPr>
+        <w:t xml:space="preserve"> </w:t>
+      </w:r>
+      <w:proofErr w:type="spellStart"/>
+      <w:r>
+        <w:rPr>
+          <w:rFonts w:asciiTheme="majorBidi" w:hAnsiTheme="majorBidi" w:cstheme="majorBidi"/>
+          <w:lang w:val="en-ID"/>
+        </w:rPr>
+        <w:t>penopang</w:t>
+      </w:r>
+      <w:proofErr w:type="spellEnd"/>
+      <w:r>
+        <w:rPr>
+          <w:rFonts w:asciiTheme="majorBidi" w:hAnsiTheme="majorBidi" w:cstheme="majorBidi"/>
+          <w:lang w:val="en-ID"/>
+        </w:rPr>
+        <w:t xml:space="preserve"> </w:t>
+      </w:r>
+      <w:proofErr w:type="spellStart"/>
+      <w:r>
+        <w:rPr>
+          <w:rFonts w:asciiTheme="majorBidi" w:hAnsiTheme="majorBidi" w:cstheme="majorBidi"/>
+          <w:lang w:val="en-ID"/>
+        </w:rPr>
+        <w:t>dapat</w:t>
+      </w:r>
+      <w:proofErr w:type="spellEnd"/>
+      <w:r>
+        <w:rPr>
+          <w:rFonts w:asciiTheme="majorBidi" w:hAnsiTheme="majorBidi" w:cstheme="majorBidi"/>
+          <w:lang w:val="en-ID"/>
+        </w:rPr>
+        <w:t xml:space="preserve"> </w:t>
+      </w:r>
+      <w:proofErr w:type="spellStart"/>
+      <w:r>
+        <w:rPr>
+          <w:rFonts w:asciiTheme="majorBidi" w:hAnsiTheme="majorBidi" w:cstheme="majorBidi"/>
+          <w:lang w:val="en-ID"/>
+        </w:rPr>
+        <w:t>ditentukan</w:t>
+      </w:r>
+      <w:proofErr w:type="spellEnd"/>
+      <w:r>
+        <w:rPr>
+          <w:rFonts w:asciiTheme="majorBidi" w:hAnsiTheme="majorBidi" w:cstheme="majorBidi"/>
+          <w:lang w:val="en-ID"/>
+        </w:rPr>
+        <w:t xml:space="preserve"> </w:t>
+      </w:r>
+      <w:proofErr w:type="spellStart"/>
+      <w:r>
+        <w:rPr>
+          <w:rFonts w:asciiTheme="majorBidi" w:hAnsiTheme="majorBidi" w:cstheme="majorBidi"/>
+          <w:lang w:val="en-ID"/>
+        </w:rPr>
+        <w:t>dengan</w:t>
+      </w:r>
+      <w:proofErr w:type="spellEnd"/>
+      <w:r>
+        <w:rPr>
+          <w:rFonts w:asciiTheme="majorBidi" w:hAnsiTheme="majorBidi" w:cstheme="majorBidi"/>
+          <w:lang w:val="en-ID"/>
+        </w:rPr>
+        <w:t xml:space="preserve"> </w:t>
+      </w:r>
+      <w:proofErr w:type="spellStart"/>
+      <w:r>
+        <w:rPr>
+          <w:rFonts w:asciiTheme="majorBidi" w:hAnsiTheme="majorBidi" w:cstheme="majorBidi"/>
+          <w:lang w:val="en-ID"/>
+        </w:rPr>
+        <w:t>rumus</w:t>
+      </w:r>
+      <w:proofErr w:type="spellEnd"/>
+      <w:r>
+        <w:rPr>
+          <w:rFonts w:asciiTheme="majorBidi" w:hAnsiTheme="majorBidi" w:cstheme="majorBidi"/>
+          <w:lang w:val="en-ID"/>
+        </w:rPr>
+        <w:t>:</w:t>
       </w:r>
     </w:p>
     <w:p>
@@ -3771,12 +5239,549 @@
           <w:lang w:val="en-ID"/>
         </w:rPr>
       </w:pPr>
-      <w:r>
-        <w:rPr>
-          <w:rFonts w:asciiTheme="majorBidi" w:hAnsiTheme="majorBidi" w:cstheme="majorBidi"/>
-          <w:lang w:val="en-ID"/>
-        </w:rPr>
-        <w:t>Rumus ini bukan sekadar perhitungan matematis, tetapi juga menggambarkan rasionalitas dan keteraturan masyarakat Mandar dalam membangun rumah yang proporsional dan stabil. Proporsi antara tinggi dan lebar tiang disesuaikan agar pusat gravitasi bangunan tetap seimbang, sekaligus menahan guncangan akibat angin dan aktivitas sehari-hari.</w:t>
+      <w:proofErr w:type="spellStart"/>
+      <w:r>
+        <w:rPr>
+          <w:rFonts w:asciiTheme="majorBidi" w:hAnsiTheme="majorBidi" w:cstheme="majorBidi"/>
+          <w:lang w:val="en-ID"/>
+        </w:rPr>
+        <w:t>Rumus</w:t>
+      </w:r>
+      <w:proofErr w:type="spellEnd"/>
+      <w:r>
+        <w:rPr>
+          <w:rFonts w:asciiTheme="majorBidi" w:hAnsiTheme="majorBidi" w:cstheme="majorBidi"/>
+          <w:lang w:val="en-ID"/>
+        </w:rPr>
+        <w:t xml:space="preserve"> </w:t>
+      </w:r>
+      <w:proofErr w:type="spellStart"/>
+      <w:r>
+        <w:rPr>
+          <w:rFonts w:asciiTheme="majorBidi" w:hAnsiTheme="majorBidi" w:cstheme="majorBidi"/>
+          <w:lang w:val="en-ID"/>
+        </w:rPr>
+        <w:t>ini</w:t>
+      </w:r>
+      <w:proofErr w:type="spellEnd"/>
+      <w:r>
+        <w:rPr>
+          <w:rFonts w:asciiTheme="majorBidi" w:hAnsiTheme="majorBidi" w:cstheme="majorBidi"/>
+          <w:lang w:val="en-ID"/>
+        </w:rPr>
+        <w:t xml:space="preserve"> </w:t>
+      </w:r>
+      <w:proofErr w:type="spellStart"/>
+      <w:r>
+        <w:rPr>
+          <w:rFonts w:asciiTheme="majorBidi" w:hAnsiTheme="majorBidi" w:cstheme="majorBidi"/>
+          <w:lang w:val="en-ID"/>
+        </w:rPr>
+        <w:t>bukan</w:t>
+      </w:r>
+      <w:proofErr w:type="spellEnd"/>
+      <w:r>
+        <w:rPr>
+          <w:rFonts w:asciiTheme="majorBidi" w:hAnsiTheme="majorBidi" w:cstheme="majorBidi"/>
+          <w:lang w:val="en-ID"/>
+        </w:rPr>
+        <w:t xml:space="preserve"> </w:t>
+      </w:r>
+      <w:proofErr w:type="spellStart"/>
+      <w:r>
+        <w:rPr>
+          <w:rFonts w:asciiTheme="majorBidi" w:hAnsiTheme="majorBidi" w:cstheme="majorBidi"/>
+          <w:lang w:val="en-ID"/>
+        </w:rPr>
+        <w:t>sekadar</w:t>
+      </w:r>
+      <w:proofErr w:type="spellEnd"/>
+      <w:r>
+        <w:rPr>
+          <w:rFonts w:asciiTheme="majorBidi" w:hAnsiTheme="majorBidi" w:cstheme="majorBidi"/>
+          <w:lang w:val="en-ID"/>
+        </w:rPr>
+        <w:t xml:space="preserve"> </w:t>
+      </w:r>
+      <w:proofErr w:type="spellStart"/>
+      <w:r>
+        <w:rPr>
+          <w:rFonts w:asciiTheme="majorBidi" w:hAnsiTheme="majorBidi" w:cstheme="majorBidi"/>
+          <w:lang w:val="en-ID"/>
+        </w:rPr>
+        <w:t>perhitungan</w:t>
+      </w:r>
+      <w:proofErr w:type="spellEnd"/>
+      <w:r>
+        <w:rPr>
+          <w:rFonts w:asciiTheme="majorBidi" w:hAnsiTheme="majorBidi" w:cstheme="majorBidi"/>
+          <w:lang w:val="en-ID"/>
+        </w:rPr>
+        <w:t xml:space="preserve"> </w:t>
+      </w:r>
+      <w:proofErr w:type="spellStart"/>
+      <w:r>
+        <w:rPr>
+          <w:rFonts w:asciiTheme="majorBidi" w:hAnsiTheme="majorBidi" w:cstheme="majorBidi"/>
+          <w:lang w:val="en-ID"/>
+        </w:rPr>
+        <w:t>matematis</w:t>
+      </w:r>
+      <w:proofErr w:type="spellEnd"/>
+      <w:r>
+        <w:rPr>
+          <w:rFonts w:asciiTheme="majorBidi" w:hAnsiTheme="majorBidi" w:cstheme="majorBidi"/>
+          <w:lang w:val="en-ID"/>
+        </w:rPr>
+        <w:t xml:space="preserve">, </w:t>
+      </w:r>
+      <w:proofErr w:type="spellStart"/>
+      <w:r>
+        <w:rPr>
+          <w:rFonts w:asciiTheme="majorBidi" w:hAnsiTheme="majorBidi" w:cstheme="majorBidi"/>
+          <w:lang w:val="en-ID"/>
+        </w:rPr>
+        <w:t>tetapi</w:t>
+      </w:r>
+      <w:proofErr w:type="spellEnd"/>
+      <w:r>
+        <w:rPr>
+          <w:rFonts w:asciiTheme="majorBidi" w:hAnsiTheme="majorBidi" w:cstheme="majorBidi"/>
+          <w:lang w:val="en-ID"/>
+        </w:rPr>
+        <w:t xml:space="preserve"> juga </w:t>
+      </w:r>
+      <w:proofErr w:type="spellStart"/>
+      <w:r>
+        <w:rPr>
+          <w:rFonts w:asciiTheme="majorBidi" w:hAnsiTheme="majorBidi" w:cstheme="majorBidi"/>
+          <w:lang w:val="en-ID"/>
+        </w:rPr>
+        <w:t>menggambarkan</w:t>
+      </w:r>
+      <w:proofErr w:type="spellEnd"/>
+      <w:r>
+        <w:rPr>
+          <w:rFonts w:asciiTheme="majorBidi" w:hAnsiTheme="majorBidi" w:cstheme="majorBidi"/>
+          <w:lang w:val="en-ID"/>
+        </w:rPr>
+        <w:t xml:space="preserve"> </w:t>
+      </w:r>
+      <w:proofErr w:type="spellStart"/>
+      <w:r>
+        <w:rPr>
+          <w:rFonts w:asciiTheme="majorBidi" w:hAnsiTheme="majorBidi" w:cstheme="majorBidi"/>
+          <w:lang w:val="en-ID"/>
+        </w:rPr>
+        <w:t>rasionalitas</w:t>
+      </w:r>
+      <w:proofErr w:type="spellEnd"/>
+      <w:r>
+        <w:rPr>
+          <w:rFonts w:asciiTheme="majorBidi" w:hAnsiTheme="majorBidi" w:cstheme="majorBidi"/>
+          <w:lang w:val="en-ID"/>
+        </w:rPr>
+        <w:t xml:space="preserve"> dan </w:t>
+      </w:r>
+      <w:proofErr w:type="spellStart"/>
+      <w:r>
+        <w:rPr>
+          <w:rFonts w:asciiTheme="majorBidi" w:hAnsiTheme="majorBidi" w:cstheme="majorBidi"/>
+          <w:lang w:val="en-ID"/>
+        </w:rPr>
+        <w:t>keteraturan</w:t>
+      </w:r>
+      <w:proofErr w:type="spellEnd"/>
+      <w:r>
+        <w:rPr>
+          <w:rFonts w:asciiTheme="majorBidi" w:hAnsiTheme="majorBidi" w:cstheme="majorBidi"/>
+          <w:lang w:val="en-ID"/>
+        </w:rPr>
+        <w:t xml:space="preserve"> </w:t>
+      </w:r>
+      <w:proofErr w:type="spellStart"/>
+      <w:r>
+        <w:rPr>
+          <w:rFonts w:asciiTheme="majorBidi" w:hAnsiTheme="majorBidi" w:cstheme="majorBidi"/>
+          <w:lang w:val="en-ID"/>
+        </w:rPr>
+        <w:t>masyarakat</w:t>
+      </w:r>
+      <w:proofErr w:type="spellEnd"/>
+      <w:r>
+        <w:rPr>
+          <w:rFonts w:asciiTheme="majorBidi" w:hAnsiTheme="majorBidi" w:cstheme="majorBidi"/>
+          <w:lang w:val="en-ID"/>
+        </w:rPr>
+        <w:t xml:space="preserve"> Mandar </w:t>
+      </w:r>
+      <w:proofErr w:type="spellStart"/>
+      <w:r>
+        <w:rPr>
+          <w:rFonts w:asciiTheme="majorBidi" w:hAnsiTheme="majorBidi" w:cstheme="majorBidi"/>
+          <w:lang w:val="en-ID"/>
+        </w:rPr>
+        <w:t>dalam</w:t>
+      </w:r>
+      <w:proofErr w:type="spellEnd"/>
+      <w:r>
+        <w:rPr>
+          <w:rFonts w:asciiTheme="majorBidi" w:hAnsiTheme="majorBidi" w:cstheme="majorBidi"/>
+          <w:lang w:val="en-ID"/>
+        </w:rPr>
+        <w:t xml:space="preserve"> </w:t>
+      </w:r>
+      <w:proofErr w:type="spellStart"/>
+      <w:r>
+        <w:rPr>
+          <w:rFonts w:asciiTheme="majorBidi" w:hAnsiTheme="majorBidi" w:cstheme="majorBidi"/>
+          <w:lang w:val="en-ID"/>
+        </w:rPr>
+        <w:t>membangun</w:t>
+      </w:r>
+      <w:proofErr w:type="spellEnd"/>
+      <w:r>
+        <w:rPr>
+          <w:rFonts w:asciiTheme="majorBidi" w:hAnsiTheme="majorBidi" w:cstheme="majorBidi"/>
+          <w:lang w:val="en-ID"/>
+        </w:rPr>
+        <w:t xml:space="preserve"> </w:t>
+      </w:r>
+      <w:proofErr w:type="spellStart"/>
+      <w:r>
+        <w:rPr>
+          <w:rFonts w:asciiTheme="majorBidi" w:hAnsiTheme="majorBidi" w:cstheme="majorBidi"/>
+          <w:lang w:val="en-ID"/>
+        </w:rPr>
+        <w:t>rumah</w:t>
+      </w:r>
+      <w:proofErr w:type="spellEnd"/>
+      <w:r>
+        <w:rPr>
+          <w:rFonts w:asciiTheme="majorBidi" w:hAnsiTheme="majorBidi" w:cstheme="majorBidi"/>
+          <w:lang w:val="en-ID"/>
+        </w:rPr>
+        <w:t xml:space="preserve"> yang </w:t>
+      </w:r>
+      <w:proofErr w:type="spellStart"/>
+      <w:r>
+        <w:rPr>
+          <w:rFonts w:asciiTheme="majorBidi" w:hAnsiTheme="majorBidi" w:cstheme="majorBidi"/>
+          <w:lang w:val="en-ID"/>
+        </w:rPr>
+        <w:t>proporsional</w:t>
+      </w:r>
+      <w:proofErr w:type="spellEnd"/>
+      <w:r>
+        <w:rPr>
+          <w:rFonts w:asciiTheme="majorBidi" w:hAnsiTheme="majorBidi" w:cstheme="majorBidi"/>
+          <w:lang w:val="en-ID"/>
+        </w:rPr>
+        <w:t xml:space="preserve"> dan </w:t>
+      </w:r>
+      <w:proofErr w:type="spellStart"/>
+      <w:r>
+        <w:rPr>
+          <w:rFonts w:asciiTheme="majorBidi" w:hAnsiTheme="majorBidi" w:cstheme="majorBidi"/>
+          <w:lang w:val="en-ID"/>
+        </w:rPr>
+        <w:t>stabil</w:t>
+      </w:r>
+      <w:proofErr w:type="spellEnd"/>
+      <w:r>
+        <w:rPr>
+          <w:rFonts w:asciiTheme="majorBidi" w:hAnsiTheme="majorBidi" w:cstheme="majorBidi"/>
+          <w:lang w:val="en-ID"/>
+        </w:rPr>
+        <w:t xml:space="preserve">. </w:t>
+      </w:r>
+      <w:proofErr w:type="spellStart"/>
+      <w:r>
+        <w:rPr>
+          <w:rFonts w:asciiTheme="majorBidi" w:hAnsiTheme="majorBidi" w:cstheme="majorBidi"/>
+          <w:lang w:val="en-ID"/>
+        </w:rPr>
+        <w:t>Proporsi</w:t>
+      </w:r>
+      <w:proofErr w:type="spellEnd"/>
+      <w:r>
+        <w:rPr>
+          <w:rFonts w:asciiTheme="majorBidi" w:hAnsiTheme="majorBidi" w:cstheme="majorBidi"/>
+          <w:lang w:val="en-ID"/>
+        </w:rPr>
+        <w:t xml:space="preserve"> </w:t>
+      </w:r>
+      <w:proofErr w:type="spellStart"/>
+      <w:r>
+        <w:rPr>
+          <w:rFonts w:asciiTheme="majorBidi" w:hAnsiTheme="majorBidi" w:cstheme="majorBidi"/>
+          <w:lang w:val="en-ID"/>
+        </w:rPr>
+        <w:t>antara</w:t>
+      </w:r>
+      <w:proofErr w:type="spellEnd"/>
+      <w:r>
+        <w:rPr>
+          <w:rFonts w:asciiTheme="majorBidi" w:hAnsiTheme="majorBidi" w:cstheme="majorBidi"/>
+          <w:lang w:val="en-ID"/>
+        </w:rPr>
+        <w:t xml:space="preserve"> </w:t>
+      </w:r>
+      <w:proofErr w:type="spellStart"/>
+      <w:r>
+        <w:rPr>
+          <w:rFonts w:asciiTheme="majorBidi" w:hAnsiTheme="majorBidi" w:cstheme="majorBidi"/>
+          <w:lang w:val="en-ID"/>
+        </w:rPr>
+        <w:t>tinggi</w:t>
+      </w:r>
+      <w:proofErr w:type="spellEnd"/>
+      <w:r>
+        <w:rPr>
+          <w:rFonts w:asciiTheme="majorBidi" w:hAnsiTheme="majorBidi" w:cstheme="majorBidi"/>
+          <w:lang w:val="en-ID"/>
+        </w:rPr>
+        <w:t xml:space="preserve"> dan </w:t>
+      </w:r>
+      <w:proofErr w:type="spellStart"/>
+      <w:r>
+        <w:rPr>
+          <w:rFonts w:asciiTheme="majorBidi" w:hAnsiTheme="majorBidi" w:cstheme="majorBidi"/>
+          <w:lang w:val="en-ID"/>
+        </w:rPr>
+        <w:t>lebar</w:t>
+      </w:r>
+      <w:proofErr w:type="spellEnd"/>
+      <w:r>
+        <w:rPr>
+          <w:rFonts w:asciiTheme="majorBidi" w:hAnsiTheme="majorBidi" w:cstheme="majorBidi"/>
+          <w:lang w:val="en-ID"/>
+        </w:rPr>
+        <w:t xml:space="preserve"> </w:t>
+      </w:r>
+      <w:proofErr w:type="spellStart"/>
+      <w:r>
+        <w:rPr>
+          <w:rFonts w:asciiTheme="majorBidi" w:hAnsiTheme="majorBidi" w:cstheme="majorBidi"/>
+          <w:lang w:val="en-ID"/>
+        </w:rPr>
+        <w:t>tiang</w:t>
+      </w:r>
+      <w:proofErr w:type="spellEnd"/>
+      <w:r>
+        <w:rPr>
+          <w:rFonts w:asciiTheme="majorBidi" w:hAnsiTheme="majorBidi" w:cstheme="majorBidi"/>
+          <w:lang w:val="en-ID"/>
+        </w:rPr>
+        <w:t xml:space="preserve"> </w:t>
+      </w:r>
+      <w:proofErr w:type="spellStart"/>
+      <w:r>
+        <w:rPr>
+          <w:rFonts w:asciiTheme="majorBidi" w:hAnsiTheme="majorBidi" w:cstheme="majorBidi"/>
+          <w:lang w:val="en-ID"/>
+        </w:rPr>
+        <w:t>disesuaikan</w:t>
+      </w:r>
+      <w:proofErr w:type="spellEnd"/>
+      <w:r>
+        <w:rPr>
+          <w:rFonts w:asciiTheme="majorBidi" w:hAnsiTheme="majorBidi" w:cstheme="majorBidi"/>
+          <w:lang w:val="en-ID"/>
+        </w:rPr>
+        <w:t xml:space="preserve"> agar </w:t>
+      </w:r>
+      <w:proofErr w:type="spellStart"/>
+      <w:r>
+        <w:rPr>
+          <w:rFonts w:asciiTheme="majorBidi" w:hAnsiTheme="majorBidi" w:cstheme="majorBidi"/>
+          <w:lang w:val="en-ID"/>
+        </w:rPr>
+        <w:t>pusat</w:t>
+      </w:r>
+      <w:proofErr w:type="spellEnd"/>
+      <w:r>
+        <w:rPr>
+          <w:rFonts w:asciiTheme="majorBidi" w:hAnsiTheme="majorBidi" w:cstheme="majorBidi"/>
+          <w:lang w:val="en-ID"/>
+        </w:rPr>
+        <w:t xml:space="preserve"> </w:t>
+      </w:r>
+      <w:proofErr w:type="spellStart"/>
+      <w:r>
+        <w:rPr>
+          <w:rFonts w:asciiTheme="majorBidi" w:hAnsiTheme="majorBidi" w:cstheme="majorBidi"/>
+          <w:lang w:val="en-ID"/>
+        </w:rPr>
+        <w:t>gravitasi</w:t>
+      </w:r>
+      <w:proofErr w:type="spellEnd"/>
+      <w:r>
+        <w:rPr>
+          <w:rFonts w:asciiTheme="majorBidi" w:hAnsiTheme="majorBidi" w:cstheme="majorBidi"/>
+          <w:lang w:val="en-ID"/>
+        </w:rPr>
+        <w:t xml:space="preserve"> </w:t>
+      </w:r>
+      <w:proofErr w:type="spellStart"/>
+      <w:r>
+        <w:rPr>
+          <w:rFonts w:asciiTheme="majorBidi" w:hAnsiTheme="majorBidi" w:cstheme="majorBidi"/>
+          <w:lang w:val="en-ID"/>
+        </w:rPr>
+        <w:t>bangunan</w:t>
+      </w:r>
+      <w:proofErr w:type="spellEnd"/>
+      <w:r>
+        <w:rPr>
+          <w:rFonts w:asciiTheme="majorBidi" w:hAnsiTheme="majorBidi" w:cstheme="majorBidi"/>
+          <w:lang w:val="en-ID"/>
+        </w:rPr>
+        <w:t xml:space="preserve"> </w:t>
+      </w:r>
+      <w:proofErr w:type="spellStart"/>
+      <w:r>
+        <w:rPr>
+          <w:rFonts w:asciiTheme="majorBidi" w:hAnsiTheme="majorBidi" w:cstheme="majorBidi"/>
+          <w:lang w:val="en-ID"/>
+        </w:rPr>
+        <w:t>tetap</w:t>
+      </w:r>
+      <w:proofErr w:type="spellEnd"/>
+      <w:r>
+        <w:rPr>
+          <w:rFonts w:asciiTheme="majorBidi" w:hAnsiTheme="majorBidi" w:cstheme="majorBidi"/>
+          <w:lang w:val="en-ID"/>
+        </w:rPr>
+        <w:t xml:space="preserve"> </w:t>
+      </w:r>
+      <w:proofErr w:type="spellStart"/>
+      <w:r>
+        <w:rPr>
+          <w:rFonts w:asciiTheme="majorBidi" w:hAnsiTheme="majorBidi" w:cstheme="majorBidi"/>
+          <w:lang w:val="en-ID"/>
+        </w:rPr>
+        <w:t>seimbang</w:t>
+      </w:r>
+      <w:proofErr w:type="spellEnd"/>
+      <w:r>
+        <w:rPr>
+          <w:rFonts w:asciiTheme="majorBidi" w:hAnsiTheme="majorBidi" w:cstheme="majorBidi"/>
+          <w:lang w:val="en-ID"/>
+        </w:rPr>
+        <w:t xml:space="preserve">, </w:t>
+      </w:r>
+      <w:proofErr w:type="spellStart"/>
+      <w:r>
+        <w:rPr>
+          <w:rFonts w:asciiTheme="majorBidi" w:hAnsiTheme="majorBidi" w:cstheme="majorBidi"/>
+          <w:lang w:val="en-ID"/>
+        </w:rPr>
+        <w:t>sekaligus</w:t>
+      </w:r>
+      <w:proofErr w:type="spellEnd"/>
+      <w:r>
+        <w:rPr>
+          <w:rFonts w:asciiTheme="majorBidi" w:hAnsiTheme="majorBidi" w:cstheme="majorBidi"/>
+          <w:lang w:val="en-ID"/>
+        </w:rPr>
+        <w:t xml:space="preserve"> </w:t>
+      </w:r>
+      <w:proofErr w:type="spellStart"/>
+      <w:r>
+        <w:rPr>
+          <w:rFonts w:asciiTheme="majorBidi" w:hAnsiTheme="majorBidi" w:cstheme="majorBidi"/>
+          <w:lang w:val="en-ID"/>
+        </w:rPr>
+        <w:t>menahan</w:t>
+      </w:r>
+      <w:proofErr w:type="spellEnd"/>
+      <w:r>
+        <w:rPr>
+          <w:rFonts w:asciiTheme="majorBidi" w:hAnsiTheme="majorBidi" w:cstheme="majorBidi"/>
+          <w:lang w:val="en-ID"/>
+        </w:rPr>
+        <w:t xml:space="preserve"> </w:t>
+      </w:r>
+      <w:proofErr w:type="spellStart"/>
+      <w:r>
+        <w:rPr>
+          <w:rFonts w:asciiTheme="majorBidi" w:hAnsiTheme="majorBidi" w:cstheme="majorBidi"/>
+          <w:lang w:val="en-ID"/>
+        </w:rPr>
+        <w:t>guncangan</w:t>
+      </w:r>
+      <w:proofErr w:type="spellEnd"/>
+      <w:r>
+        <w:rPr>
+          <w:rFonts w:asciiTheme="majorBidi" w:hAnsiTheme="majorBidi" w:cstheme="majorBidi"/>
+          <w:lang w:val="en-ID"/>
+        </w:rPr>
+        <w:t xml:space="preserve"> </w:t>
+      </w:r>
+      <w:proofErr w:type="spellStart"/>
+      <w:r>
+        <w:rPr>
+          <w:rFonts w:asciiTheme="majorBidi" w:hAnsiTheme="majorBidi" w:cstheme="majorBidi"/>
+          <w:lang w:val="en-ID"/>
+        </w:rPr>
+        <w:t>akibat</w:t>
+      </w:r>
+      <w:proofErr w:type="spellEnd"/>
+      <w:r>
+        <w:rPr>
+          <w:rFonts w:asciiTheme="majorBidi" w:hAnsiTheme="majorBidi" w:cstheme="majorBidi"/>
+          <w:lang w:val="en-ID"/>
+        </w:rPr>
+        <w:t xml:space="preserve"> </w:t>
+      </w:r>
+      <w:proofErr w:type="spellStart"/>
+      <w:r>
+        <w:rPr>
+          <w:rFonts w:asciiTheme="majorBidi" w:hAnsiTheme="majorBidi" w:cstheme="majorBidi"/>
+          <w:lang w:val="en-ID"/>
+        </w:rPr>
+        <w:t>angin</w:t>
+      </w:r>
+      <w:proofErr w:type="spellEnd"/>
+      <w:r>
+        <w:rPr>
+          <w:rFonts w:asciiTheme="majorBidi" w:hAnsiTheme="majorBidi" w:cstheme="majorBidi"/>
+          <w:lang w:val="en-ID"/>
+        </w:rPr>
+        <w:t xml:space="preserve"> dan </w:t>
+      </w:r>
+      <w:proofErr w:type="spellStart"/>
+      <w:r>
+        <w:rPr>
+          <w:rFonts w:asciiTheme="majorBidi" w:hAnsiTheme="majorBidi" w:cstheme="majorBidi"/>
+          <w:lang w:val="en-ID"/>
+        </w:rPr>
+        <w:t>aktivitas</w:t>
+      </w:r>
+      <w:proofErr w:type="spellEnd"/>
+      <w:r>
+        <w:rPr>
+          <w:rFonts w:asciiTheme="majorBidi" w:hAnsiTheme="majorBidi" w:cstheme="majorBidi"/>
+          <w:lang w:val="en-ID"/>
+        </w:rPr>
+        <w:t xml:space="preserve"> </w:t>
+      </w:r>
+      <w:proofErr w:type="spellStart"/>
+      <w:r>
+        <w:rPr>
+          <w:rFonts w:asciiTheme="majorBidi" w:hAnsiTheme="majorBidi" w:cstheme="majorBidi"/>
+          <w:lang w:val="en-ID"/>
+        </w:rPr>
+        <w:t>sehari-hari</w:t>
+      </w:r>
+      <w:proofErr w:type="spellEnd"/>
+      <w:r>
+        <w:rPr>
+          <w:rFonts w:asciiTheme="majorBidi" w:hAnsiTheme="majorBidi" w:cstheme="majorBidi"/>
+          <w:lang w:val="en-ID"/>
+        </w:rPr>
+        <w:t>.</w:t>
       </w:r>
     </w:p>
     <w:p>
@@ -3795,7 +5800,967 @@
           <w:rFonts w:asciiTheme="majorBidi" w:hAnsiTheme="majorBidi" w:cstheme="majorBidi"/>
           <w:lang w:val="en-ID"/>
         </w:rPr>
-        <w:t xml:space="preserve">Di antara deretan tiang tersebut terdapat satu tiang khusus yang disebut possi arriang, yaitu tiang utama yang terletak pada deretan kolom kedua dari sisi depan dan kanan rumah. Dalam konsep geometri, posisi possi arriang dapat dipandang sebagai titik pusat koordinat (0,0,0) dalam ruang tiga dimensi, karena berfungsi sebagai poros keseimbangan seluruh struktur rumah. Semua tiang lainnya tersusun dengan jarak yang sama dari possi arriang, mencerminkan simetri terhadap pusat. </w:t>
+        <w:t xml:space="preserve">Di </w:t>
+      </w:r>
+      <w:proofErr w:type="spellStart"/>
+      <w:r>
+        <w:rPr>
+          <w:rFonts w:asciiTheme="majorBidi" w:hAnsiTheme="majorBidi" w:cstheme="majorBidi"/>
+          <w:lang w:val="en-ID"/>
+        </w:rPr>
+        <w:t>antara</w:t>
+      </w:r>
+      <w:proofErr w:type="spellEnd"/>
+      <w:r>
+        <w:rPr>
+          <w:rFonts w:asciiTheme="majorBidi" w:hAnsiTheme="majorBidi" w:cstheme="majorBidi"/>
+          <w:lang w:val="en-ID"/>
+        </w:rPr>
+        <w:t xml:space="preserve"> </w:t>
+      </w:r>
+      <w:proofErr w:type="spellStart"/>
+      <w:r>
+        <w:rPr>
+          <w:rFonts w:asciiTheme="majorBidi" w:hAnsiTheme="majorBidi" w:cstheme="majorBidi"/>
+          <w:lang w:val="en-ID"/>
+        </w:rPr>
+        <w:t>deretan</w:t>
+      </w:r>
+      <w:proofErr w:type="spellEnd"/>
+      <w:r>
+        <w:rPr>
+          <w:rFonts w:asciiTheme="majorBidi" w:hAnsiTheme="majorBidi" w:cstheme="majorBidi"/>
+          <w:lang w:val="en-ID"/>
+        </w:rPr>
+        <w:t xml:space="preserve"> </w:t>
+      </w:r>
+      <w:proofErr w:type="spellStart"/>
+      <w:r>
+        <w:rPr>
+          <w:rFonts w:asciiTheme="majorBidi" w:hAnsiTheme="majorBidi" w:cstheme="majorBidi"/>
+          <w:lang w:val="en-ID"/>
+        </w:rPr>
+        <w:t>tiang</w:t>
+      </w:r>
+      <w:proofErr w:type="spellEnd"/>
+      <w:r>
+        <w:rPr>
+          <w:rFonts w:asciiTheme="majorBidi" w:hAnsiTheme="majorBidi" w:cstheme="majorBidi"/>
+          <w:lang w:val="en-ID"/>
+        </w:rPr>
+        <w:t xml:space="preserve"> </w:t>
+      </w:r>
+      <w:proofErr w:type="spellStart"/>
+      <w:r>
+        <w:rPr>
+          <w:rFonts w:asciiTheme="majorBidi" w:hAnsiTheme="majorBidi" w:cstheme="majorBidi"/>
+          <w:lang w:val="en-ID"/>
+        </w:rPr>
+        <w:t>tersebut</w:t>
+      </w:r>
+      <w:proofErr w:type="spellEnd"/>
+      <w:r>
+        <w:rPr>
+          <w:rFonts w:asciiTheme="majorBidi" w:hAnsiTheme="majorBidi" w:cstheme="majorBidi"/>
+          <w:lang w:val="en-ID"/>
+        </w:rPr>
+        <w:t xml:space="preserve"> </w:t>
+      </w:r>
+      <w:proofErr w:type="spellStart"/>
+      <w:r>
+        <w:rPr>
+          <w:rFonts w:asciiTheme="majorBidi" w:hAnsiTheme="majorBidi" w:cstheme="majorBidi"/>
+          <w:lang w:val="en-ID"/>
+        </w:rPr>
+        <w:t>terdapat</w:t>
+      </w:r>
+      <w:proofErr w:type="spellEnd"/>
+      <w:r>
+        <w:rPr>
+          <w:rFonts w:asciiTheme="majorBidi" w:hAnsiTheme="majorBidi" w:cstheme="majorBidi"/>
+          <w:lang w:val="en-ID"/>
+        </w:rPr>
+        <w:t xml:space="preserve"> </w:t>
+      </w:r>
+      <w:proofErr w:type="spellStart"/>
+      <w:r>
+        <w:rPr>
+          <w:rFonts w:asciiTheme="majorBidi" w:hAnsiTheme="majorBidi" w:cstheme="majorBidi"/>
+          <w:lang w:val="en-ID"/>
+        </w:rPr>
+        <w:t>satu</w:t>
+      </w:r>
+      <w:proofErr w:type="spellEnd"/>
+      <w:r>
+        <w:rPr>
+          <w:rFonts w:asciiTheme="majorBidi" w:hAnsiTheme="majorBidi" w:cstheme="majorBidi"/>
+          <w:lang w:val="en-ID"/>
+        </w:rPr>
+        <w:t xml:space="preserve"> </w:t>
+      </w:r>
+      <w:proofErr w:type="spellStart"/>
+      <w:r>
+        <w:rPr>
+          <w:rFonts w:asciiTheme="majorBidi" w:hAnsiTheme="majorBidi" w:cstheme="majorBidi"/>
+          <w:lang w:val="en-ID"/>
+        </w:rPr>
+        <w:t>tiang</w:t>
+      </w:r>
+      <w:proofErr w:type="spellEnd"/>
+      <w:r>
+        <w:rPr>
+          <w:rFonts w:asciiTheme="majorBidi" w:hAnsiTheme="majorBidi" w:cstheme="majorBidi"/>
+          <w:lang w:val="en-ID"/>
+        </w:rPr>
+        <w:t xml:space="preserve"> </w:t>
+      </w:r>
+      <w:proofErr w:type="spellStart"/>
+      <w:r>
+        <w:rPr>
+          <w:rFonts w:asciiTheme="majorBidi" w:hAnsiTheme="majorBidi" w:cstheme="majorBidi"/>
+          <w:lang w:val="en-ID"/>
+        </w:rPr>
+        <w:t>khusus</w:t>
+      </w:r>
+      <w:proofErr w:type="spellEnd"/>
+      <w:r>
+        <w:rPr>
+          <w:rFonts w:asciiTheme="majorBidi" w:hAnsiTheme="majorBidi" w:cstheme="majorBidi"/>
+          <w:lang w:val="en-ID"/>
+        </w:rPr>
+        <w:t xml:space="preserve"> yang </w:t>
+      </w:r>
+      <w:proofErr w:type="spellStart"/>
+      <w:r>
+        <w:rPr>
+          <w:rFonts w:asciiTheme="majorBidi" w:hAnsiTheme="majorBidi" w:cstheme="majorBidi"/>
+          <w:lang w:val="en-ID"/>
+        </w:rPr>
+        <w:t>disebut</w:t>
+      </w:r>
+      <w:proofErr w:type="spellEnd"/>
+      <w:r>
+        <w:rPr>
+          <w:rFonts w:asciiTheme="majorBidi" w:hAnsiTheme="majorBidi" w:cstheme="majorBidi"/>
+          <w:lang w:val="en-ID"/>
+        </w:rPr>
+        <w:t xml:space="preserve"> </w:t>
+      </w:r>
+      <w:proofErr w:type="spellStart"/>
+      <w:r>
+        <w:rPr>
+          <w:rFonts w:asciiTheme="majorBidi" w:hAnsiTheme="majorBidi" w:cstheme="majorBidi"/>
+          <w:lang w:val="en-ID"/>
+        </w:rPr>
+        <w:t>possi</w:t>
+      </w:r>
+      <w:proofErr w:type="spellEnd"/>
+      <w:r>
+        <w:rPr>
+          <w:rFonts w:asciiTheme="majorBidi" w:hAnsiTheme="majorBidi" w:cstheme="majorBidi"/>
+          <w:lang w:val="en-ID"/>
+        </w:rPr>
+        <w:t xml:space="preserve"> </w:t>
+      </w:r>
+      <w:proofErr w:type="spellStart"/>
+      <w:r>
+        <w:rPr>
+          <w:rFonts w:asciiTheme="majorBidi" w:hAnsiTheme="majorBidi" w:cstheme="majorBidi"/>
+          <w:lang w:val="en-ID"/>
+        </w:rPr>
+        <w:t>arriang</w:t>
+      </w:r>
+      <w:proofErr w:type="spellEnd"/>
+      <w:r>
+        <w:rPr>
+          <w:rFonts w:asciiTheme="majorBidi" w:hAnsiTheme="majorBidi" w:cstheme="majorBidi"/>
+          <w:lang w:val="en-ID"/>
+        </w:rPr>
+        <w:t xml:space="preserve">, </w:t>
+      </w:r>
+      <w:proofErr w:type="spellStart"/>
+      <w:r>
+        <w:rPr>
+          <w:rFonts w:asciiTheme="majorBidi" w:hAnsiTheme="majorBidi" w:cstheme="majorBidi"/>
+          <w:lang w:val="en-ID"/>
+        </w:rPr>
+        <w:t>yaitu</w:t>
+      </w:r>
+      <w:proofErr w:type="spellEnd"/>
+      <w:r>
+        <w:rPr>
+          <w:rFonts w:asciiTheme="majorBidi" w:hAnsiTheme="majorBidi" w:cstheme="majorBidi"/>
+          <w:lang w:val="en-ID"/>
+        </w:rPr>
+        <w:t xml:space="preserve"> </w:t>
+      </w:r>
+      <w:proofErr w:type="spellStart"/>
+      <w:r>
+        <w:rPr>
+          <w:rFonts w:asciiTheme="majorBidi" w:hAnsiTheme="majorBidi" w:cstheme="majorBidi"/>
+          <w:lang w:val="en-ID"/>
+        </w:rPr>
+        <w:t>tiang</w:t>
+      </w:r>
+      <w:proofErr w:type="spellEnd"/>
+      <w:r>
+        <w:rPr>
+          <w:rFonts w:asciiTheme="majorBidi" w:hAnsiTheme="majorBidi" w:cstheme="majorBidi"/>
+          <w:lang w:val="en-ID"/>
+        </w:rPr>
+        <w:t xml:space="preserve"> </w:t>
+      </w:r>
+      <w:proofErr w:type="spellStart"/>
+      <w:r>
+        <w:rPr>
+          <w:rFonts w:asciiTheme="majorBidi" w:hAnsiTheme="majorBidi" w:cstheme="majorBidi"/>
+          <w:lang w:val="en-ID"/>
+        </w:rPr>
+        <w:t>utama</w:t>
+      </w:r>
+      <w:proofErr w:type="spellEnd"/>
+      <w:r>
+        <w:rPr>
+          <w:rFonts w:asciiTheme="majorBidi" w:hAnsiTheme="majorBidi" w:cstheme="majorBidi"/>
+          <w:lang w:val="en-ID"/>
+        </w:rPr>
+        <w:t xml:space="preserve"> yang </w:t>
+      </w:r>
+      <w:proofErr w:type="spellStart"/>
+      <w:r>
+        <w:rPr>
+          <w:rFonts w:asciiTheme="majorBidi" w:hAnsiTheme="majorBidi" w:cstheme="majorBidi"/>
+          <w:lang w:val="en-ID"/>
+        </w:rPr>
+        <w:t>terletak</w:t>
+      </w:r>
+      <w:proofErr w:type="spellEnd"/>
+      <w:r>
+        <w:rPr>
+          <w:rFonts w:asciiTheme="majorBidi" w:hAnsiTheme="majorBidi" w:cstheme="majorBidi"/>
+          <w:lang w:val="en-ID"/>
+        </w:rPr>
+        <w:t xml:space="preserve"> pada </w:t>
+      </w:r>
+      <w:proofErr w:type="spellStart"/>
+      <w:r>
+        <w:rPr>
+          <w:rFonts w:asciiTheme="majorBidi" w:hAnsiTheme="majorBidi" w:cstheme="majorBidi"/>
+          <w:lang w:val="en-ID"/>
+        </w:rPr>
+        <w:t>deretan</w:t>
+      </w:r>
+      <w:proofErr w:type="spellEnd"/>
+      <w:r>
+        <w:rPr>
+          <w:rFonts w:asciiTheme="majorBidi" w:hAnsiTheme="majorBidi" w:cstheme="majorBidi"/>
+          <w:lang w:val="en-ID"/>
+        </w:rPr>
+        <w:t xml:space="preserve"> </w:t>
+      </w:r>
+      <w:proofErr w:type="spellStart"/>
+      <w:r>
+        <w:rPr>
+          <w:rFonts w:asciiTheme="majorBidi" w:hAnsiTheme="majorBidi" w:cstheme="majorBidi"/>
+          <w:lang w:val="en-ID"/>
+        </w:rPr>
+        <w:t>kolom</w:t>
+      </w:r>
+      <w:proofErr w:type="spellEnd"/>
+      <w:r>
+        <w:rPr>
+          <w:rFonts w:asciiTheme="majorBidi" w:hAnsiTheme="majorBidi" w:cstheme="majorBidi"/>
+          <w:lang w:val="en-ID"/>
+        </w:rPr>
+        <w:t xml:space="preserve"> </w:t>
+      </w:r>
+      <w:proofErr w:type="spellStart"/>
+      <w:r>
+        <w:rPr>
+          <w:rFonts w:asciiTheme="majorBidi" w:hAnsiTheme="majorBidi" w:cstheme="majorBidi"/>
+          <w:lang w:val="en-ID"/>
+        </w:rPr>
+        <w:t>kedua</w:t>
+      </w:r>
+      <w:proofErr w:type="spellEnd"/>
+      <w:r>
+        <w:rPr>
+          <w:rFonts w:asciiTheme="majorBidi" w:hAnsiTheme="majorBidi" w:cstheme="majorBidi"/>
+          <w:lang w:val="en-ID"/>
+        </w:rPr>
+        <w:t xml:space="preserve"> </w:t>
+      </w:r>
+      <w:proofErr w:type="spellStart"/>
+      <w:r>
+        <w:rPr>
+          <w:rFonts w:asciiTheme="majorBidi" w:hAnsiTheme="majorBidi" w:cstheme="majorBidi"/>
+          <w:lang w:val="en-ID"/>
+        </w:rPr>
+        <w:t>dari</w:t>
+      </w:r>
+      <w:proofErr w:type="spellEnd"/>
+      <w:r>
+        <w:rPr>
+          <w:rFonts w:asciiTheme="majorBidi" w:hAnsiTheme="majorBidi" w:cstheme="majorBidi"/>
+          <w:lang w:val="en-ID"/>
+        </w:rPr>
+        <w:t xml:space="preserve"> </w:t>
+      </w:r>
+      <w:proofErr w:type="spellStart"/>
+      <w:r>
+        <w:rPr>
+          <w:rFonts w:asciiTheme="majorBidi" w:hAnsiTheme="majorBidi" w:cstheme="majorBidi"/>
+          <w:lang w:val="en-ID"/>
+        </w:rPr>
+        <w:t>sisi</w:t>
+      </w:r>
+      <w:proofErr w:type="spellEnd"/>
+      <w:r>
+        <w:rPr>
+          <w:rFonts w:asciiTheme="majorBidi" w:hAnsiTheme="majorBidi" w:cstheme="majorBidi"/>
+          <w:lang w:val="en-ID"/>
+        </w:rPr>
+        <w:t xml:space="preserve"> </w:t>
+      </w:r>
+      <w:proofErr w:type="spellStart"/>
+      <w:r>
+        <w:rPr>
+          <w:rFonts w:asciiTheme="majorBidi" w:hAnsiTheme="majorBidi" w:cstheme="majorBidi"/>
+          <w:lang w:val="en-ID"/>
+        </w:rPr>
+        <w:t>depan</w:t>
+      </w:r>
+      <w:proofErr w:type="spellEnd"/>
+      <w:r>
+        <w:rPr>
+          <w:rFonts w:asciiTheme="majorBidi" w:hAnsiTheme="majorBidi" w:cstheme="majorBidi"/>
+          <w:lang w:val="en-ID"/>
+        </w:rPr>
+        <w:t xml:space="preserve"> dan </w:t>
+      </w:r>
+      <w:proofErr w:type="spellStart"/>
+      <w:r>
+        <w:rPr>
+          <w:rFonts w:asciiTheme="majorBidi" w:hAnsiTheme="majorBidi" w:cstheme="majorBidi"/>
+          <w:lang w:val="en-ID"/>
+        </w:rPr>
+        <w:t>kanan</w:t>
+      </w:r>
+      <w:proofErr w:type="spellEnd"/>
+      <w:r>
+        <w:rPr>
+          <w:rFonts w:asciiTheme="majorBidi" w:hAnsiTheme="majorBidi" w:cstheme="majorBidi"/>
+          <w:lang w:val="en-ID"/>
+        </w:rPr>
+        <w:t xml:space="preserve"> </w:t>
+      </w:r>
+      <w:proofErr w:type="spellStart"/>
+      <w:r>
+        <w:rPr>
+          <w:rFonts w:asciiTheme="majorBidi" w:hAnsiTheme="majorBidi" w:cstheme="majorBidi"/>
+          <w:lang w:val="en-ID"/>
+        </w:rPr>
+        <w:t>rumah</w:t>
+      </w:r>
+      <w:proofErr w:type="spellEnd"/>
+      <w:r>
+        <w:rPr>
+          <w:rFonts w:asciiTheme="majorBidi" w:hAnsiTheme="majorBidi" w:cstheme="majorBidi"/>
+          <w:lang w:val="en-ID"/>
+        </w:rPr>
+        <w:t xml:space="preserve">. Dalam </w:t>
+      </w:r>
+      <w:proofErr w:type="spellStart"/>
+      <w:r>
+        <w:rPr>
+          <w:rFonts w:asciiTheme="majorBidi" w:hAnsiTheme="majorBidi" w:cstheme="majorBidi"/>
+          <w:lang w:val="en-ID"/>
+        </w:rPr>
+        <w:t>konsep</w:t>
+      </w:r>
+      <w:proofErr w:type="spellEnd"/>
+      <w:r>
+        <w:rPr>
+          <w:rFonts w:asciiTheme="majorBidi" w:hAnsiTheme="majorBidi" w:cstheme="majorBidi"/>
+          <w:lang w:val="en-ID"/>
+        </w:rPr>
+        <w:t xml:space="preserve"> </w:t>
+      </w:r>
+      <w:proofErr w:type="spellStart"/>
+      <w:r>
+        <w:rPr>
+          <w:rFonts w:asciiTheme="majorBidi" w:hAnsiTheme="majorBidi" w:cstheme="majorBidi"/>
+          <w:lang w:val="en-ID"/>
+        </w:rPr>
+        <w:t>geometri</w:t>
+      </w:r>
+      <w:proofErr w:type="spellEnd"/>
+      <w:r>
+        <w:rPr>
+          <w:rFonts w:asciiTheme="majorBidi" w:hAnsiTheme="majorBidi" w:cstheme="majorBidi"/>
+          <w:lang w:val="en-ID"/>
+        </w:rPr>
+        <w:t xml:space="preserve">, </w:t>
+      </w:r>
+      <w:proofErr w:type="spellStart"/>
+      <w:r>
+        <w:rPr>
+          <w:rFonts w:asciiTheme="majorBidi" w:hAnsiTheme="majorBidi" w:cstheme="majorBidi"/>
+          <w:lang w:val="en-ID"/>
+        </w:rPr>
+        <w:t>posisi</w:t>
+      </w:r>
+      <w:proofErr w:type="spellEnd"/>
+      <w:r>
+        <w:rPr>
+          <w:rFonts w:asciiTheme="majorBidi" w:hAnsiTheme="majorBidi" w:cstheme="majorBidi"/>
+          <w:lang w:val="en-ID"/>
+        </w:rPr>
+        <w:t xml:space="preserve"> </w:t>
+      </w:r>
+      <w:proofErr w:type="spellStart"/>
+      <w:r>
+        <w:rPr>
+          <w:rFonts w:asciiTheme="majorBidi" w:hAnsiTheme="majorBidi" w:cstheme="majorBidi"/>
+          <w:lang w:val="en-ID"/>
+        </w:rPr>
+        <w:t>possi</w:t>
+      </w:r>
+      <w:proofErr w:type="spellEnd"/>
+      <w:r>
+        <w:rPr>
+          <w:rFonts w:asciiTheme="majorBidi" w:hAnsiTheme="majorBidi" w:cstheme="majorBidi"/>
+          <w:lang w:val="en-ID"/>
+        </w:rPr>
+        <w:t xml:space="preserve"> </w:t>
+      </w:r>
+      <w:proofErr w:type="spellStart"/>
+      <w:r>
+        <w:rPr>
+          <w:rFonts w:asciiTheme="majorBidi" w:hAnsiTheme="majorBidi" w:cstheme="majorBidi"/>
+          <w:lang w:val="en-ID"/>
+        </w:rPr>
+        <w:t>arriang</w:t>
+      </w:r>
+      <w:proofErr w:type="spellEnd"/>
+      <w:r>
+        <w:rPr>
+          <w:rFonts w:asciiTheme="majorBidi" w:hAnsiTheme="majorBidi" w:cstheme="majorBidi"/>
+          <w:lang w:val="en-ID"/>
+        </w:rPr>
+        <w:t xml:space="preserve"> </w:t>
+      </w:r>
+      <w:proofErr w:type="spellStart"/>
+      <w:r>
+        <w:rPr>
+          <w:rFonts w:asciiTheme="majorBidi" w:hAnsiTheme="majorBidi" w:cstheme="majorBidi"/>
+          <w:lang w:val="en-ID"/>
+        </w:rPr>
+        <w:t>dapat</w:t>
+      </w:r>
+      <w:proofErr w:type="spellEnd"/>
+      <w:r>
+        <w:rPr>
+          <w:rFonts w:asciiTheme="majorBidi" w:hAnsiTheme="majorBidi" w:cstheme="majorBidi"/>
+          <w:lang w:val="en-ID"/>
+        </w:rPr>
+        <w:t xml:space="preserve"> </w:t>
+      </w:r>
+      <w:proofErr w:type="spellStart"/>
+      <w:r>
+        <w:rPr>
+          <w:rFonts w:asciiTheme="majorBidi" w:hAnsiTheme="majorBidi" w:cstheme="majorBidi"/>
+          <w:lang w:val="en-ID"/>
+        </w:rPr>
+        <w:t>dipandang</w:t>
+      </w:r>
+      <w:proofErr w:type="spellEnd"/>
+      <w:r>
+        <w:rPr>
+          <w:rFonts w:asciiTheme="majorBidi" w:hAnsiTheme="majorBidi" w:cstheme="majorBidi"/>
+          <w:lang w:val="en-ID"/>
+        </w:rPr>
+        <w:t xml:space="preserve"> </w:t>
+      </w:r>
+      <w:proofErr w:type="spellStart"/>
+      <w:r>
+        <w:rPr>
+          <w:rFonts w:asciiTheme="majorBidi" w:hAnsiTheme="majorBidi" w:cstheme="majorBidi"/>
+          <w:lang w:val="en-ID"/>
+        </w:rPr>
+        <w:t>sebagai</w:t>
+      </w:r>
+      <w:proofErr w:type="spellEnd"/>
+      <w:r>
+        <w:rPr>
+          <w:rFonts w:asciiTheme="majorBidi" w:hAnsiTheme="majorBidi" w:cstheme="majorBidi"/>
+          <w:lang w:val="en-ID"/>
+        </w:rPr>
+        <w:t xml:space="preserve"> </w:t>
+      </w:r>
+      <w:proofErr w:type="spellStart"/>
+      <w:r>
+        <w:rPr>
+          <w:rFonts w:asciiTheme="majorBidi" w:hAnsiTheme="majorBidi" w:cstheme="majorBidi"/>
+          <w:lang w:val="en-ID"/>
+        </w:rPr>
+        <w:t>titik</w:t>
+      </w:r>
+      <w:proofErr w:type="spellEnd"/>
+      <w:r>
+        <w:rPr>
+          <w:rFonts w:asciiTheme="majorBidi" w:hAnsiTheme="majorBidi" w:cstheme="majorBidi"/>
+          <w:lang w:val="en-ID"/>
+        </w:rPr>
+        <w:t xml:space="preserve"> </w:t>
+      </w:r>
+      <w:proofErr w:type="spellStart"/>
+      <w:r>
+        <w:rPr>
+          <w:rFonts w:asciiTheme="majorBidi" w:hAnsiTheme="majorBidi" w:cstheme="majorBidi"/>
+          <w:lang w:val="en-ID"/>
+        </w:rPr>
+        <w:t>pusat</w:t>
+      </w:r>
+      <w:proofErr w:type="spellEnd"/>
+      <w:r>
+        <w:rPr>
+          <w:rFonts w:asciiTheme="majorBidi" w:hAnsiTheme="majorBidi" w:cstheme="majorBidi"/>
+          <w:lang w:val="en-ID"/>
+        </w:rPr>
+        <w:t xml:space="preserve"> </w:t>
+      </w:r>
+      <w:proofErr w:type="spellStart"/>
+      <w:r>
+        <w:rPr>
+          <w:rFonts w:asciiTheme="majorBidi" w:hAnsiTheme="majorBidi" w:cstheme="majorBidi"/>
+          <w:lang w:val="en-ID"/>
+        </w:rPr>
+        <w:t>koordinat</w:t>
+      </w:r>
+      <w:proofErr w:type="spellEnd"/>
+      <w:r>
+        <w:rPr>
+          <w:rFonts w:asciiTheme="majorBidi" w:hAnsiTheme="majorBidi" w:cstheme="majorBidi"/>
+          <w:lang w:val="en-ID"/>
+        </w:rPr>
+        <w:t xml:space="preserve"> (0,0,0) </w:t>
+      </w:r>
+      <w:proofErr w:type="spellStart"/>
+      <w:r>
+        <w:rPr>
+          <w:rFonts w:asciiTheme="majorBidi" w:hAnsiTheme="majorBidi" w:cstheme="majorBidi"/>
+          <w:lang w:val="en-ID"/>
+        </w:rPr>
+        <w:t>dalam</w:t>
+      </w:r>
+      <w:proofErr w:type="spellEnd"/>
+      <w:r>
+        <w:rPr>
+          <w:rFonts w:asciiTheme="majorBidi" w:hAnsiTheme="majorBidi" w:cstheme="majorBidi"/>
+          <w:lang w:val="en-ID"/>
+        </w:rPr>
+        <w:t xml:space="preserve"> </w:t>
+      </w:r>
+      <w:proofErr w:type="spellStart"/>
+      <w:r>
+        <w:rPr>
+          <w:rFonts w:asciiTheme="majorBidi" w:hAnsiTheme="majorBidi" w:cstheme="majorBidi"/>
+          <w:lang w:val="en-ID"/>
+        </w:rPr>
+        <w:t>ruang</w:t>
+      </w:r>
+      <w:proofErr w:type="spellEnd"/>
+      <w:r>
+        <w:rPr>
+          <w:rFonts w:asciiTheme="majorBidi" w:hAnsiTheme="majorBidi" w:cstheme="majorBidi"/>
+          <w:lang w:val="en-ID"/>
+        </w:rPr>
+        <w:t xml:space="preserve"> </w:t>
+      </w:r>
+      <w:proofErr w:type="spellStart"/>
+      <w:r>
+        <w:rPr>
+          <w:rFonts w:asciiTheme="majorBidi" w:hAnsiTheme="majorBidi" w:cstheme="majorBidi"/>
+          <w:lang w:val="en-ID"/>
+        </w:rPr>
+        <w:t>tiga</w:t>
+      </w:r>
+      <w:proofErr w:type="spellEnd"/>
+      <w:r>
+        <w:rPr>
+          <w:rFonts w:asciiTheme="majorBidi" w:hAnsiTheme="majorBidi" w:cstheme="majorBidi"/>
+          <w:lang w:val="en-ID"/>
+        </w:rPr>
+        <w:t xml:space="preserve"> </w:t>
+      </w:r>
+      <w:proofErr w:type="spellStart"/>
+      <w:r>
+        <w:rPr>
+          <w:rFonts w:asciiTheme="majorBidi" w:hAnsiTheme="majorBidi" w:cstheme="majorBidi"/>
+          <w:lang w:val="en-ID"/>
+        </w:rPr>
+        <w:t>dimensi</w:t>
+      </w:r>
+      <w:proofErr w:type="spellEnd"/>
+      <w:r>
+        <w:rPr>
+          <w:rFonts w:asciiTheme="majorBidi" w:hAnsiTheme="majorBidi" w:cstheme="majorBidi"/>
+          <w:lang w:val="en-ID"/>
+        </w:rPr>
+        <w:t xml:space="preserve">, </w:t>
+      </w:r>
+      <w:proofErr w:type="spellStart"/>
+      <w:r>
+        <w:rPr>
+          <w:rFonts w:asciiTheme="majorBidi" w:hAnsiTheme="majorBidi" w:cstheme="majorBidi"/>
+          <w:lang w:val="en-ID"/>
+        </w:rPr>
+        <w:t>karena</w:t>
+      </w:r>
+      <w:proofErr w:type="spellEnd"/>
+      <w:r>
+        <w:rPr>
+          <w:rFonts w:asciiTheme="majorBidi" w:hAnsiTheme="majorBidi" w:cstheme="majorBidi"/>
+          <w:lang w:val="en-ID"/>
+        </w:rPr>
+        <w:t xml:space="preserve"> </w:t>
+      </w:r>
+      <w:proofErr w:type="spellStart"/>
+      <w:r>
+        <w:rPr>
+          <w:rFonts w:asciiTheme="majorBidi" w:hAnsiTheme="majorBidi" w:cstheme="majorBidi"/>
+          <w:lang w:val="en-ID"/>
+        </w:rPr>
+        <w:t>berfungsi</w:t>
+      </w:r>
+      <w:proofErr w:type="spellEnd"/>
+      <w:r>
+        <w:rPr>
+          <w:rFonts w:asciiTheme="majorBidi" w:hAnsiTheme="majorBidi" w:cstheme="majorBidi"/>
+          <w:lang w:val="en-ID"/>
+        </w:rPr>
+        <w:t xml:space="preserve"> </w:t>
+      </w:r>
+      <w:proofErr w:type="spellStart"/>
+      <w:r>
+        <w:rPr>
+          <w:rFonts w:asciiTheme="majorBidi" w:hAnsiTheme="majorBidi" w:cstheme="majorBidi"/>
+          <w:lang w:val="en-ID"/>
+        </w:rPr>
+        <w:t>sebagai</w:t>
+      </w:r>
+      <w:proofErr w:type="spellEnd"/>
+      <w:r>
+        <w:rPr>
+          <w:rFonts w:asciiTheme="majorBidi" w:hAnsiTheme="majorBidi" w:cstheme="majorBidi"/>
+          <w:lang w:val="en-ID"/>
+        </w:rPr>
+        <w:t xml:space="preserve"> </w:t>
+      </w:r>
+      <w:proofErr w:type="spellStart"/>
+      <w:r>
+        <w:rPr>
+          <w:rFonts w:asciiTheme="majorBidi" w:hAnsiTheme="majorBidi" w:cstheme="majorBidi"/>
+          <w:lang w:val="en-ID"/>
+        </w:rPr>
+        <w:t>poros</w:t>
+      </w:r>
+      <w:proofErr w:type="spellEnd"/>
+      <w:r>
+        <w:rPr>
+          <w:rFonts w:asciiTheme="majorBidi" w:hAnsiTheme="majorBidi" w:cstheme="majorBidi"/>
+          <w:lang w:val="en-ID"/>
+        </w:rPr>
+        <w:t xml:space="preserve"> </w:t>
+      </w:r>
+      <w:proofErr w:type="spellStart"/>
+      <w:r>
+        <w:rPr>
+          <w:rFonts w:asciiTheme="majorBidi" w:hAnsiTheme="majorBidi" w:cstheme="majorBidi"/>
+          <w:lang w:val="en-ID"/>
+        </w:rPr>
+        <w:t>keseimbangan</w:t>
+      </w:r>
+      <w:proofErr w:type="spellEnd"/>
+      <w:r>
+        <w:rPr>
+          <w:rFonts w:asciiTheme="majorBidi" w:hAnsiTheme="majorBidi" w:cstheme="majorBidi"/>
+          <w:lang w:val="en-ID"/>
+        </w:rPr>
+        <w:t xml:space="preserve"> </w:t>
+      </w:r>
+      <w:proofErr w:type="spellStart"/>
+      <w:r>
+        <w:rPr>
+          <w:rFonts w:asciiTheme="majorBidi" w:hAnsiTheme="majorBidi" w:cstheme="majorBidi"/>
+          <w:lang w:val="en-ID"/>
+        </w:rPr>
+        <w:t>seluruh</w:t>
+      </w:r>
+      <w:proofErr w:type="spellEnd"/>
+      <w:r>
+        <w:rPr>
+          <w:rFonts w:asciiTheme="majorBidi" w:hAnsiTheme="majorBidi" w:cstheme="majorBidi"/>
+          <w:lang w:val="en-ID"/>
+        </w:rPr>
+        <w:t xml:space="preserve"> </w:t>
+      </w:r>
+      <w:proofErr w:type="spellStart"/>
+      <w:r>
+        <w:rPr>
+          <w:rFonts w:asciiTheme="majorBidi" w:hAnsiTheme="majorBidi" w:cstheme="majorBidi"/>
+          <w:lang w:val="en-ID"/>
+        </w:rPr>
+        <w:t>struktur</w:t>
+      </w:r>
+      <w:proofErr w:type="spellEnd"/>
+      <w:r>
+        <w:rPr>
+          <w:rFonts w:asciiTheme="majorBidi" w:hAnsiTheme="majorBidi" w:cstheme="majorBidi"/>
+          <w:lang w:val="en-ID"/>
+        </w:rPr>
+        <w:t xml:space="preserve"> </w:t>
+      </w:r>
+      <w:proofErr w:type="spellStart"/>
+      <w:r>
+        <w:rPr>
+          <w:rFonts w:asciiTheme="majorBidi" w:hAnsiTheme="majorBidi" w:cstheme="majorBidi"/>
+          <w:lang w:val="en-ID"/>
+        </w:rPr>
+        <w:t>rumah</w:t>
+      </w:r>
+      <w:proofErr w:type="spellEnd"/>
+      <w:r>
+        <w:rPr>
+          <w:rFonts w:asciiTheme="majorBidi" w:hAnsiTheme="majorBidi" w:cstheme="majorBidi"/>
+          <w:lang w:val="en-ID"/>
+        </w:rPr>
+        <w:t xml:space="preserve">. </w:t>
+      </w:r>
+      <w:proofErr w:type="spellStart"/>
+      <w:r>
+        <w:rPr>
+          <w:rFonts w:asciiTheme="majorBidi" w:hAnsiTheme="majorBidi" w:cstheme="majorBidi"/>
+          <w:lang w:val="en-ID"/>
+        </w:rPr>
+        <w:t>Semua</w:t>
+      </w:r>
+      <w:proofErr w:type="spellEnd"/>
+      <w:r>
+        <w:rPr>
+          <w:rFonts w:asciiTheme="majorBidi" w:hAnsiTheme="majorBidi" w:cstheme="majorBidi"/>
+          <w:lang w:val="en-ID"/>
+        </w:rPr>
+        <w:t xml:space="preserve"> </w:t>
+      </w:r>
+      <w:proofErr w:type="spellStart"/>
+      <w:r>
+        <w:rPr>
+          <w:rFonts w:asciiTheme="majorBidi" w:hAnsiTheme="majorBidi" w:cstheme="majorBidi"/>
+          <w:lang w:val="en-ID"/>
+        </w:rPr>
+        <w:t>tiang</w:t>
+      </w:r>
+      <w:proofErr w:type="spellEnd"/>
+      <w:r>
+        <w:rPr>
+          <w:rFonts w:asciiTheme="majorBidi" w:hAnsiTheme="majorBidi" w:cstheme="majorBidi"/>
+          <w:lang w:val="en-ID"/>
+        </w:rPr>
+        <w:t xml:space="preserve"> </w:t>
+      </w:r>
+      <w:proofErr w:type="spellStart"/>
+      <w:r>
+        <w:rPr>
+          <w:rFonts w:asciiTheme="majorBidi" w:hAnsiTheme="majorBidi" w:cstheme="majorBidi"/>
+          <w:lang w:val="en-ID"/>
+        </w:rPr>
+        <w:t>lainnya</w:t>
+      </w:r>
+      <w:proofErr w:type="spellEnd"/>
+      <w:r>
+        <w:rPr>
+          <w:rFonts w:asciiTheme="majorBidi" w:hAnsiTheme="majorBidi" w:cstheme="majorBidi"/>
+          <w:lang w:val="en-ID"/>
+        </w:rPr>
+        <w:t xml:space="preserve"> </w:t>
+      </w:r>
+      <w:proofErr w:type="spellStart"/>
+      <w:r>
+        <w:rPr>
+          <w:rFonts w:asciiTheme="majorBidi" w:hAnsiTheme="majorBidi" w:cstheme="majorBidi"/>
+          <w:lang w:val="en-ID"/>
+        </w:rPr>
+        <w:t>tersusun</w:t>
+      </w:r>
+      <w:proofErr w:type="spellEnd"/>
+      <w:r>
+        <w:rPr>
+          <w:rFonts w:asciiTheme="majorBidi" w:hAnsiTheme="majorBidi" w:cstheme="majorBidi"/>
+          <w:lang w:val="en-ID"/>
+        </w:rPr>
+        <w:t xml:space="preserve"> </w:t>
+      </w:r>
+      <w:proofErr w:type="spellStart"/>
+      <w:r>
+        <w:rPr>
+          <w:rFonts w:asciiTheme="majorBidi" w:hAnsiTheme="majorBidi" w:cstheme="majorBidi"/>
+          <w:lang w:val="en-ID"/>
+        </w:rPr>
+        <w:t>dengan</w:t>
+      </w:r>
+      <w:proofErr w:type="spellEnd"/>
+      <w:r>
+        <w:rPr>
+          <w:rFonts w:asciiTheme="majorBidi" w:hAnsiTheme="majorBidi" w:cstheme="majorBidi"/>
+          <w:lang w:val="en-ID"/>
+        </w:rPr>
+        <w:t xml:space="preserve"> </w:t>
+      </w:r>
+      <w:proofErr w:type="spellStart"/>
+      <w:r>
+        <w:rPr>
+          <w:rFonts w:asciiTheme="majorBidi" w:hAnsiTheme="majorBidi" w:cstheme="majorBidi"/>
+          <w:lang w:val="en-ID"/>
+        </w:rPr>
+        <w:t>jarak</w:t>
+      </w:r>
+      <w:proofErr w:type="spellEnd"/>
+      <w:r>
+        <w:rPr>
+          <w:rFonts w:asciiTheme="majorBidi" w:hAnsiTheme="majorBidi" w:cstheme="majorBidi"/>
+          <w:lang w:val="en-ID"/>
+        </w:rPr>
+        <w:t xml:space="preserve"> yang </w:t>
+      </w:r>
+      <w:proofErr w:type="spellStart"/>
+      <w:r>
+        <w:rPr>
+          <w:rFonts w:asciiTheme="majorBidi" w:hAnsiTheme="majorBidi" w:cstheme="majorBidi"/>
+          <w:lang w:val="en-ID"/>
+        </w:rPr>
+        <w:t>sama</w:t>
+      </w:r>
+      <w:proofErr w:type="spellEnd"/>
+      <w:r>
+        <w:rPr>
+          <w:rFonts w:asciiTheme="majorBidi" w:hAnsiTheme="majorBidi" w:cstheme="majorBidi"/>
+          <w:lang w:val="en-ID"/>
+        </w:rPr>
+        <w:t xml:space="preserve"> </w:t>
+      </w:r>
+      <w:proofErr w:type="spellStart"/>
+      <w:r>
+        <w:rPr>
+          <w:rFonts w:asciiTheme="majorBidi" w:hAnsiTheme="majorBidi" w:cstheme="majorBidi"/>
+          <w:lang w:val="en-ID"/>
+        </w:rPr>
+        <w:t>dari</w:t>
+      </w:r>
+      <w:proofErr w:type="spellEnd"/>
+      <w:r>
+        <w:rPr>
+          <w:rFonts w:asciiTheme="majorBidi" w:hAnsiTheme="majorBidi" w:cstheme="majorBidi"/>
+          <w:lang w:val="en-ID"/>
+        </w:rPr>
+        <w:t xml:space="preserve"> </w:t>
+      </w:r>
+      <w:proofErr w:type="spellStart"/>
+      <w:r>
+        <w:rPr>
+          <w:rFonts w:asciiTheme="majorBidi" w:hAnsiTheme="majorBidi" w:cstheme="majorBidi"/>
+          <w:lang w:val="en-ID"/>
+        </w:rPr>
+        <w:t>possi</w:t>
+      </w:r>
+      <w:proofErr w:type="spellEnd"/>
+      <w:r>
+        <w:rPr>
+          <w:rFonts w:asciiTheme="majorBidi" w:hAnsiTheme="majorBidi" w:cstheme="majorBidi"/>
+          <w:lang w:val="en-ID"/>
+        </w:rPr>
+        <w:t xml:space="preserve"> </w:t>
+      </w:r>
+      <w:proofErr w:type="spellStart"/>
+      <w:r>
+        <w:rPr>
+          <w:rFonts w:asciiTheme="majorBidi" w:hAnsiTheme="majorBidi" w:cstheme="majorBidi"/>
+          <w:lang w:val="en-ID"/>
+        </w:rPr>
+        <w:t>arriang</w:t>
+      </w:r>
+      <w:proofErr w:type="spellEnd"/>
+      <w:r>
+        <w:rPr>
+          <w:rFonts w:asciiTheme="majorBidi" w:hAnsiTheme="majorBidi" w:cstheme="majorBidi"/>
+          <w:lang w:val="en-ID"/>
+        </w:rPr>
+        <w:t xml:space="preserve">, </w:t>
+      </w:r>
+      <w:proofErr w:type="spellStart"/>
+      <w:r>
+        <w:rPr>
+          <w:rFonts w:asciiTheme="majorBidi" w:hAnsiTheme="majorBidi" w:cstheme="majorBidi"/>
+          <w:lang w:val="en-ID"/>
+        </w:rPr>
+        <w:t>mencerminkan</w:t>
+      </w:r>
+      <w:proofErr w:type="spellEnd"/>
+      <w:r>
+        <w:rPr>
+          <w:rFonts w:asciiTheme="majorBidi" w:hAnsiTheme="majorBidi" w:cstheme="majorBidi"/>
+          <w:lang w:val="en-ID"/>
+        </w:rPr>
+        <w:t xml:space="preserve"> </w:t>
+      </w:r>
+      <w:proofErr w:type="spellStart"/>
+      <w:r>
+        <w:rPr>
+          <w:rFonts w:asciiTheme="majorBidi" w:hAnsiTheme="majorBidi" w:cstheme="majorBidi"/>
+          <w:lang w:val="en-ID"/>
+        </w:rPr>
+        <w:t>simetri</w:t>
+      </w:r>
+      <w:proofErr w:type="spellEnd"/>
+      <w:r>
+        <w:rPr>
+          <w:rFonts w:asciiTheme="majorBidi" w:hAnsiTheme="majorBidi" w:cstheme="majorBidi"/>
+          <w:lang w:val="en-ID"/>
+        </w:rPr>
+        <w:t xml:space="preserve"> </w:t>
+      </w:r>
+      <w:proofErr w:type="spellStart"/>
+      <w:r>
+        <w:rPr>
+          <w:rFonts w:asciiTheme="majorBidi" w:hAnsiTheme="majorBidi" w:cstheme="majorBidi"/>
+          <w:lang w:val="en-ID"/>
+        </w:rPr>
+        <w:t>terhadap</w:t>
+      </w:r>
+      <w:proofErr w:type="spellEnd"/>
+      <w:r>
+        <w:rPr>
+          <w:rFonts w:asciiTheme="majorBidi" w:hAnsiTheme="majorBidi" w:cstheme="majorBidi"/>
+          <w:lang w:val="en-ID"/>
+        </w:rPr>
+        <w:t xml:space="preserve"> </w:t>
+      </w:r>
+      <w:proofErr w:type="spellStart"/>
+      <w:r>
+        <w:rPr>
+          <w:rFonts w:asciiTheme="majorBidi" w:hAnsiTheme="majorBidi" w:cstheme="majorBidi"/>
+          <w:lang w:val="en-ID"/>
+        </w:rPr>
+        <w:t>pusat</w:t>
+      </w:r>
+      <w:proofErr w:type="spellEnd"/>
+      <w:r>
+        <w:rPr>
+          <w:rFonts w:asciiTheme="majorBidi" w:hAnsiTheme="majorBidi" w:cstheme="majorBidi"/>
+          <w:lang w:val="en-ID"/>
+        </w:rPr>
+        <w:t xml:space="preserve">. </w:t>
       </w:r>
       <w:r>
         <w:rPr>
@@ -3821,7 +6786,15 @@
           <w:rFonts w:asciiTheme="majorBidi" w:hAnsiTheme="majorBidi" w:cstheme="majorBidi"/>
           <w:lang w:val="fi-FI"/>
         </w:rPr>
-        <w:t>Secara filosofis, possi arriang melambangkan pusat kehidupan, yakni penghubung antara langit dan bumi, antara dunia spiritual dan dunia manusia. Tiang ini biasanya ditegakkan pertama kali dalam proses pembangunan rumah, disertai doa dan ritual adat sebagai bentuk permohonan keselamatan. Hal ini menandakan bahwa kekuatan lahiriah berupa tiang-tiang yang tegak sejajar harus disertai dengan kekuatan batiniah berupa doa dan niat yang tulus agar rumah menjadi tempat yang membawa berkah. Dalam pandangan masyarakat Mandar, keseimbangan antara struktur fisik dan spiritual inilah yang menjadikan rumah Boyang tidak hanya kokoh secara bangunan, tetapi juga kuat secara makna.</w:t>
+        <w:t xml:space="preserve">Secara filosofis, possi arriang melambangkan pusat kehidupan, yakni penghubung antara langit dan bumi, antara dunia spiritual dan dunia manusia. Tiang ini biasanya ditegakkan pertama kali dalam proses pembangunan rumah, disertai doa dan ritual adat sebagai bentuk permohonan keselamatan. Hal ini menandakan bahwa </w:t>
+      </w:r>
+      <w:r>
+        <w:rPr>
+          <w:rFonts w:asciiTheme="majorBidi" w:hAnsiTheme="majorBidi" w:cstheme="majorBidi"/>
+          <w:lang w:val="fi-FI"/>
+        </w:rPr>
+        <w:lastRenderedPageBreak/>
+        <w:t>kekuatan lahiriah berupa tiang-tiang yang tegak sejajar harus disertai dengan kekuatan batiniah berupa doa dan niat yang tulus agar rumah menjadi tempat yang membawa berkah. Dalam pandangan masyarakat Mandar, keseimbangan antara struktur fisik dan spiritual inilah yang menjadikan rumah Boyang tidak hanya kokoh secara bangunan, tetapi juga kuat secara makna.</w:t>
       </w:r>
     </w:p>
     <w:p>
@@ -3938,53 +6911,731 @@
           <w:lang w:val="en-ID"/>
         </w:rPr>
       </w:pPr>
-      <w:r>
-        <w:rPr>
-          <w:lang w:val="en-ID"/>
-        </w:rPr>
-        <w:t xml:space="preserve">Penutup bubungan atau </w:t>
-      </w:r>
+      <w:proofErr w:type="spellStart"/>
+      <w:r>
+        <w:rPr>
+          <w:lang w:val="en-ID"/>
+        </w:rPr>
+        <w:t>Penutup</w:t>
+      </w:r>
+      <w:proofErr w:type="spellEnd"/>
+      <w:r>
+        <w:rPr>
+          <w:lang w:val="en-ID"/>
+        </w:rPr>
+        <w:t xml:space="preserve"> </w:t>
+      </w:r>
+      <w:proofErr w:type="spellStart"/>
+      <w:r>
+        <w:rPr>
+          <w:lang w:val="en-ID"/>
+        </w:rPr>
+        <w:t>bubungan</w:t>
+      </w:r>
+      <w:proofErr w:type="spellEnd"/>
+      <w:r>
+        <w:rPr>
+          <w:lang w:val="en-ID"/>
+        </w:rPr>
+        <w:t xml:space="preserve"> </w:t>
+      </w:r>
+      <w:proofErr w:type="spellStart"/>
+      <w:r>
+        <w:rPr>
+          <w:lang w:val="en-ID"/>
+        </w:rPr>
+        <w:t>atau</w:t>
+      </w:r>
+      <w:proofErr w:type="spellEnd"/>
+      <w:r>
+        <w:rPr>
+          <w:lang w:val="en-ID"/>
+        </w:rPr>
+        <w:t xml:space="preserve"> </w:t>
+      </w:r>
+      <w:proofErr w:type="spellStart"/>
       <w:r>
         <w:rPr>
           <w:i/>
           <w:iCs/>
           <w:lang w:val="en-ID"/>
         </w:rPr>
-        <w:t>tumba’ layar</w:t>
-      </w:r>
-      <w:r>
-        <w:rPr>
-          <w:lang w:val="en-ID"/>
-        </w:rPr>
-        <w:t xml:space="preserve"> pada rumah adat Mandar (</w:t>
-      </w:r>
+        <w:t>tumba</w:t>
+      </w:r>
+      <w:proofErr w:type="spellEnd"/>
       <w:r>
         <w:rPr>
           <w:i/>
           <w:iCs/>
           <w:lang w:val="en-ID"/>
         </w:rPr>
-        <w:t>Boyang</w:t>
-      </w:r>
-      <w:r>
-        <w:rPr>
-          <w:lang w:val="en-ID"/>
-        </w:rPr>
-        <w:t xml:space="preserve">) merupakan salah satu elemen paling khas dalam arsitektur tradisional Mandar. Bagian ini terletak pada ujung atap pelana yang menjulang di bagian depan dan belakang rumah, berfungsi sebagai penutup bubungan sekaligus simbol identitas pemilik rumah. Selain perannya sebagai pelindung dari air hujan dan angin, </w:t>
-      </w:r>
+        <w:t xml:space="preserve">’ </w:t>
+      </w:r>
+      <w:proofErr w:type="spellStart"/>
       <w:r>
         <w:rPr>
           <w:i/>
           <w:iCs/>
           <w:lang w:val="en-ID"/>
         </w:rPr>
-        <w:t>tumba’ layar</w:t>
-      </w:r>
-      <w:r>
-        <w:rPr>
-          <w:lang w:val="en-ID"/>
-        </w:rPr>
-        <w:t xml:space="preserve"> juga memiliki nilai estetika dan filosofis yang mendalam yang mencerminkan keharmonisan antara manusia, alam, dan Sang Pencipta.</w:t>
+        <w:t>layar</w:t>
+      </w:r>
+      <w:proofErr w:type="spellEnd"/>
+      <w:r>
+        <w:rPr>
+          <w:lang w:val="en-ID"/>
+        </w:rPr>
+        <w:t xml:space="preserve"> pada </w:t>
+      </w:r>
+      <w:proofErr w:type="spellStart"/>
+      <w:r>
+        <w:rPr>
+          <w:lang w:val="en-ID"/>
+        </w:rPr>
+        <w:t>rumah</w:t>
+      </w:r>
+      <w:proofErr w:type="spellEnd"/>
+      <w:r>
+        <w:rPr>
+          <w:lang w:val="en-ID"/>
+        </w:rPr>
+        <w:t xml:space="preserve"> </w:t>
+      </w:r>
+      <w:proofErr w:type="spellStart"/>
+      <w:r>
+        <w:rPr>
+          <w:lang w:val="en-ID"/>
+        </w:rPr>
+        <w:t>adat</w:t>
+      </w:r>
+      <w:proofErr w:type="spellEnd"/>
+      <w:r>
+        <w:rPr>
+          <w:lang w:val="en-ID"/>
+        </w:rPr>
+        <w:t xml:space="preserve"> Mandar (</w:t>
+      </w:r>
+      <w:r>
+        <w:rPr>
+          <w:i/>
+          <w:iCs/>
+          <w:lang w:val="en-ID"/>
+        </w:rPr>
+        <w:t>Boyang</w:t>
+      </w:r>
+      <w:r>
+        <w:rPr>
+          <w:lang w:val="en-ID"/>
+        </w:rPr>
+        <w:t xml:space="preserve">) </w:t>
+      </w:r>
+      <w:proofErr w:type="spellStart"/>
+      <w:r>
+        <w:rPr>
+          <w:lang w:val="en-ID"/>
+        </w:rPr>
+        <w:t>merupakan</w:t>
+      </w:r>
+      <w:proofErr w:type="spellEnd"/>
+      <w:r>
+        <w:rPr>
+          <w:lang w:val="en-ID"/>
+        </w:rPr>
+        <w:t xml:space="preserve"> salah </w:t>
+      </w:r>
+      <w:proofErr w:type="spellStart"/>
+      <w:r>
+        <w:rPr>
+          <w:lang w:val="en-ID"/>
+        </w:rPr>
+        <w:t>satu</w:t>
+      </w:r>
+      <w:proofErr w:type="spellEnd"/>
+      <w:r>
+        <w:rPr>
+          <w:lang w:val="en-ID"/>
+        </w:rPr>
+        <w:t xml:space="preserve"> </w:t>
+      </w:r>
+      <w:proofErr w:type="spellStart"/>
+      <w:r>
+        <w:rPr>
+          <w:lang w:val="en-ID"/>
+        </w:rPr>
+        <w:t>elemen</w:t>
+      </w:r>
+      <w:proofErr w:type="spellEnd"/>
+      <w:r>
+        <w:rPr>
+          <w:lang w:val="en-ID"/>
+        </w:rPr>
+        <w:t xml:space="preserve"> paling </w:t>
+      </w:r>
+      <w:proofErr w:type="spellStart"/>
+      <w:r>
+        <w:rPr>
+          <w:lang w:val="en-ID"/>
+        </w:rPr>
+        <w:t>khas</w:t>
+      </w:r>
+      <w:proofErr w:type="spellEnd"/>
+      <w:r>
+        <w:rPr>
+          <w:lang w:val="en-ID"/>
+        </w:rPr>
+        <w:t xml:space="preserve"> </w:t>
+      </w:r>
+      <w:proofErr w:type="spellStart"/>
+      <w:r>
+        <w:rPr>
+          <w:lang w:val="en-ID"/>
+        </w:rPr>
+        <w:t>dalam</w:t>
+      </w:r>
+      <w:proofErr w:type="spellEnd"/>
+      <w:r>
+        <w:rPr>
+          <w:lang w:val="en-ID"/>
+        </w:rPr>
+        <w:t xml:space="preserve"> </w:t>
+      </w:r>
+      <w:proofErr w:type="spellStart"/>
+      <w:r>
+        <w:rPr>
+          <w:lang w:val="en-ID"/>
+        </w:rPr>
+        <w:t>arsitektur</w:t>
+      </w:r>
+      <w:proofErr w:type="spellEnd"/>
+      <w:r>
+        <w:rPr>
+          <w:lang w:val="en-ID"/>
+        </w:rPr>
+        <w:t xml:space="preserve"> </w:t>
+      </w:r>
+      <w:proofErr w:type="spellStart"/>
+      <w:r>
+        <w:rPr>
+          <w:lang w:val="en-ID"/>
+        </w:rPr>
+        <w:t>tradisional</w:t>
+      </w:r>
+      <w:proofErr w:type="spellEnd"/>
+      <w:r>
+        <w:rPr>
+          <w:lang w:val="en-ID"/>
+        </w:rPr>
+        <w:t xml:space="preserve"> Mandar. Bagian </w:t>
+      </w:r>
+      <w:proofErr w:type="spellStart"/>
+      <w:r>
+        <w:rPr>
+          <w:lang w:val="en-ID"/>
+        </w:rPr>
+        <w:t>ini</w:t>
+      </w:r>
+      <w:proofErr w:type="spellEnd"/>
+      <w:r>
+        <w:rPr>
+          <w:lang w:val="en-ID"/>
+        </w:rPr>
+        <w:t xml:space="preserve"> </w:t>
+      </w:r>
+      <w:proofErr w:type="spellStart"/>
+      <w:r>
+        <w:rPr>
+          <w:lang w:val="en-ID"/>
+        </w:rPr>
+        <w:t>terletak</w:t>
+      </w:r>
+      <w:proofErr w:type="spellEnd"/>
+      <w:r>
+        <w:rPr>
+          <w:lang w:val="en-ID"/>
+        </w:rPr>
+        <w:t xml:space="preserve"> pada </w:t>
+      </w:r>
+      <w:proofErr w:type="spellStart"/>
+      <w:r>
+        <w:rPr>
+          <w:lang w:val="en-ID"/>
+        </w:rPr>
+        <w:t>ujung</w:t>
+      </w:r>
+      <w:proofErr w:type="spellEnd"/>
+      <w:r>
+        <w:rPr>
+          <w:lang w:val="en-ID"/>
+        </w:rPr>
+        <w:t xml:space="preserve"> atap </w:t>
+      </w:r>
+      <w:proofErr w:type="spellStart"/>
+      <w:r>
+        <w:rPr>
+          <w:lang w:val="en-ID"/>
+        </w:rPr>
+        <w:t>pelana</w:t>
+      </w:r>
+      <w:proofErr w:type="spellEnd"/>
+      <w:r>
+        <w:rPr>
+          <w:lang w:val="en-ID"/>
+        </w:rPr>
+        <w:t xml:space="preserve"> yang </w:t>
+      </w:r>
+      <w:proofErr w:type="spellStart"/>
+      <w:r>
+        <w:rPr>
+          <w:lang w:val="en-ID"/>
+        </w:rPr>
+        <w:t>menjulang</w:t>
+      </w:r>
+      <w:proofErr w:type="spellEnd"/>
+      <w:r>
+        <w:rPr>
+          <w:lang w:val="en-ID"/>
+        </w:rPr>
+        <w:t xml:space="preserve"> di </w:t>
+      </w:r>
+      <w:proofErr w:type="spellStart"/>
+      <w:r>
+        <w:rPr>
+          <w:lang w:val="en-ID"/>
+        </w:rPr>
+        <w:t>bagian</w:t>
+      </w:r>
+      <w:proofErr w:type="spellEnd"/>
+      <w:r>
+        <w:rPr>
+          <w:lang w:val="en-ID"/>
+        </w:rPr>
+        <w:t xml:space="preserve"> </w:t>
+      </w:r>
+      <w:proofErr w:type="spellStart"/>
+      <w:r>
+        <w:rPr>
+          <w:lang w:val="en-ID"/>
+        </w:rPr>
+        <w:t>depan</w:t>
+      </w:r>
+      <w:proofErr w:type="spellEnd"/>
+      <w:r>
+        <w:rPr>
+          <w:lang w:val="en-ID"/>
+        </w:rPr>
+        <w:t xml:space="preserve"> dan </w:t>
+      </w:r>
+      <w:proofErr w:type="spellStart"/>
+      <w:r>
+        <w:rPr>
+          <w:lang w:val="en-ID"/>
+        </w:rPr>
+        <w:t>belakang</w:t>
+      </w:r>
+      <w:proofErr w:type="spellEnd"/>
+      <w:r>
+        <w:rPr>
+          <w:lang w:val="en-ID"/>
+        </w:rPr>
+        <w:t xml:space="preserve"> </w:t>
+      </w:r>
+      <w:proofErr w:type="spellStart"/>
+      <w:r>
+        <w:rPr>
+          <w:lang w:val="en-ID"/>
+        </w:rPr>
+        <w:t>rumah</w:t>
+      </w:r>
+      <w:proofErr w:type="spellEnd"/>
+      <w:r>
+        <w:rPr>
+          <w:lang w:val="en-ID"/>
+        </w:rPr>
+        <w:t xml:space="preserve">, </w:t>
+      </w:r>
+      <w:proofErr w:type="spellStart"/>
+      <w:r>
+        <w:rPr>
+          <w:lang w:val="en-ID"/>
+        </w:rPr>
+        <w:t>berfungsi</w:t>
+      </w:r>
+      <w:proofErr w:type="spellEnd"/>
+      <w:r>
+        <w:rPr>
+          <w:lang w:val="en-ID"/>
+        </w:rPr>
+        <w:t xml:space="preserve"> </w:t>
+      </w:r>
+      <w:proofErr w:type="spellStart"/>
+      <w:r>
+        <w:rPr>
+          <w:lang w:val="en-ID"/>
+        </w:rPr>
+        <w:t>sebagai</w:t>
+      </w:r>
+      <w:proofErr w:type="spellEnd"/>
+      <w:r>
+        <w:rPr>
+          <w:lang w:val="en-ID"/>
+        </w:rPr>
+        <w:t xml:space="preserve"> </w:t>
+      </w:r>
+      <w:proofErr w:type="spellStart"/>
+      <w:r>
+        <w:rPr>
+          <w:lang w:val="en-ID"/>
+        </w:rPr>
+        <w:t>penutup</w:t>
+      </w:r>
+      <w:proofErr w:type="spellEnd"/>
+      <w:r>
+        <w:rPr>
+          <w:lang w:val="en-ID"/>
+        </w:rPr>
+        <w:t xml:space="preserve"> </w:t>
+      </w:r>
+      <w:proofErr w:type="spellStart"/>
+      <w:r>
+        <w:rPr>
+          <w:lang w:val="en-ID"/>
+        </w:rPr>
+        <w:t>bubungan</w:t>
+      </w:r>
+      <w:proofErr w:type="spellEnd"/>
+      <w:r>
+        <w:rPr>
+          <w:lang w:val="en-ID"/>
+        </w:rPr>
+        <w:t xml:space="preserve"> </w:t>
+      </w:r>
+      <w:proofErr w:type="spellStart"/>
+      <w:r>
+        <w:rPr>
+          <w:lang w:val="en-ID"/>
+        </w:rPr>
+        <w:t>sekaligus</w:t>
+      </w:r>
+      <w:proofErr w:type="spellEnd"/>
+      <w:r>
+        <w:rPr>
+          <w:lang w:val="en-ID"/>
+        </w:rPr>
+        <w:t xml:space="preserve"> </w:t>
+      </w:r>
+      <w:proofErr w:type="spellStart"/>
+      <w:r>
+        <w:rPr>
+          <w:lang w:val="en-ID"/>
+        </w:rPr>
+        <w:t>simbol</w:t>
+      </w:r>
+      <w:proofErr w:type="spellEnd"/>
+      <w:r>
+        <w:rPr>
+          <w:lang w:val="en-ID"/>
+        </w:rPr>
+        <w:t xml:space="preserve"> </w:t>
+      </w:r>
+      <w:proofErr w:type="spellStart"/>
+      <w:r>
+        <w:rPr>
+          <w:lang w:val="en-ID"/>
+        </w:rPr>
+        <w:t>identitas</w:t>
+      </w:r>
+      <w:proofErr w:type="spellEnd"/>
+      <w:r>
+        <w:rPr>
+          <w:lang w:val="en-ID"/>
+        </w:rPr>
+        <w:t xml:space="preserve"> </w:t>
+      </w:r>
+      <w:proofErr w:type="spellStart"/>
+      <w:r>
+        <w:rPr>
+          <w:lang w:val="en-ID"/>
+        </w:rPr>
+        <w:t>pemilik</w:t>
+      </w:r>
+      <w:proofErr w:type="spellEnd"/>
+      <w:r>
+        <w:rPr>
+          <w:lang w:val="en-ID"/>
+        </w:rPr>
+        <w:t xml:space="preserve"> </w:t>
+      </w:r>
+      <w:proofErr w:type="spellStart"/>
+      <w:r>
+        <w:rPr>
+          <w:lang w:val="en-ID"/>
+        </w:rPr>
+        <w:t>rumah</w:t>
+      </w:r>
+      <w:proofErr w:type="spellEnd"/>
+      <w:r>
+        <w:rPr>
+          <w:lang w:val="en-ID"/>
+        </w:rPr>
+        <w:t xml:space="preserve">. Selain </w:t>
+      </w:r>
+      <w:proofErr w:type="spellStart"/>
+      <w:r>
+        <w:rPr>
+          <w:lang w:val="en-ID"/>
+        </w:rPr>
+        <w:t>perannya</w:t>
+      </w:r>
+      <w:proofErr w:type="spellEnd"/>
+      <w:r>
+        <w:rPr>
+          <w:lang w:val="en-ID"/>
+        </w:rPr>
+        <w:t xml:space="preserve"> </w:t>
+      </w:r>
+      <w:proofErr w:type="spellStart"/>
+      <w:r>
+        <w:rPr>
+          <w:lang w:val="en-ID"/>
+        </w:rPr>
+        <w:t>sebagai</w:t>
+      </w:r>
+      <w:proofErr w:type="spellEnd"/>
+      <w:r>
+        <w:rPr>
+          <w:lang w:val="en-ID"/>
+        </w:rPr>
+        <w:t xml:space="preserve"> </w:t>
+      </w:r>
+      <w:proofErr w:type="spellStart"/>
+      <w:r>
+        <w:rPr>
+          <w:lang w:val="en-ID"/>
+        </w:rPr>
+        <w:t>pelindung</w:t>
+      </w:r>
+      <w:proofErr w:type="spellEnd"/>
+      <w:r>
+        <w:rPr>
+          <w:lang w:val="en-ID"/>
+        </w:rPr>
+        <w:t xml:space="preserve"> </w:t>
+      </w:r>
+      <w:proofErr w:type="spellStart"/>
+      <w:r>
+        <w:rPr>
+          <w:lang w:val="en-ID"/>
+        </w:rPr>
+        <w:t>dari</w:t>
+      </w:r>
+      <w:proofErr w:type="spellEnd"/>
+      <w:r>
+        <w:rPr>
+          <w:lang w:val="en-ID"/>
+        </w:rPr>
+        <w:t xml:space="preserve"> air </w:t>
+      </w:r>
+      <w:proofErr w:type="spellStart"/>
+      <w:r>
+        <w:rPr>
+          <w:lang w:val="en-ID"/>
+        </w:rPr>
+        <w:t>hujan</w:t>
+      </w:r>
+      <w:proofErr w:type="spellEnd"/>
+      <w:r>
+        <w:rPr>
+          <w:lang w:val="en-ID"/>
+        </w:rPr>
+        <w:t xml:space="preserve"> dan </w:t>
+      </w:r>
+      <w:proofErr w:type="spellStart"/>
+      <w:r>
+        <w:rPr>
+          <w:lang w:val="en-ID"/>
+        </w:rPr>
+        <w:t>angin</w:t>
+      </w:r>
+      <w:proofErr w:type="spellEnd"/>
+      <w:r>
+        <w:rPr>
+          <w:lang w:val="en-ID"/>
+        </w:rPr>
+        <w:t xml:space="preserve">, </w:t>
+      </w:r>
+      <w:proofErr w:type="spellStart"/>
+      <w:r>
+        <w:rPr>
+          <w:i/>
+          <w:iCs/>
+          <w:lang w:val="en-ID"/>
+        </w:rPr>
+        <w:t>tumba</w:t>
+      </w:r>
+      <w:proofErr w:type="spellEnd"/>
+      <w:r>
+        <w:rPr>
+          <w:i/>
+          <w:iCs/>
+          <w:lang w:val="en-ID"/>
+        </w:rPr>
+        <w:t xml:space="preserve">’ </w:t>
+      </w:r>
+      <w:proofErr w:type="spellStart"/>
+      <w:r>
+        <w:rPr>
+          <w:i/>
+          <w:iCs/>
+          <w:lang w:val="en-ID"/>
+        </w:rPr>
+        <w:t>layar</w:t>
+      </w:r>
+      <w:proofErr w:type="spellEnd"/>
+      <w:r>
+        <w:rPr>
+          <w:lang w:val="en-ID"/>
+        </w:rPr>
+        <w:t xml:space="preserve"> juga </w:t>
+      </w:r>
+      <w:proofErr w:type="spellStart"/>
+      <w:r>
+        <w:rPr>
+          <w:lang w:val="en-ID"/>
+        </w:rPr>
+        <w:t>memiliki</w:t>
+      </w:r>
+      <w:proofErr w:type="spellEnd"/>
+      <w:r>
+        <w:rPr>
+          <w:lang w:val="en-ID"/>
+        </w:rPr>
+        <w:t xml:space="preserve"> </w:t>
+      </w:r>
+      <w:proofErr w:type="spellStart"/>
+      <w:r>
+        <w:rPr>
+          <w:lang w:val="en-ID"/>
+        </w:rPr>
+        <w:t>nilai</w:t>
+      </w:r>
+      <w:proofErr w:type="spellEnd"/>
+      <w:r>
+        <w:rPr>
+          <w:lang w:val="en-ID"/>
+        </w:rPr>
+        <w:t xml:space="preserve"> </w:t>
+      </w:r>
+      <w:proofErr w:type="spellStart"/>
+      <w:r>
+        <w:rPr>
+          <w:lang w:val="en-ID"/>
+        </w:rPr>
+        <w:t>estetika</w:t>
+      </w:r>
+      <w:proofErr w:type="spellEnd"/>
+      <w:r>
+        <w:rPr>
+          <w:lang w:val="en-ID"/>
+        </w:rPr>
+        <w:t xml:space="preserve"> dan </w:t>
+      </w:r>
+      <w:proofErr w:type="spellStart"/>
+      <w:r>
+        <w:rPr>
+          <w:lang w:val="en-ID"/>
+        </w:rPr>
+        <w:t>filosofis</w:t>
+      </w:r>
+      <w:proofErr w:type="spellEnd"/>
+      <w:r>
+        <w:rPr>
+          <w:lang w:val="en-ID"/>
+        </w:rPr>
+        <w:t xml:space="preserve"> yang </w:t>
+      </w:r>
+      <w:proofErr w:type="spellStart"/>
+      <w:r>
+        <w:rPr>
+          <w:lang w:val="en-ID"/>
+        </w:rPr>
+        <w:t>mendalam</w:t>
+      </w:r>
+      <w:proofErr w:type="spellEnd"/>
+      <w:r>
+        <w:rPr>
+          <w:lang w:val="en-ID"/>
+        </w:rPr>
+        <w:t xml:space="preserve"> yang </w:t>
+      </w:r>
+      <w:proofErr w:type="spellStart"/>
+      <w:r>
+        <w:rPr>
+          <w:lang w:val="en-ID"/>
+        </w:rPr>
+        <w:t>mencerminkan</w:t>
+      </w:r>
+      <w:proofErr w:type="spellEnd"/>
+      <w:r>
+        <w:rPr>
+          <w:lang w:val="en-ID"/>
+        </w:rPr>
+        <w:t xml:space="preserve"> </w:t>
+      </w:r>
+      <w:proofErr w:type="spellStart"/>
+      <w:r>
+        <w:rPr>
+          <w:lang w:val="en-ID"/>
+        </w:rPr>
+        <w:t>keharmonisan</w:t>
+      </w:r>
+      <w:proofErr w:type="spellEnd"/>
+      <w:r>
+        <w:rPr>
+          <w:lang w:val="en-ID"/>
+        </w:rPr>
+        <w:t xml:space="preserve"> </w:t>
+      </w:r>
+      <w:proofErr w:type="spellStart"/>
+      <w:r>
+        <w:rPr>
+          <w:lang w:val="en-ID"/>
+        </w:rPr>
+        <w:t>antara</w:t>
+      </w:r>
+      <w:proofErr w:type="spellEnd"/>
+      <w:r>
+        <w:rPr>
+          <w:lang w:val="en-ID"/>
+        </w:rPr>
+        <w:t xml:space="preserve"> </w:t>
+      </w:r>
+      <w:proofErr w:type="spellStart"/>
+      <w:r>
+        <w:rPr>
+          <w:lang w:val="en-ID"/>
+        </w:rPr>
+        <w:t>manusia</w:t>
+      </w:r>
+      <w:proofErr w:type="spellEnd"/>
+      <w:r>
+        <w:rPr>
+          <w:lang w:val="en-ID"/>
+        </w:rPr>
+        <w:t xml:space="preserve">, </w:t>
+      </w:r>
+      <w:proofErr w:type="spellStart"/>
+      <w:r>
+        <w:rPr>
+          <w:lang w:val="en-ID"/>
+        </w:rPr>
+        <w:t>alam</w:t>
+      </w:r>
+      <w:proofErr w:type="spellEnd"/>
+      <w:r>
+        <w:rPr>
+          <w:lang w:val="en-ID"/>
+        </w:rPr>
+        <w:t>, dan Sang Pencipta.</w:t>
       </w:r>
     </w:p>
     <w:p>
@@ -3997,11 +7648,61 @@
           <w:lang w:val="fi-FI"/>
         </w:rPr>
       </w:pPr>
-      <w:r>
-        <w:rPr>
-          <w:lang w:val="en-ID"/>
-        </w:rPr>
-        <w:t xml:space="preserve">Secara bentuk, penutup bubungan </w:t>
+      <w:proofErr w:type="spellStart"/>
+      <w:r>
+        <w:rPr>
+          <w:lang w:val="en-ID"/>
+        </w:rPr>
+        <w:t>Secara</w:t>
+      </w:r>
+      <w:proofErr w:type="spellEnd"/>
+      <w:r>
+        <w:rPr>
+          <w:lang w:val="en-ID"/>
+        </w:rPr>
+        <w:t xml:space="preserve"> </w:t>
+      </w:r>
+      <w:proofErr w:type="spellStart"/>
+      <w:r>
+        <w:rPr>
+          <w:lang w:val="en-ID"/>
+        </w:rPr>
+        <w:t>bentuk</w:t>
+      </w:r>
+      <w:proofErr w:type="spellEnd"/>
+      <w:r>
+        <w:rPr>
+          <w:lang w:val="en-ID"/>
+        </w:rPr>
+        <w:t xml:space="preserve">, </w:t>
+      </w:r>
+      <w:proofErr w:type="spellStart"/>
+      <w:r>
+        <w:rPr>
+          <w:lang w:val="en-ID"/>
+        </w:rPr>
+        <w:t>penutup</w:t>
+      </w:r>
+      <w:proofErr w:type="spellEnd"/>
+      <w:r>
+        <w:rPr>
+          <w:lang w:val="en-ID"/>
+        </w:rPr>
+        <w:t xml:space="preserve"> </w:t>
+      </w:r>
+      <w:proofErr w:type="spellStart"/>
+      <w:r>
+        <w:rPr>
+          <w:lang w:val="en-ID"/>
+        </w:rPr>
+        <w:t>bubungan</w:t>
+      </w:r>
+      <w:proofErr w:type="spellEnd"/>
+      <w:r>
+        <w:rPr>
+          <w:lang w:val="en-ID"/>
+        </w:rPr>
+        <w:t xml:space="preserve"> </w:t>
       </w:r>
       <w:r>
         <w:rPr>
@@ -4015,7 +7716,679 @@
         <w:rPr>
           <w:lang w:val="en-ID"/>
         </w:rPr>
-        <w:t xml:space="preserve"> memiliki dasar geometris berbentuk segitiga sama kaki, di mana dua sisi miring memiliki panjang yang sama dan satu sisi alas menjadi dasar penopang. Bentuk segitiga sama kaki ini secara matematis termasuk dalam kategori bangun datar segitiga dengan dua sisi yang kongruen (sama panjang) dan satu sumbu simetri vertikal di tengahnya. Garis simetri tersebut membagi segitiga menjadi dua bagian identik, masing-masing dengan sudut alas yang sama besar. </w:t>
+        <w:t xml:space="preserve"> </w:t>
+      </w:r>
+      <w:proofErr w:type="spellStart"/>
+      <w:r>
+        <w:rPr>
+          <w:lang w:val="en-ID"/>
+        </w:rPr>
+        <w:t>memiliki</w:t>
+      </w:r>
+      <w:proofErr w:type="spellEnd"/>
+      <w:r>
+        <w:rPr>
+          <w:lang w:val="en-ID"/>
+        </w:rPr>
+        <w:t xml:space="preserve"> </w:t>
+      </w:r>
+      <w:proofErr w:type="spellStart"/>
+      <w:r>
+        <w:rPr>
+          <w:lang w:val="en-ID"/>
+        </w:rPr>
+        <w:t>dasar</w:t>
+      </w:r>
+      <w:proofErr w:type="spellEnd"/>
+      <w:r>
+        <w:rPr>
+          <w:lang w:val="en-ID"/>
+        </w:rPr>
+        <w:t xml:space="preserve"> </w:t>
+      </w:r>
+      <w:proofErr w:type="spellStart"/>
+      <w:r>
+        <w:rPr>
+          <w:lang w:val="en-ID"/>
+        </w:rPr>
+        <w:t>geometris</w:t>
+      </w:r>
+      <w:proofErr w:type="spellEnd"/>
+      <w:r>
+        <w:rPr>
+          <w:lang w:val="en-ID"/>
+        </w:rPr>
+        <w:t xml:space="preserve"> </w:t>
+      </w:r>
+      <w:proofErr w:type="spellStart"/>
+      <w:r>
+        <w:rPr>
+          <w:lang w:val="en-ID"/>
+        </w:rPr>
+        <w:t>berbentuk</w:t>
+      </w:r>
+      <w:proofErr w:type="spellEnd"/>
+      <w:r>
+        <w:rPr>
+          <w:lang w:val="en-ID"/>
+        </w:rPr>
+        <w:t xml:space="preserve"> </w:t>
+      </w:r>
+      <w:proofErr w:type="spellStart"/>
+      <w:r>
+        <w:rPr>
+          <w:lang w:val="en-ID"/>
+        </w:rPr>
+        <w:t>segitiga</w:t>
+      </w:r>
+      <w:proofErr w:type="spellEnd"/>
+      <w:r>
+        <w:rPr>
+          <w:lang w:val="en-ID"/>
+        </w:rPr>
+        <w:t xml:space="preserve"> </w:t>
+      </w:r>
+      <w:proofErr w:type="spellStart"/>
+      <w:r>
+        <w:rPr>
+          <w:lang w:val="en-ID"/>
+        </w:rPr>
+        <w:t>sama</w:t>
+      </w:r>
+      <w:proofErr w:type="spellEnd"/>
+      <w:r>
+        <w:rPr>
+          <w:lang w:val="en-ID"/>
+        </w:rPr>
+        <w:t xml:space="preserve"> kaki, di mana dua </w:t>
+      </w:r>
+      <w:proofErr w:type="spellStart"/>
+      <w:r>
+        <w:rPr>
+          <w:lang w:val="en-ID"/>
+        </w:rPr>
+        <w:t>sisi</w:t>
+      </w:r>
+      <w:proofErr w:type="spellEnd"/>
+      <w:r>
+        <w:rPr>
+          <w:lang w:val="en-ID"/>
+        </w:rPr>
+        <w:t xml:space="preserve"> miring </w:t>
+      </w:r>
+      <w:proofErr w:type="spellStart"/>
+      <w:r>
+        <w:rPr>
+          <w:lang w:val="en-ID"/>
+        </w:rPr>
+        <w:t>memiliki</w:t>
+      </w:r>
+      <w:proofErr w:type="spellEnd"/>
+      <w:r>
+        <w:rPr>
+          <w:lang w:val="en-ID"/>
+        </w:rPr>
+        <w:t xml:space="preserve"> </w:t>
+      </w:r>
+      <w:proofErr w:type="spellStart"/>
+      <w:r>
+        <w:rPr>
+          <w:lang w:val="en-ID"/>
+        </w:rPr>
+        <w:t>panjang</w:t>
+      </w:r>
+      <w:proofErr w:type="spellEnd"/>
+      <w:r>
+        <w:rPr>
+          <w:lang w:val="en-ID"/>
+        </w:rPr>
+        <w:t xml:space="preserve"> yang </w:t>
+      </w:r>
+      <w:proofErr w:type="spellStart"/>
+      <w:r>
+        <w:rPr>
+          <w:lang w:val="en-ID"/>
+        </w:rPr>
+        <w:t>sama</w:t>
+      </w:r>
+      <w:proofErr w:type="spellEnd"/>
+      <w:r>
+        <w:rPr>
+          <w:lang w:val="en-ID"/>
+        </w:rPr>
+        <w:t xml:space="preserve"> dan </w:t>
+      </w:r>
+      <w:proofErr w:type="spellStart"/>
+      <w:r>
+        <w:rPr>
+          <w:lang w:val="en-ID"/>
+        </w:rPr>
+        <w:t>satu</w:t>
+      </w:r>
+      <w:proofErr w:type="spellEnd"/>
+      <w:r>
+        <w:rPr>
+          <w:lang w:val="en-ID"/>
+        </w:rPr>
+        <w:t xml:space="preserve"> </w:t>
+      </w:r>
+      <w:proofErr w:type="spellStart"/>
+      <w:r>
+        <w:rPr>
+          <w:lang w:val="en-ID"/>
+        </w:rPr>
+        <w:t>sisi</w:t>
+      </w:r>
+      <w:proofErr w:type="spellEnd"/>
+      <w:r>
+        <w:rPr>
+          <w:lang w:val="en-ID"/>
+        </w:rPr>
+        <w:t xml:space="preserve"> alas </w:t>
+      </w:r>
+      <w:proofErr w:type="spellStart"/>
+      <w:r>
+        <w:rPr>
+          <w:lang w:val="en-ID"/>
+        </w:rPr>
+        <w:t>menjadi</w:t>
+      </w:r>
+      <w:proofErr w:type="spellEnd"/>
+      <w:r>
+        <w:rPr>
+          <w:lang w:val="en-ID"/>
+        </w:rPr>
+        <w:t xml:space="preserve"> </w:t>
+      </w:r>
+      <w:proofErr w:type="spellStart"/>
+      <w:r>
+        <w:rPr>
+          <w:lang w:val="en-ID"/>
+        </w:rPr>
+        <w:t>dasar</w:t>
+      </w:r>
+      <w:proofErr w:type="spellEnd"/>
+      <w:r>
+        <w:rPr>
+          <w:lang w:val="en-ID"/>
+        </w:rPr>
+        <w:t xml:space="preserve"> </w:t>
+      </w:r>
+      <w:proofErr w:type="spellStart"/>
+      <w:r>
+        <w:rPr>
+          <w:lang w:val="en-ID"/>
+        </w:rPr>
+        <w:t>penopang</w:t>
+      </w:r>
+      <w:proofErr w:type="spellEnd"/>
+      <w:r>
+        <w:rPr>
+          <w:lang w:val="en-ID"/>
+        </w:rPr>
+        <w:t xml:space="preserve">. </w:t>
+      </w:r>
+      <w:proofErr w:type="spellStart"/>
+      <w:r>
+        <w:rPr>
+          <w:lang w:val="en-ID"/>
+        </w:rPr>
+        <w:t>Bentuk</w:t>
+      </w:r>
+      <w:proofErr w:type="spellEnd"/>
+      <w:r>
+        <w:rPr>
+          <w:lang w:val="en-ID"/>
+        </w:rPr>
+        <w:t xml:space="preserve"> </w:t>
+      </w:r>
+      <w:proofErr w:type="spellStart"/>
+      <w:r>
+        <w:rPr>
+          <w:lang w:val="en-ID"/>
+        </w:rPr>
+        <w:t>segitiga</w:t>
+      </w:r>
+      <w:proofErr w:type="spellEnd"/>
+      <w:r>
+        <w:rPr>
+          <w:lang w:val="en-ID"/>
+        </w:rPr>
+        <w:t xml:space="preserve"> </w:t>
+      </w:r>
+      <w:proofErr w:type="spellStart"/>
+      <w:r>
+        <w:rPr>
+          <w:lang w:val="en-ID"/>
+        </w:rPr>
+        <w:t>sama</w:t>
+      </w:r>
+      <w:proofErr w:type="spellEnd"/>
+      <w:r>
+        <w:rPr>
+          <w:lang w:val="en-ID"/>
+        </w:rPr>
+        <w:t xml:space="preserve"> kaki </w:t>
+      </w:r>
+      <w:proofErr w:type="spellStart"/>
+      <w:r>
+        <w:rPr>
+          <w:lang w:val="en-ID"/>
+        </w:rPr>
+        <w:t>ini</w:t>
+      </w:r>
+      <w:proofErr w:type="spellEnd"/>
+      <w:r>
+        <w:rPr>
+          <w:lang w:val="en-ID"/>
+        </w:rPr>
+        <w:t xml:space="preserve"> </w:t>
+      </w:r>
+      <w:proofErr w:type="spellStart"/>
+      <w:r>
+        <w:rPr>
+          <w:lang w:val="en-ID"/>
+        </w:rPr>
+        <w:t>secara</w:t>
+      </w:r>
+      <w:proofErr w:type="spellEnd"/>
+      <w:r>
+        <w:rPr>
+          <w:lang w:val="en-ID"/>
+        </w:rPr>
+        <w:t xml:space="preserve"> </w:t>
+      </w:r>
+      <w:proofErr w:type="spellStart"/>
+      <w:r>
+        <w:rPr>
+          <w:lang w:val="en-ID"/>
+        </w:rPr>
+        <w:t>matematis</w:t>
+      </w:r>
+      <w:proofErr w:type="spellEnd"/>
+      <w:r>
+        <w:rPr>
+          <w:lang w:val="en-ID"/>
+        </w:rPr>
+        <w:t xml:space="preserve"> </w:t>
+      </w:r>
+      <w:proofErr w:type="spellStart"/>
+      <w:r>
+        <w:rPr>
+          <w:lang w:val="en-ID"/>
+        </w:rPr>
+        <w:t>termasuk</w:t>
+      </w:r>
+      <w:proofErr w:type="spellEnd"/>
+      <w:r>
+        <w:rPr>
+          <w:lang w:val="en-ID"/>
+        </w:rPr>
+        <w:t xml:space="preserve"> </w:t>
+      </w:r>
+      <w:proofErr w:type="spellStart"/>
+      <w:r>
+        <w:rPr>
+          <w:lang w:val="en-ID"/>
+        </w:rPr>
+        <w:t>dalam</w:t>
+      </w:r>
+      <w:proofErr w:type="spellEnd"/>
+      <w:r>
+        <w:rPr>
+          <w:lang w:val="en-ID"/>
+        </w:rPr>
+        <w:t xml:space="preserve"> </w:t>
+      </w:r>
+      <w:proofErr w:type="spellStart"/>
+      <w:r>
+        <w:rPr>
+          <w:lang w:val="en-ID"/>
+        </w:rPr>
+        <w:t>kategori</w:t>
+      </w:r>
+      <w:proofErr w:type="spellEnd"/>
+      <w:r>
+        <w:rPr>
+          <w:lang w:val="en-ID"/>
+        </w:rPr>
+        <w:t xml:space="preserve"> </w:t>
+      </w:r>
+      <w:proofErr w:type="spellStart"/>
+      <w:r>
+        <w:rPr>
+          <w:lang w:val="en-ID"/>
+        </w:rPr>
+        <w:t>bangun</w:t>
+      </w:r>
+      <w:proofErr w:type="spellEnd"/>
+      <w:r>
+        <w:rPr>
+          <w:lang w:val="en-ID"/>
+        </w:rPr>
+        <w:t xml:space="preserve"> </w:t>
+      </w:r>
+      <w:proofErr w:type="spellStart"/>
+      <w:r>
+        <w:rPr>
+          <w:lang w:val="en-ID"/>
+        </w:rPr>
+        <w:t>datar</w:t>
+      </w:r>
+      <w:proofErr w:type="spellEnd"/>
+      <w:r>
+        <w:rPr>
+          <w:lang w:val="en-ID"/>
+        </w:rPr>
+        <w:t xml:space="preserve"> </w:t>
+      </w:r>
+      <w:proofErr w:type="spellStart"/>
+      <w:r>
+        <w:rPr>
+          <w:lang w:val="en-ID"/>
+        </w:rPr>
+        <w:t>segitiga</w:t>
+      </w:r>
+      <w:proofErr w:type="spellEnd"/>
+      <w:r>
+        <w:rPr>
+          <w:lang w:val="en-ID"/>
+        </w:rPr>
+        <w:t xml:space="preserve"> </w:t>
+      </w:r>
+      <w:proofErr w:type="spellStart"/>
+      <w:r>
+        <w:rPr>
+          <w:lang w:val="en-ID"/>
+        </w:rPr>
+        <w:t>dengan</w:t>
+      </w:r>
+      <w:proofErr w:type="spellEnd"/>
+      <w:r>
+        <w:rPr>
+          <w:lang w:val="en-ID"/>
+        </w:rPr>
+        <w:t xml:space="preserve"> dua </w:t>
+      </w:r>
+      <w:proofErr w:type="spellStart"/>
+      <w:r>
+        <w:rPr>
+          <w:lang w:val="en-ID"/>
+        </w:rPr>
+        <w:t>sisi</w:t>
+      </w:r>
+      <w:proofErr w:type="spellEnd"/>
+      <w:r>
+        <w:rPr>
+          <w:lang w:val="en-ID"/>
+        </w:rPr>
+        <w:t xml:space="preserve"> yang </w:t>
+      </w:r>
+      <w:proofErr w:type="spellStart"/>
+      <w:r>
+        <w:rPr>
+          <w:lang w:val="en-ID"/>
+        </w:rPr>
+        <w:t>kongruen</w:t>
+      </w:r>
+      <w:proofErr w:type="spellEnd"/>
+      <w:r>
+        <w:rPr>
+          <w:lang w:val="en-ID"/>
+        </w:rPr>
+        <w:t xml:space="preserve"> (</w:t>
+      </w:r>
+      <w:proofErr w:type="spellStart"/>
+      <w:r>
+        <w:rPr>
+          <w:lang w:val="en-ID"/>
+        </w:rPr>
+        <w:t>sama</w:t>
+      </w:r>
+      <w:proofErr w:type="spellEnd"/>
+      <w:r>
+        <w:rPr>
+          <w:lang w:val="en-ID"/>
+        </w:rPr>
+        <w:t xml:space="preserve"> </w:t>
+      </w:r>
+      <w:proofErr w:type="spellStart"/>
+      <w:r>
+        <w:rPr>
+          <w:lang w:val="en-ID"/>
+        </w:rPr>
+        <w:t>panjang</w:t>
+      </w:r>
+      <w:proofErr w:type="spellEnd"/>
+      <w:r>
+        <w:rPr>
+          <w:lang w:val="en-ID"/>
+        </w:rPr>
+        <w:t xml:space="preserve">) dan </w:t>
+      </w:r>
+      <w:proofErr w:type="spellStart"/>
+      <w:r>
+        <w:rPr>
+          <w:lang w:val="en-ID"/>
+        </w:rPr>
+        <w:t>satu</w:t>
+      </w:r>
+      <w:proofErr w:type="spellEnd"/>
+      <w:r>
+        <w:rPr>
+          <w:lang w:val="en-ID"/>
+        </w:rPr>
+        <w:t xml:space="preserve"> </w:t>
+      </w:r>
+      <w:proofErr w:type="spellStart"/>
+      <w:r>
+        <w:rPr>
+          <w:lang w:val="en-ID"/>
+        </w:rPr>
+        <w:t>sumbu</w:t>
+      </w:r>
+      <w:proofErr w:type="spellEnd"/>
+      <w:r>
+        <w:rPr>
+          <w:lang w:val="en-ID"/>
+        </w:rPr>
+        <w:t xml:space="preserve"> </w:t>
+      </w:r>
+      <w:proofErr w:type="spellStart"/>
+      <w:r>
+        <w:rPr>
+          <w:lang w:val="en-ID"/>
+        </w:rPr>
+        <w:t>simetri</w:t>
+      </w:r>
+      <w:proofErr w:type="spellEnd"/>
+      <w:r>
+        <w:rPr>
+          <w:lang w:val="en-ID"/>
+        </w:rPr>
+        <w:t xml:space="preserve"> </w:t>
+      </w:r>
+      <w:proofErr w:type="spellStart"/>
+      <w:r>
+        <w:rPr>
+          <w:lang w:val="en-ID"/>
+        </w:rPr>
+        <w:t>vertikal</w:t>
+      </w:r>
+      <w:proofErr w:type="spellEnd"/>
+      <w:r>
+        <w:rPr>
+          <w:lang w:val="en-ID"/>
+        </w:rPr>
+        <w:t xml:space="preserve"> di </w:t>
+      </w:r>
+      <w:proofErr w:type="spellStart"/>
+      <w:r>
+        <w:rPr>
+          <w:lang w:val="en-ID"/>
+        </w:rPr>
+        <w:t>tengahnya</w:t>
+      </w:r>
+      <w:proofErr w:type="spellEnd"/>
+      <w:r>
+        <w:rPr>
+          <w:lang w:val="en-ID"/>
+        </w:rPr>
+        <w:t xml:space="preserve">. Garis </w:t>
+      </w:r>
+      <w:proofErr w:type="spellStart"/>
+      <w:r>
+        <w:rPr>
+          <w:lang w:val="en-ID"/>
+        </w:rPr>
+        <w:t>simetri</w:t>
+      </w:r>
+      <w:proofErr w:type="spellEnd"/>
+      <w:r>
+        <w:rPr>
+          <w:lang w:val="en-ID"/>
+        </w:rPr>
+        <w:t xml:space="preserve"> </w:t>
+      </w:r>
+      <w:proofErr w:type="spellStart"/>
+      <w:r>
+        <w:rPr>
+          <w:lang w:val="en-ID"/>
+        </w:rPr>
+        <w:t>tersebut</w:t>
+      </w:r>
+      <w:proofErr w:type="spellEnd"/>
+      <w:r>
+        <w:rPr>
+          <w:lang w:val="en-ID"/>
+        </w:rPr>
+        <w:t xml:space="preserve"> </w:t>
+      </w:r>
+      <w:proofErr w:type="spellStart"/>
+      <w:r>
+        <w:rPr>
+          <w:lang w:val="en-ID"/>
+        </w:rPr>
+        <w:t>membagi</w:t>
+      </w:r>
+      <w:proofErr w:type="spellEnd"/>
+      <w:r>
+        <w:rPr>
+          <w:lang w:val="en-ID"/>
+        </w:rPr>
+        <w:t xml:space="preserve"> </w:t>
+      </w:r>
+      <w:proofErr w:type="spellStart"/>
+      <w:r>
+        <w:rPr>
+          <w:lang w:val="en-ID"/>
+        </w:rPr>
+        <w:t>segitiga</w:t>
+      </w:r>
+      <w:proofErr w:type="spellEnd"/>
+      <w:r>
+        <w:rPr>
+          <w:lang w:val="en-ID"/>
+        </w:rPr>
+        <w:t xml:space="preserve"> </w:t>
+      </w:r>
+      <w:proofErr w:type="spellStart"/>
+      <w:r>
+        <w:rPr>
+          <w:lang w:val="en-ID"/>
+        </w:rPr>
+        <w:t>menjadi</w:t>
+      </w:r>
+      <w:proofErr w:type="spellEnd"/>
+      <w:r>
+        <w:rPr>
+          <w:lang w:val="en-ID"/>
+        </w:rPr>
+        <w:t xml:space="preserve"> dua </w:t>
+      </w:r>
+      <w:proofErr w:type="spellStart"/>
+      <w:r>
+        <w:rPr>
+          <w:lang w:val="en-ID"/>
+        </w:rPr>
+        <w:t>bagian</w:t>
+      </w:r>
+      <w:proofErr w:type="spellEnd"/>
+      <w:r>
+        <w:rPr>
+          <w:lang w:val="en-ID"/>
+        </w:rPr>
+        <w:t xml:space="preserve"> </w:t>
+      </w:r>
+      <w:proofErr w:type="spellStart"/>
+      <w:r>
+        <w:rPr>
+          <w:lang w:val="en-ID"/>
+        </w:rPr>
+        <w:t>identik</w:t>
+      </w:r>
+      <w:proofErr w:type="spellEnd"/>
+      <w:r>
+        <w:rPr>
+          <w:lang w:val="en-ID"/>
+        </w:rPr>
+        <w:t xml:space="preserve">, masing-masing </w:t>
+      </w:r>
+      <w:proofErr w:type="spellStart"/>
+      <w:r>
+        <w:rPr>
+          <w:lang w:val="en-ID"/>
+        </w:rPr>
+        <w:t>dengan</w:t>
+      </w:r>
+      <w:proofErr w:type="spellEnd"/>
+      <w:r>
+        <w:rPr>
+          <w:lang w:val="en-ID"/>
+        </w:rPr>
+        <w:t xml:space="preserve"> </w:t>
+      </w:r>
+      <w:proofErr w:type="spellStart"/>
+      <w:r>
+        <w:rPr>
+          <w:lang w:val="en-ID"/>
+        </w:rPr>
+        <w:t>sudut</w:t>
+      </w:r>
+      <w:proofErr w:type="spellEnd"/>
+      <w:r>
+        <w:rPr>
+          <w:lang w:val="en-ID"/>
+        </w:rPr>
+        <w:t xml:space="preserve"> alas yang </w:t>
+      </w:r>
+      <w:proofErr w:type="spellStart"/>
+      <w:r>
+        <w:rPr>
+          <w:lang w:val="en-ID"/>
+        </w:rPr>
+        <w:t>sama</w:t>
+      </w:r>
+      <w:proofErr w:type="spellEnd"/>
+      <w:r>
+        <w:rPr>
+          <w:lang w:val="en-ID"/>
+        </w:rPr>
+        <w:t xml:space="preserve"> </w:t>
+      </w:r>
+      <w:proofErr w:type="spellStart"/>
+      <w:r>
+        <w:rPr>
+          <w:lang w:val="en-ID"/>
+        </w:rPr>
+        <w:t>besar</w:t>
+      </w:r>
+      <w:proofErr w:type="spellEnd"/>
+      <w:r>
+        <w:rPr>
+          <w:lang w:val="en-ID"/>
+        </w:rPr>
+        <w:t xml:space="preserve">. </w:t>
       </w:r>
       <w:r>
         <w:rPr>
@@ -4096,6 +8469,7 @@
         <w:rPr>
           <w:lang w:val="fi-FI"/>
         </w:rPr>
+        <w:lastRenderedPageBreak/>
         <w:t>Oleh karena itu, penggunaan bentuk segitiga pada penutup bubungan bukan hanya pilihan estetika, tetapi juga merupakan penerapan prinsip stabilitas struktural dalam arsitektur tradisional Mandar.</w:t>
       </w:r>
     </w:p>
@@ -4183,11 +8557,19 @@
           <w:lang w:val="en-ID"/>
         </w:rPr>
       </w:pPr>
-      <w:r>
-        <w:rPr>
-          <w:lang w:val="en-ID"/>
-        </w:rPr>
-        <w:t xml:space="preserve">dengan </w:t>
+      <w:proofErr w:type="spellStart"/>
+      <w:r>
+        <w:rPr>
+          <w:lang w:val="en-ID"/>
+        </w:rPr>
+        <w:t>dengan</w:t>
+      </w:r>
+      <w:proofErr w:type="spellEnd"/>
+      <w:r>
+        <w:rPr>
+          <w:lang w:val="en-ID"/>
+        </w:rPr>
+        <w:t xml:space="preserve"> </w:t>
       </w:r>
       <m:oMath>
         <m:r>
@@ -4234,19 +8616,543 @@
         </w:rPr>
         <w:t xml:space="preserve">tinggi segitiga dari titik puncak hingga alas. Rumus ini digunakan untuk menentukan luas bidang depan </w:t>
       </w:r>
+      <w:proofErr w:type="spellStart"/>
       <w:r>
         <w:rPr>
           <w:i/>
           <w:iCs/>
           <w:lang w:val="en-ID"/>
         </w:rPr>
-        <w:t>tumba’ layar</w:t>
-      </w:r>
-      <w:r>
-        <w:rPr>
-          <w:lang w:val="en-ID"/>
-        </w:rPr>
-        <w:t>, sehingga ukuran dan proporsinya dapat disesuaikan dengan panjang bubungan atap rumah. Perbandingan antara panjang alas dan tinggi segitiga juga menunjukkan rasio proporsi geometris yang mencerminkan keseimbangan visual misalnya, bila panjang alas dibuat dua kali tinggi (rasio 2:1), maka bentuk segitiga akan tampak proporsional dan harmonis dengan kemiringan atap pelana.</w:t>
+        <w:t>tumba</w:t>
+      </w:r>
+      <w:proofErr w:type="spellEnd"/>
+      <w:r>
+        <w:rPr>
+          <w:i/>
+          <w:iCs/>
+          <w:lang w:val="en-ID"/>
+        </w:rPr>
+        <w:t xml:space="preserve">’ </w:t>
+      </w:r>
+      <w:proofErr w:type="spellStart"/>
+      <w:r>
+        <w:rPr>
+          <w:i/>
+          <w:iCs/>
+          <w:lang w:val="en-ID"/>
+        </w:rPr>
+        <w:t>layar</w:t>
+      </w:r>
+      <w:proofErr w:type="spellEnd"/>
+      <w:r>
+        <w:rPr>
+          <w:lang w:val="en-ID"/>
+        </w:rPr>
+        <w:t xml:space="preserve">, </w:t>
+      </w:r>
+      <w:proofErr w:type="spellStart"/>
+      <w:r>
+        <w:rPr>
+          <w:lang w:val="en-ID"/>
+        </w:rPr>
+        <w:t>sehingga</w:t>
+      </w:r>
+      <w:proofErr w:type="spellEnd"/>
+      <w:r>
+        <w:rPr>
+          <w:lang w:val="en-ID"/>
+        </w:rPr>
+        <w:t xml:space="preserve"> </w:t>
+      </w:r>
+      <w:proofErr w:type="spellStart"/>
+      <w:r>
+        <w:rPr>
+          <w:lang w:val="en-ID"/>
+        </w:rPr>
+        <w:t>ukuran</w:t>
+      </w:r>
+      <w:proofErr w:type="spellEnd"/>
+      <w:r>
+        <w:rPr>
+          <w:lang w:val="en-ID"/>
+        </w:rPr>
+        <w:t xml:space="preserve"> dan </w:t>
+      </w:r>
+      <w:proofErr w:type="spellStart"/>
+      <w:r>
+        <w:rPr>
+          <w:lang w:val="en-ID"/>
+        </w:rPr>
+        <w:t>proporsinya</w:t>
+      </w:r>
+      <w:proofErr w:type="spellEnd"/>
+      <w:r>
+        <w:rPr>
+          <w:lang w:val="en-ID"/>
+        </w:rPr>
+        <w:t xml:space="preserve"> </w:t>
+      </w:r>
+      <w:proofErr w:type="spellStart"/>
+      <w:r>
+        <w:rPr>
+          <w:lang w:val="en-ID"/>
+        </w:rPr>
+        <w:t>dapat</w:t>
+      </w:r>
+      <w:proofErr w:type="spellEnd"/>
+      <w:r>
+        <w:rPr>
+          <w:lang w:val="en-ID"/>
+        </w:rPr>
+        <w:t xml:space="preserve"> </w:t>
+      </w:r>
+      <w:proofErr w:type="spellStart"/>
+      <w:r>
+        <w:rPr>
+          <w:lang w:val="en-ID"/>
+        </w:rPr>
+        <w:t>disesuaikan</w:t>
+      </w:r>
+      <w:proofErr w:type="spellEnd"/>
+      <w:r>
+        <w:rPr>
+          <w:lang w:val="en-ID"/>
+        </w:rPr>
+        <w:t xml:space="preserve"> </w:t>
+      </w:r>
+      <w:proofErr w:type="spellStart"/>
+      <w:r>
+        <w:rPr>
+          <w:lang w:val="en-ID"/>
+        </w:rPr>
+        <w:t>dengan</w:t>
+      </w:r>
+      <w:proofErr w:type="spellEnd"/>
+      <w:r>
+        <w:rPr>
+          <w:lang w:val="en-ID"/>
+        </w:rPr>
+        <w:t xml:space="preserve"> </w:t>
+      </w:r>
+      <w:proofErr w:type="spellStart"/>
+      <w:r>
+        <w:rPr>
+          <w:lang w:val="en-ID"/>
+        </w:rPr>
+        <w:t>panjang</w:t>
+      </w:r>
+      <w:proofErr w:type="spellEnd"/>
+      <w:r>
+        <w:rPr>
+          <w:lang w:val="en-ID"/>
+        </w:rPr>
+        <w:t xml:space="preserve"> </w:t>
+      </w:r>
+      <w:proofErr w:type="spellStart"/>
+      <w:r>
+        <w:rPr>
+          <w:lang w:val="en-ID"/>
+        </w:rPr>
+        <w:t>bubungan</w:t>
+      </w:r>
+      <w:proofErr w:type="spellEnd"/>
+      <w:r>
+        <w:rPr>
+          <w:lang w:val="en-ID"/>
+        </w:rPr>
+        <w:t xml:space="preserve"> atap </w:t>
+      </w:r>
+      <w:proofErr w:type="spellStart"/>
+      <w:r>
+        <w:rPr>
+          <w:lang w:val="en-ID"/>
+        </w:rPr>
+        <w:t>rumah</w:t>
+      </w:r>
+      <w:proofErr w:type="spellEnd"/>
+      <w:r>
+        <w:rPr>
+          <w:lang w:val="en-ID"/>
+        </w:rPr>
+        <w:t xml:space="preserve">. </w:t>
+      </w:r>
+      <w:proofErr w:type="spellStart"/>
+      <w:r>
+        <w:rPr>
+          <w:lang w:val="en-ID"/>
+        </w:rPr>
+        <w:t>Perbandingan</w:t>
+      </w:r>
+      <w:proofErr w:type="spellEnd"/>
+      <w:r>
+        <w:rPr>
+          <w:lang w:val="en-ID"/>
+        </w:rPr>
+        <w:t xml:space="preserve"> </w:t>
+      </w:r>
+      <w:proofErr w:type="spellStart"/>
+      <w:r>
+        <w:rPr>
+          <w:lang w:val="en-ID"/>
+        </w:rPr>
+        <w:t>antara</w:t>
+      </w:r>
+      <w:proofErr w:type="spellEnd"/>
+      <w:r>
+        <w:rPr>
+          <w:lang w:val="en-ID"/>
+        </w:rPr>
+        <w:t xml:space="preserve"> </w:t>
+      </w:r>
+      <w:proofErr w:type="spellStart"/>
+      <w:r>
+        <w:rPr>
+          <w:lang w:val="en-ID"/>
+        </w:rPr>
+        <w:t>panjang</w:t>
+      </w:r>
+      <w:proofErr w:type="spellEnd"/>
+      <w:r>
+        <w:rPr>
+          <w:lang w:val="en-ID"/>
+        </w:rPr>
+        <w:t xml:space="preserve"> alas dan </w:t>
+      </w:r>
+      <w:proofErr w:type="spellStart"/>
+      <w:r>
+        <w:rPr>
+          <w:lang w:val="en-ID"/>
+        </w:rPr>
+        <w:t>tinggi</w:t>
+      </w:r>
+      <w:proofErr w:type="spellEnd"/>
+      <w:r>
+        <w:rPr>
+          <w:lang w:val="en-ID"/>
+        </w:rPr>
+        <w:t xml:space="preserve"> </w:t>
+      </w:r>
+      <w:proofErr w:type="spellStart"/>
+      <w:r>
+        <w:rPr>
+          <w:lang w:val="en-ID"/>
+        </w:rPr>
+        <w:t>segitiga</w:t>
+      </w:r>
+      <w:proofErr w:type="spellEnd"/>
+      <w:r>
+        <w:rPr>
+          <w:lang w:val="en-ID"/>
+        </w:rPr>
+        <w:t xml:space="preserve"> juga </w:t>
+      </w:r>
+      <w:proofErr w:type="spellStart"/>
+      <w:r>
+        <w:rPr>
+          <w:lang w:val="en-ID"/>
+        </w:rPr>
+        <w:t>menunjukkan</w:t>
+      </w:r>
+      <w:proofErr w:type="spellEnd"/>
+      <w:r>
+        <w:rPr>
+          <w:lang w:val="en-ID"/>
+        </w:rPr>
+        <w:t xml:space="preserve"> </w:t>
+      </w:r>
+      <w:proofErr w:type="spellStart"/>
+      <w:r>
+        <w:rPr>
+          <w:lang w:val="en-ID"/>
+        </w:rPr>
+        <w:t>rasio</w:t>
+      </w:r>
+      <w:proofErr w:type="spellEnd"/>
+      <w:r>
+        <w:rPr>
+          <w:lang w:val="en-ID"/>
+        </w:rPr>
+        <w:t xml:space="preserve"> </w:t>
+      </w:r>
+      <w:proofErr w:type="spellStart"/>
+      <w:r>
+        <w:rPr>
+          <w:lang w:val="en-ID"/>
+        </w:rPr>
+        <w:t>proporsi</w:t>
+      </w:r>
+      <w:proofErr w:type="spellEnd"/>
+      <w:r>
+        <w:rPr>
+          <w:lang w:val="en-ID"/>
+        </w:rPr>
+        <w:t xml:space="preserve"> </w:t>
+      </w:r>
+      <w:proofErr w:type="spellStart"/>
+      <w:r>
+        <w:rPr>
+          <w:lang w:val="en-ID"/>
+        </w:rPr>
+        <w:t>geometris</w:t>
+      </w:r>
+      <w:proofErr w:type="spellEnd"/>
+      <w:r>
+        <w:rPr>
+          <w:lang w:val="en-ID"/>
+        </w:rPr>
+        <w:t xml:space="preserve"> yang </w:t>
+      </w:r>
+      <w:proofErr w:type="spellStart"/>
+      <w:r>
+        <w:rPr>
+          <w:lang w:val="en-ID"/>
+        </w:rPr>
+        <w:t>mencerminkan</w:t>
+      </w:r>
+      <w:proofErr w:type="spellEnd"/>
+      <w:r>
+        <w:rPr>
+          <w:lang w:val="en-ID"/>
+        </w:rPr>
+        <w:t xml:space="preserve"> </w:t>
+      </w:r>
+      <w:proofErr w:type="spellStart"/>
+      <w:r>
+        <w:rPr>
+          <w:lang w:val="en-ID"/>
+        </w:rPr>
+        <w:t>keseimbangan</w:t>
+      </w:r>
+      <w:proofErr w:type="spellEnd"/>
+      <w:r>
+        <w:rPr>
+          <w:lang w:val="en-ID"/>
+        </w:rPr>
+        <w:t xml:space="preserve"> visual </w:t>
+      </w:r>
+      <w:proofErr w:type="spellStart"/>
+      <w:r>
+        <w:rPr>
+          <w:lang w:val="en-ID"/>
+        </w:rPr>
+        <w:t>misalnya</w:t>
+      </w:r>
+      <w:proofErr w:type="spellEnd"/>
+      <w:r>
+        <w:rPr>
+          <w:lang w:val="en-ID"/>
+        </w:rPr>
+        <w:t xml:space="preserve">, </w:t>
+      </w:r>
+      <w:proofErr w:type="spellStart"/>
+      <w:r>
+        <w:rPr>
+          <w:lang w:val="en-ID"/>
+        </w:rPr>
+        <w:t>bila</w:t>
+      </w:r>
+      <w:proofErr w:type="spellEnd"/>
+      <w:r>
+        <w:rPr>
+          <w:lang w:val="en-ID"/>
+        </w:rPr>
+        <w:t xml:space="preserve"> </w:t>
+      </w:r>
+      <w:proofErr w:type="spellStart"/>
+      <w:r>
+        <w:rPr>
+          <w:lang w:val="en-ID"/>
+        </w:rPr>
+        <w:t>panjang</w:t>
+      </w:r>
+      <w:proofErr w:type="spellEnd"/>
+      <w:r>
+        <w:rPr>
+          <w:lang w:val="en-ID"/>
+        </w:rPr>
+        <w:t xml:space="preserve"> alas </w:t>
+      </w:r>
+      <w:proofErr w:type="spellStart"/>
+      <w:r>
+        <w:rPr>
+          <w:lang w:val="en-ID"/>
+        </w:rPr>
+        <w:t>dibuat</w:t>
+      </w:r>
+      <w:proofErr w:type="spellEnd"/>
+      <w:r>
+        <w:rPr>
+          <w:lang w:val="en-ID"/>
+        </w:rPr>
+        <w:t xml:space="preserve"> dua kali </w:t>
+      </w:r>
+      <w:proofErr w:type="spellStart"/>
+      <w:r>
+        <w:rPr>
+          <w:lang w:val="en-ID"/>
+        </w:rPr>
+        <w:t>tinggi</w:t>
+      </w:r>
+      <w:proofErr w:type="spellEnd"/>
+      <w:r>
+        <w:rPr>
+          <w:lang w:val="en-ID"/>
+        </w:rPr>
+        <w:t xml:space="preserve"> (</w:t>
+      </w:r>
+      <w:proofErr w:type="spellStart"/>
+      <w:r>
+        <w:rPr>
+          <w:lang w:val="en-ID"/>
+        </w:rPr>
+        <w:t>rasio</w:t>
+      </w:r>
+      <w:proofErr w:type="spellEnd"/>
+      <w:r>
+        <w:rPr>
+          <w:lang w:val="en-ID"/>
+        </w:rPr>
+        <w:t xml:space="preserve"> 2:1), </w:t>
+      </w:r>
+      <w:proofErr w:type="spellStart"/>
+      <w:r>
+        <w:rPr>
+          <w:lang w:val="en-ID"/>
+        </w:rPr>
+        <w:t>maka</w:t>
+      </w:r>
+      <w:proofErr w:type="spellEnd"/>
+      <w:r>
+        <w:rPr>
+          <w:lang w:val="en-ID"/>
+        </w:rPr>
+        <w:t xml:space="preserve"> </w:t>
+      </w:r>
+      <w:proofErr w:type="spellStart"/>
+      <w:r>
+        <w:rPr>
+          <w:lang w:val="en-ID"/>
+        </w:rPr>
+        <w:t>bentuk</w:t>
+      </w:r>
+      <w:proofErr w:type="spellEnd"/>
+      <w:r>
+        <w:rPr>
+          <w:lang w:val="en-ID"/>
+        </w:rPr>
+        <w:t xml:space="preserve"> </w:t>
+      </w:r>
+      <w:proofErr w:type="spellStart"/>
+      <w:r>
+        <w:rPr>
+          <w:lang w:val="en-ID"/>
+        </w:rPr>
+        <w:t>segitiga</w:t>
+      </w:r>
+      <w:proofErr w:type="spellEnd"/>
+      <w:r>
+        <w:rPr>
+          <w:lang w:val="en-ID"/>
+        </w:rPr>
+        <w:t xml:space="preserve"> </w:t>
+      </w:r>
+      <w:proofErr w:type="spellStart"/>
+      <w:r>
+        <w:rPr>
+          <w:lang w:val="en-ID"/>
+        </w:rPr>
+        <w:t>akan</w:t>
+      </w:r>
+      <w:proofErr w:type="spellEnd"/>
+      <w:r>
+        <w:rPr>
+          <w:lang w:val="en-ID"/>
+        </w:rPr>
+        <w:t xml:space="preserve"> </w:t>
+      </w:r>
+      <w:proofErr w:type="spellStart"/>
+      <w:r>
+        <w:rPr>
+          <w:lang w:val="en-ID"/>
+        </w:rPr>
+        <w:t>tampak</w:t>
+      </w:r>
+      <w:proofErr w:type="spellEnd"/>
+      <w:r>
+        <w:rPr>
+          <w:lang w:val="en-ID"/>
+        </w:rPr>
+        <w:t xml:space="preserve"> </w:t>
+      </w:r>
+      <w:proofErr w:type="spellStart"/>
+      <w:r>
+        <w:rPr>
+          <w:lang w:val="en-ID"/>
+        </w:rPr>
+        <w:t>proporsional</w:t>
+      </w:r>
+      <w:proofErr w:type="spellEnd"/>
+      <w:r>
+        <w:rPr>
+          <w:lang w:val="en-ID"/>
+        </w:rPr>
+        <w:t xml:space="preserve"> dan </w:t>
+      </w:r>
+      <w:proofErr w:type="spellStart"/>
+      <w:r>
+        <w:rPr>
+          <w:lang w:val="en-ID"/>
+        </w:rPr>
+        <w:t>harmonis</w:t>
+      </w:r>
+      <w:proofErr w:type="spellEnd"/>
+      <w:r>
+        <w:rPr>
+          <w:lang w:val="en-ID"/>
+        </w:rPr>
+        <w:t xml:space="preserve"> </w:t>
+      </w:r>
+      <w:proofErr w:type="spellStart"/>
+      <w:r>
+        <w:rPr>
+          <w:lang w:val="en-ID"/>
+        </w:rPr>
+        <w:t>dengan</w:t>
+      </w:r>
+      <w:proofErr w:type="spellEnd"/>
+      <w:r>
+        <w:rPr>
+          <w:lang w:val="en-ID"/>
+        </w:rPr>
+        <w:t xml:space="preserve"> </w:t>
+      </w:r>
+      <w:proofErr w:type="spellStart"/>
+      <w:r>
+        <w:rPr>
+          <w:lang w:val="en-ID"/>
+        </w:rPr>
+        <w:t>kemiringan</w:t>
+      </w:r>
+      <w:proofErr w:type="spellEnd"/>
+      <w:r>
+        <w:rPr>
+          <w:lang w:val="en-ID"/>
+        </w:rPr>
+        <w:t xml:space="preserve"> atap </w:t>
+      </w:r>
+      <w:proofErr w:type="spellStart"/>
+      <w:r>
+        <w:rPr>
+          <w:lang w:val="en-ID"/>
+        </w:rPr>
+        <w:t>pelana</w:t>
+      </w:r>
+      <w:proofErr w:type="spellEnd"/>
+      <w:r>
+        <w:rPr>
+          <w:lang w:val="en-ID"/>
+        </w:rPr>
+        <w:t>.</w:t>
       </w:r>
     </w:p>
     <w:p>
@@ -4263,21 +9169,615 @@
         <w:rPr>
           <w:lang w:val="en-ID"/>
         </w:rPr>
-        <w:t xml:space="preserve">Selain bentuk segitiga utamanya, pada permukaan </w:t>
-      </w:r>
+        <w:t xml:space="preserve">Selain </w:t>
+      </w:r>
+      <w:proofErr w:type="spellStart"/>
+      <w:r>
+        <w:rPr>
+          <w:lang w:val="en-ID"/>
+        </w:rPr>
+        <w:t>bentuk</w:t>
+      </w:r>
+      <w:proofErr w:type="spellEnd"/>
+      <w:r>
+        <w:rPr>
+          <w:lang w:val="en-ID"/>
+        </w:rPr>
+        <w:t xml:space="preserve"> </w:t>
+      </w:r>
+      <w:proofErr w:type="spellStart"/>
+      <w:r>
+        <w:rPr>
+          <w:lang w:val="en-ID"/>
+        </w:rPr>
+        <w:t>segitiga</w:t>
+      </w:r>
+      <w:proofErr w:type="spellEnd"/>
+      <w:r>
+        <w:rPr>
+          <w:lang w:val="en-ID"/>
+        </w:rPr>
+        <w:t xml:space="preserve"> </w:t>
+      </w:r>
+      <w:proofErr w:type="spellStart"/>
+      <w:r>
+        <w:rPr>
+          <w:lang w:val="en-ID"/>
+        </w:rPr>
+        <w:t>utamanya</w:t>
+      </w:r>
+      <w:proofErr w:type="spellEnd"/>
+      <w:r>
+        <w:rPr>
+          <w:lang w:val="en-ID"/>
+        </w:rPr>
+        <w:t xml:space="preserve">, pada </w:t>
+      </w:r>
+      <w:proofErr w:type="spellStart"/>
+      <w:r>
+        <w:rPr>
+          <w:lang w:val="en-ID"/>
+        </w:rPr>
+        <w:t>permukaan</w:t>
+      </w:r>
+      <w:proofErr w:type="spellEnd"/>
+      <w:r>
+        <w:rPr>
+          <w:lang w:val="en-ID"/>
+        </w:rPr>
+        <w:t xml:space="preserve"> </w:t>
+      </w:r>
+      <w:proofErr w:type="spellStart"/>
       <w:r>
         <w:rPr>
           <w:i/>
           <w:iCs/>
           <w:lang w:val="en-ID"/>
         </w:rPr>
-        <w:t>tumba’ layar</w:t>
-      </w:r>
-      <w:r>
-        <w:rPr>
-          <w:lang w:val="en-ID"/>
-        </w:rPr>
-        <w:t xml:space="preserve"> sering ditemukan garis-garis horizontal berlapis yang membentuk beberapa segitiga kecil dengan bentuk serupa. Pola berlapis ini mencerminkan penerapan konsep kesebangunan (similaritas) dalam matematika, karena setiap segitiga kecil memiliki sudut-sudut yang sama besar dengan segitiga induknya dan perbandingan sisi yang seimbang. Jika panjang alas segitiga utama adalah </w:t>
+        <w:t>tumba</w:t>
+      </w:r>
+      <w:proofErr w:type="spellEnd"/>
+      <w:r>
+        <w:rPr>
+          <w:i/>
+          <w:iCs/>
+          <w:lang w:val="en-ID"/>
+        </w:rPr>
+        <w:t xml:space="preserve">’ </w:t>
+      </w:r>
+      <w:proofErr w:type="spellStart"/>
+      <w:r>
+        <w:rPr>
+          <w:i/>
+          <w:iCs/>
+          <w:lang w:val="en-ID"/>
+        </w:rPr>
+        <w:t>layar</w:t>
+      </w:r>
+      <w:proofErr w:type="spellEnd"/>
+      <w:r>
+        <w:rPr>
+          <w:lang w:val="en-ID"/>
+        </w:rPr>
+        <w:t xml:space="preserve"> </w:t>
+      </w:r>
+      <w:proofErr w:type="spellStart"/>
+      <w:r>
+        <w:rPr>
+          <w:lang w:val="en-ID"/>
+        </w:rPr>
+        <w:t>sering</w:t>
+      </w:r>
+      <w:proofErr w:type="spellEnd"/>
+      <w:r>
+        <w:rPr>
+          <w:lang w:val="en-ID"/>
+        </w:rPr>
+        <w:t xml:space="preserve"> </w:t>
+      </w:r>
+      <w:proofErr w:type="spellStart"/>
+      <w:r>
+        <w:rPr>
+          <w:lang w:val="en-ID"/>
+        </w:rPr>
+        <w:t>ditemukan</w:t>
+      </w:r>
+      <w:proofErr w:type="spellEnd"/>
+      <w:r>
+        <w:rPr>
+          <w:lang w:val="en-ID"/>
+        </w:rPr>
+        <w:t xml:space="preserve"> garis-garis horizontal </w:t>
+      </w:r>
+      <w:proofErr w:type="spellStart"/>
+      <w:r>
+        <w:rPr>
+          <w:lang w:val="en-ID"/>
+        </w:rPr>
+        <w:t>berlapis</w:t>
+      </w:r>
+      <w:proofErr w:type="spellEnd"/>
+      <w:r>
+        <w:rPr>
+          <w:lang w:val="en-ID"/>
+        </w:rPr>
+        <w:t xml:space="preserve"> yang </w:t>
+      </w:r>
+      <w:proofErr w:type="spellStart"/>
+      <w:r>
+        <w:rPr>
+          <w:lang w:val="en-ID"/>
+        </w:rPr>
+        <w:t>membentuk</w:t>
+      </w:r>
+      <w:proofErr w:type="spellEnd"/>
+      <w:r>
+        <w:rPr>
+          <w:lang w:val="en-ID"/>
+        </w:rPr>
+        <w:t xml:space="preserve"> </w:t>
+      </w:r>
+      <w:proofErr w:type="spellStart"/>
+      <w:r>
+        <w:rPr>
+          <w:lang w:val="en-ID"/>
+        </w:rPr>
+        <w:t>beberapa</w:t>
+      </w:r>
+      <w:proofErr w:type="spellEnd"/>
+      <w:r>
+        <w:rPr>
+          <w:lang w:val="en-ID"/>
+        </w:rPr>
+        <w:t xml:space="preserve"> </w:t>
+      </w:r>
+      <w:proofErr w:type="spellStart"/>
+      <w:r>
+        <w:rPr>
+          <w:lang w:val="en-ID"/>
+        </w:rPr>
+        <w:t>segitiga</w:t>
+      </w:r>
+      <w:proofErr w:type="spellEnd"/>
+      <w:r>
+        <w:rPr>
+          <w:lang w:val="en-ID"/>
+        </w:rPr>
+        <w:t xml:space="preserve"> </w:t>
+      </w:r>
+      <w:proofErr w:type="spellStart"/>
+      <w:r>
+        <w:rPr>
+          <w:lang w:val="en-ID"/>
+        </w:rPr>
+        <w:t>kecil</w:t>
+      </w:r>
+      <w:proofErr w:type="spellEnd"/>
+      <w:r>
+        <w:rPr>
+          <w:lang w:val="en-ID"/>
+        </w:rPr>
+        <w:t xml:space="preserve"> </w:t>
+      </w:r>
+      <w:proofErr w:type="spellStart"/>
+      <w:r>
+        <w:rPr>
+          <w:lang w:val="en-ID"/>
+        </w:rPr>
+        <w:t>dengan</w:t>
+      </w:r>
+      <w:proofErr w:type="spellEnd"/>
+      <w:r>
+        <w:rPr>
+          <w:lang w:val="en-ID"/>
+        </w:rPr>
+        <w:t xml:space="preserve"> </w:t>
+      </w:r>
+      <w:proofErr w:type="spellStart"/>
+      <w:r>
+        <w:rPr>
+          <w:lang w:val="en-ID"/>
+        </w:rPr>
+        <w:t>bentuk</w:t>
+      </w:r>
+      <w:proofErr w:type="spellEnd"/>
+      <w:r>
+        <w:rPr>
+          <w:lang w:val="en-ID"/>
+        </w:rPr>
+        <w:t xml:space="preserve"> </w:t>
+      </w:r>
+      <w:proofErr w:type="spellStart"/>
+      <w:r>
+        <w:rPr>
+          <w:lang w:val="en-ID"/>
+        </w:rPr>
+        <w:t>serupa</w:t>
+      </w:r>
+      <w:proofErr w:type="spellEnd"/>
+      <w:r>
+        <w:rPr>
+          <w:lang w:val="en-ID"/>
+        </w:rPr>
+        <w:t xml:space="preserve">. Pola </w:t>
+      </w:r>
+      <w:proofErr w:type="spellStart"/>
+      <w:r>
+        <w:rPr>
+          <w:lang w:val="en-ID"/>
+        </w:rPr>
+        <w:t>berlapis</w:t>
+      </w:r>
+      <w:proofErr w:type="spellEnd"/>
+      <w:r>
+        <w:rPr>
+          <w:lang w:val="en-ID"/>
+        </w:rPr>
+        <w:t xml:space="preserve"> </w:t>
+      </w:r>
+      <w:proofErr w:type="spellStart"/>
+      <w:r>
+        <w:rPr>
+          <w:lang w:val="en-ID"/>
+        </w:rPr>
+        <w:t>ini</w:t>
+      </w:r>
+      <w:proofErr w:type="spellEnd"/>
+      <w:r>
+        <w:rPr>
+          <w:lang w:val="en-ID"/>
+        </w:rPr>
+        <w:t xml:space="preserve"> </w:t>
+      </w:r>
+      <w:proofErr w:type="spellStart"/>
+      <w:r>
+        <w:rPr>
+          <w:lang w:val="en-ID"/>
+        </w:rPr>
+        <w:t>mencerminkan</w:t>
+      </w:r>
+      <w:proofErr w:type="spellEnd"/>
+      <w:r>
+        <w:rPr>
+          <w:lang w:val="en-ID"/>
+        </w:rPr>
+        <w:t xml:space="preserve"> </w:t>
+      </w:r>
+      <w:proofErr w:type="spellStart"/>
+      <w:r>
+        <w:rPr>
+          <w:lang w:val="en-ID"/>
+        </w:rPr>
+        <w:t>penerapan</w:t>
+      </w:r>
+      <w:proofErr w:type="spellEnd"/>
+      <w:r>
+        <w:rPr>
+          <w:lang w:val="en-ID"/>
+        </w:rPr>
+        <w:t xml:space="preserve"> </w:t>
+      </w:r>
+      <w:proofErr w:type="spellStart"/>
+      <w:r>
+        <w:rPr>
+          <w:lang w:val="en-ID"/>
+        </w:rPr>
+        <w:t>konsep</w:t>
+      </w:r>
+      <w:proofErr w:type="spellEnd"/>
+      <w:r>
+        <w:rPr>
+          <w:lang w:val="en-ID"/>
+        </w:rPr>
+        <w:t xml:space="preserve"> </w:t>
+      </w:r>
+      <w:proofErr w:type="spellStart"/>
+      <w:r>
+        <w:rPr>
+          <w:lang w:val="en-ID"/>
+        </w:rPr>
+        <w:t>kesebangunan</w:t>
+      </w:r>
+      <w:proofErr w:type="spellEnd"/>
+      <w:r>
+        <w:rPr>
+          <w:lang w:val="en-ID"/>
+        </w:rPr>
+        <w:t xml:space="preserve"> (</w:t>
+      </w:r>
+      <w:proofErr w:type="spellStart"/>
+      <w:r>
+        <w:rPr>
+          <w:lang w:val="en-ID"/>
+        </w:rPr>
+        <w:t>similaritas</w:t>
+      </w:r>
+      <w:proofErr w:type="spellEnd"/>
+      <w:r>
+        <w:rPr>
+          <w:lang w:val="en-ID"/>
+        </w:rPr>
+        <w:t xml:space="preserve">) </w:t>
+      </w:r>
+      <w:proofErr w:type="spellStart"/>
+      <w:r>
+        <w:rPr>
+          <w:lang w:val="en-ID"/>
+        </w:rPr>
+        <w:t>dalam</w:t>
+      </w:r>
+      <w:proofErr w:type="spellEnd"/>
+      <w:r>
+        <w:rPr>
+          <w:lang w:val="en-ID"/>
+        </w:rPr>
+        <w:t xml:space="preserve"> </w:t>
+      </w:r>
+      <w:proofErr w:type="spellStart"/>
+      <w:r>
+        <w:rPr>
+          <w:lang w:val="en-ID"/>
+        </w:rPr>
+        <w:t>matematika</w:t>
+      </w:r>
+      <w:proofErr w:type="spellEnd"/>
+      <w:r>
+        <w:rPr>
+          <w:lang w:val="en-ID"/>
+        </w:rPr>
+        <w:t xml:space="preserve">, </w:t>
+      </w:r>
+      <w:proofErr w:type="spellStart"/>
+      <w:r>
+        <w:rPr>
+          <w:lang w:val="en-ID"/>
+        </w:rPr>
+        <w:t>karena</w:t>
+      </w:r>
+      <w:proofErr w:type="spellEnd"/>
+      <w:r>
+        <w:rPr>
+          <w:lang w:val="en-ID"/>
+        </w:rPr>
+        <w:t xml:space="preserve"> </w:t>
+      </w:r>
+      <w:proofErr w:type="spellStart"/>
+      <w:r>
+        <w:rPr>
+          <w:lang w:val="en-ID"/>
+        </w:rPr>
+        <w:t>setiap</w:t>
+      </w:r>
+      <w:proofErr w:type="spellEnd"/>
+      <w:r>
+        <w:rPr>
+          <w:lang w:val="en-ID"/>
+        </w:rPr>
+        <w:t xml:space="preserve"> </w:t>
+      </w:r>
+      <w:proofErr w:type="spellStart"/>
+      <w:r>
+        <w:rPr>
+          <w:lang w:val="en-ID"/>
+        </w:rPr>
+        <w:t>segitiga</w:t>
+      </w:r>
+      <w:proofErr w:type="spellEnd"/>
+      <w:r>
+        <w:rPr>
+          <w:lang w:val="en-ID"/>
+        </w:rPr>
+        <w:t xml:space="preserve"> </w:t>
+      </w:r>
+      <w:proofErr w:type="spellStart"/>
+      <w:r>
+        <w:rPr>
+          <w:lang w:val="en-ID"/>
+        </w:rPr>
+        <w:t>kecil</w:t>
+      </w:r>
+      <w:proofErr w:type="spellEnd"/>
+      <w:r>
+        <w:rPr>
+          <w:lang w:val="en-ID"/>
+        </w:rPr>
+        <w:t xml:space="preserve"> </w:t>
+      </w:r>
+      <w:proofErr w:type="spellStart"/>
+      <w:r>
+        <w:rPr>
+          <w:lang w:val="en-ID"/>
+        </w:rPr>
+        <w:t>memiliki</w:t>
+      </w:r>
+      <w:proofErr w:type="spellEnd"/>
+      <w:r>
+        <w:rPr>
+          <w:lang w:val="en-ID"/>
+        </w:rPr>
+        <w:t xml:space="preserve"> </w:t>
+      </w:r>
+      <w:proofErr w:type="spellStart"/>
+      <w:r>
+        <w:rPr>
+          <w:lang w:val="en-ID"/>
+        </w:rPr>
+        <w:t>sudut-sudut</w:t>
+      </w:r>
+      <w:proofErr w:type="spellEnd"/>
+      <w:r>
+        <w:rPr>
+          <w:lang w:val="en-ID"/>
+        </w:rPr>
+        <w:t xml:space="preserve"> yang </w:t>
+      </w:r>
+      <w:proofErr w:type="spellStart"/>
+      <w:r>
+        <w:rPr>
+          <w:lang w:val="en-ID"/>
+        </w:rPr>
+        <w:t>sama</w:t>
+      </w:r>
+      <w:proofErr w:type="spellEnd"/>
+      <w:r>
+        <w:rPr>
+          <w:lang w:val="en-ID"/>
+        </w:rPr>
+        <w:t xml:space="preserve"> </w:t>
+      </w:r>
+      <w:proofErr w:type="spellStart"/>
+      <w:r>
+        <w:rPr>
+          <w:lang w:val="en-ID"/>
+        </w:rPr>
+        <w:t>besar</w:t>
+      </w:r>
+      <w:proofErr w:type="spellEnd"/>
+      <w:r>
+        <w:rPr>
+          <w:lang w:val="en-ID"/>
+        </w:rPr>
+        <w:t xml:space="preserve"> </w:t>
+      </w:r>
+      <w:proofErr w:type="spellStart"/>
+      <w:r>
+        <w:rPr>
+          <w:lang w:val="en-ID"/>
+        </w:rPr>
+        <w:t>dengan</w:t>
+      </w:r>
+      <w:proofErr w:type="spellEnd"/>
+      <w:r>
+        <w:rPr>
+          <w:lang w:val="en-ID"/>
+        </w:rPr>
+        <w:t xml:space="preserve"> </w:t>
+      </w:r>
+      <w:proofErr w:type="spellStart"/>
+      <w:r>
+        <w:rPr>
+          <w:lang w:val="en-ID"/>
+        </w:rPr>
+        <w:t>segitiga</w:t>
+      </w:r>
+      <w:proofErr w:type="spellEnd"/>
+      <w:r>
+        <w:rPr>
+          <w:lang w:val="en-ID"/>
+        </w:rPr>
+        <w:t xml:space="preserve"> </w:t>
+      </w:r>
+      <w:proofErr w:type="spellStart"/>
+      <w:r>
+        <w:rPr>
+          <w:lang w:val="en-ID"/>
+        </w:rPr>
+        <w:t>induknya</w:t>
+      </w:r>
+      <w:proofErr w:type="spellEnd"/>
+      <w:r>
+        <w:rPr>
+          <w:lang w:val="en-ID"/>
+        </w:rPr>
+        <w:t xml:space="preserve"> dan </w:t>
+      </w:r>
+      <w:proofErr w:type="spellStart"/>
+      <w:r>
+        <w:rPr>
+          <w:lang w:val="en-ID"/>
+        </w:rPr>
+        <w:t>perbandingan</w:t>
+      </w:r>
+      <w:proofErr w:type="spellEnd"/>
+      <w:r>
+        <w:rPr>
+          <w:lang w:val="en-ID"/>
+        </w:rPr>
+        <w:t xml:space="preserve"> </w:t>
+      </w:r>
+      <w:proofErr w:type="spellStart"/>
+      <w:r>
+        <w:rPr>
+          <w:lang w:val="en-ID"/>
+        </w:rPr>
+        <w:t>sisi</w:t>
+      </w:r>
+      <w:proofErr w:type="spellEnd"/>
+      <w:r>
+        <w:rPr>
+          <w:lang w:val="en-ID"/>
+        </w:rPr>
+        <w:t xml:space="preserve"> yang </w:t>
+      </w:r>
+      <w:proofErr w:type="spellStart"/>
+      <w:r>
+        <w:rPr>
+          <w:lang w:val="en-ID"/>
+        </w:rPr>
+        <w:t>seimbang</w:t>
+      </w:r>
+      <w:proofErr w:type="spellEnd"/>
+      <w:r>
+        <w:rPr>
+          <w:lang w:val="en-ID"/>
+        </w:rPr>
+        <w:t xml:space="preserve">. Jika </w:t>
+      </w:r>
+      <w:proofErr w:type="spellStart"/>
+      <w:r>
+        <w:rPr>
+          <w:lang w:val="en-ID"/>
+        </w:rPr>
+        <w:t>panjang</w:t>
+      </w:r>
+      <w:proofErr w:type="spellEnd"/>
+      <w:r>
+        <w:rPr>
+          <w:lang w:val="en-ID"/>
+        </w:rPr>
+        <w:t xml:space="preserve"> alas </w:t>
+      </w:r>
+      <w:proofErr w:type="spellStart"/>
+      <w:r>
+        <w:rPr>
+          <w:lang w:val="en-ID"/>
+        </w:rPr>
+        <w:t>segitiga</w:t>
+      </w:r>
+      <w:proofErr w:type="spellEnd"/>
+      <w:r>
+        <w:rPr>
+          <w:lang w:val="en-ID"/>
+        </w:rPr>
+        <w:t xml:space="preserve"> </w:t>
+      </w:r>
+      <w:proofErr w:type="spellStart"/>
+      <w:r>
+        <w:rPr>
+          <w:lang w:val="en-ID"/>
+        </w:rPr>
+        <w:t>utama</w:t>
+      </w:r>
+      <w:proofErr w:type="spellEnd"/>
+      <w:r>
+        <w:rPr>
+          <w:lang w:val="en-ID"/>
+        </w:rPr>
+        <w:t xml:space="preserve"> </w:t>
+      </w:r>
+      <w:proofErr w:type="spellStart"/>
+      <w:r>
+        <w:rPr>
+          <w:lang w:val="en-ID"/>
+        </w:rPr>
+        <w:t>adalah</w:t>
+      </w:r>
+      <w:proofErr w:type="spellEnd"/>
+      <w:r>
+        <w:rPr>
+          <w:lang w:val="en-ID"/>
+        </w:rPr>
+        <w:t xml:space="preserve"> </w:t>
       </w:r>
       <m:oMath>
         <m:r>
@@ -4330,11 +9830,145 @@
         </w:rPr>
         <w:t xml:space="preserve">a </w:t>
       </w:r>
-      <w:r>
-        <w:rPr>
-          <w:lang w:val="en-ID"/>
-        </w:rPr>
-        <w:t>pola yang teratur, simetris, dan berulang melambangkan harmoni dan kesinambungan antara manusia dan alam.</w:t>
+      <w:proofErr w:type="spellStart"/>
+      <w:r>
+        <w:rPr>
+          <w:lang w:val="en-ID"/>
+        </w:rPr>
+        <w:t>pola</w:t>
+      </w:r>
+      <w:proofErr w:type="spellEnd"/>
+      <w:r>
+        <w:rPr>
+          <w:lang w:val="en-ID"/>
+        </w:rPr>
+        <w:t xml:space="preserve"> yang </w:t>
+      </w:r>
+      <w:proofErr w:type="spellStart"/>
+      <w:r>
+        <w:rPr>
+          <w:lang w:val="en-ID"/>
+        </w:rPr>
+        <w:t>teratur</w:t>
+      </w:r>
+      <w:proofErr w:type="spellEnd"/>
+      <w:r>
+        <w:rPr>
+          <w:lang w:val="en-ID"/>
+        </w:rPr>
+        <w:t xml:space="preserve">, </w:t>
+      </w:r>
+      <w:proofErr w:type="spellStart"/>
+      <w:r>
+        <w:rPr>
+          <w:lang w:val="en-ID"/>
+        </w:rPr>
+        <w:t>simetris</w:t>
+      </w:r>
+      <w:proofErr w:type="spellEnd"/>
+      <w:r>
+        <w:rPr>
+          <w:lang w:val="en-ID"/>
+        </w:rPr>
+        <w:t xml:space="preserve">, dan </w:t>
+      </w:r>
+      <w:proofErr w:type="spellStart"/>
+      <w:r>
+        <w:rPr>
+          <w:lang w:val="en-ID"/>
+        </w:rPr>
+        <w:t>berulang</w:t>
+      </w:r>
+      <w:proofErr w:type="spellEnd"/>
+      <w:r>
+        <w:rPr>
+          <w:lang w:val="en-ID"/>
+        </w:rPr>
+        <w:t xml:space="preserve"> </w:t>
+      </w:r>
+      <w:proofErr w:type="spellStart"/>
+      <w:r>
+        <w:rPr>
+          <w:lang w:val="en-ID"/>
+        </w:rPr>
+        <w:t>melambangkan</w:t>
+      </w:r>
+      <w:proofErr w:type="spellEnd"/>
+      <w:r>
+        <w:rPr>
+          <w:lang w:val="en-ID"/>
+        </w:rPr>
+        <w:t xml:space="preserve"> </w:t>
+      </w:r>
+      <w:proofErr w:type="spellStart"/>
+      <w:r>
+        <w:rPr>
+          <w:lang w:val="en-ID"/>
+        </w:rPr>
+        <w:t>harmoni</w:t>
+      </w:r>
+      <w:proofErr w:type="spellEnd"/>
+      <w:r>
+        <w:rPr>
+          <w:lang w:val="en-ID"/>
+        </w:rPr>
+        <w:t xml:space="preserve"> dan </w:t>
+      </w:r>
+      <w:proofErr w:type="spellStart"/>
+      <w:r>
+        <w:rPr>
+          <w:lang w:val="en-ID"/>
+        </w:rPr>
+        <w:t>kesinambungan</w:t>
+      </w:r>
+      <w:proofErr w:type="spellEnd"/>
+      <w:r>
+        <w:rPr>
+          <w:lang w:val="en-ID"/>
+        </w:rPr>
+        <w:t xml:space="preserve"> </w:t>
+      </w:r>
+      <w:proofErr w:type="spellStart"/>
+      <w:r>
+        <w:rPr>
+          <w:lang w:val="en-ID"/>
+        </w:rPr>
+        <w:t>antara</w:t>
+      </w:r>
+      <w:proofErr w:type="spellEnd"/>
+      <w:r>
+        <w:rPr>
+          <w:lang w:val="en-ID"/>
+        </w:rPr>
+        <w:t xml:space="preserve"> </w:t>
+      </w:r>
+      <w:proofErr w:type="spellStart"/>
+      <w:r>
+        <w:rPr>
+          <w:lang w:val="en-ID"/>
+        </w:rPr>
+        <w:t>manusia</w:t>
+      </w:r>
+      <w:proofErr w:type="spellEnd"/>
+      <w:r>
+        <w:rPr>
+          <w:lang w:val="en-ID"/>
+        </w:rPr>
+        <w:t xml:space="preserve"> dan </w:t>
+      </w:r>
+      <w:proofErr w:type="spellStart"/>
+      <w:r>
+        <w:rPr>
+          <w:lang w:val="en-ID"/>
+        </w:rPr>
+        <w:t>alam</w:t>
+      </w:r>
+      <w:proofErr w:type="spellEnd"/>
+      <w:r>
+        <w:rPr>
+          <w:lang w:val="en-ID"/>
+        </w:rPr>
+        <w:t>.</w:t>
       </w:r>
     </w:p>
     <w:p>
@@ -4362,39 +9996,1386 @@
           <w:lang w:val="en-ID"/>
         </w:rPr>
       </w:pPr>
-      <w:r>
-        <w:rPr>
-          <w:lang w:val="en-ID"/>
-        </w:rPr>
-        <w:t xml:space="preserve">Lebih lanjut, bagian tengah </w:t>
-      </w:r>
+      <w:proofErr w:type="spellStart"/>
+      <w:r>
+        <w:rPr>
+          <w:lang w:val="en-ID"/>
+        </w:rPr>
+        <w:lastRenderedPageBreak/>
+        <w:t>Lebih</w:t>
+      </w:r>
+      <w:proofErr w:type="spellEnd"/>
+      <w:r>
+        <w:rPr>
+          <w:lang w:val="en-ID"/>
+        </w:rPr>
+        <w:t xml:space="preserve"> </w:t>
+      </w:r>
+      <w:proofErr w:type="spellStart"/>
+      <w:r>
+        <w:rPr>
+          <w:lang w:val="en-ID"/>
+        </w:rPr>
+        <w:t>lanjut</w:t>
+      </w:r>
+      <w:proofErr w:type="spellEnd"/>
+      <w:r>
+        <w:rPr>
+          <w:lang w:val="en-ID"/>
+        </w:rPr>
+        <w:t xml:space="preserve">, </w:t>
+      </w:r>
+      <w:proofErr w:type="spellStart"/>
+      <w:r>
+        <w:rPr>
+          <w:lang w:val="en-ID"/>
+        </w:rPr>
+        <w:t>bagian</w:t>
+      </w:r>
+      <w:proofErr w:type="spellEnd"/>
+      <w:r>
+        <w:rPr>
+          <w:lang w:val="en-ID"/>
+        </w:rPr>
+        <w:t xml:space="preserve"> </w:t>
+      </w:r>
+      <w:proofErr w:type="spellStart"/>
+      <w:r>
+        <w:rPr>
+          <w:lang w:val="en-ID"/>
+        </w:rPr>
+        <w:t>tengah</w:t>
+      </w:r>
+      <w:proofErr w:type="spellEnd"/>
+      <w:r>
+        <w:rPr>
+          <w:lang w:val="en-ID"/>
+        </w:rPr>
+        <w:t xml:space="preserve"> </w:t>
+      </w:r>
+      <w:proofErr w:type="spellStart"/>
       <w:r>
         <w:rPr>
           <w:i/>
           <w:iCs/>
           <w:lang w:val="en-ID"/>
         </w:rPr>
-        <w:t>tumba’ layar</w:t>
-      </w:r>
-      <w:r>
-        <w:rPr>
-          <w:lang w:val="en-ID"/>
-        </w:rPr>
-        <w:t xml:space="preserve"> dikenal dengan sebutan sawang-sawang, yang biasanya memiliki tiga garis vertikal. Berdasarkan penelitian Thamrin (2023), ketiga garis ini memiliki makna simbolik yang mendalam dan berkaitan dengan pandangan hidup masyarakat Mandar. Garis paling bawah melambangkan kesetaraan antar sesama manusia, yang hidup berdampingan dengan saling mengasihi dan menghormati. Garis kedua melambangkan hubungan manusia dengan alam, bahwa bumi telah diciptakan terlebih dahulu sebagai tempat berpijak dan sumber kehidupan bagi manusia dengan izin dan berkah dari Allah SWT. Sementara itu, garis paling atas yang terletak dekat dengan </w:t>
-      </w:r>
+        <w:t>tumba</w:t>
+      </w:r>
+      <w:proofErr w:type="spellEnd"/>
       <w:r>
         <w:rPr>
           <w:i/>
           <w:iCs/>
           <w:lang w:val="en-ID"/>
         </w:rPr>
+        <w:t xml:space="preserve">’ </w:t>
+      </w:r>
+      <w:proofErr w:type="spellStart"/>
+      <w:r>
+        <w:rPr>
+          <w:i/>
+          <w:iCs/>
+          <w:lang w:val="en-ID"/>
+        </w:rPr>
+        <w:t>layar</w:t>
+      </w:r>
+      <w:proofErr w:type="spellEnd"/>
+      <w:r>
+        <w:rPr>
+          <w:lang w:val="en-ID"/>
+        </w:rPr>
+        <w:t xml:space="preserve"> </w:t>
+      </w:r>
+      <w:proofErr w:type="spellStart"/>
+      <w:r>
+        <w:rPr>
+          <w:lang w:val="en-ID"/>
+        </w:rPr>
+        <w:t>dikenal</w:t>
+      </w:r>
+      <w:proofErr w:type="spellEnd"/>
+      <w:r>
+        <w:rPr>
+          <w:lang w:val="en-ID"/>
+        </w:rPr>
+        <w:t xml:space="preserve"> </w:t>
+      </w:r>
+      <w:proofErr w:type="spellStart"/>
+      <w:r>
+        <w:rPr>
+          <w:lang w:val="en-ID"/>
+        </w:rPr>
+        <w:t>dengan</w:t>
+      </w:r>
+      <w:proofErr w:type="spellEnd"/>
+      <w:r>
+        <w:rPr>
+          <w:lang w:val="en-ID"/>
+        </w:rPr>
+        <w:t xml:space="preserve"> </w:t>
+      </w:r>
+      <w:proofErr w:type="spellStart"/>
+      <w:r>
+        <w:rPr>
+          <w:lang w:val="en-ID"/>
+        </w:rPr>
+        <w:t>sebutan</w:t>
+      </w:r>
+      <w:proofErr w:type="spellEnd"/>
+      <w:r>
+        <w:rPr>
+          <w:lang w:val="en-ID"/>
+        </w:rPr>
+        <w:t xml:space="preserve"> </w:t>
+      </w:r>
+      <w:proofErr w:type="spellStart"/>
+      <w:r>
+        <w:rPr>
+          <w:lang w:val="en-ID"/>
+        </w:rPr>
+        <w:t>sawang-sawang</w:t>
+      </w:r>
+      <w:proofErr w:type="spellEnd"/>
+      <w:r>
+        <w:rPr>
+          <w:lang w:val="en-ID"/>
+        </w:rPr>
+        <w:t xml:space="preserve">, yang </w:t>
+      </w:r>
+      <w:proofErr w:type="spellStart"/>
+      <w:r>
+        <w:rPr>
+          <w:lang w:val="en-ID"/>
+        </w:rPr>
+        <w:t>biasanya</w:t>
+      </w:r>
+      <w:proofErr w:type="spellEnd"/>
+      <w:r>
+        <w:rPr>
+          <w:lang w:val="en-ID"/>
+        </w:rPr>
+        <w:t xml:space="preserve"> </w:t>
+      </w:r>
+      <w:proofErr w:type="spellStart"/>
+      <w:r>
+        <w:rPr>
+          <w:lang w:val="en-ID"/>
+        </w:rPr>
+        <w:t>memiliki</w:t>
+      </w:r>
+      <w:proofErr w:type="spellEnd"/>
+      <w:r>
+        <w:rPr>
+          <w:lang w:val="en-ID"/>
+        </w:rPr>
+        <w:t xml:space="preserve"> </w:t>
+      </w:r>
+      <w:proofErr w:type="spellStart"/>
+      <w:r>
+        <w:rPr>
+          <w:lang w:val="en-ID"/>
+        </w:rPr>
+        <w:t>tiga</w:t>
+      </w:r>
+      <w:proofErr w:type="spellEnd"/>
+      <w:r>
+        <w:rPr>
+          <w:lang w:val="en-ID"/>
+        </w:rPr>
+        <w:t xml:space="preserve"> garis </w:t>
+      </w:r>
+      <w:proofErr w:type="spellStart"/>
+      <w:r>
+        <w:rPr>
+          <w:lang w:val="en-ID"/>
+        </w:rPr>
+        <w:t>vertikal</w:t>
+      </w:r>
+      <w:proofErr w:type="spellEnd"/>
+      <w:r>
+        <w:rPr>
+          <w:lang w:val="en-ID"/>
+        </w:rPr>
+        <w:t xml:space="preserve">. </w:t>
+      </w:r>
+      <w:proofErr w:type="spellStart"/>
+      <w:r>
+        <w:rPr>
+          <w:lang w:val="en-ID"/>
+        </w:rPr>
+        <w:t>Berdasarkan</w:t>
+      </w:r>
+      <w:proofErr w:type="spellEnd"/>
+      <w:r>
+        <w:rPr>
+          <w:lang w:val="en-ID"/>
+        </w:rPr>
+        <w:t xml:space="preserve"> </w:t>
+      </w:r>
+      <w:proofErr w:type="spellStart"/>
+      <w:r>
+        <w:rPr>
+          <w:lang w:val="en-ID"/>
+        </w:rPr>
+        <w:t>penelitian</w:t>
+      </w:r>
+      <w:proofErr w:type="spellEnd"/>
+      <w:r>
+        <w:rPr>
+          <w:lang w:val="en-ID"/>
+        </w:rPr>
+        <w:t xml:space="preserve"> Thamrin (2023), </w:t>
+      </w:r>
+      <w:proofErr w:type="spellStart"/>
+      <w:r>
+        <w:rPr>
+          <w:lang w:val="en-ID"/>
+        </w:rPr>
+        <w:t>ketiga</w:t>
+      </w:r>
+      <w:proofErr w:type="spellEnd"/>
+      <w:r>
+        <w:rPr>
+          <w:lang w:val="en-ID"/>
+        </w:rPr>
+        <w:t xml:space="preserve"> garis </w:t>
+      </w:r>
+      <w:proofErr w:type="spellStart"/>
+      <w:r>
+        <w:rPr>
+          <w:lang w:val="en-ID"/>
+        </w:rPr>
+        <w:t>ini</w:t>
+      </w:r>
+      <w:proofErr w:type="spellEnd"/>
+      <w:r>
+        <w:rPr>
+          <w:lang w:val="en-ID"/>
+        </w:rPr>
+        <w:t xml:space="preserve"> </w:t>
+      </w:r>
+      <w:proofErr w:type="spellStart"/>
+      <w:r>
+        <w:rPr>
+          <w:lang w:val="en-ID"/>
+        </w:rPr>
+        <w:t>memiliki</w:t>
+      </w:r>
+      <w:proofErr w:type="spellEnd"/>
+      <w:r>
+        <w:rPr>
+          <w:lang w:val="en-ID"/>
+        </w:rPr>
+        <w:t xml:space="preserve"> </w:t>
+      </w:r>
+      <w:proofErr w:type="spellStart"/>
+      <w:r>
+        <w:rPr>
+          <w:lang w:val="en-ID"/>
+        </w:rPr>
+        <w:t>makna</w:t>
+      </w:r>
+      <w:proofErr w:type="spellEnd"/>
+      <w:r>
+        <w:rPr>
+          <w:lang w:val="en-ID"/>
+        </w:rPr>
+        <w:t xml:space="preserve"> </w:t>
+      </w:r>
+      <w:proofErr w:type="spellStart"/>
+      <w:r>
+        <w:rPr>
+          <w:lang w:val="en-ID"/>
+        </w:rPr>
+        <w:t>simbolik</w:t>
+      </w:r>
+      <w:proofErr w:type="spellEnd"/>
+      <w:r>
+        <w:rPr>
+          <w:lang w:val="en-ID"/>
+        </w:rPr>
+        <w:t xml:space="preserve"> yang </w:t>
+      </w:r>
+      <w:proofErr w:type="spellStart"/>
+      <w:r>
+        <w:rPr>
+          <w:lang w:val="en-ID"/>
+        </w:rPr>
+        <w:t>mendalam</w:t>
+      </w:r>
+      <w:proofErr w:type="spellEnd"/>
+      <w:r>
+        <w:rPr>
+          <w:lang w:val="en-ID"/>
+        </w:rPr>
+        <w:t xml:space="preserve"> dan </w:t>
+      </w:r>
+      <w:proofErr w:type="spellStart"/>
+      <w:r>
+        <w:rPr>
+          <w:lang w:val="en-ID"/>
+        </w:rPr>
+        <w:t>berkaitan</w:t>
+      </w:r>
+      <w:proofErr w:type="spellEnd"/>
+      <w:r>
+        <w:rPr>
+          <w:lang w:val="en-ID"/>
+        </w:rPr>
+        <w:t xml:space="preserve"> </w:t>
+      </w:r>
+      <w:proofErr w:type="spellStart"/>
+      <w:r>
+        <w:rPr>
+          <w:lang w:val="en-ID"/>
+        </w:rPr>
+        <w:t>dengan</w:t>
+      </w:r>
+      <w:proofErr w:type="spellEnd"/>
+      <w:r>
+        <w:rPr>
+          <w:lang w:val="en-ID"/>
+        </w:rPr>
+        <w:t xml:space="preserve"> </w:t>
+      </w:r>
+      <w:proofErr w:type="spellStart"/>
+      <w:r>
+        <w:rPr>
+          <w:lang w:val="en-ID"/>
+        </w:rPr>
+        <w:t>pandangan</w:t>
+      </w:r>
+      <w:proofErr w:type="spellEnd"/>
+      <w:r>
+        <w:rPr>
+          <w:lang w:val="en-ID"/>
+        </w:rPr>
+        <w:t xml:space="preserve"> </w:t>
+      </w:r>
+      <w:proofErr w:type="spellStart"/>
+      <w:r>
+        <w:rPr>
+          <w:lang w:val="en-ID"/>
+        </w:rPr>
+        <w:t>hidup</w:t>
+      </w:r>
+      <w:proofErr w:type="spellEnd"/>
+      <w:r>
+        <w:rPr>
+          <w:lang w:val="en-ID"/>
+        </w:rPr>
+        <w:t xml:space="preserve"> </w:t>
+      </w:r>
+      <w:proofErr w:type="spellStart"/>
+      <w:r>
+        <w:rPr>
+          <w:lang w:val="en-ID"/>
+        </w:rPr>
+        <w:t>masyarakat</w:t>
+      </w:r>
+      <w:proofErr w:type="spellEnd"/>
+      <w:r>
+        <w:rPr>
+          <w:lang w:val="en-ID"/>
+        </w:rPr>
+        <w:t xml:space="preserve"> Mandar. Garis paling </w:t>
+      </w:r>
+      <w:proofErr w:type="spellStart"/>
+      <w:r>
+        <w:rPr>
+          <w:lang w:val="en-ID"/>
+        </w:rPr>
+        <w:t>bawah</w:t>
+      </w:r>
+      <w:proofErr w:type="spellEnd"/>
+      <w:r>
+        <w:rPr>
+          <w:lang w:val="en-ID"/>
+        </w:rPr>
+        <w:t xml:space="preserve"> </w:t>
+      </w:r>
+      <w:proofErr w:type="spellStart"/>
+      <w:r>
+        <w:rPr>
+          <w:lang w:val="en-ID"/>
+        </w:rPr>
+        <w:t>melambangkan</w:t>
+      </w:r>
+      <w:proofErr w:type="spellEnd"/>
+      <w:r>
+        <w:rPr>
+          <w:lang w:val="en-ID"/>
+        </w:rPr>
+        <w:t xml:space="preserve"> </w:t>
+      </w:r>
+      <w:proofErr w:type="spellStart"/>
+      <w:r>
+        <w:rPr>
+          <w:lang w:val="en-ID"/>
+        </w:rPr>
+        <w:t>kesetaraan</w:t>
+      </w:r>
+      <w:proofErr w:type="spellEnd"/>
+      <w:r>
+        <w:rPr>
+          <w:lang w:val="en-ID"/>
+        </w:rPr>
+        <w:t xml:space="preserve"> </w:t>
+      </w:r>
+      <w:proofErr w:type="spellStart"/>
+      <w:r>
+        <w:rPr>
+          <w:lang w:val="en-ID"/>
+        </w:rPr>
+        <w:t>antar</w:t>
+      </w:r>
+      <w:proofErr w:type="spellEnd"/>
+      <w:r>
+        <w:rPr>
+          <w:lang w:val="en-ID"/>
+        </w:rPr>
+        <w:t xml:space="preserve"> </w:t>
+      </w:r>
+      <w:proofErr w:type="spellStart"/>
+      <w:r>
+        <w:rPr>
+          <w:lang w:val="en-ID"/>
+        </w:rPr>
+        <w:t>sesama</w:t>
+      </w:r>
+      <w:proofErr w:type="spellEnd"/>
+      <w:r>
+        <w:rPr>
+          <w:lang w:val="en-ID"/>
+        </w:rPr>
+        <w:t xml:space="preserve"> </w:t>
+      </w:r>
+      <w:proofErr w:type="spellStart"/>
+      <w:r>
+        <w:rPr>
+          <w:lang w:val="en-ID"/>
+        </w:rPr>
+        <w:t>manusia</w:t>
+      </w:r>
+      <w:proofErr w:type="spellEnd"/>
+      <w:r>
+        <w:rPr>
+          <w:lang w:val="en-ID"/>
+        </w:rPr>
+        <w:t xml:space="preserve">, yang </w:t>
+      </w:r>
+      <w:proofErr w:type="spellStart"/>
+      <w:r>
+        <w:rPr>
+          <w:lang w:val="en-ID"/>
+        </w:rPr>
+        <w:t>hidup</w:t>
+      </w:r>
+      <w:proofErr w:type="spellEnd"/>
+      <w:r>
+        <w:rPr>
+          <w:lang w:val="en-ID"/>
+        </w:rPr>
+        <w:t xml:space="preserve"> </w:t>
+      </w:r>
+      <w:proofErr w:type="spellStart"/>
+      <w:r>
+        <w:rPr>
+          <w:lang w:val="en-ID"/>
+        </w:rPr>
+        <w:t>berdampingan</w:t>
+      </w:r>
+      <w:proofErr w:type="spellEnd"/>
+      <w:r>
+        <w:rPr>
+          <w:lang w:val="en-ID"/>
+        </w:rPr>
+        <w:t xml:space="preserve"> </w:t>
+      </w:r>
+      <w:proofErr w:type="spellStart"/>
+      <w:r>
+        <w:rPr>
+          <w:lang w:val="en-ID"/>
+        </w:rPr>
+        <w:t>dengan</w:t>
+      </w:r>
+      <w:proofErr w:type="spellEnd"/>
+      <w:r>
+        <w:rPr>
+          <w:lang w:val="en-ID"/>
+        </w:rPr>
+        <w:t xml:space="preserve"> </w:t>
+      </w:r>
+      <w:proofErr w:type="spellStart"/>
+      <w:r>
+        <w:rPr>
+          <w:lang w:val="en-ID"/>
+        </w:rPr>
+        <w:t>saling</w:t>
+      </w:r>
+      <w:proofErr w:type="spellEnd"/>
+      <w:r>
+        <w:rPr>
+          <w:lang w:val="en-ID"/>
+        </w:rPr>
+        <w:t xml:space="preserve"> </w:t>
+      </w:r>
+      <w:proofErr w:type="spellStart"/>
+      <w:r>
+        <w:rPr>
+          <w:lang w:val="en-ID"/>
+        </w:rPr>
+        <w:t>mengasihi</w:t>
+      </w:r>
+      <w:proofErr w:type="spellEnd"/>
+      <w:r>
+        <w:rPr>
+          <w:lang w:val="en-ID"/>
+        </w:rPr>
+        <w:t xml:space="preserve"> dan </w:t>
+      </w:r>
+      <w:proofErr w:type="spellStart"/>
+      <w:r>
+        <w:rPr>
+          <w:lang w:val="en-ID"/>
+        </w:rPr>
+        <w:t>menghormati</w:t>
+      </w:r>
+      <w:proofErr w:type="spellEnd"/>
+      <w:r>
+        <w:rPr>
+          <w:lang w:val="en-ID"/>
+        </w:rPr>
+        <w:t xml:space="preserve">. Garis </w:t>
+      </w:r>
+      <w:proofErr w:type="spellStart"/>
+      <w:r>
+        <w:rPr>
+          <w:lang w:val="en-ID"/>
+        </w:rPr>
+        <w:t>kedua</w:t>
+      </w:r>
+      <w:proofErr w:type="spellEnd"/>
+      <w:r>
+        <w:rPr>
+          <w:lang w:val="en-ID"/>
+        </w:rPr>
+        <w:t xml:space="preserve"> </w:t>
+      </w:r>
+      <w:proofErr w:type="spellStart"/>
+      <w:r>
+        <w:rPr>
+          <w:lang w:val="en-ID"/>
+        </w:rPr>
+        <w:t>melambangkan</w:t>
+      </w:r>
+      <w:proofErr w:type="spellEnd"/>
+      <w:r>
+        <w:rPr>
+          <w:lang w:val="en-ID"/>
+        </w:rPr>
+        <w:t xml:space="preserve"> </w:t>
+      </w:r>
+      <w:proofErr w:type="spellStart"/>
+      <w:r>
+        <w:rPr>
+          <w:lang w:val="en-ID"/>
+        </w:rPr>
+        <w:t>hubungan</w:t>
+      </w:r>
+      <w:proofErr w:type="spellEnd"/>
+      <w:r>
+        <w:rPr>
+          <w:lang w:val="en-ID"/>
+        </w:rPr>
+        <w:t xml:space="preserve"> </w:t>
+      </w:r>
+      <w:proofErr w:type="spellStart"/>
+      <w:r>
+        <w:rPr>
+          <w:lang w:val="en-ID"/>
+        </w:rPr>
+        <w:t>manusia</w:t>
+      </w:r>
+      <w:proofErr w:type="spellEnd"/>
+      <w:r>
+        <w:rPr>
+          <w:lang w:val="en-ID"/>
+        </w:rPr>
+        <w:t xml:space="preserve"> </w:t>
+      </w:r>
+      <w:proofErr w:type="spellStart"/>
+      <w:r>
+        <w:rPr>
+          <w:lang w:val="en-ID"/>
+        </w:rPr>
+        <w:t>dengan</w:t>
+      </w:r>
+      <w:proofErr w:type="spellEnd"/>
+      <w:r>
+        <w:rPr>
+          <w:lang w:val="en-ID"/>
+        </w:rPr>
+        <w:t xml:space="preserve"> </w:t>
+      </w:r>
+      <w:proofErr w:type="spellStart"/>
+      <w:r>
+        <w:rPr>
+          <w:lang w:val="en-ID"/>
+        </w:rPr>
+        <w:t>alam</w:t>
+      </w:r>
+      <w:proofErr w:type="spellEnd"/>
+      <w:r>
+        <w:rPr>
+          <w:lang w:val="en-ID"/>
+        </w:rPr>
+        <w:t xml:space="preserve">, </w:t>
+      </w:r>
+      <w:proofErr w:type="spellStart"/>
+      <w:r>
+        <w:rPr>
+          <w:lang w:val="en-ID"/>
+        </w:rPr>
+        <w:t>bahwa</w:t>
+      </w:r>
+      <w:proofErr w:type="spellEnd"/>
+      <w:r>
+        <w:rPr>
+          <w:lang w:val="en-ID"/>
+        </w:rPr>
+        <w:t xml:space="preserve"> </w:t>
+      </w:r>
+      <w:proofErr w:type="spellStart"/>
+      <w:r>
+        <w:rPr>
+          <w:lang w:val="en-ID"/>
+        </w:rPr>
+        <w:t>bumi</w:t>
+      </w:r>
+      <w:proofErr w:type="spellEnd"/>
+      <w:r>
+        <w:rPr>
+          <w:lang w:val="en-ID"/>
+        </w:rPr>
+        <w:t xml:space="preserve"> </w:t>
+      </w:r>
+      <w:proofErr w:type="spellStart"/>
+      <w:r>
+        <w:rPr>
+          <w:lang w:val="en-ID"/>
+        </w:rPr>
+        <w:t>telah</w:t>
+      </w:r>
+      <w:proofErr w:type="spellEnd"/>
+      <w:r>
+        <w:rPr>
+          <w:lang w:val="en-ID"/>
+        </w:rPr>
+        <w:t xml:space="preserve"> </w:t>
+      </w:r>
+      <w:proofErr w:type="spellStart"/>
+      <w:r>
+        <w:rPr>
+          <w:lang w:val="en-ID"/>
+        </w:rPr>
+        <w:t>diciptakan</w:t>
+      </w:r>
+      <w:proofErr w:type="spellEnd"/>
+      <w:r>
+        <w:rPr>
+          <w:lang w:val="en-ID"/>
+        </w:rPr>
+        <w:t xml:space="preserve"> </w:t>
+      </w:r>
+      <w:proofErr w:type="spellStart"/>
+      <w:r>
+        <w:rPr>
+          <w:lang w:val="en-ID"/>
+        </w:rPr>
+        <w:t>terlebih</w:t>
+      </w:r>
+      <w:proofErr w:type="spellEnd"/>
+      <w:r>
+        <w:rPr>
+          <w:lang w:val="en-ID"/>
+        </w:rPr>
+        <w:t xml:space="preserve"> </w:t>
+      </w:r>
+      <w:proofErr w:type="spellStart"/>
+      <w:r>
+        <w:rPr>
+          <w:lang w:val="en-ID"/>
+        </w:rPr>
+        <w:t>dahulu</w:t>
+      </w:r>
+      <w:proofErr w:type="spellEnd"/>
+      <w:r>
+        <w:rPr>
+          <w:lang w:val="en-ID"/>
+        </w:rPr>
+        <w:t xml:space="preserve"> </w:t>
+      </w:r>
+      <w:proofErr w:type="spellStart"/>
+      <w:r>
+        <w:rPr>
+          <w:lang w:val="en-ID"/>
+        </w:rPr>
+        <w:t>sebagai</w:t>
+      </w:r>
+      <w:proofErr w:type="spellEnd"/>
+      <w:r>
+        <w:rPr>
+          <w:lang w:val="en-ID"/>
+        </w:rPr>
+        <w:t xml:space="preserve"> </w:t>
+      </w:r>
+      <w:proofErr w:type="spellStart"/>
+      <w:r>
+        <w:rPr>
+          <w:lang w:val="en-ID"/>
+        </w:rPr>
+        <w:t>tempat</w:t>
+      </w:r>
+      <w:proofErr w:type="spellEnd"/>
+      <w:r>
+        <w:rPr>
+          <w:lang w:val="en-ID"/>
+        </w:rPr>
+        <w:t xml:space="preserve"> </w:t>
+      </w:r>
+      <w:proofErr w:type="spellStart"/>
+      <w:r>
+        <w:rPr>
+          <w:lang w:val="en-ID"/>
+        </w:rPr>
+        <w:t>berpijak</w:t>
+      </w:r>
+      <w:proofErr w:type="spellEnd"/>
+      <w:r>
+        <w:rPr>
+          <w:lang w:val="en-ID"/>
+        </w:rPr>
+        <w:t xml:space="preserve"> dan </w:t>
+      </w:r>
+      <w:proofErr w:type="spellStart"/>
+      <w:r>
+        <w:rPr>
+          <w:lang w:val="en-ID"/>
+        </w:rPr>
+        <w:t>sumber</w:t>
+      </w:r>
+      <w:proofErr w:type="spellEnd"/>
+      <w:r>
+        <w:rPr>
+          <w:lang w:val="en-ID"/>
+        </w:rPr>
+        <w:t xml:space="preserve"> </w:t>
+      </w:r>
+      <w:proofErr w:type="spellStart"/>
+      <w:r>
+        <w:rPr>
+          <w:lang w:val="en-ID"/>
+        </w:rPr>
+        <w:t>kehidupan</w:t>
+      </w:r>
+      <w:proofErr w:type="spellEnd"/>
+      <w:r>
+        <w:rPr>
+          <w:lang w:val="en-ID"/>
+        </w:rPr>
+        <w:t xml:space="preserve"> </w:t>
+      </w:r>
+      <w:proofErr w:type="spellStart"/>
+      <w:r>
+        <w:rPr>
+          <w:lang w:val="en-ID"/>
+        </w:rPr>
+        <w:t>bagi</w:t>
+      </w:r>
+      <w:proofErr w:type="spellEnd"/>
+      <w:r>
+        <w:rPr>
+          <w:lang w:val="en-ID"/>
+        </w:rPr>
+        <w:t xml:space="preserve"> </w:t>
+      </w:r>
+      <w:proofErr w:type="spellStart"/>
+      <w:r>
+        <w:rPr>
+          <w:lang w:val="en-ID"/>
+        </w:rPr>
+        <w:t>manusia</w:t>
+      </w:r>
+      <w:proofErr w:type="spellEnd"/>
+      <w:r>
+        <w:rPr>
+          <w:lang w:val="en-ID"/>
+        </w:rPr>
+        <w:t xml:space="preserve"> </w:t>
+      </w:r>
+      <w:proofErr w:type="spellStart"/>
+      <w:r>
+        <w:rPr>
+          <w:lang w:val="en-ID"/>
+        </w:rPr>
+        <w:t>dengan</w:t>
+      </w:r>
+      <w:proofErr w:type="spellEnd"/>
+      <w:r>
+        <w:rPr>
+          <w:lang w:val="en-ID"/>
+        </w:rPr>
+        <w:t xml:space="preserve"> </w:t>
+      </w:r>
+      <w:proofErr w:type="spellStart"/>
+      <w:r>
+        <w:rPr>
+          <w:lang w:val="en-ID"/>
+        </w:rPr>
+        <w:t>izin</w:t>
+      </w:r>
+      <w:proofErr w:type="spellEnd"/>
+      <w:r>
+        <w:rPr>
+          <w:lang w:val="en-ID"/>
+        </w:rPr>
+        <w:t xml:space="preserve"> dan </w:t>
+      </w:r>
+      <w:proofErr w:type="spellStart"/>
+      <w:r>
+        <w:rPr>
+          <w:lang w:val="en-ID"/>
+        </w:rPr>
+        <w:t>berkah</w:t>
+      </w:r>
+      <w:proofErr w:type="spellEnd"/>
+      <w:r>
+        <w:rPr>
+          <w:lang w:val="en-ID"/>
+        </w:rPr>
+        <w:t xml:space="preserve"> </w:t>
+      </w:r>
+      <w:proofErr w:type="spellStart"/>
+      <w:r>
+        <w:rPr>
+          <w:lang w:val="en-ID"/>
+        </w:rPr>
+        <w:t>dari</w:t>
+      </w:r>
+      <w:proofErr w:type="spellEnd"/>
+      <w:r>
+        <w:rPr>
+          <w:lang w:val="en-ID"/>
+        </w:rPr>
+        <w:t xml:space="preserve"> Allah SWT. </w:t>
+      </w:r>
+      <w:proofErr w:type="spellStart"/>
+      <w:r>
+        <w:rPr>
+          <w:lang w:val="en-ID"/>
+        </w:rPr>
+        <w:t>Sementara</w:t>
+      </w:r>
+      <w:proofErr w:type="spellEnd"/>
+      <w:r>
+        <w:rPr>
+          <w:lang w:val="en-ID"/>
+        </w:rPr>
+        <w:t xml:space="preserve"> </w:t>
+      </w:r>
+      <w:proofErr w:type="spellStart"/>
+      <w:r>
+        <w:rPr>
+          <w:lang w:val="en-ID"/>
+        </w:rPr>
+        <w:t>itu</w:t>
+      </w:r>
+      <w:proofErr w:type="spellEnd"/>
+      <w:r>
+        <w:rPr>
+          <w:lang w:val="en-ID"/>
+        </w:rPr>
+        <w:t xml:space="preserve">, garis paling </w:t>
+      </w:r>
+      <w:proofErr w:type="spellStart"/>
+      <w:r>
+        <w:rPr>
+          <w:lang w:val="en-ID"/>
+        </w:rPr>
+        <w:t>atas</w:t>
+      </w:r>
+      <w:proofErr w:type="spellEnd"/>
+      <w:r>
+        <w:rPr>
+          <w:lang w:val="en-ID"/>
+        </w:rPr>
+        <w:t xml:space="preserve"> yang </w:t>
+      </w:r>
+      <w:proofErr w:type="spellStart"/>
+      <w:r>
+        <w:rPr>
+          <w:lang w:val="en-ID"/>
+        </w:rPr>
+        <w:t>terletak</w:t>
+      </w:r>
+      <w:proofErr w:type="spellEnd"/>
+      <w:r>
+        <w:rPr>
+          <w:lang w:val="en-ID"/>
+        </w:rPr>
+        <w:t xml:space="preserve"> </w:t>
+      </w:r>
+      <w:proofErr w:type="spellStart"/>
+      <w:r>
+        <w:rPr>
+          <w:lang w:val="en-ID"/>
+        </w:rPr>
+        <w:t>dekat</w:t>
+      </w:r>
+      <w:proofErr w:type="spellEnd"/>
+      <w:r>
+        <w:rPr>
+          <w:lang w:val="en-ID"/>
+        </w:rPr>
+        <w:t xml:space="preserve"> </w:t>
+      </w:r>
+      <w:proofErr w:type="spellStart"/>
+      <w:r>
+        <w:rPr>
+          <w:lang w:val="en-ID"/>
+        </w:rPr>
+        <w:t>dengan</w:t>
+      </w:r>
+      <w:proofErr w:type="spellEnd"/>
+      <w:r>
+        <w:rPr>
+          <w:lang w:val="en-ID"/>
+        </w:rPr>
+        <w:t xml:space="preserve"> </w:t>
+      </w:r>
+      <w:proofErr w:type="spellStart"/>
+      <w:r>
+        <w:rPr>
+          <w:i/>
+          <w:iCs/>
+          <w:lang w:val="en-ID"/>
+        </w:rPr>
         <w:t>seppang</w:t>
       </w:r>
-      <w:r>
-        <w:rPr>
-          <w:lang w:val="en-ID"/>
-        </w:rPr>
-        <w:t xml:space="preserve"> (puncak atap) menggambarkan hubungan manusia dengan Sang Pencipta yang harus dijaga dengan ketaatan dan ketulusan. Dengan demikian, ketiga garis vertikal ini bukan sekadar hiasan, tetapi juga menjadi simbol perjalanan spiritual manusia dari kehidupan dunia menuju kesempurnaan iman.</w:t>
+      <w:proofErr w:type="spellEnd"/>
+      <w:r>
+        <w:rPr>
+          <w:lang w:val="en-ID"/>
+        </w:rPr>
+        <w:t xml:space="preserve"> (</w:t>
+      </w:r>
+      <w:proofErr w:type="spellStart"/>
+      <w:r>
+        <w:rPr>
+          <w:lang w:val="en-ID"/>
+        </w:rPr>
+        <w:t>puncak</w:t>
+      </w:r>
+      <w:proofErr w:type="spellEnd"/>
+      <w:r>
+        <w:rPr>
+          <w:lang w:val="en-ID"/>
+        </w:rPr>
+        <w:t xml:space="preserve"> atap) </w:t>
+      </w:r>
+      <w:proofErr w:type="spellStart"/>
+      <w:r>
+        <w:rPr>
+          <w:lang w:val="en-ID"/>
+        </w:rPr>
+        <w:t>menggambarkan</w:t>
+      </w:r>
+      <w:proofErr w:type="spellEnd"/>
+      <w:r>
+        <w:rPr>
+          <w:lang w:val="en-ID"/>
+        </w:rPr>
+        <w:t xml:space="preserve"> </w:t>
+      </w:r>
+      <w:proofErr w:type="spellStart"/>
+      <w:r>
+        <w:rPr>
+          <w:lang w:val="en-ID"/>
+        </w:rPr>
+        <w:t>hubungan</w:t>
+      </w:r>
+      <w:proofErr w:type="spellEnd"/>
+      <w:r>
+        <w:rPr>
+          <w:lang w:val="en-ID"/>
+        </w:rPr>
+        <w:t xml:space="preserve"> </w:t>
+      </w:r>
+      <w:proofErr w:type="spellStart"/>
+      <w:r>
+        <w:rPr>
+          <w:lang w:val="en-ID"/>
+        </w:rPr>
+        <w:t>manusia</w:t>
+      </w:r>
+      <w:proofErr w:type="spellEnd"/>
+      <w:r>
+        <w:rPr>
+          <w:lang w:val="en-ID"/>
+        </w:rPr>
+        <w:t xml:space="preserve"> </w:t>
+      </w:r>
+      <w:proofErr w:type="spellStart"/>
+      <w:r>
+        <w:rPr>
+          <w:lang w:val="en-ID"/>
+        </w:rPr>
+        <w:t>dengan</w:t>
+      </w:r>
+      <w:proofErr w:type="spellEnd"/>
+      <w:r>
+        <w:rPr>
+          <w:lang w:val="en-ID"/>
+        </w:rPr>
+        <w:t xml:space="preserve"> Sang </w:t>
+      </w:r>
+      <w:proofErr w:type="spellStart"/>
+      <w:r>
+        <w:rPr>
+          <w:lang w:val="en-ID"/>
+        </w:rPr>
+        <w:t>Pencipta</w:t>
+      </w:r>
+      <w:proofErr w:type="spellEnd"/>
+      <w:r>
+        <w:rPr>
+          <w:lang w:val="en-ID"/>
+        </w:rPr>
+        <w:t xml:space="preserve"> yang </w:t>
+      </w:r>
+      <w:proofErr w:type="spellStart"/>
+      <w:r>
+        <w:rPr>
+          <w:lang w:val="en-ID"/>
+        </w:rPr>
+        <w:t>harus</w:t>
+      </w:r>
+      <w:proofErr w:type="spellEnd"/>
+      <w:r>
+        <w:rPr>
+          <w:lang w:val="en-ID"/>
+        </w:rPr>
+        <w:t xml:space="preserve"> </w:t>
+      </w:r>
+      <w:proofErr w:type="spellStart"/>
+      <w:r>
+        <w:rPr>
+          <w:lang w:val="en-ID"/>
+        </w:rPr>
+        <w:t>dijaga</w:t>
+      </w:r>
+      <w:proofErr w:type="spellEnd"/>
+      <w:r>
+        <w:rPr>
+          <w:lang w:val="en-ID"/>
+        </w:rPr>
+        <w:t xml:space="preserve"> </w:t>
+      </w:r>
+      <w:proofErr w:type="spellStart"/>
+      <w:r>
+        <w:rPr>
+          <w:lang w:val="en-ID"/>
+        </w:rPr>
+        <w:t>dengan</w:t>
+      </w:r>
+      <w:proofErr w:type="spellEnd"/>
+      <w:r>
+        <w:rPr>
+          <w:lang w:val="en-ID"/>
+        </w:rPr>
+        <w:t xml:space="preserve"> </w:t>
+      </w:r>
+      <w:proofErr w:type="spellStart"/>
+      <w:r>
+        <w:rPr>
+          <w:lang w:val="en-ID"/>
+        </w:rPr>
+        <w:t>ketaatan</w:t>
+      </w:r>
+      <w:proofErr w:type="spellEnd"/>
+      <w:r>
+        <w:rPr>
+          <w:lang w:val="en-ID"/>
+        </w:rPr>
+        <w:t xml:space="preserve"> dan </w:t>
+      </w:r>
+      <w:proofErr w:type="spellStart"/>
+      <w:r>
+        <w:rPr>
+          <w:lang w:val="en-ID"/>
+        </w:rPr>
+        <w:t>ketulusan</w:t>
+      </w:r>
+      <w:proofErr w:type="spellEnd"/>
+      <w:r>
+        <w:rPr>
+          <w:lang w:val="en-ID"/>
+        </w:rPr>
+        <w:t xml:space="preserve">. </w:t>
+      </w:r>
+      <w:proofErr w:type="spellStart"/>
+      <w:r>
+        <w:rPr>
+          <w:lang w:val="en-ID"/>
+        </w:rPr>
+        <w:t>Dengan</w:t>
+      </w:r>
+      <w:proofErr w:type="spellEnd"/>
+      <w:r>
+        <w:rPr>
+          <w:lang w:val="en-ID"/>
+        </w:rPr>
+        <w:t xml:space="preserve"> </w:t>
+      </w:r>
+      <w:proofErr w:type="spellStart"/>
+      <w:r>
+        <w:rPr>
+          <w:lang w:val="en-ID"/>
+        </w:rPr>
+        <w:t>demikian</w:t>
+      </w:r>
+      <w:proofErr w:type="spellEnd"/>
+      <w:r>
+        <w:rPr>
+          <w:lang w:val="en-ID"/>
+        </w:rPr>
+        <w:t xml:space="preserve">, </w:t>
+      </w:r>
+      <w:proofErr w:type="spellStart"/>
+      <w:r>
+        <w:rPr>
+          <w:lang w:val="en-ID"/>
+        </w:rPr>
+        <w:t>ketiga</w:t>
+      </w:r>
+      <w:proofErr w:type="spellEnd"/>
+      <w:r>
+        <w:rPr>
+          <w:lang w:val="en-ID"/>
+        </w:rPr>
+        <w:t xml:space="preserve"> garis </w:t>
+      </w:r>
+      <w:proofErr w:type="spellStart"/>
+      <w:r>
+        <w:rPr>
+          <w:lang w:val="en-ID"/>
+        </w:rPr>
+        <w:t>vertikal</w:t>
+      </w:r>
+      <w:proofErr w:type="spellEnd"/>
+      <w:r>
+        <w:rPr>
+          <w:lang w:val="en-ID"/>
+        </w:rPr>
+        <w:t xml:space="preserve"> </w:t>
+      </w:r>
+      <w:proofErr w:type="spellStart"/>
+      <w:r>
+        <w:rPr>
+          <w:lang w:val="en-ID"/>
+        </w:rPr>
+        <w:t>ini</w:t>
+      </w:r>
+      <w:proofErr w:type="spellEnd"/>
+      <w:r>
+        <w:rPr>
+          <w:lang w:val="en-ID"/>
+        </w:rPr>
+        <w:t xml:space="preserve"> </w:t>
+      </w:r>
+      <w:proofErr w:type="spellStart"/>
+      <w:r>
+        <w:rPr>
+          <w:lang w:val="en-ID"/>
+        </w:rPr>
+        <w:t>bukan</w:t>
+      </w:r>
+      <w:proofErr w:type="spellEnd"/>
+      <w:r>
+        <w:rPr>
+          <w:lang w:val="en-ID"/>
+        </w:rPr>
+        <w:t xml:space="preserve"> </w:t>
+      </w:r>
+      <w:proofErr w:type="spellStart"/>
+      <w:r>
+        <w:rPr>
+          <w:lang w:val="en-ID"/>
+        </w:rPr>
+        <w:t>sekadar</w:t>
+      </w:r>
+      <w:proofErr w:type="spellEnd"/>
+      <w:r>
+        <w:rPr>
+          <w:lang w:val="en-ID"/>
+        </w:rPr>
+        <w:t xml:space="preserve"> </w:t>
+      </w:r>
+      <w:proofErr w:type="spellStart"/>
+      <w:r>
+        <w:rPr>
+          <w:lang w:val="en-ID"/>
+        </w:rPr>
+        <w:t>hiasan</w:t>
+      </w:r>
+      <w:proofErr w:type="spellEnd"/>
+      <w:r>
+        <w:rPr>
+          <w:lang w:val="en-ID"/>
+        </w:rPr>
+        <w:t xml:space="preserve">, </w:t>
+      </w:r>
+      <w:proofErr w:type="spellStart"/>
+      <w:r>
+        <w:rPr>
+          <w:lang w:val="en-ID"/>
+        </w:rPr>
+        <w:t>tetapi</w:t>
+      </w:r>
+      <w:proofErr w:type="spellEnd"/>
+      <w:r>
+        <w:rPr>
+          <w:lang w:val="en-ID"/>
+        </w:rPr>
+        <w:t xml:space="preserve"> juga </w:t>
+      </w:r>
+      <w:proofErr w:type="spellStart"/>
+      <w:r>
+        <w:rPr>
+          <w:lang w:val="en-ID"/>
+        </w:rPr>
+        <w:t>menjadi</w:t>
+      </w:r>
+      <w:proofErr w:type="spellEnd"/>
+      <w:r>
+        <w:rPr>
+          <w:lang w:val="en-ID"/>
+        </w:rPr>
+        <w:t xml:space="preserve"> </w:t>
+      </w:r>
+      <w:proofErr w:type="spellStart"/>
+      <w:r>
+        <w:rPr>
+          <w:lang w:val="en-ID"/>
+        </w:rPr>
+        <w:t>simbol</w:t>
+      </w:r>
+      <w:proofErr w:type="spellEnd"/>
+      <w:r>
+        <w:rPr>
+          <w:lang w:val="en-ID"/>
+        </w:rPr>
+        <w:t xml:space="preserve"> </w:t>
+      </w:r>
+      <w:proofErr w:type="spellStart"/>
+      <w:r>
+        <w:rPr>
+          <w:lang w:val="en-ID"/>
+        </w:rPr>
+        <w:t>perjalanan</w:t>
+      </w:r>
+      <w:proofErr w:type="spellEnd"/>
+      <w:r>
+        <w:rPr>
+          <w:lang w:val="en-ID"/>
+        </w:rPr>
+        <w:t xml:space="preserve"> spiritual </w:t>
+      </w:r>
+      <w:proofErr w:type="spellStart"/>
+      <w:r>
+        <w:rPr>
+          <w:lang w:val="en-ID"/>
+        </w:rPr>
+        <w:t>manusia</w:t>
+      </w:r>
+      <w:proofErr w:type="spellEnd"/>
+      <w:r>
+        <w:rPr>
+          <w:lang w:val="en-ID"/>
+        </w:rPr>
+        <w:t xml:space="preserve"> </w:t>
+      </w:r>
+      <w:proofErr w:type="spellStart"/>
+      <w:r>
+        <w:rPr>
+          <w:lang w:val="en-ID"/>
+        </w:rPr>
+        <w:t>dari</w:t>
+      </w:r>
+      <w:proofErr w:type="spellEnd"/>
+      <w:r>
+        <w:rPr>
+          <w:lang w:val="en-ID"/>
+        </w:rPr>
+        <w:t xml:space="preserve"> </w:t>
+      </w:r>
+      <w:proofErr w:type="spellStart"/>
+      <w:r>
+        <w:rPr>
+          <w:lang w:val="en-ID"/>
+        </w:rPr>
+        <w:t>kehidupan</w:t>
+      </w:r>
+      <w:proofErr w:type="spellEnd"/>
+      <w:r>
+        <w:rPr>
+          <w:lang w:val="en-ID"/>
+        </w:rPr>
+        <w:t xml:space="preserve"> dunia </w:t>
+      </w:r>
+      <w:proofErr w:type="spellStart"/>
+      <w:r>
+        <w:rPr>
+          <w:lang w:val="en-ID"/>
+        </w:rPr>
+        <w:t>menuju</w:t>
+      </w:r>
+      <w:proofErr w:type="spellEnd"/>
+      <w:r>
+        <w:rPr>
+          <w:lang w:val="en-ID"/>
+        </w:rPr>
+        <w:t xml:space="preserve"> </w:t>
+      </w:r>
+      <w:proofErr w:type="spellStart"/>
+      <w:r>
+        <w:rPr>
+          <w:lang w:val="en-ID"/>
+        </w:rPr>
+        <w:t>kesempurnaan</w:t>
+      </w:r>
+      <w:proofErr w:type="spellEnd"/>
+      <w:r>
+        <w:rPr>
+          <w:lang w:val="en-ID"/>
+        </w:rPr>
+        <w:t xml:space="preserve"> </w:t>
+      </w:r>
+      <w:proofErr w:type="spellStart"/>
+      <w:r>
+        <w:rPr>
+          <w:lang w:val="en-ID"/>
+        </w:rPr>
+        <w:t>iman</w:t>
+      </w:r>
+      <w:proofErr w:type="spellEnd"/>
+      <w:r>
+        <w:rPr>
+          <w:lang w:val="en-ID"/>
+        </w:rPr>
+        <w:t>.</w:t>
       </w:r>
     </w:p>
     <w:p>
@@ -4411,35 +11392,909 @@
         <w:rPr>
           <w:lang w:val="en-ID"/>
         </w:rPr>
-        <w:t xml:space="preserve">Jika ditinjau lebih dalam, struktur </w:t>
-      </w:r>
+        <w:t xml:space="preserve">Jika </w:t>
+      </w:r>
+      <w:proofErr w:type="spellStart"/>
+      <w:r>
+        <w:rPr>
+          <w:lang w:val="en-ID"/>
+        </w:rPr>
+        <w:t>ditinjau</w:t>
+      </w:r>
+      <w:proofErr w:type="spellEnd"/>
+      <w:r>
+        <w:rPr>
+          <w:lang w:val="en-ID"/>
+        </w:rPr>
+        <w:t xml:space="preserve"> </w:t>
+      </w:r>
+      <w:proofErr w:type="spellStart"/>
+      <w:r>
+        <w:rPr>
+          <w:lang w:val="en-ID"/>
+        </w:rPr>
+        <w:t>lebih</w:t>
+      </w:r>
+      <w:proofErr w:type="spellEnd"/>
+      <w:r>
+        <w:rPr>
+          <w:lang w:val="en-ID"/>
+        </w:rPr>
+        <w:t xml:space="preserve"> </w:t>
+      </w:r>
+      <w:proofErr w:type="spellStart"/>
+      <w:r>
+        <w:rPr>
+          <w:lang w:val="en-ID"/>
+        </w:rPr>
+        <w:t>dalam</w:t>
+      </w:r>
+      <w:proofErr w:type="spellEnd"/>
+      <w:r>
+        <w:rPr>
+          <w:lang w:val="en-ID"/>
+        </w:rPr>
+        <w:t xml:space="preserve">, </w:t>
+      </w:r>
+      <w:proofErr w:type="spellStart"/>
+      <w:r>
+        <w:rPr>
+          <w:lang w:val="en-ID"/>
+        </w:rPr>
+        <w:t>struktur</w:t>
+      </w:r>
+      <w:proofErr w:type="spellEnd"/>
+      <w:r>
+        <w:rPr>
+          <w:lang w:val="en-ID"/>
+        </w:rPr>
+        <w:t xml:space="preserve"> </w:t>
+      </w:r>
+      <w:proofErr w:type="spellStart"/>
       <w:r>
         <w:rPr>
           <w:i/>
           <w:iCs/>
           <w:lang w:val="en-ID"/>
         </w:rPr>
-        <w:t>tumba’ layar</w:t>
-      </w:r>
-      <w:r>
-        <w:rPr>
-          <w:lang w:val="en-ID"/>
-        </w:rPr>
-        <w:t xml:space="preserve"> dengan bentuk segitiga yang mengerucut ke atas dapat dimaknai sebagai perjalanan spiritual manusia menuju titik tertinggi kehidupan yakni kedekatan dengan Tuhan Yang Maha Esa. Alas segitiga melambangkan dunia bawah, tempat manusia berpijak dan berinteraksi sesama makhluk; sedangkan puncak segitiga melambangkan langit, tempat Tuhan berada sebagai sumber kekuatan dan tujuan akhir kehidupan. Dengan demikian, segitiga pada penutup bubungan </w:t>
-      </w:r>
+        <w:t>tumba</w:t>
+      </w:r>
+      <w:proofErr w:type="spellEnd"/>
       <w:r>
         <w:rPr>
           <w:i/>
           <w:iCs/>
           <w:lang w:val="en-ID"/>
         </w:rPr>
+        <w:t xml:space="preserve">’ </w:t>
+      </w:r>
+      <w:proofErr w:type="spellStart"/>
+      <w:r>
+        <w:rPr>
+          <w:i/>
+          <w:iCs/>
+          <w:lang w:val="en-ID"/>
+        </w:rPr>
+        <w:t>layar</w:t>
+      </w:r>
+      <w:proofErr w:type="spellEnd"/>
+      <w:r>
+        <w:rPr>
+          <w:lang w:val="en-ID"/>
+        </w:rPr>
+        <w:t xml:space="preserve"> </w:t>
+      </w:r>
+      <w:proofErr w:type="spellStart"/>
+      <w:r>
+        <w:rPr>
+          <w:lang w:val="en-ID"/>
+        </w:rPr>
+        <w:t>dengan</w:t>
+      </w:r>
+      <w:proofErr w:type="spellEnd"/>
+      <w:r>
+        <w:rPr>
+          <w:lang w:val="en-ID"/>
+        </w:rPr>
+        <w:t xml:space="preserve"> </w:t>
+      </w:r>
+      <w:proofErr w:type="spellStart"/>
+      <w:r>
+        <w:rPr>
+          <w:lang w:val="en-ID"/>
+        </w:rPr>
+        <w:t>bentuk</w:t>
+      </w:r>
+      <w:proofErr w:type="spellEnd"/>
+      <w:r>
+        <w:rPr>
+          <w:lang w:val="en-ID"/>
+        </w:rPr>
+        <w:t xml:space="preserve"> </w:t>
+      </w:r>
+      <w:proofErr w:type="spellStart"/>
+      <w:r>
+        <w:rPr>
+          <w:lang w:val="en-ID"/>
+        </w:rPr>
+        <w:t>segitiga</w:t>
+      </w:r>
+      <w:proofErr w:type="spellEnd"/>
+      <w:r>
+        <w:rPr>
+          <w:lang w:val="en-ID"/>
+        </w:rPr>
+        <w:t xml:space="preserve"> yang </w:t>
+      </w:r>
+      <w:proofErr w:type="spellStart"/>
+      <w:r>
+        <w:rPr>
+          <w:lang w:val="en-ID"/>
+        </w:rPr>
+        <w:t>mengerucut</w:t>
+      </w:r>
+      <w:proofErr w:type="spellEnd"/>
+      <w:r>
+        <w:rPr>
+          <w:lang w:val="en-ID"/>
+        </w:rPr>
+        <w:t xml:space="preserve"> </w:t>
+      </w:r>
+      <w:proofErr w:type="spellStart"/>
+      <w:r>
+        <w:rPr>
+          <w:lang w:val="en-ID"/>
+        </w:rPr>
+        <w:t>ke</w:t>
+      </w:r>
+      <w:proofErr w:type="spellEnd"/>
+      <w:r>
+        <w:rPr>
+          <w:lang w:val="en-ID"/>
+        </w:rPr>
+        <w:t xml:space="preserve"> </w:t>
+      </w:r>
+      <w:proofErr w:type="spellStart"/>
+      <w:r>
+        <w:rPr>
+          <w:lang w:val="en-ID"/>
+        </w:rPr>
+        <w:t>atas</w:t>
+      </w:r>
+      <w:proofErr w:type="spellEnd"/>
+      <w:r>
+        <w:rPr>
+          <w:lang w:val="en-ID"/>
+        </w:rPr>
+        <w:t xml:space="preserve"> </w:t>
+      </w:r>
+      <w:proofErr w:type="spellStart"/>
+      <w:r>
+        <w:rPr>
+          <w:lang w:val="en-ID"/>
+        </w:rPr>
+        <w:t>dapat</w:t>
+      </w:r>
+      <w:proofErr w:type="spellEnd"/>
+      <w:r>
+        <w:rPr>
+          <w:lang w:val="en-ID"/>
+        </w:rPr>
+        <w:t xml:space="preserve"> </w:t>
+      </w:r>
+      <w:proofErr w:type="spellStart"/>
+      <w:r>
+        <w:rPr>
+          <w:lang w:val="en-ID"/>
+        </w:rPr>
+        <w:t>dimaknai</w:t>
+      </w:r>
+      <w:proofErr w:type="spellEnd"/>
+      <w:r>
+        <w:rPr>
+          <w:lang w:val="en-ID"/>
+        </w:rPr>
+        <w:t xml:space="preserve"> </w:t>
+      </w:r>
+      <w:proofErr w:type="spellStart"/>
+      <w:r>
+        <w:rPr>
+          <w:lang w:val="en-ID"/>
+        </w:rPr>
+        <w:t>sebagai</w:t>
+      </w:r>
+      <w:proofErr w:type="spellEnd"/>
+      <w:r>
+        <w:rPr>
+          <w:lang w:val="en-ID"/>
+        </w:rPr>
+        <w:t xml:space="preserve"> </w:t>
+      </w:r>
+      <w:proofErr w:type="spellStart"/>
+      <w:r>
+        <w:rPr>
+          <w:lang w:val="en-ID"/>
+        </w:rPr>
+        <w:t>perjalanan</w:t>
+      </w:r>
+      <w:proofErr w:type="spellEnd"/>
+      <w:r>
+        <w:rPr>
+          <w:lang w:val="en-ID"/>
+        </w:rPr>
+        <w:t xml:space="preserve"> spiritual </w:t>
+      </w:r>
+      <w:proofErr w:type="spellStart"/>
+      <w:r>
+        <w:rPr>
+          <w:lang w:val="en-ID"/>
+        </w:rPr>
+        <w:t>manusia</w:t>
+      </w:r>
+      <w:proofErr w:type="spellEnd"/>
+      <w:r>
+        <w:rPr>
+          <w:lang w:val="en-ID"/>
+        </w:rPr>
+        <w:t xml:space="preserve"> </w:t>
+      </w:r>
+      <w:proofErr w:type="spellStart"/>
+      <w:r>
+        <w:rPr>
+          <w:lang w:val="en-ID"/>
+        </w:rPr>
+        <w:t>menuju</w:t>
+      </w:r>
+      <w:proofErr w:type="spellEnd"/>
+      <w:r>
+        <w:rPr>
+          <w:lang w:val="en-ID"/>
+        </w:rPr>
+        <w:t xml:space="preserve"> </w:t>
+      </w:r>
+      <w:proofErr w:type="spellStart"/>
+      <w:r>
+        <w:rPr>
+          <w:lang w:val="en-ID"/>
+        </w:rPr>
+        <w:t>titik</w:t>
+      </w:r>
+      <w:proofErr w:type="spellEnd"/>
+      <w:r>
+        <w:rPr>
+          <w:lang w:val="en-ID"/>
+        </w:rPr>
+        <w:t xml:space="preserve"> </w:t>
+      </w:r>
+      <w:proofErr w:type="spellStart"/>
+      <w:r>
+        <w:rPr>
+          <w:lang w:val="en-ID"/>
+        </w:rPr>
+        <w:t>tertinggi</w:t>
+      </w:r>
+      <w:proofErr w:type="spellEnd"/>
+      <w:r>
+        <w:rPr>
+          <w:lang w:val="en-ID"/>
+        </w:rPr>
+        <w:t xml:space="preserve"> </w:t>
+      </w:r>
+      <w:proofErr w:type="spellStart"/>
+      <w:r>
+        <w:rPr>
+          <w:lang w:val="en-ID"/>
+        </w:rPr>
+        <w:t>kehidupan</w:t>
+      </w:r>
+      <w:proofErr w:type="spellEnd"/>
+      <w:r>
+        <w:rPr>
+          <w:lang w:val="en-ID"/>
+        </w:rPr>
+        <w:t xml:space="preserve"> </w:t>
+      </w:r>
+      <w:proofErr w:type="spellStart"/>
+      <w:r>
+        <w:rPr>
+          <w:lang w:val="en-ID"/>
+        </w:rPr>
+        <w:t>yakni</w:t>
+      </w:r>
+      <w:proofErr w:type="spellEnd"/>
+      <w:r>
+        <w:rPr>
+          <w:lang w:val="en-ID"/>
+        </w:rPr>
+        <w:t xml:space="preserve"> </w:t>
+      </w:r>
+      <w:proofErr w:type="spellStart"/>
+      <w:r>
+        <w:rPr>
+          <w:lang w:val="en-ID"/>
+        </w:rPr>
+        <w:t>kedekatan</w:t>
+      </w:r>
+      <w:proofErr w:type="spellEnd"/>
+      <w:r>
+        <w:rPr>
+          <w:lang w:val="en-ID"/>
+        </w:rPr>
+        <w:t xml:space="preserve"> </w:t>
+      </w:r>
+      <w:proofErr w:type="spellStart"/>
+      <w:r>
+        <w:rPr>
+          <w:lang w:val="en-ID"/>
+        </w:rPr>
+        <w:t>dengan</w:t>
+      </w:r>
+      <w:proofErr w:type="spellEnd"/>
+      <w:r>
+        <w:rPr>
+          <w:lang w:val="en-ID"/>
+        </w:rPr>
+        <w:t xml:space="preserve"> Tuhan Yang Maha Esa. Alas </w:t>
+      </w:r>
+      <w:proofErr w:type="spellStart"/>
+      <w:r>
+        <w:rPr>
+          <w:lang w:val="en-ID"/>
+        </w:rPr>
+        <w:t>segitiga</w:t>
+      </w:r>
+      <w:proofErr w:type="spellEnd"/>
+      <w:r>
+        <w:rPr>
+          <w:lang w:val="en-ID"/>
+        </w:rPr>
+        <w:t xml:space="preserve"> </w:t>
+      </w:r>
+      <w:proofErr w:type="spellStart"/>
+      <w:r>
+        <w:rPr>
+          <w:lang w:val="en-ID"/>
+        </w:rPr>
+        <w:t>melambangkan</w:t>
+      </w:r>
+      <w:proofErr w:type="spellEnd"/>
+      <w:r>
+        <w:rPr>
+          <w:lang w:val="en-ID"/>
+        </w:rPr>
+        <w:t xml:space="preserve"> dunia </w:t>
+      </w:r>
+      <w:proofErr w:type="spellStart"/>
+      <w:r>
+        <w:rPr>
+          <w:lang w:val="en-ID"/>
+        </w:rPr>
+        <w:t>bawah</w:t>
+      </w:r>
+      <w:proofErr w:type="spellEnd"/>
+      <w:r>
+        <w:rPr>
+          <w:lang w:val="en-ID"/>
+        </w:rPr>
+        <w:t xml:space="preserve">, </w:t>
+      </w:r>
+      <w:proofErr w:type="spellStart"/>
+      <w:r>
+        <w:rPr>
+          <w:lang w:val="en-ID"/>
+        </w:rPr>
+        <w:t>tempat</w:t>
+      </w:r>
+      <w:proofErr w:type="spellEnd"/>
+      <w:r>
+        <w:rPr>
+          <w:lang w:val="en-ID"/>
+        </w:rPr>
+        <w:t xml:space="preserve"> </w:t>
+      </w:r>
+      <w:proofErr w:type="spellStart"/>
+      <w:r>
+        <w:rPr>
+          <w:lang w:val="en-ID"/>
+        </w:rPr>
+        <w:t>manusia</w:t>
+      </w:r>
+      <w:proofErr w:type="spellEnd"/>
+      <w:r>
+        <w:rPr>
+          <w:lang w:val="en-ID"/>
+        </w:rPr>
+        <w:t xml:space="preserve"> </w:t>
+      </w:r>
+      <w:proofErr w:type="spellStart"/>
+      <w:r>
+        <w:rPr>
+          <w:lang w:val="en-ID"/>
+        </w:rPr>
+        <w:t>berpijak</w:t>
+      </w:r>
+      <w:proofErr w:type="spellEnd"/>
+      <w:r>
+        <w:rPr>
+          <w:lang w:val="en-ID"/>
+        </w:rPr>
+        <w:t xml:space="preserve"> dan </w:t>
+      </w:r>
+      <w:proofErr w:type="spellStart"/>
+      <w:r>
+        <w:rPr>
+          <w:lang w:val="en-ID"/>
+        </w:rPr>
+        <w:t>berinteraksi</w:t>
+      </w:r>
+      <w:proofErr w:type="spellEnd"/>
+      <w:r>
+        <w:rPr>
+          <w:lang w:val="en-ID"/>
+        </w:rPr>
+        <w:t xml:space="preserve"> </w:t>
+      </w:r>
+      <w:proofErr w:type="spellStart"/>
+      <w:r>
+        <w:rPr>
+          <w:lang w:val="en-ID"/>
+        </w:rPr>
+        <w:t>sesama</w:t>
+      </w:r>
+      <w:proofErr w:type="spellEnd"/>
+      <w:r>
+        <w:rPr>
+          <w:lang w:val="en-ID"/>
+        </w:rPr>
+        <w:t xml:space="preserve"> </w:t>
+      </w:r>
+      <w:proofErr w:type="spellStart"/>
+      <w:r>
+        <w:rPr>
+          <w:lang w:val="en-ID"/>
+        </w:rPr>
+        <w:t>makhluk</w:t>
+      </w:r>
+      <w:proofErr w:type="spellEnd"/>
+      <w:r>
+        <w:rPr>
+          <w:lang w:val="en-ID"/>
+        </w:rPr>
+        <w:t xml:space="preserve">; </w:t>
+      </w:r>
+      <w:proofErr w:type="spellStart"/>
+      <w:r>
+        <w:rPr>
+          <w:lang w:val="en-ID"/>
+        </w:rPr>
+        <w:t>sedangkan</w:t>
+      </w:r>
+      <w:proofErr w:type="spellEnd"/>
+      <w:r>
+        <w:rPr>
+          <w:lang w:val="en-ID"/>
+        </w:rPr>
+        <w:t xml:space="preserve"> </w:t>
+      </w:r>
+      <w:proofErr w:type="spellStart"/>
+      <w:r>
+        <w:rPr>
+          <w:lang w:val="en-ID"/>
+        </w:rPr>
+        <w:t>puncak</w:t>
+      </w:r>
+      <w:proofErr w:type="spellEnd"/>
+      <w:r>
+        <w:rPr>
+          <w:lang w:val="en-ID"/>
+        </w:rPr>
+        <w:t xml:space="preserve"> </w:t>
+      </w:r>
+      <w:proofErr w:type="spellStart"/>
+      <w:r>
+        <w:rPr>
+          <w:lang w:val="en-ID"/>
+        </w:rPr>
+        <w:t>segitiga</w:t>
+      </w:r>
+      <w:proofErr w:type="spellEnd"/>
+      <w:r>
+        <w:rPr>
+          <w:lang w:val="en-ID"/>
+        </w:rPr>
+        <w:t xml:space="preserve"> </w:t>
+      </w:r>
+      <w:proofErr w:type="spellStart"/>
+      <w:r>
+        <w:rPr>
+          <w:lang w:val="en-ID"/>
+        </w:rPr>
+        <w:t>melambangkan</w:t>
+      </w:r>
+      <w:proofErr w:type="spellEnd"/>
+      <w:r>
+        <w:rPr>
+          <w:lang w:val="en-ID"/>
+        </w:rPr>
+        <w:t xml:space="preserve"> </w:t>
+      </w:r>
+      <w:proofErr w:type="spellStart"/>
+      <w:r>
+        <w:rPr>
+          <w:lang w:val="en-ID"/>
+        </w:rPr>
+        <w:t>langit</w:t>
+      </w:r>
+      <w:proofErr w:type="spellEnd"/>
+      <w:r>
+        <w:rPr>
+          <w:lang w:val="en-ID"/>
+        </w:rPr>
+        <w:t xml:space="preserve">, </w:t>
+      </w:r>
+      <w:proofErr w:type="spellStart"/>
+      <w:r>
+        <w:rPr>
+          <w:lang w:val="en-ID"/>
+        </w:rPr>
+        <w:t>tempat</w:t>
+      </w:r>
+      <w:proofErr w:type="spellEnd"/>
+      <w:r>
+        <w:rPr>
+          <w:lang w:val="en-ID"/>
+        </w:rPr>
+        <w:t xml:space="preserve"> Tuhan </w:t>
+      </w:r>
+      <w:proofErr w:type="spellStart"/>
+      <w:r>
+        <w:rPr>
+          <w:lang w:val="en-ID"/>
+        </w:rPr>
+        <w:t>berada</w:t>
+      </w:r>
+      <w:proofErr w:type="spellEnd"/>
+      <w:r>
+        <w:rPr>
+          <w:lang w:val="en-ID"/>
+        </w:rPr>
+        <w:t xml:space="preserve"> </w:t>
+      </w:r>
+      <w:proofErr w:type="spellStart"/>
+      <w:r>
+        <w:rPr>
+          <w:lang w:val="en-ID"/>
+        </w:rPr>
+        <w:t>sebagai</w:t>
+      </w:r>
+      <w:proofErr w:type="spellEnd"/>
+      <w:r>
+        <w:rPr>
+          <w:lang w:val="en-ID"/>
+        </w:rPr>
+        <w:t xml:space="preserve"> </w:t>
+      </w:r>
+      <w:proofErr w:type="spellStart"/>
+      <w:r>
+        <w:rPr>
+          <w:lang w:val="en-ID"/>
+        </w:rPr>
+        <w:t>sumber</w:t>
+      </w:r>
+      <w:proofErr w:type="spellEnd"/>
+      <w:r>
+        <w:rPr>
+          <w:lang w:val="en-ID"/>
+        </w:rPr>
+        <w:t xml:space="preserve"> </w:t>
+      </w:r>
+      <w:proofErr w:type="spellStart"/>
+      <w:r>
+        <w:rPr>
+          <w:lang w:val="en-ID"/>
+        </w:rPr>
+        <w:t>kekuatan</w:t>
+      </w:r>
+      <w:proofErr w:type="spellEnd"/>
+      <w:r>
+        <w:rPr>
+          <w:lang w:val="en-ID"/>
+        </w:rPr>
+        <w:t xml:space="preserve"> dan </w:t>
+      </w:r>
+      <w:proofErr w:type="spellStart"/>
+      <w:r>
+        <w:rPr>
+          <w:lang w:val="en-ID"/>
+        </w:rPr>
+        <w:t>tujuan</w:t>
+      </w:r>
+      <w:proofErr w:type="spellEnd"/>
+      <w:r>
+        <w:rPr>
+          <w:lang w:val="en-ID"/>
+        </w:rPr>
+        <w:t xml:space="preserve"> </w:t>
+      </w:r>
+      <w:proofErr w:type="spellStart"/>
+      <w:r>
+        <w:rPr>
+          <w:lang w:val="en-ID"/>
+        </w:rPr>
+        <w:t>akhir</w:t>
+      </w:r>
+      <w:proofErr w:type="spellEnd"/>
+      <w:r>
+        <w:rPr>
+          <w:lang w:val="en-ID"/>
+        </w:rPr>
+        <w:t xml:space="preserve"> </w:t>
+      </w:r>
+      <w:proofErr w:type="spellStart"/>
+      <w:r>
+        <w:rPr>
+          <w:lang w:val="en-ID"/>
+        </w:rPr>
+        <w:t>kehidupan</w:t>
+      </w:r>
+      <w:proofErr w:type="spellEnd"/>
+      <w:r>
+        <w:rPr>
+          <w:lang w:val="en-ID"/>
+        </w:rPr>
+        <w:t xml:space="preserve">. </w:t>
+      </w:r>
+      <w:proofErr w:type="spellStart"/>
+      <w:r>
+        <w:rPr>
+          <w:lang w:val="en-ID"/>
+        </w:rPr>
+        <w:t>Dengan</w:t>
+      </w:r>
+      <w:proofErr w:type="spellEnd"/>
+      <w:r>
+        <w:rPr>
+          <w:lang w:val="en-ID"/>
+        </w:rPr>
+        <w:t xml:space="preserve"> </w:t>
+      </w:r>
+      <w:proofErr w:type="spellStart"/>
+      <w:r>
+        <w:rPr>
+          <w:lang w:val="en-ID"/>
+        </w:rPr>
+        <w:t>demikian</w:t>
+      </w:r>
+      <w:proofErr w:type="spellEnd"/>
+      <w:r>
+        <w:rPr>
+          <w:lang w:val="en-ID"/>
+        </w:rPr>
+        <w:t xml:space="preserve">, </w:t>
+      </w:r>
+      <w:proofErr w:type="spellStart"/>
+      <w:r>
+        <w:rPr>
+          <w:lang w:val="en-ID"/>
+        </w:rPr>
+        <w:t>segitiga</w:t>
+      </w:r>
+      <w:proofErr w:type="spellEnd"/>
+      <w:r>
+        <w:rPr>
+          <w:lang w:val="en-ID"/>
+        </w:rPr>
+        <w:t xml:space="preserve"> pada </w:t>
+      </w:r>
+      <w:proofErr w:type="spellStart"/>
+      <w:r>
+        <w:rPr>
+          <w:lang w:val="en-ID"/>
+        </w:rPr>
+        <w:t>penutup</w:t>
+      </w:r>
+      <w:proofErr w:type="spellEnd"/>
+      <w:r>
+        <w:rPr>
+          <w:lang w:val="en-ID"/>
+        </w:rPr>
+        <w:t xml:space="preserve"> </w:t>
+      </w:r>
+      <w:proofErr w:type="spellStart"/>
+      <w:r>
+        <w:rPr>
+          <w:lang w:val="en-ID"/>
+        </w:rPr>
+        <w:t>bubungan</w:t>
+      </w:r>
+      <w:proofErr w:type="spellEnd"/>
+      <w:r>
+        <w:rPr>
+          <w:lang w:val="en-ID"/>
+        </w:rPr>
+        <w:t xml:space="preserve"> </w:t>
+      </w:r>
+      <w:r>
+        <w:rPr>
+          <w:i/>
+          <w:iCs/>
+          <w:lang w:val="en-ID"/>
+        </w:rPr>
         <w:t>Boyang Mandar</w:t>
       </w:r>
       <w:r>
         <w:rPr>
           <w:lang w:val="en-ID"/>
         </w:rPr>
-        <w:t xml:space="preserve"> bukan sekadar bentuk arsitektural, melainkan simbol transendensi, yakni perpaduan antara dimensi duniawi dan spiritual.</w:t>
+        <w:t xml:space="preserve"> </w:t>
+      </w:r>
+      <w:proofErr w:type="spellStart"/>
+      <w:r>
+        <w:rPr>
+          <w:lang w:val="en-ID"/>
+        </w:rPr>
+        <w:t>bukan</w:t>
+      </w:r>
+      <w:proofErr w:type="spellEnd"/>
+      <w:r>
+        <w:rPr>
+          <w:lang w:val="en-ID"/>
+        </w:rPr>
+        <w:t xml:space="preserve"> </w:t>
+      </w:r>
+      <w:proofErr w:type="spellStart"/>
+      <w:r>
+        <w:rPr>
+          <w:lang w:val="en-ID"/>
+        </w:rPr>
+        <w:t>sekadar</w:t>
+      </w:r>
+      <w:proofErr w:type="spellEnd"/>
+      <w:r>
+        <w:rPr>
+          <w:lang w:val="en-ID"/>
+        </w:rPr>
+        <w:t xml:space="preserve"> </w:t>
+      </w:r>
+      <w:proofErr w:type="spellStart"/>
+      <w:r>
+        <w:rPr>
+          <w:lang w:val="en-ID"/>
+        </w:rPr>
+        <w:t>bentuk</w:t>
+      </w:r>
+      <w:proofErr w:type="spellEnd"/>
+      <w:r>
+        <w:rPr>
+          <w:lang w:val="en-ID"/>
+        </w:rPr>
+        <w:t xml:space="preserve"> </w:t>
+      </w:r>
+      <w:proofErr w:type="spellStart"/>
+      <w:r>
+        <w:rPr>
+          <w:lang w:val="en-ID"/>
+        </w:rPr>
+        <w:t>arsitektural</w:t>
+      </w:r>
+      <w:proofErr w:type="spellEnd"/>
+      <w:r>
+        <w:rPr>
+          <w:lang w:val="en-ID"/>
+        </w:rPr>
+        <w:t xml:space="preserve">, </w:t>
+      </w:r>
+      <w:proofErr w:type="spellStart"/>
+      <w:r>
+        <w:rPr>
+          <w:lang w:val="en-ID"/>
+        </w:rPr>
+        <w:t>melainkan</w:t>
+      </w:r>
+      <w:proofErr w:type="spellEnd"/>
+      <w:r>
+        <w:rPr>
+          <w:lang w:val="en-ID"/>
+        </w:rPr>
+        <w:t xml:space="preserve"> </w:t>
+      </w:r>
+      <w:proofErr w:type="spellStart"/>
+      <w:r>
+        <w:rPr>
+          <w:lang w:val="en-ID"/>
+        </w:rPr>
+        <w:t>simbol</w:t>
+      </w:r>
+      <w:proofErr w:type="spellEnd"/>
+      <w:r>
+        <w:rPr>
+          <w:lang w:val="en-ID"/>
+        </w:rPr>
+        <w:t xml:space="preserve"> </w:t>
+      </w:r>
+      <w:proofErr w:type="spellStart"/>
+      <w:r>
+        <w:rPr>
+          <w:lang w:val="en-ID"/>
+        </w:rPr>
+        <w:t>transendensi</w:t>
+      </w:r>
+      <w:proofErr w:type="spellEnd"/>
+      <w:r>
+        <w:rPr>
+          <w:lang w:val="en-ID"/>
+        </w:rPr>
+        <w:t xml:space="preserve">, </w:t>
+      </w:r>
+      <w:proofErr w:type="spellStart"/>
+      <w:r>
+        <w:rPr>
+          <w:lang w:val="en-ID"/>
+        </w:rPr>
+        <w:t>yakni</w:t>
+      </w:r>
+      <w:proofErr w:type="spellEnd"/>
+      <w:r>
+        <w:rPr>
+          <w:lang w:val="en-ID"/>
+        </w:rPr>
+        <w:t xml:space="preserve"> </w:t>
+      </w:r>
+      <w:proofErr w:type="spellStart"/>
+      <w:r>
+        <w:rPr>
+          <w:lang w:val="en-ID"/>
+        </w:rPr>
+        <w:t>perpaduan</w:t>
+      </w:r>
+      <w:proofErr w:type="spellEnd"/>
+      <w:r>
+        <w:rPr>
+          <w:lang w:val="en-ID"/>
+        </w:rPr>
+        <w:t xml:space="preserve"> </w:t>
+      </w:r>
+      <w:proofErr w:type="spellStart"/>
+      <w:r>
+        <w:rPr>
+          <w:lang w:val="en-ID"/>
+        </w:rPr>
+        <w:t>antara</w:t>
+      </w:r>
+      <w:proofErr w:type="spellEnd"/>
+      <w:r>
+        <w:rPr>
+          <w:lang w:val="en-ID"/>
+        </w:rPr>
+        <w:t xml:space="preserve"> </w:t>
+      </w:r>
+      <w:proofErr w:type="spellStart"/>
+      <w:r>
+        <w:rPr>
+          <w:lang w:val="en-ID"/>
+        </w:rPr>
+        <w:t>dimensi</w:t>
+      </w:r>
+      <w:proofErr w:type="spellEnd"/>
+      <w:r>
+        <w:rPr>
+          <w:lang w:val="en-ID"/>
+        </w:rPr>
+        <w:t xml:space="preserve"> </w:t>
+      </w:r>
+      <w:proofErr w:type="spellStart"/>
+      <w:r>
+        <w:rPr>
+          <w:lang w:val="en-ID"/>
+        </w:rPr>
+        <w:t>duniawi</w:t>
+      </w:r>
+      <w:proofErr w:type="spellEnd"/>
+      <w:r>
+        <w:rPr>
+          <w:lang w:val="en-ID"/>
+        </w:rPr>
+        <w:t xml:space="preserve"> dan spiritual.</w:t>
       </w:r>
     </w:p>
     <w:p>
@@ -4456,7 +12311,119 @@
         <w:rPr>
           <w:lang w:val="en-ID"/>
         </w:rPr>
-        <w:t xml:space="preserve">Dari sisi visual, bentuk segitiga yang tegak juga menggambarkan stabilitas dan keseimbangan hidup. </w:t>
+        <w:t xml:space="preserve">Dari </w:t>
+      </w:r>
+      <w:proofErr w:type="spellStart"/>
+      <w:r>
+        <w:rPr>
+          <w:lang w:val="en-ID"/>
+        </w:rPr>
+        <w:t>sisi</w:t>
+      </w:r>
+      <w:proofErr w:type="spellEnd"/>
+      <w:r>
+        <w:rPr>
+          <w:lang w:val="en-ID"/>
+        </w:rPr>
+        <w:t xml:space="preserve"> visual, </w:t>
+      </w:r>
+      <w:proofErr w:type="spellStart"/>
+      <w:r>
+        <w:rPr>
+          <w:lang w:val="en-ID"/>
+        </w:rPr>
+        <w:t>bentuk</w:t>
+      </w:r>
+      <w:proofErr w:type="spellEnd"/>
+      <w:r>
+        <w:rPr>
+          <w:lang w:val="en-ID"/>
+        </w:rPr>
+        <w:t xml:space="preserve"> </w:t>
+      </w:r>
+      <w:proofErr w:type="spellStart"/>
+      <w:r>
+        <w:rPr>
+          <w:lang w:val="en-ID"/>
+        </w:rPr>
+        <w:t>segitiga</w:t>
+      </w:r>
+      <w:proofErr w:type="spellEnd"/>
+      <w:r>
+        <w:rPr>
+          <w:lang w:val="en-ID"/>
+        </w:rPr>
+        <w:t xml:space="preserve"> yang </w:t>
+      </w:r>
+      <w:proofErr w:type="spellStart"/>
+      <w:r>
+        <w:rPr>
+          <w:lang w:val="en-ID"/>
+        </w:rPr>
+        <w:t>tegak</w:t>
+      </w:r>
+      <w:proofErr w:type="spellEnd"/>
+      <w:r>
+        <w:rPr>
+          <w:lang w:val="en-ID"/>
+        </w:rPr>
+        <w:t xml:space="preserve"> juga </w:t>
+      </w:r>
+      <w:proofErr w:type="spellStart"/>
+      <w:r>
+        <w:rPr>
+          <w:lang w:val="en-ID"/>
+        </w:rPr>
+        <w:t>menggambarkan</w:t>
+      </w:r>
+      <w:proofErr w:type="spellEnd"/>
+      <w:r>
+        <w:rPr>
+          <w:lang w:val="en-ID"/>
+        </w:rPr>
+        <w:t xml:space="preserve"> </w:t>
+      </w:r>
+      <w:proofErr w:type="spellStart"/>
+      <w:r>
+        <w:rPr>
+          <w:lang w:val="en-ID"/>
+        </w:rPr>
+        <w:t>stabilitas</w:t>
+      </w:r>
+      <w:proofErr w:type="spellEnd"/>
+      <w:r>
+        <w:rPr>
+          <w:lang w:val="en-ID"/>
+        </w:rPr>
+        <w:t xml:space="preserve"> dan </w:t>
+      </w:r>
+      <w:proofErr w:type="spellStart"/>
+      <w:r>
+        <w:rPr>
+          <w:lang w:val="en-ID"/>
+        </w:rPr>
+        <w:t>keseimbangan</w:t>
+      </w:r>
+      <w:proofErr w:type="spellEnd"/>
+      <w:r>
+        <w:rPr>
+          <w:lang w:val="en-ID"/>
+        </w:rPr>
+        <w:t xml:space="preserve"> </w:t>
+      </w:r>
+      <w:proofErr w:type="spellStart"/>
+      <w:r>
+        <w:rPr>
+          <w:lang w:val="en-ID"/>
+        </w:rPr>
+        <w:t>hidup</w:t>
+      </w:r>
+      <w:proofErr w:type="spellEnd"/>
+      <w:r>
+        <w:rPr>
+          <w:lang w:val="en-ID"/>
+        </w:rPr>
+        <w:t xml:space="preserve">. </w:t>
       </w:r>
     </w:p>
     <w:p>
@@ -4488,7 +12455,498 @@
         <w:rPr>
           <w:lang w:val="en-ID"/>
         </w:rPr>
-        <w:t>Dua sisi miring yang sama panjang mencerminkan dua kekuatan yang saling menopang: laki-laki dan perempuan, akal dan hati, atau dunia dan akhirat yang jika seimbang akan menghasilkan keharmonisan. Garis simetri vertikal di tengah menjadi lambang keadilan dan keseimbangan moral, bahwa kehidupan ideal hanya bisa tegak bila kedua sisi dijaga proporsinya.</w:t>
+        <w:lastRenderedPageBreak/>
+        <w:t xml:space="preserve">Dua </w:t>
+      </w:r>
+      <w:proofErr w:type="spellStart"/>
+      <w:r>
+        <w:rPr>
+          <w:lang w:val="en-ID"/>
+        </w:rPr>
+        <w:t>sisi</w:t>
+      </w:r>
+      <w:proofErr w:type="spellEnd"/>
+      <w:r>
+        <w:rPr>
+          <w:lang w:val="en-ID"/>
+        </w:rPr>
+        <w:t xml:space="preserve"> miring yang </w:t>
+      </w:r>
+      <w:proofErr w:type="spellStart"/>
+      <w:r>
+        <w:rPr>
+          <w:lang w:val="en-ID"/>
+        </w:rPr>
+        <w:t>sama</w:t>
+      </w:r>
+      <w:proofErr w:type="spellEnd"/>
+      <w:r>
+        <w:rPr>
+          <w:lang w:val="en-ID"/>
+        </w:rPr>
+        <w:t xml:space="preserve"> </w:t>
+      </w:r>
+      <w:proofErr w:type="spellStart"/>
+      <w:r>
+        <w:rPr>
+          <w:lang w:val="en-ID"/>
+        </w:rPr>
+        <w:t>panjang</w:t>
+      </w:r>
+      <w:proofErr w:type="spellEnd"/>
+      <w:r>
+        <w:rPr>
+          <w:lang w:val="en-ID"/>
+        </w:rPr>
+        <w:t xml:space="preserve"> </w:t>
+      </w:r>
+      <w:proofErr w:type="spellStart"/>
+      <w:r>
+        <w:rPr>
+          <w:lang w:val="en-ID"/>
+        </w:rPr>
+        <w:t>mencerminkan</w:t>
+      </w:r>
+      <w:proofErr w:type="spellEnd"/>
+      <w:r>
+        <w:rPr>
+          <w:lang w:val="en-ID"/>
+        </w:rPr>
+        <w:t xml:space="preserve"> dua </w:t>
+      </w:r>
+      <w:proofErr w:type="spellStart"/>
+      <w:r>
+        <w:rPr>
+          <w:lang w:val="en-ID"/>
+        </w:rPr>
+        <w:t>kekuatan</w:t>
+      </w:r>
+      <w:proofErr w:type="spellEnd"/>
+      <w:r>
+        <w:rPr>
+          <w:lang w:val="en-ID"/>
+        </w:rPr>
+        <w:t xml:space="preserve"> yang </w:t>
+      </w:r>
+      <w:proofErr w:type="spellStart"/>
+      <w:r>
+        <w:rPr>
+          <w:lang w:val="en-ID"/>
+        </w:rPr>
+        <w:t>saling</w:t>
+      </w:r>
+      <w:proofErr w:type="spellEnd"/>
+      <w:r>
+        <w:rPr>
+          <w:lang w:val="en-ID"/>
+        </w:rPr>
+        <w:t xml:space="preserve"> </w:t>
+      </w:r>
+      <w:proofErr w:type="spellStart"/>
+      <w:r>
+        <w:rPr>
+          <w:lang w:val="en-ID"/>
+        </w:rPr>
+        <w:t>menopang</w:t>
+      </w:r>
+      <w:proofErr w:type="spellEnd"/>
+      <w:r>
+        <w:rPr>
+          <w:lang w:val="en-ID"/>
+        </w:rPr>
+        <w:t xml:space="preserve">: </w:t>
+      </w:r>
+      <w:proofErr w:type="spellStart"/>
+      <w:r>
+        <w:rPr>
+          <w:lang w:val="en-ID"/>
+        </w:rPr>
+        <w:t>laki-laki</w:t>
+      </w:r>
+      <w:proofErr w:type="spellEnd"/>
+      <w:r>
+        <w:rPr>
+          <w:lang w:val="en-ID"/>
+        </w:rPr>
+        <w:t xml:space="preserve"> dan </w:t>
+      </w:r>
+      <w:proofErr w:type="spellStart"/>
+      <w:r>
+        <w:rPr>
+          <w:lang w:val="en-ID"/>
+        </w:rPr>
+        <w:t>perempuan</w:t>
+      </w:r>
+      <w:proofErr w:type="spellEnd"/>
+      <w:r>
+        <w:rPr>
+          <w:lang w:val="en-ID"/>
+        </w:rPr>
+        <w:t xml:space="preserve">, </w:t>
+      </w:r>
+      <w:proofErr w:type="spellStart"/>
+      <w:r>
+        <w:rPr>
+          <w:lang w:val="en-ID"/>
+        </w:rPr>
+        <w:t>akal</w:t>
+      </w:r>
+      <w:proofErr w:type="spellEnd"/>
+      <w:r>
+        <w:rPr>
+          <w:lang w:val="en-ID"/>
+        </w:rPr>
+        <w:t xml:space="preserve"> dan </w:t>
+      </w:r>
+      <w:proofErr w:type="spellStart"/>
+      <w:r>
+        <w:rPr>
+          <w:lang w:val="en-ID"/>
+        </w:rPr>
+        <w:t>hati</w:t>
+      </w:r>
+      <w:proofErr w:type="spellEnd"/>
+      <w:r>
+        <w:rPr>
+          <w:lang w:val="en-ID"/>
+        </w:rPr>
+        <w:t xml:space="preserve">, </w:t>
+      </w:r>
+      <w:proofErr w:type="spellStart"/>
+      <w:r>
+        <w:rPr>
+          <w:lang w:val="en-ID"/>
+        </w:rPr>
+        <w:t>atau</w:t>
+      </w:r>
+      <w:proofErr w:type="spellEnd"/>
+      <w:r>
+        <w:rPr>
+          <w:lang w:val="en-ID"/>
+        </w:rPr>
+        <w:t xml:space="preserve"> dunia dan </w:t>
+      </w:r>
+      <w:proofErr w:type="spellStart"/>
+      <w:r>
+        <w:rPr>
+          <w:lang w:val="en-ID"/>
+        </w:rPr>
+        <w:t>akhirat</w:t>
+      </w:r>
+      <w:proofErr w:type="spellEnd"/>
+      <w:r>
+        <w:rPr>
+          <w:lang w:val="en-ID"/>
+        </w:rPr>
+        <w:t xml:space="preserve"> yang </w:t>
+      </w:r>
+      <w:proofErr w:type="spellStart"/>
+      <w:r>
+        <w:rPr>
+          <w:lang w:val="en-ID"/>
+        </w:rPr>
+        <w:t>jika</w:t>
+      </w:r>
+      <w:proofErr w:type="spellEnd"/>
+      <w:r>
+        <w:rPr>
+          <w:lang w:val="en-ID"/>
+        </w:rPr>
+        <w:t xml:space="preserve"> </w:t>
+      </w:r>
+      <w:proofErr w:type="spellStart"/>
+      <w:r>
+        <w:rPr>
+          <w:lang w:val="en-ID"/>
+        </w:rPr>
+        <w:t>seimbang</w:t>
+      </w:r>
+      <w:proofErr w:type="spellEnd"/>
+      <w:r>
+        <w:rPr>
+          <w:lang w:val="en-ID"/>
+        </w:rPr>
+        <w:t xml:space="preserve"> </w:t>
+      </w:r>
+      <w:proofErr w:type="spellStart"/>
+      <w:r>
+        <w:rPr>
+          <w:lang w:val="en-ID"/>
+        </w:rPr>
+        <w:t>akan</w:t>
+      </w:r>
+      <w:proofErr w:type="spellEnd"/>
+      <w:r>
+        <w:rPr>
+          <w:lang w:val="en-ID"/>
+        </w:rPr>
+        <w:t xml:space="preserve"> </w:t>
+      </w:r>
+      <w:proofErr w:type="spellStart"/>
+      <w:r>
+        <w:rPr>
+          <w:lang w:val="en-ID"/>
+        </w:rPr>
+        <w:t>menghasilkan</w:t>
+      </w:r>
+      <w:proofErr w:type="spellEnd"/>
+      <w:r>
+        <w:rPr>
+          <w:lang w:val="en-ID"/>
+        </w:rPr>
+        <w:t xml:space="preserve"> </w:t>
+      </w:r>
+      <w:proofErr w:type="spellStart"/>
+      <w:r>
+        <w:rPr>
+          <w:lang w:val="en-ID"/>
+        </w:rPr>
+        <w:t>keharmonisan</w:t>
+      </w:r>
+      <w:proofErr w:type="spellEnd"/>
+      <w:r>
+        <w:rPr>
+          <w:lang w:val="en-ID"/>
+        </w:rPr>
+        <w:t xml:space="preserve">. Garis </w:t>
+      </w:r>
+      <w:proofErr w:type="spellStart"/>
+      <w:r>
+        <w:rPr>
+          <w:lang w:val="en-ID"/>
+        </w:rPr>
+        <w:t>simetri</w:t>
+      </w:r>
+      <w:proofErr w:type="spellEnd"/>
+      <w:r>
+        <w:rPr>
+          <w:lang w:val="en-ID"/>
+        </w:rPr>
+        <w:t xml:space="preserve"> </w:t>
+      </w:r>
+      <w:proofErr w:type="spellStart"/>
+      <w:r>
+        <w:rPr>
+          <w:lang w:val="en-ID"/>
+        </w:rPr>
+        <w:t>vertikal</w:t>
+      </w:r>
+      <w:proofErr w:type="spellEnd"/>
+      <w:r>
+        <w:rPr>
+          <w:lang w:val="en-ID"/>
+        </w:rPr>
+        <w:t xml:space="preserve"> di </w:t>
+      </w:r>
+      <w:proofErr w:type="spellStart"/>
+      <w:r>
+        <w:rPr>
+          <w:lang w:val="en-ID"/>
+        </w:rPr>
+        <w:t>tengah</w:t>
+      </w:r>
+      <w:proofErr w:type="spellEnd"/>
+      <w:r>
+        <w:rPr>
+          <w:lang w:val="en-ID"/>
+        </w:rPr>
+        <w:t xml:space="preserve"> </w:t>
+      </w:r>
+      <w:proofErr w:type="spellStart"/>
+      <w:r>
+        <w:rPr>
+          <w:lang w:val="en-ID"/>
+        </w:rPr>
+        <w:t>menjadi</w:t>
+      </w:r>
+      <w:proofErr w:type="spellEnd"/>
+      <w:r>
+        <w:rPr>
+          <w:lang w:val="en-ID"/>
+        </w:rPr>
+        <w:t xml:space="preserve"> </w:t>
+      </w:r>
+      <w:proofErr w:type="spellStart"/>
+      <w:r>
+        <w:rPr>
+          <w:lang w:val="en-ID"/>
+        </w:rPr>
+        <w:t>lambang</w:t>
+      </w:r>
+      <w:proofErr w:type="spellEnd"/>
+      <w:r>
+        <w:rPr>
+          <w:lang w:val="en-ID"/>
+        </w:rPr>
+        <w:t xml:space="preserve"> </w:t>
+      </w:r>
+      <w:proofErr w:type="spellStart"/>
+      <w:r>
+        <w:rPr>
+          <w:lang w:val="en-ID"/>
+        </w:rPr>
+        <w:t>keadilan</w:t>
+      </w:r>
+      <w:proofErr w:type="spellEnd"/>
+      <w:r>
+        <w:rPr>
+          <w:lang w:val="en-ID"/>
+        </w:rPr>
+        <w:t xml:space="preserve"> dan </w:t>
+      </w:r>
+      <w:proofErr w:type="spellStart"/>
+      <w:r>
+        <w:rPr>
+          <w:lang w:val="en-ID"/>
+        </w:rPr>
+        <w:t>keseimbangan</w:t>
+      </w:r>
+      <w:proofErr w:type="spellEnd"/>
+      <w:r>
+        <w:rPr>
+          <w:lang w:val="en-ID"/>
+        </w:rPr>
+        <w:t xml:space="preserve"> moral, </w:t>
+      </w:r>
+      <w:proofErr w:type="spellStart"/>
+      <w:r>
+        <w:rPr>
+          <w:lang w:val="en-ID"/>
+        </w:rPr>
+        <w:t>bahwa</w:t>
+      </w:r>
+      <w:proofErr w:type="spellEnd"/>
+      <w:r>
+        <w:rPr>
+          <w:lang w:val="en-ID"/>
+        </w:rPr>
+        <w:t xml:space="preserve"> </w:t>
+      </w:r>
+      <w:proofErr w:type="spellStart"/>
+      <w:r>
+        <w:rPr>
+          <w:lang w:val="en-ID"/>
+        </w:rPr>
+        <w:t>kehidupan</w:t>
+      </w:r>
+      <w:proofErr w:type="spellEnd"/>
+      <w:r>
+        <w:rPr>
+          <w:lang w:val="en-ID"/>
+        </w:rPr>
+        <w:t xml:space="preserve"> ideal </w:t>
+      </w:r>
+      <w:proofErr w:type="spellStart"/>
+      <w:r>
+        <w:rPr>
+          <w:lang w:val="en-ID"/>
+        </w:rPr>
+        <w:t>hanya</w:t>
+      </w:r>
+      <w:proofErr w:type="spellEnd"/>
+      <w:r>
+        <w:rPr>
+          <w:lang w:val="en-ID"/>
+        </w:rPr>
+        <w:t xml:space="preserve"> </w:t>
+      </w:r>
+      <w:proofErr w:type="spellStart"/>
+      <w:r>
+        <w:rPr>
+          <w:lang w:val="en-ID"/>
+        </w:rPr>
+        <w:t>bisa</w:t>
+      </w:r>
+      <w:proofErr w:type="spellEnd"/>
+      <w:r>
+        <w:rPr>
+          <w:lang w:val="en-ID"/>
+        </w:rPr>
+        <w:t xml:space="preserve"> </w:t>
+      </w:r>
+      <w:proofErr w:type="spellStart"/>
+      <w:r>
+        <w:rPr>
+          <w:lang w:val="en-ID"/>
+        </w:rPr>
+        <w:t>tegak</w:t>
+      </w:r>
+      <w:proofErr w:type="spellEnd"/>
+      <w:r>
+        <w:rPr>
+          <w:lang w:val="en-ID"/>
+        </w:rPr>
+        <w:t xml:space="preserve"> </w:t>
+      </w:r>
+      <w:proofErr w:type="spellStart"/>
+      <w:r>
+        <w:rPr>
+          <w:lang w:val="en-ID"/>
+        </w:rPr>
+        <w:t>bila</w:t>
+      </w:r>
+      <w:proofErr w:type="spellEnd"/>
+      <w:r>
+        <w:rPr>
+          <w:lang w:val="en-ID"/>
+        </w:rPr>
+        <w:t xml:space="preserve"> </w:t>
+      </w:r>
+      <w:proofErr w:type="spellStart"/>
+      <w:r>
+        <w:rPr>
+          <w:lang w:val="en-ID"/>
+        </w:rPr>
+        <w:t>kedua</w:t>
+      </w:r>
+      <w:proofErr w:type="spellEnd"/>
+      <w:r>
+        <w:rPr>
+          <w:lang w:val="en-ID"/>
+        </w:rPr>
+        <w:t xml:space="preserve"> </w:t>
+      </w:r>
+      <w:proofErr w:type="spellStart"/>
+      <w:r>
+        <w:rPr>
+          <w:lang w:val="en-ID"/>
+        </w:rPr>
+        <w:t>sisi</w:t>
+      </w:r>
+      <w:proofErr w:type="spellEnd"/>
+      <w:r>
+        <w:rPr>
+          <w:lang w:val="en-ID"/>
+        </w:rPr>
+        <w:t xml:space="preserve"> </w:t>
+      </w:r>
+      <w:proofErr w:type="spellStart"/>
+      <w:r>
+        <w:rPr>
+          <w:lang w:val="en-ID"/>
+        </w:rPr>
+        <w:t>dijaga</w:t>
+      </w:r>
+      <w:proofErr w:type="spellEnd"/>
+      <w:r>
+        <w:rPr>
+          <w:lang w:val="en-ID"/>
+        </w:rPr>
+        <w:t xml:space="preserve"> </w:t>
+      </w:r>
+      <w:proofErr w:type="spellStart"/>
+      <w:r>
+        <w:rPr>
+          <w:lang w:val="en-ID"/>
+        </w:rPr>
+        <w:t>proporsinya</w:t>
+      </w:r>
+      <w:proofErr w:type="spellEnd"/>
+      <w:r>
+        <w:rPr>
+          <w:lang w:val="en-ID"/>
+        </w:rPr>
+        <w:t>.</w:t>
       </w:r>
     </w:p>
     <w:p>
@@ -4501,11 +12959,537 @@
           <w:lang w:val="fi-FI"/>
         </w:rPr>
       </w:pPr>
-      <w:r>
-        <w:rPr>
-          <w:lang w:val="en-ID"/>
-        </w:rPr>
-        <w:t xml:space="preserve">Dengan demikian, penutup bubungan (tumba’ layar) pada rumah adat Boyang Mandar merupakan contoh nyata perpaduan antara konsep matematika dan nilai filosofis budaya. Bentuk segitiga sama kaki, pola kesebangunan, simetri vertikal, serta proporsi geometris menunjukkan penerapan konsep geometri, kesebangunan, dan proporsi matematis yang mencerminkan keteraturan dan keseimbangan. </w:t>
+      <w:proofErr w:type="spellStart"/>
+      <w:r>
+        <w:rPr>
+          <w:lang w:val="en-ID"/>
+        </w:rPr>
+        <w:t>Dengan</w:t>
+      </w:r>
+      <w:proofErr w:type="spellEnd"/>
+      <w:r>
+        <w:rPr>
+          <w:lang w:val="en-ID"/>
+        </w:rPr>
+        <w:t xml:space="preserve"> </w:t>
+      </w:r>
+      <w:proofErr w:type="spellStart"/>
+      <w:r>
+        <w:rPr>
+          <w:lang w:val="en-ID"/>
+        </w:rPr>
+        <w:t>demikian</w:t>
+      </w:r>
+      <w:proofErr w:type="spellEnd"/>
+      <w:r>
+        <w:rPr>
+          <w:lang w:val="en-ID"/>
+        </w:rPr>
+        <w:t xml:space="preserve">, </w:t>
+      </w:r>
+      <w:proofErr w:type="spellStart"/>
+      <w:r>
+        <w:rPr>
+          <w:lang w:val="en-ID"/>
+        </w:rPr>
+        <w:t>penutup</w:t>
+      </w:r>
+      <w:proofErr w:type="spellEnd"/>
+      <w:r>
+        <w:rPr>
+          <w:lang w:val="en-ID"/>
+        </w:rPr>
+        <w:t xml:space="preserve"> </w:t>
+      </w:r>
+      <w:proofErr w:type="spellStart"/>
+      <w:r>
+        <w:rPr>
+          <w:lang w:val="en-ID"/>
+        </w:rPr>
+        <w:t>bubungan</w:t>
+      </w:r>
+      <w:proofErr w:type="spellEnd"/>
+      <w:r>
+        <w:rPr>
+          <w:lang w:val="en-ID"/>
+        </w:rPr>
+        <w:t xml:space="preserve"> (</w:t>
+      </w:r>
+      <w:proofErr w:type="spellStart"/>
+      <w:r>
+        <w:rPr>
+          <w:lang w:val="en-ID"/>
+        </w:rPr>
+        <w:t>tumba</w:t>
+      </w:r>
+      <w:proofErr w:type="spellEnd"/>
+      <w:r>
+        <w:rPr>
+          <w:lang w:val="en-ID"/>
+        </w:rPr>
+        <w:t xml:space="preserve">’ </w:t>
+      </w:r>
+      <w:proofErr w:type="spellStart"/>
+      <w:r>
+        <w:rPr>
+          <w:lang w:val="en-ID"/>
+        </w:rPr>
+        <w:t>layar</w:t>
+      </w:r>
+      <w:proofErr w:type="spellEnd"/>
+      <w:r>
+        <w:rPr>
+          <w:lang w:val="en-ID"/>
+        </w:rPr>
+        <w:t xml:space="preserve">) pada </w:t>
+      </w:r>
+      <w:proofErr w:type="spellStart"/>
+      <w:r>
+        <w:rPr>
+          <w:lang w:val="en-ID"/>
+        </w:rPr>
+        <w:t>rumah</w:t>
+      </w:r>
+      <w:proofErr w:type="spellEnd"/>
+      <w:r>
+        <w:rPr>
+          <w:lang w:val="en-ID"/>
+        </w:rPr>
+        <w:t xml:space="preserve"> </w:t>
+      </w:r>
+      <w:proofErr w:type="spellStart"/>
+      <w:r>
+        <w:rPr>
+          <w:lang w:val="en-ID"/>
+        </w:rPr>
+        <w:t>adat</w:t>
+      </w:r>
+      <w:proofErr w:type="spellEnd"/>
+      <w:r>
+        <w:rPr>
+          <w:lang w:val="en-ID"/>
+        </w:rPr>
+        <w:t xml:space="preserve"> Boyang Mandar </w:t>
+      </w:r>
+      <w:proofErr w:type="spellStart"/>
+      <w:r>
+        <w:rPr>
+          <w:lang w:val="en-ID"/>
+        </w:rPr>
+        <w:t>merupakan</w:t>
+      </w:r>
+      <w:proofErr w:type="spellEnd"/>
+      <w:r>
+        <w:rPr>
+          <w:lang w:val="en-ID"/>
+        </w:rPr>
+        <w:t xml:space="preserve"> </w:t>
+      </w:r>
+      <w:proofErr w:type="spellStart"/>
+      <w:r>
+        <w:rPr>
+          <w:lang w:val="en-ID"/>
+        </w:rPr>
+        <w:t>contoh</w:t>
+      </w:r>
+      <w:proofErr w:type="spellEnd"/>
+      <w:r>
+        <w:rPr>
+          <w:lang w:val="en-ID"/>
+        </w:rPr>
+        <w:t xml:space="preserve"> </w:t>
+      </w:r>
+      <w:proofErr w:type="spellStart"/>
+      <w:r>
+        <w:rPr>
+          <w:lang w:val="en-ID"/>
+        </w:rPr>
+        <w:t>nyata</w:t>
+      </w:r>
+      <w:proofErr w:type="spellEnd"/>
+      <w:r>
+        <w:rPr>
+          <w:lang w:val="en-ID"/>
+        </w:rPr>
+        <w:t xml:space="preserve"> </w:t>
+      </w:r>
+      <w:proofErr w:type="spellStart"/>
+      <w:r>
+        <w:rPr>
+          <w:lang w:val="en-ID"/>
+        </w:rPr>
+        <w:t>perpaduan</w:t>
+      </w:r>
+      <w:proofErr w:type="spellEnd"/>
+      <w:r>
+        <w:rPr>
+          <w:lang w:val="en-ID"/>
+        </w:rPr>
+        <w:t xml:space="preserve"> </w:t>
+      </w:r>
+      <w:proofErr w:type="spellStart"/>
+      <w:r>
+        <w:rPr>
+          <w:lang w:val="en-ID"/>
+        </w:rPr>
+        <w:t>antara</w:t>
+      </w:r>
+      <w:proofErr w:type="spellEnd"/>
+      <w:r>
+        <w:rPr>
+          <w:lang w:val="en-ID"/>
+        </w:rPr>
+        <w:t xml:space="preserve"> </w:t>
+      </w:r>
+      <w:proofErr w:type="spellStart"/>
+      <w:r>
+        <w:rPr>
+          <w:lang w:val="en-ID"/>
+        </w:rPr>
+        <w:t>konsep</w:t>
+      </w:r>
+      <w:proofErr w:type="spellEnd"/>
+      <w:r>
+        <w:rPr>
+          <w:lang w:val="en-ID"/>
+        </w:rPr>
+        <w:t xml:space="preserve"> </w:t>
+      </w:r>
+      <w:proofErr w:type="spellStart"/>
+      <w:r>
+        <w:rPr>
+          <w:lang w:val="en-ID"/>
+        </w:rPr>
+        <w:t>matematika</w:t>
+      </w:r>
+      <w:proofErr w:type="spellEnd"/>
+      <w:r>
+        <w:rPr>
+          <w:lang w:val="en-ID"/>
+        </w:rPr>
+        <w:t xml:space="preserve"> dan </w:t>
+      </w:r>
+      <w:proofErr w:type="spellStart"/>
+      <w:r>
+        <w:rPr>
+          <w:lang w:val="en-ID"/>
+        </w:rPr>
+        <w:t>nilai</w:t>
+      </w:r>
+      <w:proofErr w:type="spellEnd"/>
+      <w:r>
+        <w:rPr>
+          <w:lang w:val="en-ID"/>
+        </w:rPr>
+        <w:t xml:space="preserve"> </w:t>
+      </w:r>
+      <w:proofErr w:type="spellStart"/>
+      <w:r>
+        <w:rPr>
+          <w:lang w:val="en-ID"/>
+        </w:rPr>
+        <w:t>filosofis</w:t>
+      </w:r>
+      <w:proofErr w:type="spellEnd"/>
+      <w:r>
+        <w:rPr>
+          <w:lang w:val="en-ID"/>
+        </w:rPr>
+        <w:t xml:space="preserve"> </w:t>
+      </w:r>
+      <w:proofErr w:type="spellStart"/>
+      <w:r>
+        <w:rPr>
+          <w:lang w:val="en-ID"/>
+        </w:rPr>
+        <w:t>budaya</w:t>
+      </w:r>
+      <w:proofErr w:type="spellEnd"/>
+      <w:r>
+        <w:rPr>
+          <w:lang w:val="en-ID"/>
+        </w:rPr>
+        <w:t xml:space="preserve">. </w:t>
+      </w:r>
+      <w:proofErr w:type="spellStart"/>
+      <w:r>
+        <w:rPr>
+          <w:lang w:val="en-ID"/>
+        </w:rPr>
+        <w:t>Bentuk</w:t>
+      </w:r>
+      <w:proofErr w:type="spellEnd"/>
+      <w:r>
+        <w:rPr>
+          <w:lang w:val="en-ID"/>
+        </w:rPr>
+        <w:t xml:space="preserve"> </w:t>
+      </w:r>
+      <w:proofErr w:type="spellStart"/>
+      <w:r>
+        <w:rPr>
+          <w:lang w:val="en-ID"/>
+        </w:rPr>
+        <w:t>segitiga</w:t>
+      </w:r>
+      <w:proofErr w:type="spellEnd"/>
+      <w:r>
+        <w:rPr>
+          <w:lang w:val="en-ID"/>
+        </w:rPr>
+        <w:t xml:space="preserve"> </w:t>
+      </w:r>
+      <w:proofErr w:type="spellStart"/>
+      <w:r>
+        <w:rPr>
+          <w:lang w:val="en-ID"/>
+        </w:rPr>
+        <w:t>sama</w:t>
+      </w:r>
+      <w:proofErr w:type="spellEnd"/>
+      <w:r>
+        <w:rPr>
+          <w:lang w:val="en-ID"/>
+        </w:rPr>
+        <w:t xml:space="preserve"> kaki, </w:t>
+      </w:r>
+      <w:proofErr w:type="spellStart"/>
+      <w:r>
+        <w:rPr>
+          <w:lang w:val="en-ID"/>
+        </w:rPr>
+        <w:t>pola</w:t>
+      </w:r>
+      <w:proofErr w:type="spellEnd"/>
+      <w:r>
+        <w:rPr>
+          <w:lang w:val="en-ID"/>
+        </w:rPr>
+        <w:t xml:space="preserve"> </w:t>
+      </w:r>
+      <w:proofErr w:type="spellStart"/>
+      <w:r>
+        <w:rPr>
+          <w:lang w:val="en-ID"/>
+        </w:rPr>
+        <w:t>kesebangunan</w:t>
+      </w:r>
+      <w:proofErr w:type="spellEnd"/>
+      <w:r>
+        <w:rPr>
+          <w:lang w:val="en-ID"/>
+        </w:rPr>
+        <w:t xml:space="preserve">, </w:t>
+      </w:r>
+      <w:proofErr w:type="spellStart"/>
+      <w:r>
+        <w:rPr>
+          <w:lang w:val="en-ID"/>
+        </w:rPr>
+        <w:t>simetri</w:t>
+      </w:r>
+      <w:proofErr w:type="spellEnd"/>
+      <w:r>
+        <w:rPr>
+          <w:lang w:val="en-ID"/>
+        </w:rPr>
+        <w:t xml:space="preserve"> </w:t>
+      </w:r>
+      <w:proofErr w:type="spellStart"/>
+      <w:r>
+        <w:rPr>
+          <w:lang w:val="en-ID"/>
+        </w:rPr>
+        <w:t>vertikal</w:t>
+      </w:r>
+      <w:proofErr w:type="spellEnd"/>
+      <w:r>
+        <w:rPr>
+          <w:lang w:val="en-ID"/>
+        </w:rPr>
+        <w:t xml:space="preserve">, </w:t>
+      </w:r>
+      <w:proofErr w:type="spellStart"/>
+      <w:r>
+        <w:rPr>
+          <w:lang w:val="en-ID"/>
+        </w:rPr>
+        <w:t>serta</w:t>
+      </w:r>
+      <w:proofErr w:type="spellEnd"/>
+      <w:r>
+        <w:rPr>
+          <w:lang w:val="en-ID"/>
+        </w:rPr>
+        <w:t xml:space="preserve"> </w:t>
+      </w:r>
+      <w:proofErr w:type="spellStart"/>
+      <w:r>
+        <w:rPr>
+          <w:lang w:val="en-ID"/>
+        </w:rPr>
+        <w:t>proporsi</w:t>
+      </w:r>
+      <w:proofErr w:type="spellEnd"/>
+      <w:r>
+        <w:rPr>
+          <w:lang w:val="en-ID"/>
+        </w:rPr>
+        <w:t xml:space="preserve"> </w:t>
+      </w:r>
+      <w:proofErr w:type="spellStart"/>
+      <w:r>
+        <w:rPr>
+          <w:lang w:val="en-ID"/>
+        </w:rPr>
+        <w:t>geometris</w:t>
+      </w:r>
+      <w:proofErr w:type="spellEnd"/>
+      <w:r>
+        <w:rPr>
+          <w:lang w:val="en-ID"/>
+        </w:rPr>
+        <w:t xml:space="preserve"> </w:t>
+      </w:r>
+      <w:proofErr w:type="spellStart"/>
+      <w:r>
+        <w:rPr>
+          <w:lang w:val="en-ID"/>
+        </w:rPr>
+        <w:t>menunjukkan</w:t>
+      </w:r>
+      <w:proofErr w:type="spellEnd"/>
+      <w:r>
+        <w:rPr>
+          <w:lang w:val="en-ID"/>
+        </w:rPr>
+        <w:t xml:space="preserve"> </w:t>
+      </w:r>
+      <w:proofErr w:type="spellStart"/>
+      <w:r>
+        <w:rPr>
+          <w:lang w:val="en-ID"/>
+        </w:rPr>
+        <w:t>penerapan</w:t>
+      </w:r>
+      <w:proofErr w:type="spellEnd"/>
+      <w:r>
+        <w:rPr>
+          <w:lang w:val="en-ID"/>
+        </w:rPr>
+        <w:t xml:space="preserve"> </w:t>
+      </w:r>
+      <w:proofErr w:type="spellStart"/>
+      <w:r>
+        <w:rPr>
+          <w:lang w:val="en-ID"/>
+        </w:rPr>
+        <w:t>konsep</w:t>
+      </w:r>
+      <w:proofErr w:type="spellEnd"/>
+      <w:r>
+        <w:rPr>
+          <w:lang w:val="en-ID"/>
+        </w:rPr>
+        <w:t xml:space="preserve"> </w:t>
+      </w:r>
+      <w:proofErr w:type="spellStart"/>
+      <w:r>
+        <w:rPr>
+          <w:lang w:val="en-ID"/>
+        </w:rPr>
+        <w:t>geometri</w:t>
+      </w:r>
+      <w:proofErr w:type="spellEnd"/>
+      <w:r>
+        <w:rPr>
+          <w:lang w:val="en-ID"/>
+        </w:rPr>
+        <w:t xml:space="preserve">, </w:t>
+      </w:r>
+      <w:proofErr w:type="spellStart"/>
+      <w:r>
+        <w:rPr>
+          <w:lang w:val="en-ID"/>
+        </w:rPr>
+        <w:t>kesebangunan</w:t>
+      </w:r>
+      <w:proofErr w:type="spellEnd"/>
+      <w:r>
+        <w:rPr>
+          <w:lang w:val="en-ID"/>
+        </w:rPr>
+        <w:t xml:space="preserve">, dan </w:t>
+      </w:r>
+      <w:proofErr w:type="spellStart"/>
+      <w:r>
+        <w:rPr>
+          <w:lang w:val="en-ID"/>
+        </w:rPr>
+        <w:t>proporsi</w:t>
+      </w:r>
+      <w:proofErr w:type="spellEnd"/>
+      <w:r>
+        <w:rPr>
+          <w:lang w:val="en-ID"/>
+        </w:rPr>
+        <w:t xml:space="preserve"> </w:t>
+      </w:r>
+      <w:proofErr w:type="spellStart"/>
+      <w:r>
+        <w:rPr>
+          <w:lang w:val="en-ID"/>
+        </w:rPr>
+        <w:t>matematis</w:t>
+      </w:r>
+      <w:proofErr w:type="spellEnd"/>
+      <w:r>
+        <w:rPr>
+          <w:lang w:val="en-ID"/>
+        </w:rPr>
+        <w:t xml:space="preserve"> yang </w:t>
+      </w:r>
+      <w:proofErr w:type="spellStart"/>
+      <w:r>
+        <w:rPr>
+          <w:lang w:val="en-ID"/>
+        </w:rPr>
+        <w:t>mencerminkan</w:t>
+      </w:r>
+      <w:proofErr w:type="spellEnd"/>
+      <w:r>
+        <w:rPr>
+          <w:lang w:val="en-ID"/>
+        </w:rPr>
+        <w:t xml:space="preserve"> </w:t>
+      </w:r>
+      <w:proofErr w:type="spellStart"/>
+      <w:r>
+        <w:rPr>
+          <w:lang w:val="en-ID"/>
+        </w:rPr>
+        <w:t>keteraturan</w:t>
+      </w:r>
+      <w:proofErr w:type="spellEnd"/>
+      <w:r>
+        <w:rPr>
+          <w:lang w:val="en-ID"/>
+        </w:rPr>
+        <w:t xml:space="preserve"> dan </w:t>
+      </w:r>
+      <w:proofErr w:type="spellStart"/>
+      <w:r>
+        <w:rPr>
+          <w:lang w:val="en-ID"/>
+        </w:rPr>
+        <w:t>keseimbangan</w:t>
+      </w:r>
+      <w:proofErr w:type="spellEnd"/>
+      <w:r>
+        <w:rPr>
+          <w:lang w:val="en-ID"/>
+        </w:rPr>
+        <w:t xml:space="preserve">. </w:t>
       </w:r>
       <w:r>
         <w:rPr>
@@ -4647,6 +13631,7 @@
         <w:jc w:val="both"/>
       </w:pPr>
       <w:r>
+        <w:lastRenderedPageBreak/>
         <w:t>Garis simetri tersebut membagi struktur menjadi dua bagian identik yang melambangkan keseimbangan dan keselarasan antara sisi kiri dan kanan rumah. Pola ukiran berlapis dan garis-garis horizontal pada bagian penutup bubungan memperlihatkan prinsip kesebangunan atau similaritas, di mana setiap bentuk kecil memiliki perbandingan sisi yang seimbang dengan bentuk induknya.</w:t>
       </w:r>
     </w:p>
@@ -4701,6 +13686,7 @@
         <w:rPr>
           <w:lang w:val="fi-FI"/>
         </w:rPr>
+        <w:lastRenderedPageBreak/>
         <w:t>Selanjutnya, konsep orientasi dan keseimbangan ruang menunjukkan hubungan erat antara arsitektur dan nilai-nilai spiritual masyarakat Mandar. Pusat tiang utama atau possi arriang berfungsi sebagai poros kehidupan yang menghubungkan langit dan bumi, menggambarkan titik keseimbangan antara alam fisik dan spiritual. Sementara itu, bentuk segitiga pada atap dan penutup bubungan melambangkan hubungan manusia dengan Tuhan, sesama manusia, dan alam sekitar. Dengan demikian, orientasi dan struktur rumah Boyang tidak hanya mempertimbangkan aspek teknis, tetapi juga mencerminkan filosofi kehidupan yang harmonis dan religius.</w:t>
       </w:r>
     </w:p>
@@ -4755,6 +13741,7 @@
         <w:rPr>
           <w:spacing w:val="-4"/>
         </w:rPr>
+        <w:lastRenderedPageBreak/>
         <w:t>Saran</w:t>
       </w:r>
     </w:p>

--- a/article/Etnomat_Rumah_Adat_Mandar_Revisi.docx
+++ b/article/Etnomat_Rumah_Adat_Mandar_Revisi.docx
@@ -4,15 +4,6 @@
   <w:body>
     <w:p>
       <w:pPr>
-        <w:pStyle w:val="BodyText"/>
-        <w:spacing w:before="8"/>
-        <w:rPr>
-          <w:sz w:val="28"/>
-        </w:rPr>
-      </w:pPr>
-    </w:p>
-    <w:p>
-      <w:pPr>
         <w:ind w:left="426"/>
         <w:jc w:val="center"/>
         <w:rPr>
@@ -160,10 +151,19 @@
         <w:pStyle w:val="BodyText"/>
         <w:spacing w:line="480" w:lineRule="auto"/>
         <w:ind w:left="1427" w:right="995" w:hanging="5"/>
-        <w:jc w:val="center"/>
-      </w:pPr>
-      <w:r>
-        <w:t>Disusun Untuk Memenuhi Tugas Mata Kuliah Etnomatematika Dosen</w:t>
+      </w:pPr>
+      <w:r>
+        <w:t>Disusun Untuk Memenuhi Tugas Mata Kuliah Etnomatematika</w:t>
+      </w:r>
+    </w:p>
+    <w:p>
+      <w:pPr>
+        <w:pStyle w:val="BodyText"/>
+        <w:spacing w:line="480" w:lineRule="auto"/>
+        <w:ind w:left="1427" w:right="995" w:hanging="5"/>
+      </w:pPr>
+      <w:r>
+        <w:t>Dosen</w:t>
       </w:r>
       <w:r>
         <w:rPr>
@@ -190,7 +190,33 @@
         <w:t xml:space="preserve"> </w:t>
       </w:r>
       <w:r>
-        <w:t>Khawaritzmi</w:t>
+        <w:rPr>
+          <w:spacing w:val="-5"/>
+        </w:rPr>
+        <w:t>Ja'faruddin, S.Pd., M.Pd., Ph.D.</w:t>
+      </w:r>
+    </w:p>
+    <w:p>
+      <w:pPr>
+        <w:pStyle w:val="BodyText"/>
+        <w:spacing w:line="480" w:lineRule="auto"/>
+        <w:ind w:left="1427" w:right="995" w:hanging="5"/>
+        <w:rPr>
+          <w:spacing w:val="-5"/>
+        </w:rPr>
+      </w:pPr>
+      <w:r>
+        <w:tab/>
+      </w:r>
+      <w:r>
+        <w:tab/>
+      </w:r>
+      <w:r>
+        <w:tab/>
+      </w:r>
+      <w:r>
+        <w:tab/>
+        <w:t xml:space="preserve">       Khawaritzmi</w:t>
       </w:r>
       <w:r>
         <w:rPr>
@@ -232,15 +258,6 @@
     <w:p>
       <w:pPr>
         <w:pStyle w:val="BodyText"/>
-        <w:rPr>
-          <w:sz w:val="20"/>
-        </w:rPr>
-      </w:pPr>
-    </w:p>
-    <w:p>
-      <w:pPr>
-        <w:pStyle w:val="BodyText"/>
-        <w:spacing w:before="221"/>
         <w:rPr>
           <w:sz w:val="20"/>
         </w:rPr>
@@ -251,16 +268,16 @@
           <w:sz w:val="20"/>
         </w:rPr>
         <w:drawing>
-          <wp:anchor distT="0" distB="0" distL="0" distR="0" simplePos="0" relativeHeight="487586816" behindDoc="1" locked="0" layoutInCell="1" allowOverlap="1" wp14:anchorId="6B1A0073" wp14:editId="3D5A0068">
+          <wp:anchor distT="0" distB="0" distL="0" distR="0" simplePos="0" relativeHeight="487586816" behindDoc="1" locked="0" layoutInCell="1" allowOverlap="1" wp14:anchorId="6B1A0073" wp14:editId="00653DC0">
             <wp:simplePos x="0" y="0"/>
             <wp:positionH relativeFrom="page">
-              <wp:posOffset>3207698</wp:posOffset>
+              <wp:posOffset>3000375</wp:posOffset>
             </wp:positionH>
             <wp:positionV relativeFrom="paragraph">
-              <wp:posOffset>301716</wp:posOffset>
+              <wp:posOffset>359410</wp:posOffset>
             </wp:positionV>
-            <wp:extent cx="1453896" cy="1453896"/>
-            <wp:effectExtent l="0" t="0" r="0" b="0"/>
+            <wp:extent cx="1663065" cy="1539240"/>
+            <wp:effectExtent l="0" t="0" r="0" b="3810"/>
             <wp:wrapTopAndBottom/>
             <wp:docPr id="1" name="Image 1"/>
             <wp:cNvGraphicFramePr>
@@ -282,7 +299,7 @@
                   <pic:spPr>
                     <a:xfrm>
                       <a:off x="0" y="0"/>
-                      <a:ext cx="1453896" cy="1453896"/>
+                      <a:ext cx="1663065" cy="1539240"/>
                     </a:xfrm>
                     <a:prstGeom prst="rect">
                       <a:avLst/>
@@ -291,6 +308,12 @@
                 </pic:pic>
               </a:graphicData>
             </a:graphic>
+            <wp14:sizeRelH relativeFrom="margin">
+              <wp14:pctWidth>0</wp14:pctWidth>
+            </wp14:sizeRelH>
+            <wp14:sizeRelV relativeFrom="margin">
+              <wp14:pctHeight>0</wp14:pctHeight>
+            </wp14:sizeRelV>
           </wp:anchor>
         </w:drawing>
       </w:r>
@@ -298,6 +321,10 @@
     <w:p>
       <w:pPr>
         <w:pStyle w:val="BodyText"/>
+        <w:spacing w:before="221"/>
+        <w:rPr>
+          <w:sz w:val="20"/>
+        </w:rPr>
       </w:pPr>
     </w:p>
     <w:p>
@@ -696,6 +723,12 @@
         <w:rPr>
           <w:spacing w:val="-4"/>
         </w:rPr>
+        <w:t xml:space="preserve">Kelas </w:t>
+      </w:r>
+      <w:r>
+        <w:rPr>
+          <w:spacing w:val="-4"/>
+        </w:rPr>
         <w:t>A11</w:t>
       </w:r>
     </w:p>
@@ -775,59 +808,6 @@
       <w:pPr>
         <w:spacing w:before="2"/>
         <w:ind w:left="4258" w:right="1234" w:hanging="2091"/>
-        <w:rPr>
-          <w:b/>
-          <w:sz w:val="28"/>
-        </w:rPr>
-      </w:pPr>
-      <w:r>
-        <w:rPr>
-          <w:b/>
-          <w:sz w:val="28"/>
-        </w:rPr>
-        <w:t>UNIVERSITAS</w:t>
-      </w:r>
-      <w:r>
-        <w:rPr>
-          <w:b/>
-          <w:spacing w:val="-18"/>
-          <w:sz w:val="28"/>
-        </w:rPr>
-        <w:t xml:space="preserve"> </w:t>
-      </w:r>
-      <w:r>
-        <w:rPr>
-          <w:b/>
-          <w:sz w:val="28"/>
-        </w:rPr>
-        <w:t>NEGERI</w:t>
-      </w:r>
-      <w:r>
-        <w:rPr>
-          <w:b/>
-          <w:spacing w:val="-17"/>
-          <w:sz w:val="28"/>
-        </w:rPr>
-        <w:t xml:space="preserve"> </w:t>
-      </w:r>
-      <w:r>
-        <w:rPr>
-          <w:b/>
-          <w:sz w:val="28"/>
-        </w:rPr>
-        <w:t xml:space="preserve">MAKASSAR </w:t>
-      </w:r>
-      <w:r>
-        <w:rPr>
-          <w:b/>
-          <w:spacing w:val="-4"/>
-          <w:sz w:val="28"/>
-        </w:rPr>
-        <w:t>2025</w:t>
-      </w:r>
-    </w:p>
-    <w:p>
-      <w:pPr>
         <w:rPr>
           <w:b/>
           <w:sz w:val="28"/>
@@ -839,6 +819,59 @@
           <w:cols w:space="720"/>
         </w:sectPr>
       </w:pPr>
+      <w:r>
+        <w:rPr>
+          <w:b/>
+          <w:sz w:val="28"/>
+        </w:rPr>
+        <w:t>UNIVERSITAS</w:t>
+      </w:r>
+      <w:r>
+        <w:rPr>
+          <w:b/>
+          <w:spacing w:val="-18"/>
+          <w:sz w:val="28"/>
+        </w:rPr>
+        <w:t xml:space="preserve"> </w:t>
+      </w:r>
+      <w:r>
+        <w:rPr>
+          <w:b/>
+          <w:sz w:val="28"/>
+        </w:rPr>
+        <w:t>NEGERI</w:t>
+      </w:r>
+      <w:r>
+        <w:rPr>
+          <w:b/>
+          <w:spacing w:val="-17"/>
+          <w:sz w:val="28"/>
+        </w:rPr>
+        <w:t xml:space="preserve"> </w:t>
+      </w:r>
+      <w:r>
+        <w:rPr>
+          <w:b/>
+          <w:sz w:val="28"/>
+        </w:rPr>
+        <w:t xml:space="preserve">MAKASSAR </w:t>
+      </w:r>
+      <w:r>
+        <w:rPr>
+          <w:b/>
+          <w:spacing w:val="-4"/>
+          <w:sz w:val="28"/>
+        </w:rPr>
+        <w:t>202</w:t>
+      </w:r>
+      <w:r>
+        <w:rPr>
+          <w:b/>
+          <w:spacing w:val="-4"/>
+          <w:sz w:val="28"/>
+        </w:rPr>
+        <w:t>5</w:t>
+      </w:r>
     </w:p>
     <w:p>
       <w:pPr>
@@ -1993,7 +2026,6 @@
     </w:p>
     <w:p>
       <w:pPr>
-        <w:pStyle w:val="ListParagraph"/>
         <w:spacing w:line="480" w:lineRule="auto"/>
         <w:jc w:val="both"/>
         <w:rPr>
@@ -2074,14 +2106,6 @@
         </w:rPr>
         <w:t>PEMBAHASAN</w:t>
       </w:r>
-    </w:p>
-    <w:p>
-      <w:pPr>
-        <w:pStyle w:val="BodyText"/>
-        <w:rPr>
-          <w:b/>
-        </w:rPr>
-      </w:pPr>
     </w:p>
     <w:p>
       <w:pPr>
@@ -2202,6 +2226,7 @@
         </w:tabs>
         <w:jc w:val="both"/>
       </w:pPr>
+      <w:bookmarkStart w:id="0" w:name="_Hlk215020206"/>
       <w:r>
         <w:rPr>
           <w:spacing w:val="-2"/>
@@ -2262,6 +2287,7 @@
     <w:p>
       <w:pPr>
         <w:pStyle w:val="BodyText"/>
+        <w:jc w:val="center"/>
         <w:rPr>
           <w:noProof/>
           <w:sz w:val="14"/>
@@ -2273,70 +2299,211 @@
           <w:sz w:val="14"/>
         </w:rPr>
         <w:drawing>
-          <wp:anchor distT="0" distB="0" distL="0" distR="0" simplePos="0" relativeHeight="251668992" behindDoc="1" locked="0" layoutInCell="1" allowOverlap="1" wp14:anchorId="6B364786" wp14:editId="06FEB06A">
+          <wp:anchor distT="0" distB="0" distL="114300" distR="114300" simplePos="0" relativeHeight="487587840" behindDoc="1" locked="0" layoutInCell="1" allowOverlap="1" wp14:anchorId="47D6E5FF" wp14:editId="6E94957D">
             <wp:simplePos x="0" y="0"/>
-            <wp:positionH relativeFrom="page">
-              <wp:posOffset>2485333</wp:posOffset>
+            <wp:positionH relativeFrom="column">
+              <wp:posOffset>530225</wp:posOffset>
             </wp:positionH>
             <wp:positionV relativeFrom="paragraph">
-              <wp:posOffset>191861</wp:posOffset>
+              <wp:posOffset>5715</wp:posOffset>
             </wp:positionV>
-            <wp:extent cx="2753360" cy="1082675"/>
-            <wp:effectExtent l="0" t="0" r="8890" b="3175"/>
-            <wp:wrapTopAndBottom/>
-            <wp:docPr id="1860388914" name="Image 2"/>
+            <wp:extent cx="4805043" cy="1339702"/>
+            <wp:effectExtent l="0" t="0" r="0" b="0"/>
+            <wp:wrapThrough wrapText="bothSides">
+              <wp:wrapPolygon edited="0">
+                <wp:start x="0" y="0"/>
+                <wp:lineTo x="0" y="21201"/>
+                <wp:lineTo x="21497" y="21201"/>
+                <wp:lineTo x="21497" y="0"/>
+                <wp:lineTo x="0" y="0"/>
+              </wp:wrapPolygon>
+            </wp:wrapThrough>
+            <wp:docPr id="983801094" name="Picture 1"/>
             <wp:cNvGraphicFramePr>
-              <a:graphicFrameLocks xmlns:a="http://schemas.openxmlformats.org/drawingml/2006/main"/>
+              <a:graphicFrameLocks xmlns:a="http://schemas.openxmlformats.org/drawingml/2006/main" noChangeAspect="1"/>
             </wp:cNvGraphicFramePr>
             <a:graphic xmlns:a="http://schemas.openxmlformats.org/drawingml/2006/main">
               <a:graphicData uri="http://schemas.openxmlformats.org/drawingml/2006/picture">
                 <pic:pic xmlns:pic="http://schemas.openxmlformats.org/drawingml/2006/picture">
                   <pic:nvPicPr>
-                    <pic:cNvPr id="2" name="Image 2"/>
+                    <pic:cNvPr id="983801094" name="Picture 983801094"/>
                     <pic:cNvPicPr/>
                   </pic:nvPicPr>
-                  <pic:blipFill rotWithShape="1">
-                    <a:blip r:embed="rId6" cstate="print"/>
-                    <a:srcRect l="2297" r="23341"/>
+                  <pic:blipFill>
+                    <a:blip r:embed="rId6">
+                      <a:extLst>
+                        <a:ext uri="{28A0092B-C50C-407E-A947-70E740481C1C}">
+                          <a14:useLocalDpi xmlns:a14="http://schemas.microsoft.com/office/drawing/2010/main" val="0"/>
+                        </a:ext>
+                      </a:extLst>
+                    </a:blip>
                     <a:stretch>
                       <a:fillRect/>
                     </a:stretch>
                   </pic:blipFill>
-                  <pic:spPr bwMode="auto">
+                  <pic:spPr>
                     <a:xfrm>
                       <a:off x="0" y="0"/>
-                      <a:ext cx="2753360" cy="1082675"/>
+                      <a:ext cx="4805043" cy="1339702"/>
                     </a:xfrm>
                     <a:prstGeom prst="rect">
                       <a:avLst/>
                     </a:prstGeom>
-                    <a:ln>
-                      <a:noFill/>
-                    </a:ln>
-                    <a:extLst>
-                      <a:ext uri="{53640926-AAD7-44D8-BBD7-CCE9431645EC}">
-                        <a14:shadowObscured xmlns:a14="http://schemas.microsoft.com/office/drawing/2010/main"/>
-                      </a:ext>
-                    </a:extLst>
                   </pic:spPr>
                 </pic:pic>
               </a:graphicData>
             </a:graphic>
-            <wp14:sizeRelH relativeFrom="margin">
-              <wp14:pctWidth>0</wp14:pctWidth>
-            </wp14:sizeRelH>
           </wp:anchor>
         </w:drawing>
       </w:r>
     </w:p>
-    <w:p/>
-    <w:p/>
+    <w:p>
+      <w:pPr>
+        <w:pStyle w:val="BodyText"/>
+        <w:jc w:val="center"/>
+        <w:rPr>
+          <w:noProof/>
+          <w:sz w:val="14"/>
+        </w:rPr>
+      </w:pPr>
+    </w:p>
+    <w:p>
+      <w:pPr>
+        <w:pStyle w:val="BodyText"/>
+        <w:jc w:val="center"/>
+        <w:rPr>
+          <w:noProof/>
+          <w:sz w:val="14"/>
+        </w:rPr>
+      </w:pPr>
+    </w:p>
+    <w:p>
+      <w:pPr>
+        <w:pStyle w:val="BodyText"/>
+        <w:jc w:val="center"/>
+        <w:rPr>
+          <w:noProof/>
+          <w:sz w:val="14"/>
+        </w:rPr>
+      </w:pPr>
+    </w:p>
+    <w:p>
+      <w:pPr>
+        <w:pStyle w:val="BodyText"/>
+        <w:jc w:val="center"/>
+        <w:rPr>
+          <w:noProof/>
+          <w:sz w:val="14"/>
+        </w:rPr>
+      </w:pPr>
+    </w:p>
+    <w:p>
+      <w:pPr>
+        <w:pStyle w:val="BodyText"/>
+        <w:jc w:val="center"/>
+        <w:rPr>
+          <w:noProof/>
+          <w:sz w:val="14"/>
+        </w:rPr>
+      </w:pPr>
+    </w:p>
+    <w:p>
+      <w:pPr>
+        <w:pStyle w:val="BodyText"/>
+        <w:jc w:val="center"/>
+        <w:rPr>
+          <w:noProof/>
+          <w:sz w:val="14"/>
+        </w:rPr>
+      </w:pPr>
+    </w:p>
+    <w:p>
+      <w:pPr>
+        <w:pStyle w:val="BodyText"/>
+        <w:jc w:val="center"/>
+        <w:rPr>
+          <w:noProof/>
+          <w:sz w:val="14"/>
+        </w:rPr>
+      </w:pPr>
+    </w:p>
+    <w:p>
+      <w:pPr>
+        <w:pStyle w:val="BodyText"/>
+        <w:jc w:val="center"/>
+        <w:rPr>
+          <w:noProof/>
+          <w:sz w:val="14"/>
+        </w:rPr>
+      </w:pPr>
+    </w:p>
+    <w:p>
+      <w:pPr>
+        <w:pStyle w:val="BodyText"/>
+        <w:jc w:val="center"/>
+        <w:rPr>
+          <w:noProof/>
+          <w:sz w:val="14"/>
+        </w:rPr>
+      </w:pPr>
+    </w:p>
+    <w:p>
+      <w:pPr>
+        <w:pStyle w:val="BodyText"/>
+        <w:jc w:val="center"/>
+        <w:rPr>
+          <w:noProof/>
+          <w:sz w:val="14"/>
+        </w:rPr>
+      </w:pPr>
+    </w:p>
+    <w:p>
+      <w:pPr>
+        <w:pStyle w:val="BodyText"/>
+        <w:jc w:val="center"/>
+        <w:rPr>
+          <w:noProof/>
+          <w:sz w:val="14"/>
+        </w:rPr>
+      </w:pPr>
+    </w:p>
     <w:p>
       <w:pPr>
         <w:tabs>
           <w:tab w:val="left" w:pos="3848"/>
         </w:tabs>
       </w:pPr>
+    </w:p>
+    <w:p>
+      <w:pPr>
+        <w:pStyle w:val="BodyText"/>
+        <w:spacing w:before="240" w:line="480" w:lineRule="auto"/>
+        <w:ind w:left="567" w:right="136" w:firstLine="720"/>
+        <w:jc w:val="both"/>
+      </w:pPr>
+      <w:r>
+        <w:t xml:space="preserve">Atap rumah adat Mandar dikenal dengan nama </w:t>
+      </w:r>
+      <w:r>
+        <w:rPr>
+          <w:i/>
+          <w:iCs/>
+        </w:rPr>
+        <w:t>Pata’na Boyang</w:t>
+      </w:r>
+      <w:r>
+        <w:t xml:space="preserve">, yaitu atap berbentuk pelana yang menjadi ciri khas arsitektur tradisional masyarakat Mandar di Sulawesi Barat. Bentuk atap ini menyerupai prisma segitiga yang memanjang dari depan hingga ke belakang rumah, sehingga memberikan kesan kokoh sekaligus elegan. Dari sisi geometri, bentuk </w:t>
+      </w:r>
+      <w:r>
+        <w:rPr>
+          <w:i/>
+          <w:iCs/>
+        </w:rPr>
+        <w:t>Pata’na Boyang</w:t>
+      </w:r>
+      <w:r>
+        <w:t xml:space="preserve"> dapat dipandang sebagai gabungan dari dua segitiga siku-siku sama kaki yang bertemu di puncak bubungan, membentuk sudut lancip (α) di bagian atas. Struktur ini menunjukkan penerapan konsep geometri bidang dan bangun ruang dalam desain arsitektur tradisional.</w:t>
+      </w:r>
     </w:p>
     <w:p>
       <w:pPr>
@@ -2346,27 +2513,33 @@
         <w:jc w:val="both"/>
       </w:pPr>
       <w:r>
-        <w:t xml:space="preserve">Atap rumah adat Mandar dikenal dengan nama </w:t>
-      </w:r>
-      <w:r>
-        <w:rPr>
-          <w:i/>
-          <w:iCs/>
-        </w:rPr>
-        <w:t>Pata’na Boyang</w:t>
-      </w:r>
-      <w:r>
-        <w:t xml:space="preserve">, yaitu atap berbentuk pelana yang menjadi ciri khas arsitektur tradisional masyarakat Mandar di Sulawesi Barat. Bentuk atap ini menyerupai prisma segitiga yang memanjang dari depan hingga ke belakang rumah, sehingga memberikan kesan kokoh sekaligus elegan. Dari sisi geometri, bentuk </w:t>
-      </w:r>
-      <w:r>
-        <w:rPr>
-          <w:i/>
-          <w:iCs/>
-        </w:rPr>
-        <w:t>Pata’na Boyang</w:t>
-      </w:r>
-      <w:r>
-        <w:t xml:space="preserve"> dapat dipandang sebagai gabungan dari dua segitiga siku-siku sama kaki yang bertemu di puncak bubungan, membentuk sudut lancip (α) di bagian atas. Struktur ini menunjukkan penerapan konsep geometri bidang dan bangun ruang dalam desain arsitektur tradisional.</w:t>
+        <w:t>Secara matematis, bentuk atap pelana pada Boyang Mandar dapat dikaji menggunakan konsep</w:t>
+      </w:r>
+      <w:r>
+        <w:t xml:space="preserve"> bangun ruang dan</w:t>
+      </w:r>
+      <w:r>
+        <w:t xml:space="preserve"> trigonometri untuk menentukan </w:t>
+      </w:r>
+      <w:r>
+        <w:t xml:space="preserve">volume dan </w:t>
+      </w:r>
+      <w:r>
+        <w:t xml:space="preserve">sudut kemiringannya. </w:t>
+      </w:r>
+      <w:r>
+        <w:t>Untuk menghitung volume atap Pata’na Boyang pada Rumah Adat Mandar yang berbentuk prisma segitiga, kita dapat menggunakan rumus volume prisma:</w:t>
+      </w:r>
+    </w:p>
+    <w:p>
+      <w:pPr>
+        <w:rPr>
+          <w:sz w:val="24"/>
+          <w:szCs w:val="24"/>
+        </w:rPr>
+      </w:pPr>
+      <w:r>
+        <w:br w:type="page"/>
       </w:r>
     </w:p>
     <w:p>
@@ -2376,12 +2549,49 @@
         <w:ind w:left="568" w:right="136" w:firstLine="720"/>
         <w:jc w:val="both"/>
       </w:pPr>
-      <w:r>
-        <w:t>Secara matematis, bentuk atap pelana pada Boyang Mandar dapat dikaji menggunakan konsep trigonometri untuk menentukan sudut kemiringannya. Kemiringan atap ditentukan oleh perbandingan antara tinggi bubungan (t) dengan setengah lebar rumah (a), yang secara matematis dapat dinyatakan dengan rumus</w:t>
-      </w:r>
-      <w:r>
-        <w:t>:</w:t>
-      </w:r>
+      <m:oMathPara>
+        <m:oMath>
+          <m:r>
+            <w:rPr>
+              <w:rFonts w:ascii="Cambria Math" w:hAnsi="Cambria Math"/>
+            </w:rPr>
+            <w:lastRenderedPageBreak/>
+            <m:t>V=</m:t>
+          </m:r>
+          <m:f>
+            <m:fPr>
+              <m:ctrlPr>
+                <w:rPr>
+                  <w:rFonts w:ascii="Cambria Math" w:hAnsi="Cambria Math"/>
+                  <w:i/>
+                </w:rPr>
+              </m:ctrlPr>
+            </m:fPr>
+            <m:num>
+              <m:r>
+                <w:rPr>
+                  <w:rFonts w:ascii="Cambria Math" w:hAnsi="Cambria Math"/>
+                </w:rPr>
+                <m:t>1</m:t>
+              </m:r>
+            </m:num>
+            <m:den>
+              <m:r>
+                <w:rPr>
+                  <w:rFonts w:ascii="Cambria Math" w:hAnsi="Cambria Math"/>
+                </w:rPr>
+                <m:t>2</m:t>
+              </m:r>
+            </m:den>
+          </m:f>
+          <m:r>
+            <w:rPr>
+              <w:rFonts w:ascii="Cambria Math" w:hAnsi="Cambria Math"/>
+            </w:rPr>
+            <m:t>×a×t×T</m:t>
+          </m:r>
+        </m:oMath>
+      </m:oMathPara>
     </w:p>
     <w:p>
       <w:pPr>
@@ -2390,6 +2600,169 @@
         <w:ind w:left="568" w:right="136" w:firstLine="720"/>
         <w:jc w:val="both"/>
       </w:pPr>
+      <w:r>
+        <w:t xml:space="preserve">Dimana: </w:t>
+      </w:r>
+    </w:p>
+    <w:p>
+      <w:pPr>
+        <w:pStyle w:val="BodyText"/>
+        <w:numPr>
+          <w:ilvl w:val="0"/>
+          <w:numId w:val="6"/>
+        </w:numPr>
+        <w:spacing w:line="480" w:lineRule="auto"/>
+        <w:ind w:right="136"/>
+        <w:jc w:val="both"/>
+      </w:pPr>
+      <w:r>
+        <w:t>V = Volume atap</w:t>
+      </w:r>
+    </w:p>
+    <w:p>
+      <w:pPr>
+        <w:pStyle w:val="BodyText"/>
+        <w:numPr>
+          <w:ilvl w:val="0"/>
+          <w:numId w:val="6"/>
+        </w:numPr>
+        <w:spacing w:line="480" w:lineRule="auto"/>
+        <w:ind w:right="136"/>
+        <w:jc w:val="both"/>
+      </w:pPr>
+      <w:r>
+        <w:t>a = Panjang alas segitiga</w:t>
+      </w:r>
+    </w:p>
+    <w:p>
+      <w:pPr>
+        <w:pStyle w:val="BodyText"/>
+        <w:numPr>
+          <w:ilvl w:val="0"/>
+          <w:numId w:val="6"/>
+        </w:numPr>
+        <w:spacing w:line="480" w:lineRule="auto"/>
+        <w:ind w:right="136"/>
+        <w:jc w:val="both"/>
+      </w:pPr>
+      <w:r>
+        <w:t>t = Tinggi segitiga (jarak dari puncak ke dasar)</w:t>
+      </w:r>
+    </w:p>
+    <w:p>
+      <w:pPr>
+        <w:pStyle w:val="BodyText"/>
+        <w:numPr>
+          <w:ilvl w:val="0"/>
+          <w:numId w:val="6"/>
+        </w:numPr>
+        <w:spacing w:line="480" w:lineRule="auto"/>
+        <w:ind w:right="136"/>
+        <w:jc w:val="both"/>
+      </w:pPr>
+      <w:r>
+        <w:t>T = Panjang atap rumah</w:t>
+      </w:r>
+    </w:p>
+    <w:p>
+      <w:pPr>
+        <w:pStyle w:val="BodyText"/>
+        <w:spacing w:line="480" w:lineRule="auto"/>
+        <w:ind w:left="567" w:right="136"/>
+        <w:jc w:val="both"/>
+      </w:pPr>
+      <w:r>
+        <w:t>Misalnya, jika alas segitiga atap adalah 8 meter, tinggi segitiga atap 3 meter, dan panjang atap rumah 10 meter, maka:</w:t>
+      </w:r>
+    </w:p>
+    <w:p>
+      <w:pPr>
+        <w:pStyle w:val="BodyText"/>
+        <w:spacing w:line="480" w:lineRule="auto"/>
+        <w:ind w:left="567" w:right="136"/>
+        <w:jc w:val="both"/>
+      </w:pPr>
+      <w:r>
+        <w:tab/>
+      </w:r>
+      <w:r>
+        <w:tab/>
+      </w:r>
+      <w:r>
+        <w:tab/>
+        <w:t xml:space="preserve">V = </w:t>
+      </w:r>
+      <m:oMath>
+        <m:f>
+          <m:fPr>
+            <m:ctrlPr>
+              <w:rPr>
+                <w:rFonts w:ascii="Cambria Math" w:hAnsi="Cambria Math"/>
+                <w:i/>
+              </w:rPr>
+            </m:ctrlPr>
+          </m:fPr>
+          <m:num>
+            <m:r>
+              <w:rPr>
+                <w:rFonts w:ascii="Cambria Math" w:hAnsi="Cambria Math"/>
+              </w:rPr>
+              <m:t>1</m:t>
+            </m:r>
+          </m:num>
+          <m:den>
+            <m:r>
+              <w:rPr>
+                <w:rFonts w:ascii="Cambria Math" w:hAnsi="Cambria Math"/>
+              </w:rPr>
+              <m:t>2</m:t>
+            </m:r>
+          </m:den>
+        </m:f>
+        <m:r>
+          <w:rPr>
+            <w:rFonts w:ascii="Cambria Math" w:hAnsi="Cambria Math"/>
+          </w:rPr>
+          <m:t xml:space="preserve"> ×8×3×10=120 </m:t>
+        </m:r>
+        <m:sSup>
+          <m:sSupPr>
+            <m:ctrlPr>
+              <w:rPr>
+                <w:rFonts w:ascii="Cambria Math" w:hAnsi="Cambria Math"/>
+                <w:i/>
+              </w:rPr>
+            </m:ctrlPr>
+          </m:sSupPr>
+          <m:e>
+            <m:r>
+              <w:rPr>
+                <w:rFonts w:ascii="Cambria Math" w:hAnsi="Cambria Math"/>
+              </w:rPr>
+              <m:t>m</m:t>
+            </m:r>
+          </m:e>
+          <m:sup>
+            <m:r>
+              <w:rPr>
+                <w:rFonts w:ascii="Cambria Math" w:hAnsi="Cambria Math"/>
+              </w:rPr>
+              <m:t>3</m:t>
+            </m:r>
+          </m:sup>
+        </m:sSup>
+      </m:oMath>
+    </w:p>
+    <w:p>
+      <w:pPr>
+        <w:pStyle w:val="BodyText"/>
+        <w:spacing w:line="480" w:lineRule="auto"/>
+        <w:ind w:left="567" w:right="136"/>
+        <w:jc w:val="both"/>
+      </w:pPr>
+      <w:r>
+        <w:t>Dengan demikian, volume atap membentuk prisma segitiga adalah 120 meter kubik. Ini adalah contoh aplikasi geometri untuk menghitung kapasitas ruang dibagian atap Mandar.</w:t>
+      </w:r>
     </w:p>
     <w:p>
       <w:pPr>
@@ -2398,6 +2771,12 @@
         <w:ind w:left="568" w:right="136" w:firstLine="720"/>
         <w:jc w:val="both"/>
       </w:pPr>
+      <w:r>
+        <w:t>Kemiringan atap ditentukan oleh perbandingan antara tinggi bubungan (t) dengan setengah lebar rumah (a), yang secara matematis dapat dinyatakan dengan rumus</w:t>
+      </w:r>
+      <w:r>
+        <w:t>:</w:t>
+      </w:r>
     </w:p>
     <w:p>
       <w:pPr>
@@ -2496,7 +2875,6 @@
         <w:rPr>
           <w:lang w:val="en-ID"/>
         </w:rPr>
-        <w:lastRenderedPageBreak/>
         <w:t>atau</w:t>
       </w:r>
       <w:proofErr w:type="spellEnd"/>
@@ -2679,7 +3057,30 @@
         <w:jc w:val="both"/>
       </w:pPr>
       <w:r>
-        <w:t>Nilai gradien atau sudut kemiringan (α) ini penting untuk menentukan tingkat kemiringan optimal agar air hujan dapat mengalir dengan lancar tanpa meresap ke dalam rumah. Semakin besar sudut kemiringan, semakin cepat air mengalir turun dari permukaan atap. Dengan demikian, masyarakat Mandar telah menerapkan prinsip trigonometri dan fungsi matematika dalam rancangan bangunan tradisional mereka, meskipun dilakukan berdasarkan pengetahuan turun-temurun tanpa perhitungan formal.</w:t>
+        <w:t xml:space="preserve">Nilai gradien atau sudut kemiringan (α) ini penting untuk menentukan tingkat kemiringan optimal agar air hujan dapat mengalir dengan lancar tanpa meresap ke dalam rumah. Semakin besar sudut kemiringan, semakin cepat air mengalir turun dari permukaan atap. </w:t>
+      </w:r>
+    </w:p>
+    <w:p>
+      <w:pPr>
+        <w:rPr>
+          <w:sz w:val="24"/>
+          <w:szCs w:val="24"/>
+        </w:rPr>
+      </w:pPr>
+      <w:r>
+        <w:br w:type="page"/>
+      </w:r>
+    </w:p>
+    <w:p>
+      <w:pPr>
+        <w:pStyle w:val="BodyText"/>
+        <w:spacing w:line="480" w:lineRule="auto"/>
+        <w:ind w:left="568" w:right="136" w:firstLine="720"/>
+        <w:jc w:val="both"/>
+      </w:pPr>
+      <w:r>
+        <w:lastRenderedPageBreak/>
+        <w:t>Dengan demikian, masyarakat Mandar telah menerapkan prinsip trigonometri dan fungsi matematika dalam rancangan bangunan tradisional mereka, meskipun dilakukan berdasarkan pengetahuan turun-temurun tanpa perhitungan formal.</w:t>
       </w:r>
     </w:p>
     <w:p>
@@ -3029,16 +3430,6 @@
         <w:t xml:space="preserve"> hanya memiliki tumbaq layar satu susun. </w:t>
       </w:r>
     </w:p>
-    <w:p/>
-    <w:p/>
-    <w:p>
-      <w:pPr>
-        <w:rPr>
-          <w:sz w:val="24"/>
-          <w:szCs w:val="24"/>
-        </w:rPr>
-      </w:pPr>
-    </w:p>
     <w:p>
       <w:pPr>
         <w:pStyle w:val="BodyText"/>
@@ -3047,11 +3438,18 @@
         <w:jc w:val="both"/>
       </w:pPr>
       <w:r>
-        <w:t xml:space="preserve"> Pada bagian tumbaq layar sering terdapat ornamen ukiran bunga melati, yang melambangkan kesucian, keindahan, dan keharuman nama baik keluarga. </w:t>
-      </w:r>
-      <w:r>
-        <w:lastRenderedPageBreak/>
-        <w:t>Sementara pada ujung bawah atap bagian kanan dan kiri, terdapat ukiran berbentuk burung atau ayam jantan, simbol semangat, kewaspadaan, dan tanggung jawab laki-laki Mandar terhadap keluarganya. Di bagian puncak bubungan depan dan belakang, terdapat ornamen tegak ke atas yang disebut “teppang”, melambangkan doa, harapan, dan hubungan vertikal manusia dengan Tuhan Yang Maha Kuasa.</w:t>
+        <w:t>Pada bagian tumbaq layar sering terdapat ornamen ukiran bunga melati, yang melambangkan kesucian, keindahan, dan keharuman nama baik keluarga. Sementara pada ujung bawah atap bagian kanan dan kiri, terdapat ukiran berbentuk burung atau ayam jantan, simbol semangat, kewaspadaan, dan tanggung jawab laki-laki Mandar terhadap keluarganya. Di bagian puncak bubungan depan dan belakang, terdapat ornamen tegak ke atas yang disebut “teppang”, melambangkan doa, harapan, dan hubungan vertikal manusia dengan Tuhan Yang Maha Kuasa.</w:t>
+      </w:r>
+    </w:p>
+    <w:p>
+      <w:pPr>
+        <w:rPr>
+          <w:sz w:val="24"/>
+          <w:szCs w:val="24"/>
+        </w:rPr>
+      </w:pPr>
+      <w:r>
+        <w:br w:type="page"/>
       </w:r>
     </w:p>
     <w:p>
@@ -3062,59 +3460,9 @@
         <w:jc w:val="both"/>
       </w:pPr>
       <w:r>
+        <w:lastRenderedPageBreak/>
         <w:t>Secara filosofis, sudut atap yang menjulang tinggi tidak hanya berfungsi secara teknis, tetapi juga melambangkan status, martabat, dan kehormatan pemilik rumah. Semakin tinggi bubungan dan semakin tajam sudutnya, semakin besar pula penghormatan yang diberikan kepada pemilik rumah dalam struktur sosial masyarakat Mandar. Dengan demikian, bentuk atap Pata’na Boyang bukan hanya hasil perhitungan kemiringan dan gradien secara matematis, tetapi juga merupakan manifestasi dari identitas budaya, nilai spiritual, dan kearifan lokal yang memadukan pengetahuan ilmiah dan filosofi kehidupan.</w:t>
       </w:r>
-    </w:p>
-    <w:p>
-      <w:pPr>
-        <w:pStyle w:val="BodyText"/>
-        <w:spacing w:line="480" w:lineRule="auto"/>
-        <w:ind w:right="136"/>
-        <w:jc w:val="both"/>
-      </w:pPr>
-    </w:p>
-    <w:p>
-      <w:pPr>
-        <w:pStyle w:val="BodyText"/>
-        <w:spacing w:line="480" w:lineRule="auto"/>
-        <w:ind w:right="136"/>
-        <w:jc w:val="both"/>
-        <w:sectPr>
-          <w:pgSz w:w="11910" w:h="16840"/>
-          <w:pgMar w:top="1920" w:right="1559" w:bottom="280" w:left="1700" w:header="720" w:footer="720" w:gutter="0"/>
-          <w:cols w:space="720"/>
-        </w:sectPr>
-      </w:pPr>
-    </w:p>
-    <w:p>
-      <w:pPr>
-        <w:spacing w:line="152" w:lineRule="exact"/>
-        <w:rPr>
-          <w:rFonts w:ascii="Cambria Math"/>
-          <w:sz w:val="17"/>
-        </w:rPr>
-        <w:sectPr>
-          <w:type w:val="continuous"/>
-          <w:pgSz w:w="11910" w:h="16840"/>
-          <w:pgMar w:top="1920" w:right="1559" w:bottom="280" w:left="1700" w:header="720" w:footer="720" w:gutter="0"/>
-          <w:cols w:num="3" w:space="720" w:equalWidth="0">
-            <w:col w:w="2450" w:space="40"/>
-            <w:col w:w="964" w:space="39"/>
-            <w:col w:w="5158"/>
-          </w:cols>
-        </w:sectPr>
-      </w:pPr>
-    </w:p>
-    <w:p>
-      <w:pPr>
-        <w:tabs>
-          <w:tab w:val="left" w:pos="2930"/>
-        </w:tabs>
-        <w:rPr>
-          <w:sz w:val="24"/>
-          <w:szCs w:val="24"/>
-        </w:rPr>
-      </w:pPr>
     </w:p>
     <w:p>
       <w:pPr>
@@ -3149,12 +3497,65 @@
     </w:p>
     <w:p>
       <w:pPr>
+        <w:pStyle w:val="Heading2"/>
+        <w:tabs>
+          <w:tab w:val="left" w:pos="928"/>
+        </w:tabs>
+        <w:ind w:left="928" w:firstLine="0"/>
+        <w:jc w:val="both"/>
+      </w:pPr>
+    </w:p>
+    <w:p>
+      <w:pPr>
         <w:pStyle w:val="BodyText"/>
         <w:spacing w:before="1"/>
+        <w:jc w:val="center"/>
         <w:rPr>
           <w:b/>
         </w:rPr>
       </w:pPr>
+      <w:r>
+        <w:rPr>
+          <w:b/>
+          <w:bCs/>
+          <w:noProof/>
+        </w:rPr>
+        <w:drawing>
+          <wp:inline distT="0" distB="0" distL="0" distR="0" wp14:anchorId="3C5D7CDD" wp14:editId="1B641666">
+            <wp:extent cx="4329484" cy="1401289"/>
+            <wp:effectExtent l="0" t="0" r="0" b="8890"/>
+            <wp:docPr id="1753668794" name="Picture 1"/>
+            <wp:cNvGraphicFramePr>
+              <a:graphicFrameLocks xmlns:a="http://schemas.openxmlformats.org/drawingml/2006/main" noChangeAspect="1"/>
+            </wp:cNvGraphicFramePr>
+            <a:graphic xmlns:a="http://schemas.openxmlformats.org/drawingml/2006/main">
+              <a:graphicData uri="http://schemas.openxmlformats.org/drawingml/2006/picture">
+                <pic:pic xmlns:pic="http://schemas.openxmlformats.org/drawingml/2006/picture">
+                  <pic:nvPicPr>
+                    <pic:cNvPr id="1753668794" name=""/>
+                    <pic:cNvPicPr/>
+                  </pic:nvPicPr>
+                  <pic:blipFill>
+                    <a:blip r:embed="rId7"/>
+                    <a:stretch>
+                      <a:fillRect/>
+                    </a:stretch>
+                  </pic:blipFill>
+                  <pic:spPr>
+                    <a:xfrm>
+                      <a:off x="0" y="0"/>
+                      <a:ext cx="4348068" cy="1407304"/>
+                    </a:xfrm>
+                    <a:prstGeom prst="rect">
+                      <a:avLst/>
+                    </a:prstGeom>
+                  </pic:spPr>
+                </pic:pic>
+              </a:graphicData>
+            </a:graphic>
+          </wp:inline>
+        </w:drawing>
+      </w:r>
     </w:p>
     <w:p>
       <w:pPr>
@@ -3187,12 +3588,24 @@
     </w:p>
     <w:p>
       <w:pPr>
+        <w:rPr>
+          <w:sz w:val="24"/>
+          <w:szCs w:val="24"/>
+        </w:rPr>
+      </w:pPr>
+      <w:r>
+        <w:br w:type="page"/>
+      </w:r>
+    </w:p>
+    <w:p>
+      <w:pPr>
         <w:pStyle w:val="BodyText"/>
         <w:spacing w:line="480" w:lineRule="auto"/>
         <w:ind w:left="567" w:right="136" w:firstLine="721"/>
         <w:jc w:val="both"/>
       </w:pPr>
       <w:r>
+        <w:lastRenderedPageBreak/>
         <w:t>Hubungan antara ketiga sisi tersebut dapat dijelaskan melalui teorema Pythagoras, yai</w:t>
       </w:r>
       <w:r>
@@ -3213,7 +3626,7 @@
               <w:rPr>
                 <w:rFonts w:ascii="Cambria Math" w:hAnsi="Cambria Math"/>
               </w:rPr>
-              <m:t>s</m:t>
+              <m:t>c</m:t>
             </m:r>
           </m:e>
           <m:sup>
@@ -3245,7 +3658,7 @@
               <w:rPr>
                 <w:rFonts w:ascii="Cambria Math" w:hAnsi="Cambria Math"/>
               </w:rPr>
-              <m:t>h</m:t>
+              <m:t>a</m:t>
             </m:r>
           </m:e>
           <m:sup>
@@ -3277,7 +3690,7 @@
               <w:rPr>
                 <w:rFonts w:ascii="Cambria Math" w:hAnsi="Cambria Math"/>
               </w:rPr>
-              <m:t>p</m:t>
+              <m:t>b</m:t>
             </m:r>
           </m:e>
           <m:sup>
@@ -3298,7 +3711,7 @@
           <w:rPr>
             <w:rFonts w:ascii="Cambria Math" w:hAnsi="Cambria Math"/>
           </w:rPr>
-          <m:t>s</m:t>
+          <m:t xml:space="preserve">c </m:t>
         </m:r>
       </m:oMath>
       <w:r>
@@ -3309,26 +3722,359 @@
           <w:rPr>
             <w:rFonts w:ascii="Cambria Math" w:hAnsi="Cambria Math"/>
           </w:rPr>
-          <m:t xml:space="preserve">h </m:t>
+          <m:t>a</m:t>
         </m:r>
       </m:oMath>
       <w:r>
-        <w:t xml:space="preserve">tinggi rumah, dan </w:t>
+        <w:t xml:space="preserve"> adalah </w:t>
+      </w:r>
+      <w:r>
+        <w:t xml:space="preserve">tinggi </w:t>
+      </w:r>
+      <w:r>
+        <w:t>tiang</w:t>
+      </w:r>
+      <w:r>
+        <w:t xml:space="preserve">, dan </w:t>
       </w:r>
       <m:oMath>
         <m:r>
           <w:rPr>
             <w:rFonts w:ascii="Cambria Math" w:hAnsi="Cambria Math"/>
           </w:rPr>
-          <m:t xml:space="preserve">p </m:t>
+          <m:t xml:space="preserve">b </m:t>
         </m:r>
       </m:oMath>
       <w:r>
-        <w:t>panjang alas atau jarak mendatar tangga. Rumus ini menjadi dasar dalam menentukan panjang dan kemiringan tangga agar stabil dan nyaman digunakan.</w:t>
-      </w:r>
-      <w:r>
-        <w:t xml:space="preserve"> </w:t>
-      </w:r>
+        <w:t xml:space="preserve">adalah </w:t>
+      </w:r>
+      <w:r>
+        <w:t>jarak kaki tangga dari dasar rumah</w:t>
+      </w:r>
+      <w:r>
+        <w:t xml:space="preserve">. </w:t>
+      </w:r>
+    </w:p>
+    <w:p>
+      <w:pPr>
+        <w:pStyle w:val="BodyText"/>
+        <w:spacing w:line="480" w:lineRule="auto"/>
+        <w:ind w:left="567" w:right="136"/>
+        <w:jc w:val="both"/>
+        <w:rPr>
+          <w:lang w:val="en-ID"/>
+        </w:rPr>
+      </w:pPr>
+      <w:r>
+        <w:t>Misalnya, tinggi rumah 3 meter dan jarak kaki tangga</w:t>
+      </w:r>
+      <w:r>
+        <w:t xml:space="preserve"> </w:t>
+      </w:r>
+      <w:proofErr w:type="spellStart"/>
+      <w:r>
+        <w:rPr>
+          <w:lang w:val="en-ID"/>
+        </w:rPr>
+        <w:t>dari</w:t>
+      </w:r>
+      <w:proofErr w:type="spellEnd"/>
+      <w:r>
+        <w:rPr>
+          <w:lang w:val="en-ID"/>
+        </w:rPr>
+        <w:t xml:space="preserve"> </w:t>
+      </w:r>
+      <w:proofErr w:type="spellStart"/>
+      <w:r>
+        <w:rPr>
+          <w:lang w:val="en-ID"/>
+        </w:rPr>
+        <w:t>dasar</w:t>
+      </w:r>
+      <w:proofErr w:type="spellEnd"/>
+      <w:r>
+        <w:rPr>
+          <w:lang w:val="en-ID"/>
+        </w:rPr>
+        <w:t xml:space="preserve"> </w:t>
+      </w:r>
+      <w:proofErr w:type="spellStart"/>
+      <w:r>
+        <w:rPr>
+          <w:lang w:val="en-ID"/>
+        </w:rPr>
+        <w:t>rumah</w:t>
+      </w:r>
+      <w:proofErr w:type="spellEnd"/>
+      <w:r>
+        <w:t xml:space="preserve"> 4 meter, maka:</w:t>
+      </w:r>
+    </w:p>
+    <w:p>
+      <w:pPr>
+        <w:pStyle w:val="BodyText"/>
+        <w:spacing w:line="480" w:lineRule="auto"/>
+        <w:ind w:right="136"/>
+        <w:jc w:val="center"/>
+      </w:pPr>
+      <m:oMathPara>
+        <m:oMath>
+          <m:sSup>
+            <m:sSupPr>
+              <m:ctrlPr>
+                <w:rPr>
+                  <w:rFonts w:ascii="Cambria Math" w:hAnsi="Cambria Math"/>
+                  <w:i/>
+                </w:rPr>
+              </m:ctrlPr>
+            </m:sSupPr>
+            <m:e>
+              <m:r>
+                <w:rPr>
+                  <w:rFonts w:ascii="Cambria Math" w:hAnsi="Cambria Math"/>
+                </w:rPr>
+                <m:t>c</m:t>
+              </m:r>
+            </m:e>
+            <m:sup>
+              <m:r>
+                <w:rPr>
+                  <w:rFonts w:ascii="Cambria Math" w:hAnsi="Cambria Math"/>
+                </w:rPr>
+                <m:t>2</m:t>
+              </m:r>
+            </m:sup>
+          </m:sSup>
+          <m:r>
+            <w:rPr>
+              <w:rFonts w:ascii="Cambria Math" w:hAnsi="Cambria Math"/>
+            </w:rPr>
+            <m:t>=</m:t>
+          </m:r>
+          <m:sSup>
+            <m:sSupPr>
+              <m:ctrlPr>
+                <w:rPr>
+                  <w:rFonts w:ascii="Cambria Math" w:hAnsi="Cambria Math"/>
+                  <w:i/>
+                </w:rPr>
+              </m:ctrlPr>
+            </m:sSupPr>
+            <m:e>
+              <m:r>
+                <w:rPr>
+                  <w:rFonts w:ascii="Cambria Math" w:hAnsi="Cambria Math"/>
+                </w:rPr>
+                <m:t>3</m:t>
+              </m:r>
+            </m:e>
+            <m:sup>
+              <m:r>
+                <w:rPr>
+                  <w:rFonts w:ascii="Cambria Math" w:hAnsi="Cambria Math"/>
+                </w:rPr>
+                <m:t>2</m:t>
+              </m:r>
+            </m:sup>
+          </m:sSup>
+          <m:r>
+            <w:rPr>
+              <w:rFonts w:ascii="Cambria Math" w:hAnsi="Cambria Math"/>
+            </w:rPr>
+            <m:t>+</m:t>
+          </m:r>
+          <m:sSup>
+            <m:sSupPr>
+              <m:ctrlPr>
+                <w:rPr>
+                  <w:rFonts w:ascii="Cambria Math" w:hAnsi="Cambria Math"/>
+                  <w:i/>
+                </w:rPr>
+              </m:ctrlPr>
+            </m:sSupPr>
+            <m:e>
+              <m:r>
+                <w:rPr>
+                  <w:rFonts w:ascii="Cambria Math" w:hAnsi="Cambria Math"/>
+                </w:rPr>
+                <m:t>4</m:t>
+              </m:r>
+            </m:e>
+            <m:sup>
+              <m:r>
+                <w:rPr>
+                  <w:rFonts w:ascii="Cambria Math" w:hAnsi="Cambria Math"/>
+                </w:rPr>
+                <m:t>2</m:t>
+              </m:r>
+            </m:sup>
+          </m:sSup>
+        </m:oMath>
+      </m:oMathPara>
+    </w:p>
+    <w:p>
+      <w:pPr>
+        <w:pStyle w:val="BodyText"/>
+        <w:spacing w:line="480" w:lineRule="auto"/>
+        <w:ind w:right="136"/>
+        <w:jc w:val="center"/>
+      </w:pPr>
+      <m:oMathPara>
+        <m:oMath>
+          <m:sSup>
+            <m:sSupPr>
+              <m:ctrlPr>
+                <w:rPr>
+                  <w:rFonts w:ascii="Cambria Math" w:hAnsi="Cambria Math"/>
+                  <w:i/>
+                </w:rPr>
+              </m:ctrlPr>
+            </m:sSupPr>
+            <m:e>
+              <m:r>
+                <w:rPr>
+                  <w:rFonts w:ascii="Cambria Math" w:hAnsi="Cambria Math"/>
+                </w:rPr>
+                <m:t>c</m:t>
+              </m:r>
+            </m:e>
+            <m:sup>
+              <m:r>
+                <w:rPr>
+                  <w:rFonts w:ascii="Cambria Math" w:hAnsi="Cambria Math"/>
+                </w:rPr>
+                <m:t>2</m:t>
+              </m:r>
+            </m:sup>
+          </m:sSup>
+          <m:r>
+            <w:rPr>
+              <w:rFonts w:ascii="Cambria Math" w:hAnsi="Cambria Math"/>
+            </w:rPr>
+            <m:t>=9+16</m:t>
+          </m:r>
+        </m:oMath>
+      </m:oMathPara>
+    </w:p>
+    <w:p>
+      <w:pPr>
+        <w:pStyle w:val="BodyText"/>
+        <w:spacing w:line="480" w:lineRule="auto"/>
+        <w:ind w:right="136"/>
+        <w:jc w:val="center"/>
+      </w:pPr>
+      <m:oMathPara>
+        <m:oMath>
+          <m:sSup>
+            <m:sSupPr>
+              <m:ctrlPr>
+                <w:rPr>
+                  <w:rFonts w:ascii="Cambria Math" w:hAnsi="Cambria Math"/>
+                  <w:i/>
+                </w:rPr>
+              </m:ctrlPr>
+            </m:sSupPr>
+            <m:e>
+              <m:r>
+                <w:rPr>
+                  <w:rFonts w:ascii="Cambria Math" w:hAnsi="Cambria Math"/>
+                </w:rPr>
+                <m:t>c</m:t>
+              </m:r>
+            </m:e>
+            <m:sup>
+              <m:r>
+                <w:rPr>
+                  <w:rFonts w:ascii="Cambria Math" w:hAnsi="Cambria Math"/>
+                </w:rPr>
+                <m:t>2</m:t>
+              </m:r>
+            </m:sup>
+          </m:sSup>
+          <m:r>
+            <w:rPr>
+              <w:rFonts w:ascii="Cambria Math" w:hAnsi="Cambria Math"/>
+            </w:rPr>
+            <m:t>=25</m:t>
+          </m:r>
+        </m:oMath>
+      </m:oMathPara>
+    </w:p>
+    <w:p>
+      <w:pPr>
+        <w:pStyle w:val="BodyText"/>
+        <w:spacing w:line="480" w:lineRule="auto"/>
+        <w:ind w:right="136"/>
+        <w:jc w:val="center"/>
+      </w:pPr>
+      <m:oMathPara>
+        <m:oMath>
+          <m:r>
+            <w:rPr>
+              <w:rFonts w:ascii="Cambria Math" w:hAnsi="Cambria Math"/>
+            </w:rPr>
+            <m:t>c=</m:t>
+          </m:r>
+          <m:rad>
+            <m:radPr>
+              <m:degHide m:val="1"/>
+              <m:ctrlPr>
+                <w:rPr>
+                  <w:rFonts w:ascii="Cambria Math" w:hAnsi="Cambria Math"/>
+                  <w:i/>
+                </w:rPr>
+              </m:ctrlPr>
+            </m:radPr>
+            <m:deg/>
+            <m:e>
+              <m:r>
+                <w:rPr>
+                  <w:rFonts w:ascii="Cambria Math" w:hAnsi="Cambria Math"/>
+                </w:rPr>
+                <m:t>25</m:t>
+              </m:r>
+            </m:e>
+          </m:rad>
+        </m:oMath>
+      </m:oMathPara>
+    </w:p>
+    <w:p>
+      <w:pPr>
+        <w:pStyle w:val="BodyText"/>
+        <w:spacing w:line="480" w:lineRule="auto"/>
+        <w:ind w:right="136"/>
+        <w:jc w:val="center"/>
+      </w:pPr>
+      <m:oMathPara>
+        <m:oMath>
+          <m:r>
+            <w:rPr>
+              <w:rFonts w:ascii="Cambria Math" w:hAnsi="Cambria Math"/>
+            </w:rPr>
+            <m:t>c=5</m:t>
+          </m:r>
+        </m:oMath>
+      </m:oMathPara>
+    </w:p>
+    <w:p>
+      <w:pPr>
+        <w:pStyle w:val="BodyText"/>
+        <w:spacing w:line="480" w:lineRule="auto"/>
+        <w:ind w:left="567" w:right="136"/>
+        <w:jc w:val="both"/>
+      </w:pPr>
+      <w:r>
+        <w:t>Jadi, panjang tangga Rumah Adat Mandar adalah 5 meter, menunjukkan penerapan konsep Teorema Pythagoras dalam desain tradisionalnya.</w:t>
+      </w:r>
+    </w:p>
+    <w:p>
+      <w:pPr>
+        <w:pStyle w:val="BodyText"/>
+        <w:spacing w:line="480" w:lineRule="auto"/>
+        <w:ind w:left="567" w:right="136" w:firstLine="721"/>
+        <w:jc w:val="both"/>
+      </w:pPr>
       <w:r>
         <w:t>Selain itu, besar sudut kemiringan tangga (</w:t>
       </w:r>
@@ -3447,10 +4193,6 @@
         <w:t xml:space="preserve">Struktur tangga pada rumah adat Mandar juga memiliki keunikan tersendiri. Tangga pada </w:t>
       </w:r>
       <w:r>
-        <w:rPr>
-          <w:b/>
-          <w:bCs/>
-        </w:rPr>
         <w:t>Boyang Adaq</w:t>
       </w:r>
       <w:r>
@@ -3465,17 +4207,6 @@
       </w:r>
       <w:r>
         <w:t xml:space="preserve">) hanya memiliki satu. </w:t>
-      </w:r>
-    </w:p>
-    <w:p>
-      <w:pPr>
-        <w:rPr>
-          <w:sz w:val="24"/>
-          <w:szCs w:val="24"/>
-        </w:rPr>
-      </w:pPr>
-      <w:r>
-        <w:br w:type="page"/>
       </w:r>
     </w:p>
     <w:p>
@@ -3486,8 +4217,18 @@
         <w:jc w:val="both"/>
       </w:pPr>
       <w:r>
-        <w:lastRenderedPageBreak/>
-        <w:t>Dua susun tangga ini melambangkan tingkatan sosial pemilik rumah dan menggambarkan tata nilai dalam kehidupan masyarakat Mandar yang sangat menjunjung tinggi kehormatan dan status adat. Tangga pertama digunakan sebagai jalur masuk umum bagi tamu biasa, sedangkan tangga kedua diperuntukkan bagi tamu kehormatan, tokoh masyarakat, atau upacara adat tertentu. Dengan demikian, struktur fisik tangga menjadi cerminan dari sistem sosial yang tertata dan berlapis, di mana setiap orang memiliki kedudukan dan penghormatan sesuai dengan perannya di tengah masyarakat.</w:t>
+        <w:t xml:space="preserve">Dua susun tangga ini melambangkan tingkatan sosial pemilik rumah dan menggambarkan tata nilai dalam kehidupan masyarakat Mandar yang sangat menjunjung tinggi kehormatan dan status adat. </w:t>
+      </w:r>
+    </w:p>
+    <w:p>
+      <w:pPr>
+        <w:rPr>
+          <w:sz w:val="24"/>
+          <w:szCs w:val="24"/>
+        </w:rPr>
+      </w:pPr>
+      <w:r>
+        <w:br w:type="page"/>
       </w:r>
     </w:p>
     <w:p>
@@ -3498,7 +4239,8 @@
         <w:jc w:val="both"/>
       </w:pPr>
       <w:r>
-        <w:t>Dari sisi numerik, jumlah anak tangga pada rumah adat Mandar hampir selalu berjumlah ganjil, seperti 5, 7, 9, atau 11 anak tangga. Dalam pandangan matematika, pola bilangan ganjil ini membentuk barisan aritmetika dengan beda tetap dua, yaitu 1, 3, 5, 7, 9, dan seterusnya. Pola ini mencerminkan keteraturan dan kesinambungan yang konstan, di mana setiap bilangan memiliki jarak yang sama dengan bilangan sebelumnya. Secara filosofis, bilangan ganjil dipandang sebagai simbol ketidaksempurnaan manusia. Angka ganjil tidak dapat dibagi rata, sehingga melambangkan bahwa manusia selalu berada dalam proses mencari keseimbangan dan penyempurnaan hidup. Setiap langkah pada anak tangga Boyang dapat dimaknai sebagai simbol perjalanan manusia menuju kebijaksanaan dan kedewasaan spiritual.</w:t>
+        <w:lastRenderedPageBreak/>
+        <w:t>Tangga pertama digunakan sebagai jalur masuk umum bagi tamu biasa, sedangkan tangga kedua diperuntukkan bagi tamu kehormatan, tokoh masyarakat, atau upacara adat tertentu. Dengan demikian, struktur fisik tangga menjadi cerminan dari sistem sosial yang tertata dan berlapis, di mana setiap orang memiliki kedudukan dan penghormatan sesuai dengan perannya di tengah masyarakat.</w:t>
       </w:r>
     </w:p>
     <w:p>
@@ -3509,38 +4251,7 @@
         <w:jc w:val="both"/>
       </w:pPr>
       <w:r>
-        <w:t xml:space="preserve">Dalam tradisi Mandar, tangga Boyang juga erat kaitannya dengan falsafah hidup </w:t>
-      </w:r>
-      <w:r>
-        <w:rPr>
-          <w:b/>
-          <w:bCs/>
-        </w:rPr>
-        <w:t>“da' dua tassisara, tallu tammallaesang”</w:t>
-      </w:r>
-      <w:r>
-        <w:t xml:space="preserve">, yang berarti </w:t>
-      </w:r>
-      <w:r>
-        <w:rPr>
-          <w:i/>
-          <w:iCs/>
-        </w:rPr>
-        <w:t>dua tak terpisahkan, tiga saling membutuhkan</w:t>
-      </w:r>
-      <w:r>
-        <w:t>. Falsafah ini menggambarkan pemahaman masyarakat Mandar tentang pentingnya keseimbangan dan keterpaduan dalam kehidupan.</w:t>
-      </w:r>
-    </w:p>
-    <w:p>
-      <w:pPr>
-        <w:rPr>
-          <w:sz w:val="24"/>
-          <w:szCs w:val="24"/>
-        </w:rPr>
-      </w:pPr>
-      <w:r>
-        <w:br w:type="page"/>
+        <w:t>Dari sisi numerik, jumlah anak tangga pada rumah adat Mandar hampir selalu berjumlah ganjil, seperti 5, 7, 9, atau 11 anak tangga. Dalam pandangan matematika, pola bilangan ganjil ini membentuk barisan aritmetika dengan beda tetap dua, yaitu 1, 3, 5, 7, 9, dan seterusnya. Pola ini mencerminkan keteraturan dan kesinambungan yang konstan, di mana setiap bilangan memiliki jarak yang sama dengan bilangan sebelumnya. Secara filosofis, bilangan ganjil dipandang sebagai simbol ketidaksempurnaan manusia. Angka ganjil tidak dapat dibagi rata, sehingga melambangkan bahwa manusia selalu berada dalam proses mencari keseimbangan dan penyempurnaan hidup. Setiap langkah pada anak tangga Boyang dapat dimaknai sebagai simbol perjalanan manusia menuju kebijaksanaan dan kedewasaan spiritual.</w:t>
       </w:r>
     </w:p>
     <w:p>
@@ -3551,17 +4262,62 @@
         <w:jc w:val="both"/>
       </w:pPr>
       <w:r>
-        <w:lastRenderedPageBreak/>
-        <w:t>Dua tak terpisahkan melambangkan dua prinsip dasar kehidupan, yaitu hukum dan demokrasi, yang saling melengkapi dan tidak dapat dipisahkan. Sementara tiga saling membutuhkan menggambarkan tiga unsur penting lainnya, yakni ekonomi, keadilan, dan persatuan. Seperti halnya segitiga pada struktur tangga, ketiga sisi ini saling berhubungan dan menopang satu sama lain. Jika salah satu sisi tidak proporsional, keseimbangan akan hilang, begitu pula dalam kehidupan sosial yang harus dijaga agar tetap selaras dan harmonis.</w:t>
+        <w:t xml:space="preserve">Dalam tradisi Mandar, tangga Boyang juga erat kaitannya dengan falsafah hidup </w:t>
+      </w:r>
+      <w:r>
+        <w:rPr>
+          <w:b/>
+          <w:bCs/>
+        </w:rPr>
+        <w:t>“da' dua tassisara, tallu tammallaesang”</w:t>
+      </w:r>
+      <w:r>
+        <w:t xml:space="preserve">, yang berarti </w:t>
+      </w:r>
+      <w:r>
+        <w:rPr>
+          <w:i/>
+          <w:iCs/>
+        </w:rPr>
+        <w:t>dua tak terpisahkan, tiga saling membutuhkan</w:t>
+      </w:r>
+      <w:r>
+        <w:t>. Falsafah ini menggambarkan pemahaman masyarakat Mandar tentang pentingnya keseimbangan dan keterpaduan dalam kehidupan.</w:t>
       </w:r>
     </w:p>
     <w:p>
       <w:pPr>
         <w:pStyle w:val="BodyText"/>
         <w:spacing w:line="480" w:lineRule="auto"/>
-        <w:ind w:right="140"/>
+        <w:ind w:left="567" w:right="136" w:firstLine="721"/>
         <w:jc w:val="both"/>
       </w:pPr>
+      <w:r>
+        <w:t xml:space="preserve">Dua tak terpisahkan melambangkan dua prinsip dasar kehidupan, yaitu hukum dan demokrasi, yang saling melengkapi dan tidak dapat dipisahkan. Sementara tiga saling membutuhkan menggambarkan tiga unsur penting lainnya, yakni ekonomi, keadilan, dan persatuan. Seperti halnya segitiga pada struktur tangga, ketiga sisi ini saling berhubungan dan menopang satu sama lain. </w:t>
+      </w:r>
+    </w:p>
+    <w:p>
+      <w:pPr>
+        <w:rPr>
+          <w:sz w:val="24"/>
+          <w:szCs w:val="24"/>
+        </w:rPr>
+      </w:pPr>
+      <w:r>
+        <w:br w:type="page"/>
+      </w:r>
+    </w:p>
+    <w:p>
+      <w:pPr>
+        <w:pStyle w:val="BodyText"/>
+        <w:spacing w:line="480" w:lineRule="auto"/>
+        <w:ind w:left="567" w:right="136" w:firstLine="721"/>
+        <w:jc w:val="both"/>
+      </w:pPr>
+      <w:r>
+        <w:lastRenderedPageBreak/>
+        <w:t>Jika salah satu sisi tidak proporsional, keseimbangan akan hilang, begitu pula dalam kehidupan sosial yang harus dijaga agar tetap selaras dan harmonis.</w:t>
+      </w:r>
     </w:p>
     <w:p>
       <w:pPr>
@@ -3576,8 +4332,89 @@
         <w:spacing w:before="22"/>
       </w:pPr>
       <w:r>
+        <w:rPr>
+          <w:noProof/>
+        </w:rPr>
+        <w:drawing>
+          <wp:anchor distT="0" distB="0" distL="114300" distR="114300" simplePos="0" relativeHeight="487588864" behindDoc="1" locked="0" layoutInCell="1" allowOverlap="1" wp14:anchorId="39AF08C2" wp14:editId="782BA118">
+            <wp:simplePos x="0" y="0"/>
+            <wp:positionH relativeFrom="column">
+              <wp:posOffset>595117</wp:posOffset>
+            </wp:positionH>
+            <wp:positionV relativeFrom="paragraph">
+              <wp:posOffset>317508</wp:posOffset>
+            </wp:positionV>
+            <wp:extent cx="4617720" cy="2588049"/>
+            <wp:effectExtent l="0" t="0" r="0" b="3175"/>
+            <wp:wrapTight wrapText="bothSides">
+              <wp:wrapPolygon edited="0">
+                <wp:start x="0" y="0"/>
+                <wp:lineTo x="0" y="21467"/>
+                <wp:lineTo x="21475" y="21467"/>
+                <wp:lineTo x="21475" y="0"/>
+                <wp:lineTo x="0" y="0"/>
+              </wp:wrapPolygon>
+            </wp:wrapTight>
+            <wp:docPr id="548113848" name="Picture 6"/>
+            <wp:cNvGraphicFramePr>
+              <a:graphicFrameLocks xmlns:a="http://schemas.openxmlformats.org/drawingml/2006/main" noChangeAspect="1"/>
+            </wp:cNvGraphicFramePr>
+            <a:graphic xmlns:a="http://schemas.openxmlformats.org/drawingml/2006/main">
+              <a:graphicData uri="http://schemas.openxmlformats.org/drawingml/2006/picture">
+                <pic:pic xmlns:pic="http://schemas.openxmlformats.org/drawingml/2006/picture">
+                  <pic:nvPicPr>
+                    <pic:cNvPr id="548113848" name="Picture 548113848"/>
+                    <pic:cNvPicPr/>
+                  </pic:nvPicPr>
+                  <pic:blipFill rotWithShape="1">
+                    <a:blip r:embed="rId8">
+                      <a:extLst>
+                        <a:ext uri="{28A0092B-C50C-407E-A947-70E740481C1C}">
+                          <a14:useLocalDpi xmlns:a14="http://schemas.microsoft.com/office/drawing/2010/main" val="0"/>
+                        </a:ext>
+                      </a:extLst>
+                    </a:blip>
+                    <a:srcRect l="5374" t="4200" r="7556" b="4282"/>
+                    <a:stretch>
+                      <a:fillRect/>
+                    </a:stretch>
+                  </pic:blipFill>
+                  <pic:spPr bwMode="auto">
+                    <a:xfrm>
+                      <a:off x="0" y="0"/>
+                      <a:ext cx="4617720" cy="2588049"/>
+                    </a:xfrm>
+                    <a:prstGeom prst="rect">
+                      <a:avLst/>
+                    </a:prstGeom>
+                    <a:ln>
+                      <a:noFill/>
+                    </a:ln>
+                    <a:extLst>
+                      <a:ext uri="{53640926-AAD7-44D8-BBD7-CCE9431645EC}">
+                        <a14:shadowObscured xmlns:a14="http://schemas.microsoft.com/office/drawing/2010/main"/>
+                      </a:ext>
+                    </a:extLst>
+                  </pic:spPr>
+                </pic:pic>
+              </a:graphicData>
+            </a:graphic>
+          </wp:anchor>
+        </w:drawing>
+      </w:r>
+      <w:r>
         <w:t>Tiang Penyangga</w:t>
       </w:r>
+    </w:p>
+    <w:p>
+      <w:pPr>
+        <w:pStyle w:val="Heading2"/>
+        <w:tabs>
+          <w:tab w:val="left" w:pos="928"/>
+        </w:tabs>
+        <w:spacing w:before="22"/>
+        <w:ind w:left="568" w:firstLine="0"/>
+      </w:pPr>
     </w:p>
     <w:p>
       <w:pPr>
@@ -3602,13 +4439,24 @@
         <w:rPr>
           <w:rFonts w:asciiTheme="majorBidi" w:hAnsiTheme="majorBidi" w:cstheme="majorBidi"/>
         </w:rPr>
-        <w:t xml:space="preserve"> </w:t>
-      </w:r>
-      <w:r>
-        <w:rPr>
-          <w:rFonts w:asciiTheme="majorBidi" w:hAnsiTheme="majorBidi" w:cstheme="majorBidi"/>
-        </w:rPr>
-        <w:t>Tiang-tiang disusun sejajar dalam dua arah — depan ke belakang dan kanan ke kiri — sehingga membentuk bidang persegi panjang yang terdiri atas titik-titik koordinat beraturan. Jika dilihat dari atas, susunan tiang ini menyerupai pola kisi (grid) yang dapat direpresentasikan secara matematis sebagai himpunan titik-titik berjarak sama di bidang dua dimensi. Setiap deret tiang membentuk garis sejajar (parallel lines) yang memiliki arah sama dan tidak pernah berpotongan, menegaskan prinsip geometri bahwa keseimbangan dapat tercapai bila jarak antar garis sejajar dijaga konstan.</w:t>
+        <w:t>Dalam arsitektur rumah adat Mandar atau Boyang, tiang penyangga (alliriang) merupakan elemen struktural utama yang menopang keseluruhan bangunan. Rumah Boyang dibangun dalam bentuk rumah panggung, sehingga keberadaan tiang menjadi pusat kekuatan dan keseimbangan bangunan. Berdasarkan hasil penelitian Nurmiati Zamad &amp; Alfiah (2017) dalam artikel “Identitas Arsitektur Mandar pada Bangunan Tradisional di Kabupaten Majene”, struktur tiang rumah Mandar tersusun secara teratur dan simetris, membentuk pola grid sejajar yang tidak hanya memperkuat konstruksi fisik, tetapi juga mencerminkan nilai keteraturan, keseimbangan, dan kebersamaan dalam budaya masyarakat Mandar. Secara matematis, susunan tiang pada rumah Boyang mencerminkan penerapan konsep geometri bidang dan ruang, khususnya pada garis sejajar, jarak antar titik, serta bentuk balok tiga dimensi.</w:t>
+      </w:r>
+    </w:p>
+    <w:p>
+      <w:pPr>
+        <w:rPr>
+          <w:rFonts w:asciiTheme="majorBidi" w:hAnsiTheme="majorBidi" w:cstheme="majorBidi"/>
+          <w:sz w:val="24"/>
+          <w:szCs w:val="24"/>
+          <w:lang w:val="en-ID"/>
+        </w:rPr>
+      </w:pPr>
+      <w:r>
+        <w:rPr>
+          <w:rFonts w:asciiTheme="majorBidi" w:hAnsiTheme="majorBidi" w:cstheme="majorBidi"/>
+          <w:lang w:val="en-ID"/>
+        </w:rPr>
+        <w:br w:type="page"/>
       </w:r>
     </w:p>
     <w:p>
@@ -3627,6 +4475,7 @@
           <w:rFonts w:asciiTheme="majorBidi" w:hAnsiTheme="majorBidi" w:cstheme="majorBidi"/>
           <w:lang w:val="en-ID"/>
         </w:rPr>
+        <w:lastRenderedPageBreak/>
         <w:t xml:space="preserve">Selain </w:t>
       </w:r>
       <w:proofErr w:type="spellStart"/>
@@ -4462,456 +5311,7 @@
           <w:rFonts w:asciiTheme="majorBidi" w:hAnsiTheme="majorBidi" w:cstheme="majorBidi"/>
           <w:lang w:val="en-ID"/>
         </w:rPr>
-        <w:t xml:space="preserve">Dari </w:t>
-      </w:r>
-      <w:proofErr w:type="spellStart"/>
-      <w:r>
-        <w:rPr>
-          <w:rFonts w:asciiTheme="majorBidi" w:hAnsiTheme="majorBidi" w:cstheme="majorBidi"/>
-          <w:lang w:val="en-ID"/>
-        </w:rPr>
-        <w:t>sudut</w:t>
-      </w:r>
-      <w:proofErr w:type="spellEnd"/>
-      <w:r>
-        <w:rPr>
-          <w:rFonts w:asciiTheme="majorBidi" w:hAnsiTheme="majorBidi" w:cstheme="majorBidi"/>
-          <w:lang w:val="en-ID"/>
-        </w:rPr>
-        <w:t xml:space="preserve"> </w:t>
-      </w:r>
-      <w:proofErr w:type="spellStart"/>
-      <w:r>
-        <w:rPr>
-          <w:rFonts w:asciiTheme="majorBidi" w:hAnsiTheme="majorBidi" w:cstheme="majorBidi"/>
-          <w:lang w:val="en-ID"/>
-        </w:rPr>
-        <w:t>pandang</w:t>
-      </w:r>
-      <w:proofErr w:type="spellEnd"/>
-      <w:r>
-        <w:rPr>
-          <w:rFonts w:asciiTheme="majorBidi" w:hAnsiTheme="majorBidi" w:cstheme="majorBidi"/>
-          <w:lang w:val="en-ID"/>
-        </w:rPr>
-        <w:t xml:space="preserve"> </w:t>
-      </w:r>
-      <w:proofErr w:type="spellStart"/>
-      <w:r>
-        <w:rPr>
-          <w:rFonts w:asciiTheme="majorBidi" w:hAnsiTheme="majorBidi" w:cstheme="majorBidi"/>
-          <w:lang w:val="en-ID"/>
-        </w:rPr>
-        <w:t>geometri</w:t>
-      </w:r>
-      <w:proofErr w:type="spellEnd"/>
-      <w:r>
-        <w:rPr>
-          <w:rFonts w:asciiTheme="majorBidi" w:hAnsiTheme="majorBidi" w:cstheme="majorBidi"/>
-          <w:lang w:val="en-ID"/>
-        </w:rPr>
-        <w:t xml:space="preserve"> </w:t>
-      </w:r>
-      <w:proofErr w:type="spellStart"/>
-      <w:r>
-        <w:rPr>
-          <w:rFonts w:asciiTheme="majorBidi" w:hAnsiTheme="majorBidi" w:cstheme="majorBidi"/>
-          <w:lang w:val="en-ID"/>
-        </w:rPr>
-        <w:t>ruang</w:t>
-      </w:r>
-      <w:proofErr w:type="spellEnd"/>
-      <w:r>
-        <w:rPr>
-          <w:rFonts w:asciiTheme="majorBidi" w:hAnsiTheme="majorBidi" w:cstheme="majorBidi"/>
-          <w:lang w:val="en-ID"/>
-        </w:rPr>
-        <w:t xml:space="preserve">, </w:t>
-      </w:r>
-      <w:proofErr w:type="spellStart"/>
-      <w:r>
-        <w:rPr>
-          <w:rFonts w:asciiTheme="majorBidi" w:hAnsiTheme="majorBidi" w:cstheme="majorBidi"/>
-          <w:lang w:val="en-ID"/>
-        </w:rPr>
-        <w:t>rangkaian</w:t>
-      </w:r>
-      <w:proofErr w:type="spellEnd"/>
-      <w:r>
-        <w:rPr>
-          <w:rFonts w:asciiTheme="majorBidi" w:hAnsiTheme="majorBidi" w:cstheme="majorBidi"/>
-          <w:lang w:val="en-ID"/>
-        </w:rPr>
-        <w:t xml:space="preserve"> </w:t>
-      </w:r>
-      <w:proofErr w:type="spellStart"/>
-      <w:r>
-        <w:rPr>
-          <w:rFonts w:asciiTheme="majorBidi" w:hAnsiTheme="majorBidi" w:cstheme="majorBidi"/>
-          <w:lang w:val="en-ID"/>
-        </w:rPr>
-        <w:t>tiang</w:t>
-      </w:r>
-      <w:proofErr w:type="spellEnd"/>
-      <w:r>
-        <w:rPr>
-          <w:rFonts w:asciiTheme="majorBidi" w:hAnsiTheme="majorBidi" w:cstheme="majorBidi"/>
-          <w:lang w:val="en-ID"/>
-        </w:rPr>
-        <w:t xml:space="preserve"> Boyang </w:t>
-      </w:r>
-      <w:proofErr w:type="spellStart"/>
-      <w:r>
-        <w:rPr>
-          <w:rFonts w:asciiTheme="majorBidi" w:hAnsiTheme="majorBidi" w:cstheme="majorBidi"/>
-          <w:lang w:val="en-ID"/>
-        </w:rPr>
-        <w:t>dapat</w:t>
-      </w:r>
-      <w:proofErr w:type="spellEnd"/>
-      <w:r>
-        <w:rPr>
-          <w:rFonts w:asciiTheme="majorBidi" w:hAnsiTheme="majorBidi" w:cstheme="majorBidi"/>
-          <w:lang w:val="en-ID"/>
-        </w:rPr>
-        <w:t xml:space="preserve"> </w:t>
-      </w:r>
-      <w:proofErr w:type="spellStart"/>
-      <w:r>
-        <w:rPr>
-          <w:rFonts w:asciiTheme="majorBidi" w:hAnsiTheme="majorBidi" w:cstheme="majorBidi"/>
-          <w:lang w:val="en-ID"/>
-        </w:rPr>
-        <w:t>dimodelkan</w:t>
-      </w:r>
-      <w:proofErr w:type="spellEnd"/>
-      <w:r>
-        <w:rPr>
-          <w:rFonts w:asciiTheme="majorBidi" w:hAnsiTheme="majorBidi" w:cstheme="majorBidi"/>
-          <w:lang w:val="en-ID"/>
-        </w:rPr>
-        <w:t xml:space="preserve"> </w:t>
-      </w:r>
-      <w:proofErr w:type="spellStart"/>
-      <w:r>
-        <w:rPr>
-          <w:rFonts w:asciiTheme="majorBidi" w:hAnsiTheme="majorBidi" w:cstheme="majorBidi"/>
-          <w:lang w:val="en-ID"/>
-        </w:rPr>
-        <w:t>sebagai</w:t>
-      </w:r>
-      <w:proofErr w:type="spellEnd"/>
-      <w:r>
-        <w:rPr>
-          <w:rFonts w:asciiTheme="majorBidi" w:hAnsiTheme="majorBidi" w:cstheme="majorBidi"/>
-          <w:lang w:val="en-ID"/>
-        </w:rPr>
-        <w:t xml:space="preserve"> </w:t>
-      </w:r>
-      <w:proofErr w:type="spellStart"/>
-      <w:r>
-        <w:rPr>
-          <w:rFonts w:asciiTheme="majorBidi" w:hAnsiTheme="majorBidi" w:cstheme="majorBidi"/>
-          <w:lang w:val="en-ID"/>
-        </w:rPr>
-        <w:t>bentuk</w:t>
-      </w:r>
-      <w:proofErr w:type="spellEnd"/>
-      <w:r>
-        <w:rPr>
-          <w:rFonts w:asciiTheme="majorBidi" w:hAnsiTheme="majorBidi" w:cstheme="majorBidi"/>
-          <w:lang w:val="en-ID"/>
-        </w:rPr>
-        <w:t xml:space="preserve"> </w:t>
-      </w:r>
-      <w:proofErr w:type="spellStart"/>
-      <w:r>
-        <w:rPr>
-          <w:rFonts w:asciiTheme="majorBidi" w:hAnsiTheme="majorBidi" w:cstheme="majorBidi"/>
-          <w:lang w:val="en-ID"/>
-        </w:rPr>
-        <w:t>balok</w:t>
-      </w:r>
-      <w:proofErr w:type="spellEnd"/>
-      <w:r>
-        <w:rPr>
-          <w:rFonts w:asciiTheme="majorBidi" w:hAnsiTheme="majorBidi" w:cstheme="majorBidi"/>
-          <w:lang w:val="en-ID"/>
-        </w:rPr>
-        <w:t xml:space="preserve"> (rectangular prism) yang </w:t>
-      </w:r>
-      <w:proofErr w:type="spellStart"/>
-      <w:r>
-        <w:rPr>
-          <w:rFonts w:asciiTheme="majorBidi" w:hAnsiTheme="majorBidi" w:cstheme="majorBidi"/>
-          <w:lang w:val="en-ID"/>
-        </w:rPr>
-        <w:t>tersusun</w:t>
-      </w:r>
-      <w:proofErr w:type="spellEnd"/>
-      <w:r>
-        <w:rPr>
-          <w:rFonts w:asciiTheme="majorBidi" w:hAnsiTheme="majorBidi" w:cstheme="majorBidi"/>
-          <w:lang w:val="en-ID"/>
-        </w:rPr>
-        <w:t xml:space="preserve"> </w:t>
-      </w:r>
-      <w:proofErr w:type="spellStart"/>
-      <w:r>
-        <w:rPr>
-          <w:rFonts w:asciiTheme="majorBidi" w:hAnsiTheme="majorBidi" w:cstheme="majorBidi"/>
-          <w:lang w:val="en-ID"/>
-        </w:rPr>
-        <w:t>dari</w:t>
-      </w:r>
-      <w:proofErr w:type="spellEnd"/>
-      <w:r>
-        <w:rPr>
-          <w:rFonts w:asciiTheme="majorBidi" w:hAnsiTheme="majorBidi" w:cstheme="majorBidi"/>
-          <w:lang w:val="en-ID"/>
-        </w:rPr>
-        <w:t xml:space="preserve"> </w:t>
-      </w:r>
-      <w:proofErr w:type="spellStart"/>
-      <w:r>
-        <w:rPr>
-          <w:rFonts w:asciiTheme="majorBidi" w:hAnsiTheme="majorBidi" w:cstheme="majorBidi"/>
-          <w:lang w:val="en-ID"/>
-        </w:rPr>
-        <w:t>enam</w:t>
-      </w:r>
-      <w:proofErr w:type="spellEnd"/>
-      <w:r>
-        <w:rPr>
-          <w:rFonts w:asciiTheme="majorBidi" w:hAnsiTheme="majorBidi" w:cstheme="majorBidi"/>
-          <w:lang w:val="en-ID"/>
-        </w:rPr>
-        <w:t xml:space="preserve"> </w:t>
-      </w:r>
-      <w:proofErr w:type="spellStart"/>
-      <w:r>
-        <w:rPr>
-          <w:rFonts w:asciiTheme="majorBidi" w:hAnsiTheme="majorBidi" w:cstheme="majorBidi"/>
-          <w:lang w:val="en-ID"/>
-        </w:rPr>
-        <w:lastRenderedPageBreak/>
-        <w:t>bidang</w:t>
-      </w:r>
-      <w:proofErr w:type="spellEnd"/>
-      <w:r>
-        <w:rPr>
-          <w:rFonts w:asciiTheme="majorBidi" w:hAnsiTheme="majorBidi" w:cstheme="majorBidi"/>
-          <w:lang w:val="en-ID"/>
-        </w:rPr>
-        <w:t xml:space="preserve"> </w:t>
-      </w:r>
-      <w:proofErr w:type="spellStart"/>
-      <w:r>
-        <w:rPr>
-          <w:rFonts w:asciiTheme="majorBidi" w:hAnsiTheme="majorBidi" w:cstheme="majorBidi"/>
-          <w:lang w:val="en-ID"/>
-        </w:rPr>
-        <w:t>persegi</w:t>
-      </w:r>
-      <w:proofErr w:type="spellEnd"/>
-      <w:r>
-        <w:rPr>
-          <w:rFonts w:asciiTheme="majorBidi" w:hAnsiTheme="majorBidi" w:cstheme="majorBidi"/>
-          <w:lang w:val="en-ID"/>
-        </w:rPr>
-        <w:t xml:space="preserve"> </w:t>
-      </w:r>
-      <w:proofErr w:type="spellStart"/>
-      <w:r>
-        <w:rPr>
-          <w:rFonts w:asciiTheme="majorBidi" w:hAnsiTheme="majorBidi" w:cstheme="majorBidi"/>
-          <w:lang w:val="en-ID"/>
-        </w:rPr>
-        <w:t>panjang</w:t>
-      </w:r>
-      <w:proofErr w:type="spellEnd"/>
-      <w:r>
-        <w:rPr>
-          <w:rFonts w:asciiTheme="majorBidi" w:hAnsiTheme="majorBidi" w:cstheme="majorBidi"/>
-          <w:lang w:val="en-ID"/>
-        </w:rPr>
-        <w:t xml:space="preserve">: dua </w:t>
-      </w:r>
-      <w:proofErr w:type="spellStart"/>
-      <w:r>
-        <w:rPr>
-          <w:rFonts w:asciiTheme="majorBidi" w:hAnsiTheme="majorBidi" w:cstheme="majorBidi"/>
-          <w:lang w:val="en-ID"/>
-        </w:rPr>
-        <w:t>bidang</w:t>
-      </w:r>
-      <w:proofErr w:type="spellEnd"/>
-      <w:r>
-        <w:rPr>
-          <w:rFonts w:asciiTheme="majorBidi" w:hAnsiTheme="majorBidi" w:cstheme="majorBidi"/>
-          <w:lang w:val="en-ID"/>
-        </w:rPr>
-        <w:t xml:space="preserve"> pada </w:t>
-      </w:r>
-      <w:proofErr w:type="spellStart"/>
-      <w:r>
-        <w:rPr>
-          <w:rFonts w:asciiTheme="majorBidi" w:hAnsiTheme="majorBidi" w:cstheme="majorBidi"/>
-          <w:lang w:val="en-ID"/>
-        </w:rPr>
-        <w:t>sisi</w:t>
-      </w:r>
-      <w:proofErr w:type="spellEnd"/>
-      <w:r>
-        <w:rPr>
-          <w:rFonts w:asciiTheme="majorBidi" w:hAnsiTheme="majorBidi" w:cstheme="majorBidi"/>
-          <w:lang w:val="en-ID"/>
-        </w:rPr>
-        <w:t xml:space="preserve"> </w:t>
-      </w:r>
-      <w:proofErr w:type="spellStart"/>
-      <w:r>
-        <w:rPr>
-          <w:rFonts w:asciiTheme="majorBidi" w:hAnsiTheme="majorBidi" w:cstheme="majorBidi"/>
-          <w:lang w:val="en-ID"/>
-        </w:rPr>
-        <w:t>depan-belakang</w:t>
-      </w:r>
-      <w:proofErr w:type="spellEnd"/>
-      <w:r>
-        <w:rPr>
-          <w:rFonts w:asciiTheme="majorBidi" w:hAnsiTheme="majorBidi" w:cstheme="majorBidi"/>
-          <w:lang w:val="en-ID"/>
-        </w:rPr>
-        <w:t xml:space="preserve">, dua di </w:t>
-      </w:r>
-      <w:proofErr w:type="spellStart"/>
-      <w:r>
-        <w:rPr>
-          <w:rFonts w:asciiTheme="majorBidi" w:hAnsiTheme="majorBidi" w:cstheme="majorBidi"/>
-          <w:lang w:val="en-ID"/>
-        </w:rPr>
-        <w:t>sisi</w:t>
-      </w:r>
-      <w:proofErr w:type="spellEnd"/>
-      <w:r>
-        <w:rPr>
-          <w:rFonts w:asciiTheme="majorBidi" w:hAnsiTheme="majorBidi" w:cstheme="majorBidi"/>
-          <w:lang w:val="en-ID"/>
-        </w:rPr>
-        <w:t xml:space="preserve"> </w:t>
-      </w:r>
-      <w:proofErr w:type="spellStart"/>
-      <w:r>
-        <w:rPr>
-          <w:rFonts w:asciiTheme="majorBidi" w:hAnsiTheme="majorBidi" w:cstheme="majorBidi"/>
-          <w:lang w:val="en-ID"/>
-        </w:rPr>
-        <w:t>kanan</w:t>
-      </w:r>
-      <w:proofErr w:type="spellEnd"/>
-      <w:r>
-        <w:rPr>
-          <w:rFonts w:asciiTheme="majorBidi" w:hAnsiTheme="majorBidi" w:cstheme="majorBidi"/>
-          <w:lang w:val="en-ID"/>
-        </w:rPr>
-        <w:t xml:space="preserve">-kiri, dan dua </w:t>
-      </w:r>
-      <w:proofErr w:type="spellStart"/>
-      <w:r>
-        <w:rPr>
-          <w:rFonts w:asciiTheme="majorBidi" w:hAnsiTheme="majorBidi" w:cstheme="majorBidi"/>
-          <w:lang w:val="en-ID"/>
-        </w:rPr>
-        <w:t>bidang</w:t>
-      </w:r>
-      <w:proofErr w:type="spellEnd"/>
-      <w:r>
-        <w:rPr>
-          <w:rFonts w:asciiTheme="majorBidi" w:hAnsiTheme="majorBidi" w:cstheme="majorBidi"/>
-          <w:lang w:val="en-ID"/>
-        </w:rPr>
-        <w:t xml:space="preserve"> horizontal yang </w:t>
-      </w:r>
-      <w:proofErr w:type="spellStart"/>
-      <w:r>
-        <w:rPr>
-          <w:rFonts w:asciiTheme="majorBidi" w:hAnsiTheme="majorBidi" w:cstheme="majorBidi"/>
-          <w:lang w:val="en-ID"/>
-        </w:rPr>
-        <w:t>menghubungkan</w:t>
-      </w:r>
-      <w:proofErr w:type="spellEnd"/>
-      <w:r>
-        <w:rPr>
-          <w:rFonts w:asciiTheme="majorBidi" w:hAnsiTheme="majorBidi" w:cstheme="majorBidi"/>
-          <w:lang w:val="en-ID"/>
-        </w:rPr>
-        <w:t xml:space="preserve"> </w:t>
-      </w:r>
-      <w:proofErr w:type="spellStart"/>
-      <w:r>
-        <w:rPr>
-          <w:rFonts w:asciiTheme="majorBidi" w:hAnsiTheme="majorBidi" w:cstheme="majorBidi"/>
-          <w:lang w:val="en-ID"/>
-        </w:rPr>
-        <w:t>bagian</w:t>
-      </w:r>
-      <w:proofErr w:type="spellEnd"/>
-      <w:r>
-        <w:rPr>
-          <w:rFonts w:asciiTheme="majorBidi" w:hAnsiTheme="majorBidi" w:cstheme="majorBidi"/>
-          <w:lang w:val="en-ID"/>
-        </w:rPr>
-        <w:t xml:space="preserve"> </w:t>
-      </w:r>
-      <w:proofErr w:type="spellStart"/>
-      <w:r>
-        <w:rPr>
-          <w:rFonts w:asciiTheme="majorBidi" w:hAnsiTheme="majorBidi" w:cstheme="majorBidi"/>
-          <w:lang w:val="en-ID"/>
-        </w:rPr>
-        <w:t>atas</w:t>
-      </w:r>
-      <w:proofErr w:type="spellEnd"/>
-      <w:r>
-        <w:rPr>
-          <w:rFonts w:asciiTheme="majorBidi" w:hAnsiTheme="majorBidi" w:cstheme="majorBidi"/>
-          <w:lang w:val="en-ID"/>
-        </w:rPr>
-        <w:t xml:space="preserve"> dan </w:t>
-      </w:r>
-      <w:proofErr w:type="spellStart"/>
-      <w:r>
-        <w:rPr>
-          <w:rFonts w:asciiTheme="majorBidi" w:hAnsiTheme="majorBidi" w:cstheme="majorBidi"/>
-          <w:lang w:val="en-ID"/>
-        </w:rPr>
-        <w:t>bawah</w:t>
-      </w:r>
-      <w:proofErr w:type="spellEnd"/>
-      <w:r>
-        <w:rPr>
-          <w:rFonts w:asciiTheme="majorBidi" w:hAnsiTheme="majorBidi" w:cstheme="majorBidi"/>
-          <w:lang w:val="en-ID"/>
-        </w:rPr>
-        <w:t xml:space="preserve"> </w:t>
-      </w:r>
-      <w:proofErr w:type="spellStart"/>
-      <w:r>
-        <w:rPr>
-          <w:rFonts w:asciiTheme="majorBidi" w:hAnsiTheme="majorBidi" w:cstheme="majorBidi"/>
-          <w:lang w:val="en-ID"/>
-        </w:rPr>
-        <w:t>tiang</w:t>
-      </w:r>
-      <w:proofErr w:type="spellEnd"/>
-      <w:r>
-        <w:rPr>
-          <w:rFonts w:asciiTheme="majorBidi" w:hAnsiTheme="majorBidi" w:cstheme="majorBidi"/>
-          <w:lang w:val="en-ID"/>
-        </w:rPr>
-        <w:t xml:space="preserve">. Jika </w:t>
+        <w:t xml:space="preserve">Jika </w:t>
       </w:r>
       <w:proofErr w:type="spellStart"/>
       <w:r>
@@ -5792,7 +6192,7 @@
         <w:jc w:val="both"/>
         <w:rPr>
           <w:rFonts w:asciiTheme="majorBidi" w:hAnsiTheme="majorBidi" w:cstheme="majorBidi"/>
-          <w:lang w:val="fi-FI"/>
+          <w:lang w:val="en-ID"/>
         </w:rPr>
       </w:pPr>
       <w:r>
@@ -6538,236 +6938,22 @@
         </w:rPr>
         <w:t xml:space="preserve">. </w:t>
       </w:r>
-      <w:proofErr w:type="spellStart"/>
-      <w:r>
-        <w:rPr>
-          <w:rFonts w:asciiTheme="majorBidi" w:hAnsiTheme="majorBidi" w:cstheme="majorBidi"/>
-          <w:lang w:val="en-ID"/>
-        </w:rPr>
-        <w:t>Semua</w:t>
-      </w:r>
-      <w:proofErr w:type="spellEnd"/>
-      <w:r>
-        <w:rPr>
-          <w:rFonts w:asciiTheme="majorBidi" w:hAnsiTheme="majorBidi" w:cstheme="majorBidi"/>
-          <w:lang w:val="en-ID"/>
-        </w:rPr>
-        <w:t xml:space="preserve"> </w:t>
-      </w:r>
-      <w:proofErr w:type="spellStart"/>
-      <w:r>
-        <w:rPr>
-          <w:rFonts w:asciiTheme="majorBidi" w:hAnsiTheme="majorBidi" w:cstheme="majorBidi"/>
-          <w:lang w:val="en-ID"/>
-        </w:rPr>
-        <w:t>tiang</w:t>
-      </w:r>
-      <w:proofErr w:type="spellEnd"/>
-      <w:r>
-        <w:rPr>
-          <w:rFonts w:asciiTheme="majorBidi" w:hAnsiTheme="majorBidi" w:cstheme="majorBidi"/>
-          <w:lang w:val="en-ID"/>
-        </w:rPr>
-        <w:t xml:space="preserve"> </w:t>
-      </w:r>
-      <w:proofErr w:type="spellStart"/>
-      <w:r>
-        <w:rPr>
-          <w:rFonts w:asciiTheme="majorBidi" w:hAnsiTheme="majorBidi" w:cstheme="majorBidi"/>
-          <w:lang w:val="en-ID"/>
-        </w:rPr>
-        <w:t>lainnya</w:t>
-      </w:r>
-      <w:proofErr w:type="spellEnd"/>
-      <w:r>
-        <w:rPr>
-          <w:rFonts w:asciiTheme="majorBidi" w:hAnsiTheme="majorBidi" w:cstheme="majorBidi"/>
-          <w:lang w:val="en-ID"/>
-        </w:rPr>
-        <w:t xml:space="preserve"> </w:t>
-      </w:r>
-      <w:proofErr w:type="spellStart"/>
-      <w:r>
-        <w:rPr>
-          <w:rFonts w:asciiTheme="majorBidi" w:hAnsiTheme="majorBidi" w:cstheme="majorBidi"/>
-          <w:lang w:val="en-ID"/>
-        </w:rPr>
-        <w:t>tersusun</w:t>
-      </w:r>
-      <w:proofErr w:type="spellEnd"/>
-      <w:r>
-        <w:rPr>
-          <w:rFonts w:asciiTheme="majorBidi" w:hAnsiTheme="majorBidi" w:cstheme="majorBidi"/>
-          <w:lang w:val="en-ID"/>
-        </w:rPr>
-        <w:t xml:space="preserve"> </w:t>
-      </w:r>
-      <w:proofErr w:type="spellStart"/>
-      <w:r>
-        <w:rPr>
-          <w:rFonts w:asciiTheme="majorBidi" w:hAnsiTheme="majorBidi" w:cstheme="majorBidi"/>
-          <w:lang w:val="en-ID"/>
-        </w:rPr>
-        <w:t>dengan</w:t>
-      </w:r>
-      <w:proofErr w:type="spellEnd"/>
-      <w:r>
-        <w:rPr>
-          <w:rFonts w:asciiTheme="majorBidi" w:hAnsiTheme="majorBidi" w:cstheme="majorBidi"/>
-          <w:lang w:val="en-ID"/>
-        </w:rPr>
-        <w:t xml:space="preserve"> </w:t>
-      </w:r>
-      <w:proofErr w:type="spellStart"/>
-      <w:r>
-        <w:rPr>
-          <w:rFonts w:asciiTheme="majorBidi" w:hAnsiTheme="majorBidi" w:cstheme="majorBidi"/>
-          <w:lang w:val="en-ID"/>
-        </w:rPr>
-        <w:t>jarak</w:t>
-      </w:r>
-      <w:proofErr w:type="spellEnd"/>
-      <w:r>
-        <w:rPr>
-          <w:rFonts w:asciiTheme="majorBidi" w:hAnsiTheme="majorBidi" w:cstheme="majorBidi"/>
-          <w:lang w:val="en-ID"/>
-        </w:rPr>
-        <w:t xml:space="preserve"> yang </w:t>
-      </w:r>
-      <w:proofErr w:type="spellStart"/>
-      <w:r>
-        <w:rPr>
-          <w:rFonts w:asciiTheme="majorBidi" w:hAnsiTheme="majorBidi" w:cstheme="majorBidi"/>
-          <w:lang w:val="en-ID"/>
-        </w:rPr>
-        <w:t>sama</w:t>
-      </w:r>
-      <w:proofErr w:type="spellEnd"/>
-      <w:r>
-        <w:rPr>
-          <w:rFonts w:asciiTheme="majorBidi" w:hAnsiTheme="majorBidi" w:cstheme="majorBidi"/>
-          <w:lang w:val="en-ID"/>
-        </w:rPr>
-        <w:t xml:space="preserve"> </w:t>
-      </w:r>
-      <w:proofErr w:type="spellStart"/>
-      <w:r>
-        <w:rPr>
-          <w:rFonts w:asciiTheme="majorBidi" w:hAnsiTheme="majorBidi" w:cstheme="majorBidi"/>
-          <w:lang w:val="en-ID"/>
-        </w:rPr>
-        <w:t>dari</w:t>
-      </w:r>
-      <w:proofErr w:type="spellEnd"/>
-      <w:r>
-        <w:rPr>
-          <w:rFonts w:asciiTheme="majorBidi" w:hAnsiTheme="majorBidi" w:cstheme="majorBidi"/>
-          <w:lang w:val="en-ID"/>
-        </w:rPr>
-        <w:t xml:space="preserve"> </w:t>
-      </w:r>
-      <w:proofErr w:type="spellStart"/>
-      <w:r>
-        <w:rPr>
-          <w:rFonts w:asciiTheme="majorBidi" w:hAnsiTheme="majorBidi" w:cstheme="majorBidi"/>
-          <w:lang w:val="en-ID"/>
-        </w:rPr>
-        <w:t>possi</w:t>
-      </w:r>
-      <w:proofErr w:type="spellEnd"/>
-      <w:r>
-        <w:rPr>
-          <w:rFonts w:asciiTheme="majorBidi" w:hAnsiTheme="majorBidi" w:cstheme="majorBidi"/>
-          <w:lang w:val="en-ID"/>
-        </w:rPr>
-        <w:t xml:space="preserve"> </w:t>
-      </w:r>
-      <w:proofErr w:type="spellStart"/>
-      <w:r>
-        <w:rPr>
-          <w:rFonts w:asciiTheme="majorBidi" w:hAnsiTheme="majorBidi" w:cstheme="majorBidi"/>
-          <w:lang w:val="en-ID"/>
-        </w:rPr>
-        <w:t>arriang</w:t>
-      </w:r>
-      <w:proofErr w:type="spellEnd"/>
-      <w:r>
-        <w:rPr>
-          <w:rFonts w:asciiTheme="majorBidi" w:hAnsiTheme="majorBidi" w:cstheme="majorBidi"/>
-          <w:lang w:val="en-ID"/>
-        </w:rPr>
-        <w:t xml:space="preserve">, </w:t>
-      </w:r>
-      <w:proofErr w:type="spellStart"/>
-      <w:r>
-        <w:rPr>
-          <w:rFonts w:asciiTheme="majorBidi" w:hAnsiTheme="majorBidi" w:cstheme="majorBidi"/>
-          <w:lang w:val="en-ID"/>
-        </w:rPr>
-        <w:t>mencerminkan</w:t>
-      </w:r>
-      <w:proofErr w:type="spellEnd"/>
-      <w:r>
-        <w:rPr>
-          <w:rFonts w:asciiTheme="majorBidi" w:hAnsiTheme="majorBidi" w:cstheme="majorBidi"/>
-          <w:lang w:val="en-ID"/>
-        </w:rPr>
-        <w:t xml:space="preserve"> </w:t>
-      </w:r>
-      <w:proofErr w:type="spellStart"/>
-      <w:r>
-        <w:rPr>
-          <w:rFonts w:asciiTheme="majorBidi" w:hAnsiTheme="majorBidi" w:cstheme="majorBidi"/>
-          <w:lang w:val="en-ID"/>
-        </w:rPr>
-        <w:t>simetri</w:t>
-      </w:r>
-      <w:proofErr w:type="spellEnd"/>
-      <w:r>
-        <w:rPr>
-          <w:rFonts w:asciiTheme="majorBidi" w:hAnsiTheme="majorBidi" w:cstheme="majorBidi"/>
-          <w:lang w:val="en-ID"/>
-        </w:rPr>
-        <w:t xml:space="preserve"> </w:t>
-      </w:r>
-      <w:proofErr w:type="spellStart"/>
-      <w:r>
-        <w:rPr>
-          <w:rFonts w:asciiTheme="majorBidi" w:hAnsiTheme="majorBidi" w:cstheme="majorBidi"/>
-          <w:lang w:val="en-ID"/>
-        </w:rPr>
-        <w:t>terhadap</w:t>
-      </w:r>
-      <w:proofErr w:type="spellEnd"/>
-      <w:r>
-        <w:rPr>
-          <w:rFonts w:asciiTheme="majorBidi" w:hAnsiTheme="majorBidi" w:cstheme="majorBidi"/>
-          <w:lang w:val="en-ID"/>
-        </w:rPr>
-        <w:t xml:space="preserve"> </w:t>
-      </w:r>
-      <w:proofErr w:type="spellStart"/>
-      <w:r>
-        <w:rPr>
-          <w:rFonts w:asciiTheme="majorBidi" w:hAnsiTheme="majorBidi" w:cstheme="majorBidi"/>
-          <w:lang w:val="en-ID"/>
-        </w:rPr>
-        <w:t>pusat</w:t>
-      </w:r>
-      <w:proofErr w:type="spellEnd"/>
-      <w:r>
-        <w:rPr>
-          <w:rFonts w:asciiTheme="majorBidi" w:hAnsiTheme="majorBidi" w:cstheme="majorBidi"/>
-          <w:lang w:val="en-ID"/>
-        </w:rPr>
-        <w:t xml:space="preserve">. </w:t>
-      </w:r>
-      <w:r>
-        <w:rPr>
-          <w:rFonts w:asciiTheme="majorBidi" w:hAnsiTheme="majorBidi" w:cstheme="majorBidi"/>
-          <w:lang w:val="fi-FI"/>
-        </w:rPr>
-        <w:t>Posisi ini bukan hanya menentukan keseimbangan struktural, tetapi juga menjadi pusat makna filosofis bagi masyarakat Mandar.</w:t>
+    </w:p>
+    <w:p>
+      <w:pPr>
+        <w:rPr>
+          <w:rFonts w:asciiTheme="majorBidi" w:hAnsiTheme="majorBidi" w:cstheme="majorBidi"/>
+          <w:sz w:val="24"/>
+          <w:szCs w:val="24"/>
+          <w:lang w:val="en-ID"/>
+        </w:rPr>
+      </w:pPr>
+      <w:r>
+        <w:rPr>
+          <w:rFonts w:asciiTheme="majorBidi" w:hAnsiTheme="majorBidi" w:cstheme="majorBidi"/>
+          <w:lang w:val="en-ID"/>
+        </w:rPr>
+        <w:br w:type="page"/>
       </w:r>
     </w:p>
     <w:p>
@@ -6781,20 +6967,237 @@
           <w:lang w:val="fi-FI"/>
         </w:rPr>
       </w:pPr>
+      <w:proofErr w:type="spellStart"/>
+      <w:r>
+        <w:rPr>
+          <w:rFonts w:asciiTheme="majorBidi" w:hAnsiTheme="majorBidi" w:cstheme="majorBidi"/>
+          <w:lang w:val="en-ID"/>
+        </w:rPr>
+        <w:lastRenderedPageBreak/>
+        <w:t>Semua</w:t>
+      </w:r>
+      <w:proofErr w:type="spellEnd"/>
+      <w:r>
+        <w:rPr>
+          <w:rFonts w:asciiTheme="majorBidi" w:hAnsiTheme="majorBidi" w:cstheme="majorBidi"/>
+          <w:lang w:val="en-ID"/>
+        </w:rPr>
+        <w:t xml:space="preserve"> </w:t>
+      </w:r>
+      <w:proofErr w:type="spellStart"/>
+      <w:r>
+        <w:rPr>
+          <w:rFonts w:asciiTheme="majorBidi" w:hAnsiTheme="majorBidi" w:cstheme="majorBidi"/>
+          <w:lang w:val="en-ID"/>
+        </w:rPr>
+        <w:t>tiang</w:t>
+      </w:r>
+      <w:proofErr w:type="spellEnd"/>
+      <w:r>
+        <w:rPr>
+          <w:rFonts w:asciiTheme="majorBidi" w:hAnsiTheme="majorBidi" w:cstheme="majorBidi"/>
+          <w:lang w:val="en-ID"/>
+        </w:rPr>
+        <w:t xml:space="preserve"> </w:t>
+      </w:r>
+      <w:proofErr w:type="spellStart"/>
+      <w:r>
+        <w:rPr>
+          <w:rFonts w:asciiTheme="majorBidi" w:hAnsiTheme="majorBidi" w:cstheme="majorBidi"/>
+          <w:lang w:val="en-ID"/>
+        </w:rPr>
+        <w:t>lainnya</w:t>
+      </w:r>
+      <w:proofErr w:type="spellEnd"/>
+      <w:r>
+        <w:rPr>
+          <w:rFonts w:asciiTheme="majorBidi" w:hAnsiTheme="majorBidi" w:cstheme="majorBidi"/>
+          <w:lang w:val="en-ID"/>
+        </w:rPr>
+        <w:t xml:space="preserve"> </w:t>
+      </w:r>
+      <w:proofErr w:type="spellStart"/>
+      <w:r>
+        <w:rPr>
+          <w:rFonts w:asciiTheme="majorBidi" w:hAnsiTheme="majorBidi" w:cstheme="majorBidi"/>
+          <w:lang w:val="en-ID"/>
+        </w:rPr>
+        <w:t>tersusun</w:t>
+      </w:r>
+      <w:proofErr w:type="spellEnd"/>
+      <w:r>
+        <w:rPr>
+          <w:rFonts w:asciiTheme="majorBidi" w:hAnsiTheme="majorBidi" w:cstheme="majorBidi"/>
+          <w:lang w:val="en-ID"/>
+        </w:rPr>
+        <w:t xml:space="preserve"> </w:t>
+      </w:r>
+      <w:proofErr w:type="spellStart"/>
+      <w:r>
+        <w:rPr>
+          <w:rFonts w:asciiTheme="majorBidi" w:hAnsiTheme="majorBidi" w:cstheme="majorBidi"/>
+          <w:lang w:val="en-ID"/>
+        </w:rPr>
+        <w:t>dengan</w:t>
+      </w:r>
+      <w:proofErr w:type="spellEnd"/>
+      <w:r>
+        <w:rPr>
+          <w:rFonts w:asciiTheme="majorBidi" w:hAnsiTheme="majorBidi" w:cstheme="majorBidi"/>
+          <w:lang w:val="en-ID"/>
+        </w:rPr>
+        <w:t xml:space="preserve"> </w:t>
+      </w:r>
+      <w:proofErr w:type="spellStart"/>
+      <w:r>
+        <w:rPr>
+          <w:rFonts w:asciiTheme="majorBidi" w:hAnsiTheme="majorBidi" w:cstheme="majorBidi"/>
+          <w:lang w:val="en-ID"/>
+        </w:rPr>
+        <w:t>jarak</w:t>
+      </w:r>
+      <w:proofErr w:type="spellEnd"/>
+      <w:r>
+        <w:rPr>
+          <w:rFonts w:asciiTheme="majorBidi" w:hAnsiTheme="majorBidi" w:cstheme="majorBidi"/>
+          <w:lang w:val="en-ID"/>
+        </w:rPr>
+        <w:t xml:space="preserve"> yang </w:t>
+      </w:r>
+      <w:proofErr w:type="spellStart"/>
+      <w:r>
+        <w:rPr>
+          <w:rFonts w:asciiTheme="majorBidi" w:hAnsiTheme="majorBidi" w:cstheme="majorBidi"/>
+          <w:lang w:val="en-ID"/>
+        </w:rPr>
+        <w:t>sama</w:t>
+      </w:r>
+      <w:proofErr w:type="spellEnd"/>
+      <w:r>
+        <w:rPr>
+          <w:rFonts w:asciiTheme="majorBidi" w:hAnsiTheme="majorBidi" w:cstheme="majorBidi"/>
+          <w:lang w:val="en-ID"/>
+        </w:rPr>
+        <w:t xml:space="preserve"> </w:t>
+      </w:r>
+      <w:proofErr w:type="spellStart"/>
+      <w:r>
+        <w:rPr>
+          <w:rFonts w:asciiTheme="majorBidi" w:hAnsiTheme="majorBidi" w:cstheme="majorBidi"/>
+          <w:lang w:val="en-ID"/>
+        </w:rPr>
+        <w:t>dari</w:t>
+      </w:r>
+      <w:proofErr w:type="spellEnd"/>
+      <w:r>
+        <w:rPr>
+          <w:rFonts w:asciiTheme="majorBidi" w:hAnsiTheme="majorBidi" w:cstheme="majorBidi"/>
+          <w:lang w:val="en-ID"/>
+        </w:rPr>
+        <w:t xml:space="preserve"> </w:t>
+      </w:r>
+      <w:proofErr w:type="spellStart"/>
+      <w:r>
+        <w:rPr>
+          <w:rFonts w:asciiTheme="majorBidi" w:hAnsiTheme="majorBidi" w:cstheme="majorBidi"/>
+          <w:lang w:val="en-ID"/>
+        </w:rPr>
+        <w:t>possi</w:t>
+      </w:r>
+      <w:proofErr w:type="spellEnd"/>
+      <w:r>
+        <w:rPr>
+          <w:rFonts w:asciiTheme="majorBidi" w:hAnsiTheme="majorBidi" w:cstheme="majorBidi"/>
+          <w:lang w:val="en-ID"/>
+        </w:rPr>
+        <w:t xml:space="preserve"> </w:t>
+      </w:r>
+      <w:proofErr w:type="spellStart"/>
+      <w:r>
+        <w:rPr>
+          <w:rFonts w:asciiTheme="majorBidi" w:hAnsiTheme="majorBidi" w:cstheme="majorBidi"/>
+          <w:lang w:val="en-ID"/>
+        </w:rPr>
+        <w:t>arriang</w:t>
+      </w:r>
+      <w:proofErr w:type="spellEnd"/>
+      <w:r>
+        <w:rPr>
+          <w:rFonts w:asciiTheme="majorBidi" w:hAnsiTheme="majorBidi" w:cstheme="majorBidi"/>
+          <w:lang w:val="en-ID"/>
+        </w:rPr>
+        <w:t xml:space="preserve">, </w:t>
+      </w:r>
+      <w:proofErr w:type="spellStart"/>
+      <w:r>
+        <w:rPr>
+          <w:rFonts w:asciiTheme="majorBidi" w:hAnsiTheme="majorBidi" w:cstheme="majorBidi"/>
+          <w:lang w:val="en-ID"/>
+        </w:rPr>
+        <w:t>mencerminkan</w:t>
+      </w:r>
+      <w:proofErr w:type="spellEnd"/>
+      <w:r>
+        <w:rPr>
+          <w:rFonts w:asciiTheme="majorBidi" w:hAnsiTheme="majorBidi" w:cstheme="majorBidi"/>
+          <w:lang w:val="en-ID"/>
+        </w:rPr>
+        <w:t xml:space="preserve"> </w:t>
+      </w:r>
+      <w:proofErr w:type="spellStart"/>
+      <w:r>
+        <w:rPr>
+          <w:rFonts w:asciiTheme="majorBidi" w:hAnsiTheme="majorBidi" w:cstheme="majorBidi"/>
+          <w:lang w:val="en-ID"/>
+        </w:rPr>
+        <w:t>simetri</w:t>
+      </w:r>
+      <w:proofErr w:type="spellEnd"/>
+      <w:r>
+        <w:rPr>
+          <w:rFonts w:asciiTheme="majorBidi" w:hAnsiTheme="majorBidi" w:cstheme="majorBidi"/>
+          <w:lang w:val="en-ID"/>
+        </w:rPr>
+        <w:t xml:space="preserve"> </w:t>
+      </w:r>
+      <w:proofErr w:type="spellStart"/>
+      <w:r>
+        <w:rPr>
+          <w:rFonts w:asciiTheme="majorBidi" w:hAnsiTheme="majorBidi" w:cstheme="majorBidi"/>
+          <w:lang w:val="en-ID"/>
+        </w:rPr>
+        <w:t>terhadap</w:t>
+      </w:r>
+      <w:proofErr w:type="spellEnd"/>
+      <w:r>
+        <w:rPr>
+          <w:rFonts w:asciiTheme="majorBidi" w:hAnsiTheme="majorBidi" w:cstheme="majorBidi"/>
+          <w:lang w:val="en-ID"/>
+        </w:rPr>
+        <w:t xml:space="preserve"> </w:t>
+      </w:r>
+      <w:proofErr w:type="spellStart"/>
+      <w:r>
+        <w:rPr>
+          <w:rFonts w:asciiTheme="majorBidi" w:hAnsiTheme="majorBidi" w:cstheme="majorBidi"/>
+          <w:lang w:val="en-ID"/>
+        </w:rPr>
+        <w:t>pusat</w:t>
+      </w:r>
+      <w:proofErr w:type="spellEnd"/>
+      <w:r>
+        <w:rPr>
+          <w:rFonts w:asciiTheme="majorBidi" w:hAnsiTheme="majorBidi" w:cstheme="majorBidi"/>
+          <w:lang w:val="en-ID"/>
+        </w:rPr>
+        <w:t xml:space="preserve">. </w:t>
+      </w:r>
       <w:r>
         <w:rPr>
           <w:rFonts w:asciiTheme="majorBidi" w:hAnsiTheme="majorBidi" w:cstheme="majorBidi"/>
           <w:lang w:val="fi-FI"/>
         </w:rPr>
-        <w:t xml:space="preserve">Secara filosofis, possi arriang melambangkan pusat kehidupan, yakni penghubung antara langit dan bumi, antara dunia spiritual dan dunia manusia. Tiang ini biasanya ditegakkan pertama kali dalam proses pembangunan rumah, disertai doa dan ritual adat sebagai bentuk permohonan keselamatan. Hal ini menandakan bahwa </w:t>
-      </w:r>
-      <w:r>
-        <w:rPr>
-          <w:rFonts w:asciiTheme="majorBidi" w:hAnsiTheme="majorBidi" w:cstheme="majorBidi"/>
-          <w:lang w:val="fi-FI"/>
-        </w:rPr>
-        <w:lastRenderedPageBreak/>
-        <w:t>kekuatan lahiriah berupa tiang-tiang yang tegak sejajar harus disertai dengan kekuatan batiniah berupa doa dan niat yang tulus agar rumah menjadi tempat yang membawa berkah. Dalam pandangan masyarakat Mandar, keseimbangan antara struktur fisik dan spiritual inilah yang menjadikan rumah Boyang tidak hanya kokoh secara bangunan, tetapi juga kuat secara makna.</w:t>
+        <w:t>Posisi ini bukan hanya menentukan keseimbangan struktural, tetapi juga menjadi pusat makna filosofis bagi masyarakat Mandar.</w:t>
       </w:r>
     </w:p>
     <w:p>
@@ -6813,7 +7216,7 @@
           <w:rFonts w:asciiTheme="majorBidi" w:hAnsiTheme="majorBidi" w:cstheme="majorBidi"/>
           <w:lang w:val="fi-FI"/>
         </w:rPr>
-        <w:t>Keseragaman jarak antar tiang juga memiliki nilai simbolik yang dalam. Setiap tiang memiliki posisi yang sama penting dalam menopang bangunan, sebagaimana setiap individu dalam masyarakat Mandar memiliki kedudukan yang sejajar dalam menopang kehidupan sosial. Tiang-tiang yang berdiri sejajar menggambarkan prinsip kesetaraan dan kebersamaan, bahwa kekuatan sebuah rumah tidak ditentukan oleh satu tiang, melainkan oleh keterpaduan semua tiang yang saling menopang. Prinsip ini mencerminkan pandangan sosial masyarakat Mandar bahwa harmoni hanya dapat tercapai bila setiap unsur bekerja bersama dalam keseimbangan dan saling menghormati.</w:t>
+        <w:t>Secara filosofis, possi arriang melambangkan pusat kehidupan, yakni penghubung antara langit dan bumi, antara dunia spiritual dan dunia manusia. Tiang ini biasanya ditegakkan pertama kali dalam proses pembangunan rumah, disertai doa dan ritual adat sebagai bentuk permohonan keselamatan. Hal ini menandakan bahwa kekuatan lahiriah berupa tiang-tiang yang tegak sejajar harus disertai dengan kekuatan batiniah berupa doa dan niat yang tulus agar rumah menjadi tempat yang membawa berkah. Dalam pandangan masyarakat Mandar, keseimbangan antara struktur fisik dan spiritual inilah yang menjadikan rumah Boyang tidak hanya kokoh secara bangunan, tetapi juga kuat secara makna.</w:t>
       </w:r>
     </w:p>
     <w:p>
@@ -6832,22 +7235,63 @@
           <w:rFonts w:asciiTheme="majorBidi" w:hAnsiTheme="majorBidi" w:cstheme="majorBidi"/>
           <w:lang w:val="fi-FI"/>
         </w:rPr>
-        <w:t>Dengan demikian, tiang penyangga (alliriang) pada rumah adat Mandar tidak hanya merepresentasikan struktur fisik dari bangunan tradisional, tetapi juga menjadi simbol keteraturan matematis dan nilai filosofis yang mendalam. Secara matematis, susunan tiang Boyang mencerminkan konsep garis sejajar, jarak konstan, simetri, dan bentuk balok tiga dimensi, sedangkan secara filosofis, possi arriang menjadi simbol pusat keseimbangan antara alam, manusia, dan spiritualitas. Perpaduan antara logika matematika dan nilai budaya ini menunjukkan bahwa masyarakat Mandar memiliki kearifan lokal yang berpijak pada prinsip rasionalitas dan harmoni, di mana setiap elemen arsitektur bukan hanya dibangun untuk fungsi, tetapi juga untuk makna.</w:t>
-      </w:r>
-    </w:p>
-    <w:p>
-      <w:pPr>
-        <w:rPr>
-          <w:spacing w:val="-2"/>
+        <w:t>Keseragaman jarak antar tiang juga memiliki nilai simbolik yang dalam. Setiap tiang memiliki posisi yang sama penting dalam menopang bangunan, sebagaimana setiap individu dalam masyarakat Mandar memiliki kedudukan yang sejajar dalam menopang kehidupan sosial. Tiang-tiang yang berdiri sejajar menggambarkan prinsip kesetaraan dan kebersamaan, bahwa kekuatan sebuah rumah tidak ditentukan oleh satu tiang, melainkan oleh keterpaduan semua tiang yang saling menopang. Prinsip ini mencerminkan pandangan sosial masyarakat Mandar bahwa harmoni hanya dapat tercapai bila setiap unsur bekerja bersama dalam keseimbangan dan saling menghormati.</w:t>
+      </w:r>
+    </w:p>
+    <w:p>
+      <w:pPr>
+        <w:rPr>
+          <w:rFonts w:asciiTheme="majorBidi" w:hAnsiTheme="majorBidi" w:cstheme="majorBidi"/>
           <w:sz w:val="24"/>
           <w:szCs w:val="24"/>
-        </w:rPr>
-      </w:pPr>
-      <w:r>
-        <w:rPr>
-          <w:spacing w:val="-2"/>
+          <w:lang w:val="fi-FI"/>
+        </w:rPr>
+      </w:pPr>
+      <w:r>
+        <w:rPr>
+          <w:rFonts w:asciiTheme="majorBidi" w:hAnsiTheme="majorBidi" w:cstheme="majorBidi"/>
+          <w:lang w:val="fi-FI"/>
         </w:rPr>
         <w:br w:type="page"/>
+      </w:r>
+    </w:p>
+    <w:p>
+      <w:pPr>
+        <w:pStyle w:val="BodyText"/>
+        <w:spacing w:line="480" w:lineRule="auto"/>
+        <w:ind w:left="568" w:firstLine="708"/>
+        <w:jc w:val="both"/>
+        <w:rPr>
+          <w:rFonts w:asciiTheme="majorBidi" w:hAnsiTheme="majorBidi" w:cstheme="majorBidi"/>
+          <w:lang w:val="fi-FI"/>
+        </w:rPr>
+      </w:pPr>
+      <w:r>
+        <w:rPr>
+          <w:rFonts w:asciiTheme="majorBidi" w:hAnsiTheme="majorBidi" w:cstheme="majorBidi"/>
+          <w:lang w:val="fi-FI"/>
+        </w:rPr>
+        <w:lastRenderedPageBreak/>
+        <w:t xml:space="preserve">Dengan demikian, tiang penyangga (alliriang) pada rumah adat Mandar tidak hanya merepresentasikan struktur fisik dari bangunan tradisional, tetapi juga menjadi simbol keteraturan matematis dan nilai filosofis yang mendalam. </w:t>
+      </w:r>
+    </w:p>
+    <w:p>
+      <w:pPr>
+        <w:pStyle w:val="BodyText"/>
+        <w:spacing w:line="480" w:lineRule="auto"/>
+        <w:ind w:left="568" w:firstLine="708"/>
+        <w:jc w:val="both"/>
+        <w:rPr>
+          <w:rFonts w:asciiTheme="majorBidi" w:hAnsiTheme="majorBidi" w:cstheme="majorBidi"/>
+          <w:lang w:val="fi-FI"/>
+        </w:rPr>
+      </w:pPr>
+      <w:r>
+        <w:rPr>
+          <w:rFonts w:asciiTheme="majorBidi" w:hAnsiTheme="majorBidi" w:cstheme="majorBidi"/>
+          <w:lang w:val="fi-FI"/>
+        </w:rPr>
+        <w:t>Secara matematis, susunan tiang Boyang mencerminkan konsep garis sejajar, jarak konstan, simetri, dan bentuk balok tiga dimensi, sedangkan secara filosofis, possi arriang menjadi simbol pusat keseimbangan antara alam, manusia, dan spiritualitas. Perpaduan antara logika matematika dan nilai budaya ini menunjukkan bahwa masyarakat Mandar memiliki kearifan lokal yang berpijak pada prinsip rasionalitas dan harmoni, di mana setiap elemen arsitektur bukan hanya dibangun untuk fungsi, tetapi juga untuk makna.</w:t>
       </w:r>
     </w:p>
     <w:p>
@@ -6866,12 +7310,16 @@
           <w:tab w:val="left" w:pos="1080"/>
         </w:tabs>
         <w:rPr>
+          <w:b/>
+          <w:bCs/>
           <w:color w:val="1B1B1C"/>
           <w:sz w:val="24"/>
         </w:rPr>
       </w:pPr>
       <w:r>
         <w:rPr>
+          <w:b/>
+          <w:bCs/>
           <w:color w:val="1B1B1C"/>
           <w:sz w:val="24"/>
         </w:rPr>
@@ -6879,6 +7327,8 @@
       </w:r>
       <w:r>
         <w:rPr>
+          <w:b/>
+          <w:bCs/>
           <w:color w:val="1B1B1C"/>
           <w:sz w:val="24"/>
         </w:rPr>
@@ -6886,6 +7336,8 @@
       </w:r>
       <w:r>
         <w:rPr>
+          <w:b/>
+          <w:bCs/>
           <w:color w:val="1B1B1C"/>
           <w:sz w:val="24"/>
         </w:rPr>
@@ -6900,6 +7352,88 @@
           <w:b/>
         </w:rPr>
       </w:pPr>
+    </w:p>
+    <w:p>
+      <w:pPr>
+        <w:pStyle w:val="BodyText"/>
+        <w:spacing w:before="27"/>
+        <w:jc w:val="center"/>
+        <w:rPr>
+          <w:b/>
+        </w:rPr>
+      </w:pPr>
+      <w:r>
+        <w:rPr>
+          <w:b/>
+          <w:noProof/>
+        </w:rPr>
+        <w:drawing>
+          <wp:anchor distT="0" distB="0" distL="114300" distR="114300" simplePos="0" relativeHeight="487589888" behindDoc="0" locked="0" layoutInCell="1" allowOverlap="1" wp14:anchorId="5069A4A8" wp14:editId="702AAD5B">
+            <wp:simplePos x="0" y="0"/>
+            <wp:positionH relativeFrom="margin">
+              <wp:align>center</wp:align>
+            </wp:positionH>
+            <wp:positionV relativeFrom="paragraph">
+              <wp:posOffset>14605</wp:posOffset>
+            </wp:positionV>
+            <wp:extent cx="4423410" cy="1629410"/>
+            <wp:effectExtent l="0" t="0" r="0" b="8890"/>
+            <wp:wrapThrough wrapText="bothSides">
+              <wp:wrapPolygon edited="0">
+                <wp:start x="0" y="0"/>
+                <wp:lineTo x="0" y="21465"/>
+                <wp:lineTo x="21488" y="21465"/>
+                <wp:lineTo x="21488" y="0"/>
+                <wp:lineTo x="0" y="0"/>
+              </wp:wrapPolygon>
+            </wp:wrapThrough>
+            <wp:docPr id="694884910" name="Picture 7"/>
+            <wp:cNvGraphicFramePr>
+              <a:graphicFrameLocks xmlns:a="http://schemas.openxmlformats.org/drawingml/2006/main" noChangeAspect="1"/>
+            </wp:cNvGraphicFramePr>
+            <a:graphic xmlns:a="http://schemas.openxmlformats.org/drawingml/2006/main">
+              <a:graphicData uri="http://schemas.openxmlformats.org/drawingml/2006/picture">
+                <pic:pic xmlns:pic="http://schemas.openxmlformats.org/drawingml/2006/picture">
+                  <pic:nvPicPr>
+                    <pic:cNvPr id="694884910" name="Picture 694884910"/>
+                    <pic:cNvPicPr/>
+                  </pic:nvPicPr>
+                  <pic:blipFill rotWithShape="1">
+                    <a:blip r:embed="rId9">
+                      <a:extLst>
+                        <a:ext uri="{28A0092B-C50C-407E-A947-70E740481C1C}">
+                          <a14:useLocalDpi xmlns:a14="http://schemas.microsoft.com/office/drawing/2010/main" val="0"/>
+                        </a:ext>
+                      </a:extLst>
+                    </a:blip>
+                    <a:srcRect t="4189"/>
+                    <a:stretch>
+                      <a:fillRect/>
+                    </a:stretch>
+                  </pic:blipFill>
+                  <pic:spPr bwMode="auto">
+                    <a:xfrm>
+                      <a:off x="0" y="0"/>
+                      <a:ext cx="4423410" cy="1629410"/>
+                    </a:xfrm>
+                    <a:prstGeom prst="rect">
+                      <a:avLst/>
+                    </a:prstGeom>
+                    <a:ln>
+                      <a:noFill/>
+                    </a:ln>
+                    <a:extLst>
+                      <a:ext uri="{53640926-AAD7-44D8-BBD7-CCE9431645EC}">
+                        <a14:shadowObscured xmlns:a14="http://schemas.microsoft.com/office/drawing/2010/main"/>
+                      </a:ext>
+                    </a:extLst>
+                  </pic:spPr>
+                </pic:pic>
+              </a:graphicData>
+            </a:graphic>
+          </wp:anchor>
+        </w:drawing>
+      </w:r>
     </w:p>
     <w:p>
       <w:pPr>
@@ -7640,6 +8174,21 @@
     </w:p>
     <w:p>
       <w:pPr>
+        <w:rPr>
+          <w:sz w:val="24"/>
+          <w:szCs w:val="24"/>
+          <w:lang w:val="en-ID"/>
+        </w:rPr>
+      </w:pPr>
+      <w:r>
+        <w:rPr>
+          <w:lang w:val="en-ID"/>
+        </w:rPr>
+        <w:br w:type="page"/>
+      </w:r>
+    </w:p>
+    <w:p>
+      <w:pPr>
         <w:pStyle w:val="BodyText"/>
         <w:spacing w:line="480" w:lineRule="auto"/>
         <w:ind w:left="567" w:firstLine="709"/>
@@ -7653,6 +8202,7 @@
         <w:rPr>
           <w:lang w:val="en-ID"/>
         </w:rPr>
+        <w:lastRenderedPageBreak/>
         <w:t>Secara</w:t>
       </w:r>
       <w:proofErr w:type="spellEnd"/>
@@ -8442,21 +8992,6 @@
     </w:p>
     <w:p>
       <w:pPr>
-        <w:rPr>
-          <w:sz w:val="24"/>
-          <w:szCs w:val="24"/>
-          <w:lang w:val="fi-FI"/>
-        </w:rPr>
-      </w:pPr>
-      <w:r>
-        <w:rPr>
-          <w:lang w:val="fi-FI"/>
-        </w:rPr>
-        <w:br w:type="page"/>
-      </w:r>
-    </w:p>
-    <w:p>
-      <w:pPr>
         <w:pStyle w:val="BodyText"/>
         <w:spacing w:line="480" w:lineRule="auto"/>
         <w:ind w:left="567" w:firstLine="709"/>
@@ -8469,7 +9004,6 @@
         <w:rPr>
           <w:lang w:val="fi-FI"/>
         </w:rPr>
-        <w:lastRenderedPageBreak/>
         <w:t>Oleh karena itu, penggunaan bentuk segitiga pada penutup bubungan bukan hanya pilihan estetika, tetapi juga merupakan penerapan prinsip stabilitas struktural dalam arsitektur tradisional Mandar.</w:t>
       </w:r>
     </w:p>
@@ -8935,6 +9469,7 @@
         <w:rPr>
           <w:lang w:val="en-ID"/>
         </w:rPr>
+        <w:lastRenderedPageBreak/>
         <w:t>misalnya</w:t>
       </w:r>
       <w:proofErr w:type="spellEnd"/>
@@ -9973,21 +10508,6 @@
     </w:p>
     <w:p>
       <w:pPr>
-        <w:rPr>
-          <w:sz w:val="24"/>
-          <w:szCs w:val="24"/>
-          <w:lang w:val="en-ID"/>
-        </w:rPr>
-      </w:pPr>
-      <w:r>
-        <w:rPr>
-          <w:lang w:val="en-ID"/>
-        </w:rPr>
-        <w:br w:type="page"/>
-      </w:r>
-    </w:p>
-    <w:p>
-      <w:pPr>
         <w:pStyle w:val="BodyText"/>
         <w:spacing w:line="480" w:lineRule="auto"/>
         <w:ind w:left="567" w:firstLine="709"/>
@@ -10001,7 +10521,6 @@
         <w:rPr>
           <w:lang w:val="en-ID"/>
         </w:rPr>
-        <w:lastRenderedPageBreak/>
         <w:t>Lebih</w:t>
       </w:r>
       <w:proofErr w:type="spellEnd"/>
@@ -11392,6 +11911,7 @@
         <w:rPr>
           <w:lang w:val="en-ID"/>
         </w:rPr>
+        <w:lastRenderedPageBreak/>
         <w:t xml:space="preserve">Jika </w:t>
       </w:r>
       <w:proofErr w:type="spellStart"/>
@@ -12423,40 +12943,7 @@
         <w:rPr>
           <w:lang w:val="en-ID"/>
         </w:rPr>
-        <w:t xml:space="preserve">. </w:t>
-      </w:r>
-    </w:p>
-    <w:p>
-      <w:pPr>
-        <w:rPr>
-          <w:sz w:val="24"/>
-          <w:szCs w:val="24"/>
-          <w:lang w:val="en-ID"/>
-        </w:rPr>
-      </w:pPr>
-      <w:r>
-        <w:rPr>
-          <w:lang w:val="en-ID"/>
-        </w:rPr>
-        <w:br w:type="page"/>
-      </w:r>
-    </w:p>
-    <w:p>
-      <w:pPr>
-        <w:pStyle w:val="BodyText"/>
-        <w:spacing w:line="480" w:lineRule="auto"/>
-        <w:ind w:left="567"/>
-        <w:jc w:val="both"/>
-        <w:rPr>
-          <w:lang w:val="en-ID"/>
-        </w:rPr>
-      </w:pPr>
-      <w:r>
-        <w:rPr>
-          <w:lang w:val="en-ID"/>
-        </w:rPr>
-        <w:lastRenderedPageBreak/>
-        <w:t xml:space="preserve">Dua </w:t>
+        <w:t xml:space="preserve">. Dua </w:t>
       </w:r>
       <w:proofErr w:type="spellStart"/>
       <w:r>
@@ -13501,7 +13988,256 @@
     <w:p>
       <w:pPr>
         <w:pStyle w:val="BodyText"/>
+        <w:numPr>
+          <w:ilvl w:val="0"/>
+          <w:numId w:val="2"/>
+        </w:numPr>
         <w:spacing w:line="480" w:lineRule="auto"/>
+        <w:jc w:val="both"/>
+        <w:rPr>
+          <w:lang w:val="fi-FI"/>
+        </w:rPr>
+      </w:pPr>
+      <w:r>
+        <w:rPr>
+          <w:b/>
+          <w:bCs/>
+          <w:color w:val="1B1B1C"/>
+        </w:rPr>
+        <w:t>Lontang Boyang (Penghubung antar ruang)</w:t>
+      </w:r>
+    </w:p>
+    <w:p>
+      <w:pPr>
+        <w:pStyle w:val="BodyText"/>
+        <w:spacing w:line="480" w:lineRule="auto"/>
+        <w:ind w:left="928"/>
+        <w:jc w:val="center"/>
+        <w:rPr>
+          <w:lang w:val="fi-FI"/>
+        </w:rPr>
+      </w:pPr>
+      <w:r>
+        <w:rPr>
+          <w:noProof/>
+          <w:lang w:val="fi-FI"/>
+        </w:rPr>
+        <w:lastRenderedPageBreak/>
+        <w:drawing>
+          <wp:inline distT="0" distB="0" distL="0" distR="0" wp14:anchorId="46DBB48C" wp14:editId="72A2902C">
+            <wp:extent cx="3294179" cy="2000250"/>
+            <wp:effectExtent l="0" t="0" r="1905" b="0"/>
+            <wp:docPr id="23091452" name="Picture 1"/>
+            <wp:cNvGraphicFramePr>
+              <a:graphicFrameLocks xmlns:a="http://schemas.openxmlformats.org/drawingml/2006/main" noChangeAspect="1"/>
+            </wp:cNvGraphicFramePr>
+            <a:graphic xmlns:a="http://schemas.openxmlformats.org/drawingml/2006/main">
+              <a:graphicData uri="http://schemas.openxmlformats.org/drawingml/2006/picture">
+                <pic:pic xmlns:pic="http://schemas.openxmlformats.org/drawingml/2006/picture">
+                  <pic:nvPicPr>
+                    <pic:cNvPr id="23091452" name="Picture 23091452"/>
+                    <pic:cNvPicPr/>
+                  </pic:nvPicPr>
+                  <pic:blipFill>
+                    <a:blip r:embed="rId10">
+                      <a:extLst>
+                        <a:ext uri="{28A0092B-C50C-407E-A947-70E740481C1C}">
+                          <a14:useLocalDpi xmlns:a14="http://schemas.microsoft.com/office/drawing/2010/main" val="0"/>
+                        </a:ext>
+                      </a:extLst>
+                    </a:blip>
+                    <a:stretch>
+                      <a:fillRect/>
+                    </a:stretch>
+                  </pic:blipFill>
+                  <pic:spPr>
+                    <a:xfrm>
+                      <a:off x="0" y="0"/>
+                      <a:ext cx="3324067" cy="2018398"/>
+                    </a:xfrm>
+                    <a:prstGeom prst="rect">
+                      <a:avLst/>
+                    </a:prstGeom>
+                  </pic:spPr>
+                </pic:pic>
+              </a:graphicData>
+            </a:graphic>
+          </wp:inline>
+        </w:drawing>
+      </w:r>
+    </w:p>
+    <w:p>
+      <w:pPr>
+        <w:pStyle w:val="BodyText"/>
+        <w:spacing w:line="480" w:lineRule="auto"/>
+        <w:ind w:left="567" w:firstLine="709"/>
+        <w:jc w:val="both"/>
+      </w:pPr>
+      <w:r>
+        <w:t xml:space="preserve">Dalam struktur rumah Mandar, lontang boyang terletak di bagian tengah rumah, menghubungkan antara ruang depan (tamping boyang) dengan ruang tengah dan ruang belakang. Secara arsitektural, fungsi lontang boyang ini sangat penting karena menjadi jalur sirkulasi utama di dalam rumah. Ruang ini tidak hanya memudahkan perpindahan antarbagian rumah, tetapi juga menjadi tempat interaksi sosial antara penghuni dengan tamu. Secara sosial dan budaya, posisi lontang boyang menandakan zona transisi antara ruang publik dan ruang privat. </w:t>
+      </w:r>
+    </w:p>
+    <w:p>
+      <w:pPr>
+        <w:pStyle w:val="BodyText"/>
+        <w:spacing w:line="480" w:lineRule="auto"/>
+        <w:ind w:left="567" w:firstLine="709"/>
+        <w:jc w:val="both"/>
+      </w:pPr>
+      <w:r>
+        <w:t xml:space="preserve">Dengan demikian, lontang boyang menjadi titik temu dua dunia: dunia luar yang terbuka dan dunia dalam yang lebih tertutup. Walaupun dibangun dengan teknologi tradisional, masyarakat Mandar memiliki pemahaman matematis yang kuat dalam merancang rumah boyang. Hal ini terlihat pada proporsi, bentuk geometri, dan keteraturan struktur bangunan. Secara bentuk, boyang berdiri di atas tiang-tiang kayu yang tersusun simetris. </w:t>
+      </w:r>
+    </w:p>
+    <w:p>
+      <w:pPr>
+        <w:pStyle w:val="BodyText"/>
+        <w:spacing w:line="480" w:lineRule="auto"/>
+        <w:ind w:left="567" w:firstLine="709"/>
+        <w:jc w:val="both"/>
+      </w:pPr>
+      <w:r>
+        <w:t xml:space="preserve">Lontang boyang berada di tengah sumbu simetri rumah, sehingga rumah terlihat seimbang dari sisi kiri dan kanan. Prinsip simetri ini mencerminkan nilai keseimbangan yang dijunjung tinggi masyarakat Mandar. Bila dilihat dari atas, tata ruang rumah boyang menyerupai bentuk persegi panjang yang dibagi menjadi tiga bagian sejajar: ruang depan, lontang boyang (tengah), dan ruang belakang. Secara matematis, pembagian ini menunjukkan konsep pembagian proporsional atau ratio. Misalnya, panjang keseluruhan rumah dapat dibagi dalam rasio 3:2:1, di mana bagian </w:t>
+      </w:r>
+      <w:r>
+        <w:lastRenderedPageBreak/>
+        <w:t xml:space="preserve">tengah (lontang boyang) menjadi proporsi yang paling luas karena menjadi pusat aktivitas keluarga. </w:t>
+      </w:r>
+    </w:p>
+    <w:p>
+      <w:pPr>
+        <w:pStyle w:val="BodyText"/>
+        <w:spacing w:line="480" w:lineRule="auto"/>
+        <w:ind w:left="567" w:firstLine="709"/>
+        <w:jc w:val="both"/>
+      </w:pPr>
+      <w:r>
+        <w:t>Dari sisi geometri tiga dimensi, rumah boyang memiliki bentuk atap yang menyerupai prisma segitiga. Jika diuraikan secara matematis, bidang atap terdiri dari dua segitiga sama kaki yang disatukan di bagian puncak. Sudut kemiringan atap (θ) ditentukan oleh perbandingan antara tinggi atap (</w:t>
+      </w:r>
+      <w:r>
+        <w:rPr>
+          <w:i/>
+          <w:iCs/>
+        </w:rPr>
+        <w:t>rise</w:t>
+      </w:r>
+      <w:r>
+        <w:t xml:space="preserve">) dan panjang bidang bawah (run), yang secara matematis dapat dihitung dengan rumus tanθ = rise/run. Kemiringan ini bukan hanya aspek teknis agar air hujan mudah mengalir, tetapi juga mengandung filosofi “arah ke atas”, simbol penghubung manusia dengan Tuhan (nilai spiritualitas vertikal). Sementara itu, bidang horizontal lantai melambangkan dunia kehidupan manusia (nilai duniawi). </w:t>
+      </w:r>
+    </w:p>
+    <w:p>
+      <w:pPr>
+        <w:pStyle w:val="BodyText"/>
+        <w:spacing w:line="480" w:lineRule="auto"/>
+        <w:ind w:left="567" w:firstLine="709"/>
+        <w:jc w:val="both"/>
+      </w:pPr>
+      <w:r>
+        <w:t xml:space="preserve">Pertemuan keduanya menciptakan harmoni antara bumi dan langit antara kebutuhan jasmani dan rohani. Lontang boyang menjadi titik pusat keseimbangan. Bila seluruh rumah dibagi menjadi dua bagian kiri dan kanan melalui sumbu di lontang boyang, maka ukuran, posisi tiang, dan kemiringan atap di kedua sisi memiliki ukuran yang hampir identik. Ini menunjukkan penerapan prinsip simetri reflektif, salah satu konsep dasar dalam geometri. </w:t>
+      </w:r>
+    </w:p>
+    <w:p>
+      <w:pPr>
+        <w:pStyle w:val="BodyText"/>
+        <w:spacing w:line="480" w:lineRule="auto"/>
+        <w:ind w:left="567" w:firstLine="709"/>
+        <w:jc w:val="both"/>
+      </w:pPr>
+      <w:r>
+        <w:t>Selain itu, struktur tiang-tiang (disebut tallang) yang menopang rumah disusun dalam barisan teratur dan sejajar. Jarak antar-tiang relatif sama, menandakan adanya pemahaman tentang pola berulang (</w:t>
+      </w:r>
+      <w:r>
+        <w:rPr>
+          <w:i/>
+          <w:iCs/>
+        </w:rPr>
+        <w:t>pattern</w:t>
+      </w:r>
+      <w:r>
+        <w:t>) dan kesebangunan (</w:t>
+      </w:r>
+      <w:r>
+        <w:rPr>
+          <w:i/>
+          <w:iCs/>
+        </w:rPr>
+        <w:t>similarity</w:t>
+      </w:r>
+      <w:r>
+        <w:t>) dalam bangunan tradisional Mandar. Dalam matematika, hubungan antar-ruang dapat digambarkan melalui konsep topologi. Setiap ruang di dalam rumah boyang bisa diibaratkan sebagai simpul (</w:t>
+      </w:r>
+      <w:r>
+        <w:rPr>
+          <w:i/>
+          <w:iCs/>
+        </w:rPr>
+        <w:t>node</w:t>
+      </w:r>
+      <w:r>
+        <w:t>), sedangkan lontang boyang berperan sebagai sisi penghubung (</w:t>
+      </w:r>
+      <w:r>
+        <w:rPr>
+          <w:i/>
+          <w:iCs/>
+        </w:rPr>
+        <w:t>edge</w:t>
+      </w:r>
+      <w:r>
+        <w:t xml:space="preserve">) yang menghubungkan node-node tersebut. </w:t>
+      </w:r>
+    </w:p>
+    <w:p>
+      <w:pPr>
+        <w:pStyle w:val="BodyText"/>
+        <w:spacing w:line="480" w:lineRule="auto"/>
+        <w:ind w:left="567" w:firstLine="709"/>
+        <w:jc w:val="both"/>
+      </w:pPr>
+      <w:r>
+        <w:t>Dengan demikian, secara topologis, lontang boyang adalah simpul pusat (</w:t>
+      </w:r>
+      <w:r>
+        <w:rPr>
+          <w:i/>
+          <w:iCs/>
+        </w:rPr>
+        <w:t>central node</w:t>
+      </w:r>
+      <w:r>
+        <w:t xml:space="preserve">) yang memiliki derajat konektivitas tertinggi. Artinya, setiap pergerakan antar-ruang dari depan ke tengah atau dari tengah ke belakang selalu </w:t>
+      </w:r>
+      <w:r>
+        <w:lastRenderedPageBreak/>
+        <w:t>melewati lontang boyang. Hal ini memperlihatkan bahwa masyarakat Mandar menempatkan ruang tengah sebagai pusat kehidupan, baik secara fisik maupun sosial. Selain nilai matematis, lontang boyang juga menyimpan filosofi mendalam.</w:t>
+      </w:r>
+    </w:p>
+    <w:p>
+      <w:pPr>
+        <w:pStyle w:val="BodyText"/>
+        <w:spacing w:line="480" w:lineRule="auto"/>
+        <w:ind w:left="567" w:firstLine="709"/>
+        <w:jc w:val="both"/>
+      </w:pPr>
+      <w:r>
+        <w:t xml:space="preserve">Dalam pandangan masyarakat Mandar, rumah bukan sekadar tempat bernaung, melainkan cerminan tatanan kehidupan. Setiap bagian rumah memiliki makna simbolik yang menghubungkan manusia dengan alam dan Sang Pencipta. Sebagai penghubung antar-ruang, lontang boyang melambangkan keterhubungan antar unsur kehidupan: manusia dengan manusia, manusia dengan alam, serta manusia dengan Tuhan. </w:t>
+      </w:r>
+    </w:p>
+    <w:p>
+      <w:pPr>
+        <w:pStyle w:val="BodyText"/>
+        <w:spacing w:line="480" w:lineRule="auto"/>
+        <w:ind w:left="567" w:firstLine="709"/>
+        <w:jc w:val="both"/>
+      </w:pPr>
+      <w:r>
+        <w:t xml:space="preserve">Dalam filosofi Mandar, semua hal yang baik lahir dari keseimbangan dan keteraturan. Oleh karena itu, ruang penghubung tidak hanya fungsional, tetapi juga spiritual tempat bertemunya aktivitas duniawi dan nilai-nilai sakral keluarga. Di dalam lontang boyang biasanya dilakukan berbagai kegiatan bersama, seperti musyawarah keluarga, acara adat, hingga penyambutan tamu penting. Ini menandakan nilai solidaritas dan kebersamaan, yang menjadi ciri khas masyarakat Mandar. Secara metaforis, ruang penghubung ini menjadi simbol persaudaraan dan dialog, sebagaimana konsep jembatan yang menghubungkan dua sisi. Secara kosmologis, lontang boyang sering diibaratkan sebagai poros tengah (axis mundi) yang menyatukan dunia bawah, tengah, dan atas. Tiang-tiang rumah (dunia bawah) menopang lantai tempat manusia beraktivitas (dunia tengah), sedangkan atap yang menjulang tinggi melambangkan dunia atas atau tempat yang suci. Lontang boyang menjadi jalur penghubung antara ketiganya, menggambarkan keseimbangan antara kehidupan material dan spiritual. </w:t>
+      </w:r>
+    </w:p>
+    <w:p>
+      <w:pPr>
+        <w:pStyle w:val="BodyText"/>
+        <w:spacing w:line="480" w:lineRule="auto"/>
+        <w:ind w:left="567" w:firstLine="709"/>
         <w:jc w:val="both"/>
         <w:rPr>
           <w:lang w:val="fi-FI"/>
@@ -13512,6 +14248,14 @@
           <w:cols w:space="720"/>
         </w:sectPr>
       </w:pPr>
+      <w:r>
+        <w:t xml:space="preserve">Dari uraian di atas, terlihat bahwa masyarakat Mandar secara intuitif menerapkan konsep-konsep matematika dalam arsitektur tradisionalnya. Bentuk segitiga, proporsi ruang, simetri, dan keteraturan struktur tiang adalah bukti nyata penerapan geometri, rasio, dan pola dalam konteks budaya. Namun, keindahan </w:t>
+      </w:r>
+      <w:r>
+        <w:lastRenderedPageBreak/>
+        <w:t>rumah boyang tidak hanya lahir dari ketepatan ukurannya, melainkan juga dari nilai nilai filosofis yang terkandung di dalamnya. Dengan demikian, lontang boyang bukan sekadar bagian fisik dari rumah, melainkan simbol dari keteraturan hidup, keseimbangan sosial, dan keharmonisan antara manusia dan alam. Melalui perpaduan antara konsep matematis dan nilai budaya ini, rumah adat Mandar menjadi representasi nyata dari kebijaksanaan lokal yang penuh logika sekaligus sarat makna spiritual</w:t>
+      </w:r>
+      <w:bookmarkEnd w:id="0"/>
     </w:p>
     <w:p>
       <w:pPr>
@@ -13926,7 +14670,7 @@
         </w:rPr>
         <w:t xml:space="preserve">Diakses tanggal 14 Oktober 2025, dari </w:t>
       </w:r>
-      <w:hyperlink r:id="rId7">
+      <w:hyperlink r:id="rId11">
         <w:r>
           <w:rPr>
             <w:color w:val="1154CC"/>
@@ -13943,7 +14687,7 @@
         </w:rPr>
         <w:t xml:space="preserve"> </w:t>
       </w:r>
-      <w:hyperlink r:id="rId8">
+      <w:hyperlink r:id="rId12">
         <w:r>
           <w:rPr>
             <w:color w:val="1154CC"/>
@@ -14804,7 +15548,7 @@
         </w:rPr>
         <w:t xml:space="preserve">14 Oktober 2025, dari </w:t>
       </w:r>
-      <w:hyperlink r:id="rId9">
+      <w:hyperlink r:id="rId13">
         <w:r>
           <w:rPr>
             <w:color w:val="1154CC"/>
@@ -14819,7 +15563,7 @@
         </w:rPr>
         <w:t xml:space="preserve"> </w:t>
       </w:r>
-      <w:hyperlink r:id="rId10">
+      <w:hyperlink r:id="rId14">
         <w:r>
           <w:rPr>
             <w:color w:val="1154CC"/>
@@ -15271,6 +16015,118 @@
     </w:lvl>
   </w:abstractNum>
   <w:abstractNum w:abstractNumId="3" w15:restartNumberingAfterBreak="0">
+    <w:nsid w:val="2BA5029F"/>
+    <w:multiLevelType w:val="hybridMultilevel"/>
+    <w:tmpl w:val="8D34843A"/>
+    <w:lvl w:ilvl="0" w:tplc="79A66A04">
+      <w:numFmt w:val="bullet"/>
+      <w:lvlText w:val=""/>
+      <w:lvlJc w:val="left"/>
+      <w:pPr>
+        <w:ind w:left="1648" w:hanging="360"/>
+      </w:pPr>
+      <w:rPr>
+        <w:rFonts w:ascii="Symbol" w:eastAsia="Times New Roman" w:hAnsi="Symbol" w:cs="Times New Roman" w:hint="default"/>
+      </w:rPr>
+    </w:lvl>
+    <w:lvl w:ilvl="1" w:tplc="38090003" w:tentative="1">
+      <w:start w:val="1"/>
+      <w:numFmt w:val="bullet"/>
+      <w:lvlText w:val="o"/>
+      <w:lvlJc w:val="left"/>
+      <w:pPr>
+        <w:ind w:left="2368" w:hanging="360"/>
+      </w:pPr>
+      <w:rPr>
+        <w:rFonts w:ascii="Courier New" w:hAnsi="Courier New" w:cs="Courier New" w:hint="default"/>
+      </w:rPr>
+    </w:lvl>
+    <w:lvl w:ilvl="2" w:tplc="38090005" w:tentative="1">
+      <w:start w:val="1"/>
+      <w:numFmt w:val="bullet"/>
+      <w:lvlText w:val=""/>
+      <w:lvlJc w:val="left"/>
+      <w:pPr>
+        <w:ind w:left="3088" w:hanging="360"/>
+      </w:pPr>
+      <w:rPr>
+        <w:rFonts w:ascii="Wingdings" w:hAnsi="Wingdings" w:hint="default"/>
+      </w:rPr>
+    </w:lvl>
+    <w:lvl w:ilvl="3" w:tplc="38090001" w:tentative="1">
+      <w:start w:val="1"/>
+      <w:numFmt w:val="bullet"/>
+      <w:lvlText w:val=""/>
+      <w:lvlJc w:val="left"/>
+      <w:pPr>
+        <w:ind w:left="3808" w:hanging="360"/>
+      </w:pPr>
+      <w:rPr>
+        <w:rFonts w:ascii="Symbol" w:hAnsi="Symbol" w:hint="default"/>
+      </w:rPr>
+    </w:lvl>
+    <w:lvl w:ilvl="4" w:tplc="38090003" w:tentative="1">
+      <w:start w:val="1"/>
+      <w:numFmt w:val="bullet"/>
+      <w:lvlText w:val="o"/>
+      <w:lvlJc w:val="left"/>
+      <w:pPr>
+        <w:ind w:left="4528" w:hanging="360"/>
+      </w:pPr>
+      <w:rPr>
+        <w:rFonts w:ascii="Courier New" w:hAnsi="Courier New" w:cs="Courier New" w:hint="default"/>
+      </w:rPr>
+    </w:lvl>
+    <w:lvl w:ilvl="5" w:tplc="38090005" w:tentative="1">
+      <w:start w:val="1"/>
+      <w:numFmt w:val="bullet"/>
+      <w:lvlText w:val=""/>
+      <w:lvlJc w:val="left"/>
+      <w:pPr>
+        <w:ind w:left="5248" w:hanging="360"/>
+      </w:pPr>
+      <w:rPr>
+        <w:rFonts w:ascii="Wingdings" w:hAnsi="Wingdings" w:hint="default"/>
+      </w:rPr>
+    </w:lvl>
+    <w:lvl w:ilvl="6" w:tplc="38090001" w:tentative="1">
+      <w:start w:val="1"/>
+      <w:numFmt w:val="bullet"/>
+      <w:lvlText w:val=""/>
+      <w:lvlJc w:val="left"/>
+      <w:pPr>
+        <w:ind w:left="5968" w:hanging="360"/>
+      </w:pPr>
+      <w:rPr>
+        <w:rFonts w:ascii="Symbol" w:hAnsi="Symbol" w:hint="default"/>
+      </w:rPr>
+    </w:lvl>
+    <w:lvl w:ilvl="7" w:tplc="38090003" w:tentative="1">
+      <w:start w:val="1"/>
+      <w:numFmt w:val="bullet"/>
+      <w:lvlText w:val="o"/>
+      <w:lvlJc w:val="left"/>
+      <w:pPr>
+        <w:ind w:left="6688" w:hanging="360"/>
+      </w:pPr>
+      <w:rPr>
+        <w:rFonts w:ascii="Courier New" w:hAnsi="Courier New" w:cs="Courier New" w:hint="default"/>
+      </w:rPr>
+    </w:lvl>
+    <w:lvl w:ilvl="8" w:tplc="38090005" w:tentative="1">
+      <w:start w:val="1"/>
+      <w:numFmt w:val="bullet"/>
+      <w:lvlText w:val=""/>
+      <w:lvlJc w:val="left"/>
+      <w:pPr>
+        <w:ind w:left="7408" w:hanging="360"/>
+      </w:pPr>
+      <w:rPr>
+        <w:rFonts w:ascii="Wingdings" w:hAnsi="Wingdings" w:hint="default"/>
+      </w:rPr>
+    </w:lvl>
+  </w:abstractNum>
+  <w:abstractNum w:abstractNumId="4" w15:restartNumberingAfterBreak="0">
     <w:nsid w:val="7A4D2579"/>
     <w:multiLevelType w:val="hybridMultilevel"/>
     <w:tmpl w:val="77EC0C3C"/>
@@ -15405,7 +16261,7 @@
       </w:rPr>
     </w:lvl>
   </w:abstractNum>
-  <w:abstractNum w:abstractNumId="4" w15:restartNumberingAfterBreak="0">
+  <w:abstractNum w:abstractNumId="5" w15:restartNumberingAfterBreak="0">
     <w:nsid w:val="7FA4016F"/>
     <w:multiLevelType w:val="hybridMultilevel"/>
     <w:tmpl w:val="5740B39C"/>
@@ -15548,7 +16404,7 @@
     <w:abstractNumId w:val="0"/>
   </w:num>
   <w:num w:numId="2" w16cid:durableId="1750693181">
-    <w:abstractNumId w:val="4"/>
+    <w:abstractNumId w:val="5"/>
   </w:num>
   <w:num w:numId="3" w16cid:durableId="447361901">
     <w:abstractNumId w:val="2"/>
@@ -15557,6 +16413,9 @@
     <w:abstractNumId w:val="1"/>
   </w:num>
   <w:num w:numId="5" w16cid:durableId="878711638">
+    <w:abstractNumId w:val="4"/>
+  </w:num>
+  <w:num w:numId="6" w16cid:durableId="377701645">
     <w:abstractNumId w:val="3"/>
   </w:num>
 </w:numbering>
@@ -15987,6 +16846,7 @@
   <w:style w:type="paragraph" w:styleId="Heading2">
     <w:name w:val="heading 2"/>
     <w:basedOn w:val="Normal"/>
+    <w:link w:val="Heading2Char"/>
     <w:uiPriority w:val="9"/>
     <w:unhideWhenUsed/>
     <w:qFormat/>
@@ -16031,6 +16891,7 @@
   <w:style w:type="paragraph" w:styleId="BodyText">
     <w:name w:val="Body Text"/>
     <w:basedOn w:val="Normal"/>
+    <w:link w:val="BodyTextChar"/>
     <w:uiPriority w:val="1"/>
     <w:qFormat/>
     <w:rPr>
@@ -16061,6 +16922,57 @@
     <w:rsid w:val="00F402C1"/>
     <w:rPr>
       <w:color w:val="666666"/>
+    </w:rPr>
+  </w:style>
+  <w:style w:type="character" w:styleId="Hyperlink">
+    <w:name w:val="Hyperlink"/>
+    <w:basedOn w:val="DefaultParagraphFont"/>
+    <w:uiPriority w:val="99"/>
+    <w:unhideWhenUsed/>
+    <w:rsid w:val="00B865FC"/>
+    <w:rPr>
+      <w:color w:val="0000FF" w:themeColor="hyperlink"/>
+      <w:u w:val="single"/>
+    </w:rPr>
+  </w:style>
+  <w:style w:type="character" w:styleId="UnresolvedMention">
+    <w:name w:val="Unresolved Mention"/>
+    <w:basedOn w:val="DefaultParagraphFont"/>
+    <w:uiPriority w:val="99"/>
+    <w:semiHidden/>
+    <w:unhideWhenUsed/>
+    <w:rsid w:val="00B865FC"/>
+    <w:rPr>
+      <w:color w:val="605E5C"/>
+      <w:shd w:val="clear" w:color="auto" w:fill="E1DFDD"/>
+    </w:rPr>
+  </w:style>
+  <w:style w:type="character" w:customStyle="1" w:styleId="BodyTextChar">
+    <w:name w:val="Body Text Char"/>
+    <w:basedOn w:val="DefaultParagraphFont"/>
+    <w:link w:val="BodyText"/>
+    <w:uiPriority w:val="1"/>
+    <w:rsid w:val="008F3FF5"/>
+    <w:rPr>
+      <w:rFonts w:ascii="Times New Roman" w:eastAsia="Times New Roman" w:hAnsi="Times New Roman" w:cs="Times New Roman"/>
+      <w:sz w:val="24"/>
+      <w:szCs w:val="24"/>
+      <w:lang w:val="id"/>
+    </w:rPr>
+  </w:style>
+  <w:style w:type="character" w:customStyle="1" w:styleId="Heading2Char">
+    <w:name w:val="Heading 2 Char"/>
+    <w:basedOn w:val="DefaultParagraphFont"/>
+    <w:link w:val="Heading2"/>
+    <w:uiPriority w:val="9"/>
+    <w:rsid w:val="004F23A1"/>
+    <w:rPr>
+      <w:rFonts w:ascii="Times New Roman" w:eastAsia="Times New Roman" w:hAnsi="Times New Roman" w:cs="Times New Roman"/>
+      <w:b/>
+      <w:bCs/>
+      <w:sz w:val="24"/>
+      <w:szCs w:val="24"/>
+      <w:lang w:val="id"/>
     </w:rPr>
   </w:style>
 </w:styles>
